--- a/data/outputs/docx/Grade 10 Math/Math 2.2 Reflection Congruence/Math_Reflection_Congruence_CBE_LessonSequence.docx
+++ b/data/outputs/docx/Grade 10 Math/Math 2.2 Reflection Congruence/Math_Reflection_Congruence_CBE_LessonSequence.docx
@@ -18,6 +18,7 @@
           <w:sz w:val="28"/>
           <w:szCs w:val="28"/>
         </w:rPr>
+        <w:t xml:space="preserve">MATHEMATICS GRADE 10: REFLECTION AND CONGRUENCE</w:t>
       </w:r>
     </w:p>
     <w:p>
@@ -36,6 +37,7 @@
           <w:sz w:val="22"/>
           <w:szCs w:val="22"/>
         </w:rPr>
+        <w:t xml:space="preserve">CBE Phenomenon-Driven Lesson Sequence - Sub-Strand 2.2 (6 Lessons)</w:t>
       </w:r>
     </w:p>
     <w:p>
@@ -2378,11 +2380,11 @@
       </w:tblPr>
       <w:tblGrid>
         <w:gridCol w:w="900"/>
+        <w:gridCol w:w="2300"/>
         <w:gridCol w:w="2556"/>
-        <w:gridCol w:w="2556"/>
-        <w:gridCol w:w="2556"/>
-        <w:gridCol w:w="2556"/>
-        <w:gridCol w:w="2556"/>
+        <w:gridCol w:w="3324"/>
+        <w:gridCol w:w="2300"/>
+        <w:gridCol w:w="2300"/>
       </w:tblGrid>
       <w:tr>
         <w:tc>
@@ -2454,7 +2456,7 @@
         </w:tc>
         <w:tc>
           <w:tcPr>
-            <w:tcW w:type="dxa" w:w="2556"/>
+            <w:tcW w:type="dxa" w:w="2300"/>
             <w:shd w:fill="2E75B6" w:color="auto" w:val="clear"/>
             <w:tcMar>
               <w:top w:type="dxa" w:w="60"/>
@@ -2518,7 +2520,7 @@
         </w:tc>
         <w:tc>
           <w:tcPr>
-            <w:tcW w:type="dxa" w:w="2556"/>
+            <w:tcW w:type="dxa" w:w="3324"/>
             <w:shd w:fill="2E75B6" w:color="auto" w:val="clear"/>
             <w:tcMar>
               <w:top w:type="dxa" w:w="60"/>
@@ -2550,7 +2552,7 @@
         </w:tc>
         <w:tc>
           <w:tcPr>
-            <w:tcW w:type="dxa" w:w="2556"/>
+            <w:tcW w:type="dxa" w:w="2300"/>
             <w:shd w:fill="1F6B75" w:color="auto" w:val="clear"/>
             <w:tcMar>
               <w:top w:type="dxa" w:w="60"/>
@@ -2582,7 +2584,7 @@
         </w:tc>
         <w:tc>
           <w:tcPr>
-            <w:tcW w:type="dxa" w:w="2556"/>
+            <w:tcW w:type="dxa" w:w="2300"/>
             <w:shd w:fill="2E75B6" w:color="auto" w:val="clear"/>
             <w:tcMar>
               <w:top w:type="dxa" w:w="60"/>
@@ -2648,7 +2650,7 @@
         </w:tc>
         <w:tc>
           <w:tcPr>
-            <w:tcW w:type="dxa" w:w="2556"/>
+            <w:tcW w:type="dxa" w:w="2300"/>
             <w:shd w:fill="FFFFFF" w:color="auto" w:val="clear"/>
             <w:tcMar>
               <w:top w:type="dxa" w:w="60"/>
@@ -2710,7 +2712,7 @@
             <w:pPr>
               <w:spacing w:after="20" w:before="0"/>
             </w:pPr>
-            <w:hyperlink w:history="1" r:id="rIdtmjpxvndlcmtwzda5cyhv">
+            <w:hyperlink w:history="1" r:id="rIdik9vm3ae8gyzhqhrjswkg">
               <w:r>
                 <w:rPr>
                   <w:rFonts w:ascii="Arial" w:cs="Arial" w:eastAsia="Arial" w:hAnsi="Arial"/>
@@ -2743,7 +2745,7 @@
               <w:spacing w:after="10" w:before="0"/>
               <w:ind w:left="120"/>
             </w:pPr>
-            <w:hyperlink w:history="1" r:id="rIdnedicgy3wfk7xpmldsisw">
+            <w:hyperlink w:history="1" r:id="rIdcqkqf6ixrkuaakjua_bgd">
               <w:r>
                 <w:rPr>
                   <w:rFonts w:ascii="Arial" w:cs="Arial" w:eastAsia="Arial" w:hAnsi="Arial"/>
@@ -2788,7 +2790,7 @@
             <w:pPr>
               <w:spacing w:after="20" w:before="0"/>
             </w:pPr>
-            <w:hyperlink w:history="1" r:id="rIdgwlqbuaow1y6p7mfdlu8f">
+            <w:hyperlink w:history="1" r:id="rIdqmvtucgqol8_na19pwrpg">
               <w:r>
                 <w:rPr>
                   <w:rFonts w:ascii="Arial" w:cs="Arial" w:eastAsia="Arial" w:hAnsi="Arial"/>
@@ -2821,7 +2823,7 @@
               <w:spacing w:after="10" w:before="0"/>
               <w:ind w:left="120"/>
             </w:pPr>
-            <w:hyperlink w:history="1" r:id="rIdeyqwnwl4adf63pfzurl_7">
+            <w:hyperlink w:history="1" r:id="rIdjdxa8547eohceomwcd6st">
               <w:r>
                 <w:rPr>
                   <w:rFonts w:ascii="Arial" w:cs="Arial" w:eastAsia="Arial" w:hAnsi="Arial"/>
@@ -2837,7 +2839,7 @@
         </w:tc>
         <w:tc>
           <w:tcPr>
-            <w:tcW w:type="dxa" w:w="2556"/>
+            <w:tcW w:type="dxa" w:w="3324"/>
             <w:shd w:fill="FFFFFF" w:color="auto" w:val="clear"/>
             <w:tcMar>
               <w:top w:type="dxa" w:w="60"/>
@@ -2888,7 +2890,7 @@
         </w:tc>
         <w:tc>
           <w:tcPr>
-            <w:tcW w:type="dxa" w:w="2556"/>
+            <w:tcW w:type="dxa" w:w="2300"/>
             <w:shd w:fill="F2F2F2" w:color="auto" w:val="clear"/>
             <w:tcMar>
               <w:top w:type="dxa" w:w="60"/>
@@ -2920,7 +2922,7 @@
         </w:tc>
         <w:tc>
           <w:tcPr>
-            <w:tcW w:type="dxa" w:w="2556"/>
+            <w:tcW w:type="dxa" w:w="2300"/>
             <w:shd w:fill="FFFFFF" w:color="auto" w:val="clear"/>
             <w:tcMar>
               <w:top w:type="dxa" w:w="60"/>
@@ -2986,7 +2988,7 @@
         </w:tc>
         <w:tc>
           <w:tcPr>
-            <w:tcW w:type="dxa" w:w="2556"/>
+            <w:tcW w:type="dxa" w:w="2300"/>
             <w:shd w:fill="FFFFFF" w:color="auto" w:val="clear"/>
             <w:tcMar>
               <w:top w:type="dxa" w:w="60"/>
@@ -3048,7 +3050,7 @@
             <w:pPr>
               <w:spacing w:after="20" w:before="0"/>
             </w:pPr>
-            <w:hyperlink w:history="1" r:id="rId0gyidi88tzmjm3fearm3v">
+            <w:hyperlink w:history="1" r:id="rIdxdsoqzmzze2oxuwzx7tlk">
               <w:r>
                 <w:rPr>
                   <w:rFonts w:ascii="Arial" w:cs="Arial" w:eastAsia="Arial" w:hAnsi="Arial"/>
@@ -3081,7 +3083,7 @@
               <w:spacing w:after="10" w:before="0"/>
               <w:ind w:left="120"/>
             </w:pPr>
-            <w:hyperlink w:history="1" r:id="rIdkauw0kn-yaadl-7dtvxd6">
+            <w:hyperlink w:history="1" r:id="rIdwf3-yvo6ke45c4lpljawl">
               <w:r>
                 <w:rPr>
                   <w:rFonts w:ascii="Arial" w:cs="Arial" w:eastAsia="Arial" w:hAnsi="Arial"/>
@@ -3126,7 +3128,7 @@
             <w:pPr>
               <w:spacing w:after="20" w:before="0"/>
             </w:pPr>
-            <w:hyperlink w:history="1" r:id="rIdnf_nk81cemtdsxa03jn0q">
+            <w:hyperlink w:history="1" r:id="rId_esvx_r15vk7jjftezehz">
               <w:r>
                 <w:rPr>
                   <w:rFonts w:ascii="Arial" w:cs="Arial" w:eastAsia="Arial" w:hAnsi="Arial"/>
@@ -3159,7 +3161,7 @@
               <w:spacing w:after="10" w:before="0"/>
               <w:ind w:left="120"/>
             </w:pPr>
-            <w:hyperlink w:history="1" r:id="rIdzz7erbm76gvruogwt3a39">
+            <w:hyperlink w:history="1" r:id="rIdgopqcfi8w9i9ubkvgbk8l">
               <w:r>
                 <w:rPr>
                   <w:rFonts w:ascii="Arial" w:cs="Arial" w:eastAsia="Arial" w:hAnsi="Arial"/>
@@ -3175,7 +3177,7 @@
         </w:tc>
         <w:tc>
           <w:tcPr>
-            <w:tcW w:type="dxa" w:w="2556"/>
+            <w:tcW w:type="dxa" w:w="3324"/>
             <w:shd w:fill="FFFFFF" w:color="auto" w:val="clear"/>
             <w:tcMar>
               <w:top w:type="dxa" w:w="60"/>
@@ -3226,7 +3228,7 @@
         </w:tc>
         <w:tc>
           <w:tcPr>
-            <w:tcW w:type="dxa" w:w="2556"/>
+            <w:tcW w:type="dxa" w:w="2300"/>
             <w:shd w:fill="F2F2F2" w:color="auto" w:val="clear"/>
             <w:tcMar>
               <w:top w:type="dxa" w:w="60"/>
@@ -3258,7 +3260,7 @@
         </w:tc>
         <w:tc>
           <w:tcPr>
-            <w:tcW w:type="dxa" w:w="2556"/>
+            <w:tcW w:type="dxa" w:w="2300"/>
             <w:shd w:fill="FFFFFF" w:color="auto" w:val="clear"/>
             <w:tcMar>
               <w:top w:type="dxa" w:w="60"/>
@@ -3324,7 +3326,7 @@
         </w:tc>
         <w:tc>
           <w:tcPr>
-            <w:tcW w:type="dxa" w:w="2556"/>
+            <w:tcW w:type="dxa" w:w="2300"/>
             <w:shd w:fill="FFFFFF" w:color="auto" w:val="clear"/>
             <w:tcMar>
               <w:top w:type="dxa" w:w="60"/>
@@ -3386,7 +3388,7 @@
             <w:pPr>
               <w:spacing w:after="20" w:before="0"/>
             </w:pPr>
-            <w:hyperlink w:history="1" r:id="rIdyfwfn7fdecuqaar34zgob">
+            <w:hyperlink w:history="1" r:id="rIdv_xztyynfxtpfqzck0dwg">
               <w:r>
                 <w:rPr>
                   <w:rFonts w:ascii="Arial" w:cs="Arial" w:eastAsia="Arial" w:hAnsi="Arial"/>
@@ -3419,7 +3421,7 @@
               <w:spacing w:after="10" w:before="0"/>
               <w:ind w:left="120"/>
             </w:pPr>
-            <w:hyperlink w:history="1" r:id="rIdqbwhgybo8-v2j9_ygn6ne">
+            <w:hyperlink w:history="1" r:id="rIdjso3xag6whcq7byy8luw3">
               <w:r>
                 <w:rPr>
                   <w:rFonts w:ascii="Arial" w:cs="Arial" w:eastAsia="Arial" w:hAnsi="Arial"/>
@@ -3464,7 +3466,7 @@
             <w:pPr>
               <w:spacing w:after="20" w:before="0"/>
             </w:pPr>
-            <w:hyperlink w:history="1" r:id="rId3znqiqdvkuhrs_sktllml">
+            <w:hyperlink w:history="1" r:id="rIdulbtw1o45tqoyujw9un7a">
               <w:r>
                 <w:rPr>
                   <w:rFonts w:ascii="Arial" w:cs="Arial" w:eastAsia="Arial" w:hAnsi="Arial"/>
@@ -3497,7 +3499,7 @@
               <w:spacing w:after="10" w:before="0"/>
               <w:ind w:left="120"/>
             </w:pPr>
-            <w:hyperlink w:history="1" r:id="rIdwdkk6tnpnzvrajklodypg">
+            <w:hyperlink w:history="1" r:id="rIdgloe7scwiawtj_crrlbbx">
               <w:r>
                 <w:rPr>
                   <w:rFonts w:ascii="Arial" w:cs="Arial" w:eastAsia="Arial" w:hAnsi="Arial"/>
@@ -3513,7 +3515,7 @@
         </w:tc>
         <w:tc>
           <w:tcPr>
-            <w:tcW w:type="dxa" w:w="2556"/>
+            <w:tcW w:type="dxa" w:w="3324"/>
             <w:shd w:fill="FFFFFF" w:color="auto" w:val="clear"/>
             <w:tcMar>
               <w:top w:type="dxa" w:w="60"/>
@@ -3564,7 +3566,7 @@
         </w:tc>
         <w:tc>
           <w:tcPr>
-            <w:tcW w:type="dxa" w:w="2556"/>
+            <w:tcW w:type="dxa" w:w="2300"/>
             <w:shd w:fill="F2F2F2" w:color="auto" w:val="clear"/>
             <w:tcMar>
               <w:top w:type="dxa" w:w="60"/>
@@ -3596,7 +3598,7 @@
         </w:tc>
         <w:tc>
           <w:tcPr>
-            <w:tcW w:type="dxa" w:w="2556"/>
+            <w:tcW w:type="dxa" w:w="2300"/>
             <w:shd w:fill="FFFFFF" w:color="auto" w:val="clear"/>
             <w:tcMar>
               <w:top w:type="dxa" w:w="60"/>
@@ -3662,7 +3664,7 @@
         </w:tc>
         <w:tc>
           <w:tcPr>
-            <w:tcW w:type="dxa" w:w="2556"/>
+            <w:tcW w:type="dxa" w:w="2300"/>
             <w:shd w:fill="FFFFFF" w:color="auto" w:val="clear"/>
             <w:tcMar>
               <w:top w:type="dxa" w:w="60"/>
@@ -3724,7 +3726,7 @@
             <w:pPr>
               <w:spacing w:after="20" w:before="0"/>
             </w:pPr>
-            <w:hyperlink w:history="1" r:id="rId6-hnlnh621g-ooq_eluhc">
+            <w:hyperlink w:history="1" r:id="rId71wqx9xyyawiydemebsqe">
               <w:r>
                 <w:rPr>
                   <w:rFonts w:ascii="Arial" w:cs="Arial" w:eastAsia="Arial" w:hAnsi="Arial"/>
@@ -3757,7 +3759,7 @@
               <w:spacing w:after="10" w:before="0"/>
               <w:ind w:left="120"/>
             </w:pPr>
-            <w:hyperlink w:history="1" r:id="rId8pi1-mfnbq9uiabc-5wkt">
+            <w:hyperlink w:history="1" r:id="rIdp1r4ievaxm59mk6yvgjzi">
               <w:r>
                 <w:rPr>
                   <w:rFonts w:ascii="Arial" w:cs="Arial" w:eastAsia="Arial" w:hAnsi="Arial"/>
@@ -3802,7 +3804,7 @@
             <w:pPr>
               <w:spacing w:after="20" w:before="0"/>
             </w:pPr>
-            <w:hyperlink w:history="1" r:id="rIdanqywkz-cm0-hra1tasgx">
+            <w:hyperlink w:history="1" r:id="rId3dii-b0undnjdhdbngfd1">
               <w:r>
                 <w:rPr>
                   <w:rFonts w:ascii="Arial" w:cs="Arial" w:eastAsia="Arial" w:hAnsi="Arial"/>
@@ -3835,7 +3837,7 @@
               <w:spacing w:after="10" w:before="0"/>
               <w:ind w:left="120"/>
             </w:pPr>
-            <w:hyperlink w:history="1" r:id="rIdem3w3fhlxxm0sbvse2bhm">
+            <w:hyperlink w:history="1" r:id="rIdj92jmiruy0y-qnx0mgeh_">
               <w:r>
                 <w:rPr>
                   <w:rFonts w:ascii="Arial" w:cs="Arial" w:eastAsia="Arial" w:hAnsi="Arial"/>
@@ -3851,7 +3853,7 @@
         </w:tc>
         <w:tc>
           <w:tcPr>
-            <w:tcW w:type="dxa" w:w="2556"/>
+            <w:tcW w:type="dxa" w:w="3324"/>
             <w:shd w:fill="FFFFFF" w:color="auto" w:val="clear"/>
             <w:tcMar>
               <w:top w:type="dxa" w:w="60"/>
@@ -3902,7 +3904,7 @@
         </w:tc>
         <w:tc>
           <w:tcPr>
-            <w:tcW w:type="dxa" w:w="2556"/>
+            <w:tcW w:type="dxa" w:w="2300"/>
             <w:shd w:fill="F2F2F2" w:color="auto" w:val="clear"/>
             <w:tcMar>
               <w:top w:type="dxa" w:w="60"/>
@@ -3934,7 +3936,7 @@
         </w:tc>
         <w:tc>
           <w:tcPr>
-            <w:tcW w:type="dxa" w:w="2556"/>
+            <w:tcW w:type="dxa" w:w="2300"/>
             <w:shd w:fill="FFFFFF" w:color="auto" w:val="clear"/>
             <w:tcMar>
               <w:top w:type="dxa" w:w="60"/>
@@ -4000,7 +4002,7 @@
         </w:tc>
         <w:tc>
           <w:tcPr>
-            <w:tcW w:type="dxa" w:w="2556"/>
+            <w:tcW w:type="dxa" w:w="2300"/>
             <w:shd w:fill="FFFFFF" w:color="auto" w:val="clear"/>
             <w:tcMar>
               <w:top w:type="dxa" w:w="60"/>
@@ -4062,7 +4064,7 @@
             <w:pPr>
               <w:spacing w:after="20" w:before="0"/>
             </w:pPr>
-            <w:hyperlink w:history="1" r:id="rId2cbikue0s0ylxyieu4ykm">
+            <w:hyperlink w:history="1" r:id="rIdm3m_kn1uf-zr370fa63bv">
               <w:r>
                 <w:rPr>
                   <w:rFonts w:ascii="Arial" w:cs="Arial" w:eastAsia="Arial" w:hAnsi="Arial"/>
@@ -4095,7 +4097,7 @@
               <w:spacing w:after="10" w:before="0"/>
               <w:ind w:left="120"/>
             </w:pPr>
-            <w:hyperlink w:history="1" r:id="rIdu_3uulrurln4w1ni82p0y">
+            <w:hyperlink w:history="1" r:id="rIdwao1ab49s_ylxyrgonneh">
               <w:r>
                 <w:rPr>
                   <w:rFonts w:ascii="Arial" w:cs="Arial" w:eastAsia="Arial" w:hAnsi="Arial"/>
@@ -4140,7 +4142,7 @@
             <w:pPr>
               <w:spacing w:after="20" w:before="0"/>
             </w:pPr>
-            <w:hyperlink w:history="1" r:id="rIdcmffsfdc-uqwuq6_46thj">
+            <w:hyperlink w:history="1" r:id="rId9ylf1bgrarbr3wajfuwfz">
               <w:r>
                 <w:rPr>
                   <w:rFonts w:ascii="Arial" w:cs="Arial" w:eastAsia="Arial" w:hAnsi="Arial"/>
@@ -4173,7 +4175,7 @@
               <w:spacing w:after="10" w:before="0"/>
               <w:ind w:left="120"/>
             </w:pPr>
-            <w:hyperlink w:history="1" r:id="rIdubc7n29c4vnonqaty87r2">
+            <w:hyperlink w:history="1" r:id="rIdaa9foscgprqqq31doonxc">
               <w:r>
                 <w:rPr>
                   <w:rFonts w:ascii="Arial" w:cs="Arial" w:eastAsia="Arial" w:hAnsi="Arial"/>
@@ -4189,7 +4191,7 @@
         </w:tc>
         <w:tc>
           <w:tcPr>
-            <w:tcW w:type="dxa" w:w="2556"/>
+            <w:tcW w:type="dxa" w:w="3324"/>
             <w:shd w:fill="FFFFFF" w:color="auto" w:val="clear"/>
             <w:tcMar>
               <w:top w:type="dxa" w:w="60"/>
@@ -4240,7 +4242,7 @@
         </w:tc>
         <w:tc>
           <w:tcPr>
-            <w:tcW w:type="dxa" w:w="2556"/>
+            <w:tcW w:type="dxa" w:w="2300"/>
             <w:shd w:fill="F2F2F2" w:color="auto" w:val="clear"/>
             <w:tcMar>
               <w:top w:type="dxa" w:w="60"/>
@@ -4272,7 +4274,7 @@
         </w:tc>
         <w:tc>
           <w:tcPr>
-            <w:tcW w:type="dxa" w:w="2556"/>
+            <w:tcW w:type="dxa" w:w="2300"/>
             <w:shd w:fill="FFFFFF" w:color="auto" w:val="clear"/>
             <w:tcMar>
               <w:top w:type="dxa" w:w="60"/>
@@ -5793,11 +5795,11 @@
       </w:tblPr>
       <w:tblGrid>
         <w:gridCol w:w="900"/>
+        <w:gridCol w:w="2300"/>
         <w:gridCol w:w="2556"/>
-        <w:gridCol w:w="2556"/>
-        <w:gridCol w:w="2556"/>
-        <w:gridCol w:w="2556"/>
-        <w:gridCol w:w="2556"/>
+        <w:gridCol w:w="3324"/>
+        <w:gridCol w:w="2300"/>
+        <w:gridCol w:w="2300"/>
       </w:tblGrid>
       <w:tr>
         <w:tc>
@@ -5869,7 +5871,7 @@
         </w:tc>
         <w:tc>
           <w:tcPr>
-            <w:tcW w:type="dxa" w:w="2556"/>
+            <w:tcW w:type="dxa" w:w="2300"/>
             <w:shd w:fill="2E75B6" w:color="auto" w:val="clear"/>
             <w:tcMar>
               <w:top w:type="dxa" w:w="60"/>
@@ -5933,7 +5935,7 @@
         </w:tc>
         <w:tc>
           <w:tcPr>
-            <w:tcW w:type="dxa" w:w="2556"/>
+            <w:tcW w:type="dxa" w:w="3324"/>
             <w:shd w:fill="2E75B6" w:color="auto" w:val="clear"/>
             <w:tcMar>
               <w:top w:type="dxa" w:w="60"/>
@@ -5965,7 +5967,7 @@
         </w:tc>
         <w:tc>
           <w:tcPr>
-            <w:tcW w:type="dxa" w:w="2556"/>
+            <w:tcW w:type="dxa" w:w="2300"/>
             <w:shd w:fill="1F6B75" w:color="auto" w:val="clear"/>
             <w:tcMar>
               <w:top w:type="dxa" w:w="60"/>
@@ -5997,7 +5999,7 @@
         </w:tc>
         <w:tc>
           <w:tcPr>
-            <w:tcW w:type="dxa" w:w="2556"/>
+            <w:tcW w:type="dxa" w:w="2300"/>
             <w:shd w:fill="2E75B6" w:color="auto" w:val="clear"/>
             <w:tcMar>
               <w:top w:type="dxa" w:w="60"/>
@@ -6063,7 +6065,7 @@
         </w:tc>
         <w:tc>
           <w:tcPr>
-            <w:tcW w:type="dxa" w:w="2556"/>
+            <w:tcW w:type="dxa" w:w="2300"/>
             <w:shd w:fill="FFFFFF" w:color="auto" w:val="clear"/>
             <w:tcMar>
               <w:top w:type="dxa" w:w="60"/>
@@ -6125,7 +6127,7 @@
             <w:pPr>
               <w:spacing w:after="20" w:before="0"/>
             </w:pPr>
-            <w:hyperlink w:history="1" r:id="rIdjy3tnabl8y6rhkemysjhr">
+            <w:hyperlink w:history="1" r:id="rIdbaquqazlliwxpgwjnyexm">
               <w:r>
                 <w:rPr>
                   <w:rFonts w:ascii="Arial" w:cs="Arial" w:eastAsia="Arial" w:hAnsi="Arial"/>
@@ -6158,7 +6160,7 @@
               <w:spacing w:after="10" w:before="0"/>
               <w:ind w:left="120"/>
             </w:pPr>
-            <w:hyperlink w:history="1" r:id="rIdnhe3c_ukocr8we8xk5ik3">
+            <w:hyperlink w:history="1" r:id="rIdop4vpntztsvjkuurufi8h">
               <w:r>
                 <w:rPr>
                   <w:rFonts w:ascii="Arial" w:cs="Arial" w:eastAsia="Arial" w:hAnsi="Arial"/>
@@ -6203,7 +6205,7 @@
             <w:pPr>
               <w:spacing w:after="20" w:before="0"/>
             </w:pPr>
-            <w:hyperlink w:history="1" r:id="rIdlzh1bii5dgoykant-ssmg">
+            <w:hyperlink w:history="1" r:id="rIdvfat2duzruk0w1wn52uqa">
               <w:r>
                 <w:rPr>
                   <w:rFonts w:ascii="Arial" w:cs="Arial" w:eastAsia="Arial" w:hAnsi="Arial"/>
@@ -6236,7 +6238,7 @@
               <w:spacing w:after="10" w:before="0"/>
               <w:ind w:left="120"/>
             </w:pPr>
-            <w:hyperlink w:history="1" r:id="rId2rpqnl8jvust0rzvxgjrm">
+            <w:hyperlink w:history="1" r:id="rIdev0huvr7ujaidkdqssk3p">
               <w:r>
                 <w:rPr>
                   <w:rFonts w:ascii="Arial" w:cs="Arial" w:eastAsia="Arial" w:hAnsi="Arial"/>
@@ -6252,7 +6254,7 @@
         </w:tc>
         <w:tc>
           <w:tcPr>
-            <w:tcW w:type="dxa" w:w="2556"/>
+            <w:tcW w:type="dxa" w:w="3324"/>
             <w:shd w:fill="FFFFFF" w:color="auto" w:val="clear"/>
             <w:tcMar>
               <w:top w:type="dxa" w:w="60"/>
@@ -6303,7 +6305,7 @@
         </w:tc>
         <w:tc>
           <w:tcPr>
-            <w:tcW w:type="dxa" w:w="2556"/>
+            <w:tcW w:type="dxa" w:w="2300"/>
             <w:shd w:fill="F2F2F2" w:color="auto" w:val="clear"/>
             <w:tcMar>
               <w:top w:type="dxa" w:w="60"/>
@@ -6335,7 +6337,7 @@
         </w:tc>
         <w:tc>
           <w:tcPr>
-            <w:tcW w:type="dxa" w:w="2556"/>
+            <w:tcW w:type="dxa" w:w="2300"/>
             <w:shd w:fill="FFFFFF" w:color="auto" w:val="clear"/>
             <w:tcMar>
               <w:top w:type="dxa" w:w="60"/>
@@ -6401,7 +6403,7 @@
         </w:tc>
         <w:tc>
           <w:tcPr>
-            <w:tcW w:type="dxa" w:w="2556"/>
+            <w:tcW w:type="dxa" w:w="2300"/>
             <w:shd w:fill="FFFFFF" w:color="auto" w:val="clear"/>
             <w:tcMar>
               <w:top w:type="dxa" w:w="60"/>
@@ -6543,7 +6545,7 @@
             <w:pPr>
               <w:spacing w:after="20" w:before="0"/>
             </w:pPr>
-            <w:hyperlink w:history="1" r:id="rIdfdu3qnugnc5pa-vdkjk9z">
+            <w:hyperlink w:history="1" r:id="rIdc1u8nyebzi3ghkjrepbry">
               <w:r>
                 <w:rPr>
                   <w:rFonts w:ascii="Arial" w:cs="Arial" w:eastAsia="Arial" w:hAnsi="Arial"/>
@@ -6576,7 +6578,7 @@
               <w:spacing w:after="10" w:before="0"/>
               <w:ind w:left="120"/>
             </w:pPr>
-            <w:hyperlink w:history="1" r:id="rIdopezvrxkmqxyfqrwxmxbg">
+            <w:hyperlink w:history="1" r:id="rIdawrdohijtu1rngeokjc04">
               <w:r>
                 <w:rPr>
                   <w:rFonts w:ascii="Arial" w:cs="Arial" w:eastAsia="Arial" w:hAnsi="Arial"/>
@@ -6621,7 +6623,7 @@
             <w:pPr>
               <w:spacing w:after="20" w:before="0"/>
             </w:pPr>
-            <w:hyperlink w:history="1" r:id="rIdl-fnvetdisznokikm1qh5">
+            <w:hyperlink w:history="1" r:id="rIdzxxg1m8f3_3dcggk8qwdv">
               <w:r>
                 <w:rPr>
                   <w:rFonts w:ascii="Arial" w:cs="Arial" w:eastAsia="Arial" w:hAnsi="Arial"/>
@@ -6654,7 +6656,7 @@
               <w:spacing w:after="10" w:before="0"/>
               <w:ind w:left="120"/>
             </w:pPr>
-            <w:hyperlink w:history="1" r:id="rIdekrsjlsztc5sfe8ovxd8o">
+            <w:hyperlink w:history="1" r:id="rIdb-2e2ebh-ydarrcjrxdgf">
               <w:r>
                 <w:rPr>
                   <w:rFonts w:ascii="Arial" w:cs="Arial" w:eastAsia="Arial" w:hAnsi="Arial"/>
@@ -6670,7 +6672,7 @@
         </w:tc>
         <w:tc>
           <w:tcPr>
-            <w:tcW w:type="dxa" w:w="2556"/>
+            <w:tcW w:type="dxa" w:w="3324"/>
             <w:shd w:fill="FFFFFF" w:color="auto" w:val="clear"/>
             <w:tcMar>
               <w:top w:type="dxa" w:w="60"/>
@@ -6721,7 +6723,7 @@
         </w:tc>
         <w:tc>
           <w:tcPr>
-            <w:tcW w:type="dxa" w:w="2556"/>
+            <w:tcW w:type="dxa" w:w="2300"/>
             <w:shd w:fill="F2F2F2" w:color="auto" w:val="clear"/>
             <w:tcMar>
               <w:top w:type="dxa" w:w="60"/>
@@ -6753,7 +6755,7 @@
         </w:tc>
         <w:tc>
           <w:tcPr>
-            <w:tcW w:type="dxa" w:w="2556"/>
+            <w:tcW w:type="dxa" w:w="2300"/>
             <w:shd w:fill="FFFFFF" w:color="auto" w:val="clear"/>
             <w:tcMar>
               <w:top w:type="dxa" w:w="60"/>
@@ -6819,7 +6821,7 @@
         </w:tc>
         <w:tc>
           <w:tcPr>
-            <w:tcW w:type="dxa" w:w="2556"/>
+            <w:tcW w:type="dxa" w:w="2300"/>
             <w:shd w:fill="FFFFFF" w:color="auto" w:val="clear"/>
             <w:tcMar>
               <w:top w:type="dxa" w:w="60"/>
@@ -6957,7 +6959,7 @@
             <w:pPr>
               <w:spacing w:after="20" w:before="0"/>
             </w:pPr>
-            <w:hyperlink w:history="1" r:id="rIdorzkahgmgo3fwm6u7wwwy">
+            <w:hyperlink w:history="1" r:id="rIdr5f-uzh01fwt8_9qn1rem">
               <w:r>
                 <w:rPr>
                   <w:rFonts w:ascii="Arial" w:cs="Arial" w:eastAsia="Arial" w:hAnsi="Arial"/>
@@ -6990,7 +6992,7 @@
               <w:spacing w:after="10" w:before="0"/>
               <w:ind w:left="120"/>
             </w:pPr>
-            <w:hyperlink w:history="1" r:id="rId8huafre4qu3tbf3qw4gbd">
+            <w:hyperlink w:history="1" r:id="rIdpzarvhpe-9odiydqgmwol">
               <w:r>
                 <w:rPr>
                   <w:rFonts w:ascii="Arial" w:cs="Arial" w:eastAsia="Arial" w:hAnsi="Arial"/>
@@ -7035,7 +7037,7 @@
             <w:pPr>
               <w:spacing w:after="20" w:before="0"/>
             </w:pPr>
-            <w:hyperlink w:history="1" r:id="rIdwqpx1t6p0ta-luvqze-4w">
+            <w:hyperlink w:history="1" r:id="rIdaqdsdoirt4igfbs2xm9s9">
               <w:r>
                 <w:rPr>
                   <w:rFonts w:ascii="Arial" w:cs="Arial" w:eastAsia="Arial" w:hAnsi="Arial"/>
@@ -7068,7 +7070,7 @@
               <w:spacing w:after="10" w:before="0"/>
               <w:ind w:left="120"/>
             </w:pPr>
-            <w:hyperlink w:history="1" r:id="rIday_grbagssgudhhud82_s">
+            <w:hyperlink w:history="1" r:id="rIdj6ygaflqcx0lmuxlfzkdl">
               <w:r>
                 <w:rPr>
                   <w:rFonts w:ascii="Arial" w:cs="Arial" w:eastAsia="Arial" w:hAnsi="Arial"/>
@@ -7084,7 +7086,7 @@
         </w:tc>
         <w:tc>
           <w:tcPr>
-            <w:tcW w:type="dxa" w:w="2556"/>
+            <w:tcW w:type="dxa" w:w="3324"/>
             <w:shd w:fill="FFFFFF" w:color="auto" w:val="clear"/>
             <w:tcMar>
               <w:top w:type="dxa" w:w="60"/>
@@ -7135,7 +7137,7 @@
         </w:tc>
         <w:tc>
           <w:tcPr>
-            <w:tcW w:type="dxa" w:w="2556"/>
+            <w:tcW w:type="dxa" w:w="2300"/>
             <w:shd w:fill="F2F2F2" w:color="auto" w:val="clear"/>
             <w:tcMar>
               <w:top w:type="dxa" w:w="60"/>
@@ -7167,7 +7169,7 @@
         </w:tc>
         <w:tc>
           <w:tcPr>
-            <w:tcW w:type="dxa" w:w="2556"/>
+            <w:tcW w:type="dxa" w:w="2300"/>
             <w:shd w:fill="FFFFFF" w:color="auto" w:val="clear"/>
             <w:tcMar>
               <w:top w:type="dxa" w:w="60"/>
@@ -7233,7 +7235,7 @@
         </w:tc>
         <w:tc>
           <w:tcPr>
-            <w:tcW w:type="dxa" w:w="2556"/>
+            <w:tcW w:type="dxa" w:w="2300"/>
             <w:shd w:fill="FFFFFF" w:color="auto" w:val="clear"/>
             <w:tcMar>
               <w:top w:type="dxa" w:w="60"/>
@@ -7295,7 +7297,7 @@
             <w:pPr>
               <w:spacing w:after="20" w:before="0"/>
             </w:pPr>
-            <w:hyperlink w:history="1" r:id="rIdn-mexji9n-fb2qcxlpnqy">
+            <w:hyperlink w:history="1" r:id="rIdw_b-8mrdrrtbujfaerxsg">
               <w:r>
                 <w:rPr>
                   <w:rFonts w:ascii="Arial" w:cs="Arial" w:eastAsia="Arial" w:hAnsi="Arial"/>
@@ -7328,7 +7330,7 @@
               <w:spacing w:after="10" w:before="0"/>
               <w:ind w:left="120"/>
             </w:pPr>
-            <w:hyperlink w:history="1" r:id="rIdckmub7ya1g5-iurzhpb-n">
+            <w:hyperlink w:history="1" r:id="rIdggnry1yj_snrzcubmizyg">
               <w:r>
                 <w:rPr>
                   <w:rFonts w:ascii="Arial" w:cs="Arial" w:eastAsia="Arial" w:hAnsi="Arial"/>
@@ -7373,7 +7375,7 @@
             <w:pPr>
               <w:spacing w:after="20" w:before="0"/>
             </w:pPr>
-            <w:hyperlink w:history="1" r:id="rId2dmy3daqhfzzbj7ncj_or">
+            <w:hyperlink w:history="1" r:id="rIdmbyh-xs7exb5voek-uaoj">
               <w:r>
                 <w:rPr>
                   <w:rFonts w:ascii="Arial" w:cs="Arial" w:eastAsia="Arial" w:hAnsi="Arial"/>
@@ -7406,7 +7408,7 @@
               <w:spacing w:after="10" w:before="0"/>
               <w:ind w:left="120"/>
             </w:pPr>
-            <w:hyperlink w:history="1" r:id="rIdfq8yhazf8m8l_ea77u5tb">
+            <w:hyperlink w:history="1" r:id="rIdjfgk9c-c0mhdxkp14eerk">
               <w:r>
                 <w:rPr>
                   <w:rFonts w:ascii="Arial" w:cs="Arial" w:eastAsia="Arial" w:hAnsi="Arial"/>
@@ -7422,7 +7424,7 @@
         </w:tc>
         <w:tc>
           <w:tcPr>
-            <w:tcW w:type="dxa" w:w="2556"/>
+            <w:tcW w:type="dxa" w:w="3324"/>
             <w:shd w:fill="FFFFFF" w:color="auto" w:val="clear"/>
             <w:tcMar>
               <w:top w:type="dxa" w:w="60"/>
@@ -7454,7 +7456,7 @@
         </w:tc>
         <w:tc>
           <w:tcPr>
-            <w:tcW w:type="dxa" w:w="2556"/>
+            <w:tcW w:type="dxa" w:w="2300"/>
             <w:shd w:fill="F2F2F2" w:color="auto" w:val="clear"/>
             <w:tcMar>
               <w:top w:type="dxa" w:w="60"/>
@@ -7486,7 +7488,7 @@
         </w:tc>
         <w:tc>
           <w:tcPr>
-            <w:tcW w:type="dxa" w:w="2556"/>
+            <w:tcW w:type="dxa" w:w="2300"/>
             <w:shd w:fill="FFFFFF" w:color="auto" w:val="clear"/>
             <w:tcMar>
               <w:top w:type="dxa" w:w="60"/>
@@ -7552,7 +7554,7 @@
         </w:tc>
         <w:tc>
           <w:tcPr>
-            <w:tcW w:type="dxa" w:w="2556"/>
+            <w:tcW w:type="dxa" w:w="2300"/>
             <w:shd w:fill="FFFFFF" w:color="auto" w:val="clear"/>
             <w:tcMar>
               <w:top w:type="dxa" w:w="60"/>
@@ -7614,7 +7616,7 @@
             <w:pPr>
               <w:spacing w:after="20" w:before="0"/>
             </w:pPr>
-            <w:hyperlink w:history="1" r:id="rIdvul-v0ryn_atb2ejsqsxn">
+            <w:hyperlink w:history="1" r:id="rId5q367hv9xrrmye2spdz_q">
               <w:r>
                 <w:rPr>
                   <w:rFonts w:ascii="Arial" w:cs="Arial" w:eastAsia="Arial" w:hAnsi="Arial"/>
@@ -7647,7 +7649,7 @@
               <w:spacing w:after="10" w:before="0"/>
               <w:ind w:left="120"/>
             </w:pPr>
-            <w:hyperlink w:history="1" r:id="rIdjmolqhvxa1nint8da7n3q">
+            <w:hyperlink w:history="1" r:id="rIdxkvcd4yp5ld7jitqcwyn5">
               <w:r>
                 <w:rPr>
                   <w:rFonts w:ascii="Arial" w:cs="Arial" w:eastAsia="Arial" w:hAnsi="Arial"/>
@@ -7692,7 +7694,7 @@
             <w:pPr>
               <w:spacing w:after="20" w:before="0"/>
             </w:pPr>
-            <w:hyperlink w:history="1" r:id="rIdqclqmwuqkbc2zradjvunm">
+            <w:hyperlink w:history="1" r:id="rIdtdivbmnw747nzsq_petx_">
               <w:r>
                 <w:rPr>
                   <w:rFonts w:ascii="Arial" w:cs="Arial" w:eastAsia="Arial" w:hAnsi="Arial"/>
@@ -7725,7 +7727,7 @@
               <w:spacing w:after="10" w:before="0"/>
               <w:ind w:left="120"/>
             </w:pPr>
-            <w:hyperlink w:history="1" r:id="rId3i14gcpuzckxeyersuxqh">
+            <w:hyperlink w:history="1" r:id="rIdyzq9esa-m0lc4txdhd_wi">
               <w:r>
                 <w:rPr>
                   <w:rFonts w:ascii="Arial" w:cs="Arial" w:eastAsia="Arial" w:hAnsi="Arial"/>
@@ -7741,7 +7743,7 @@
         </w:tc>
         <w:tc>
           <w:tcPr>
-            <w:tcW w:type="dxa" w:w="2556"/>
+            <w:tcW w:type="dxa" w:w="3324"/>
             <w:shd w:fill="FFFFFF" w:color="auto" w:val="clear"/>
             <w:tcMar>
               <w:top w:type="dxa" w:w="60"/>
@@ -7792,7 +7794,7 @@
         </w:tc>
         <w:tc>
           <w:tcPr>
-            <w:tcW w:type="dxa" w:w="2556"/>
+            <w:tcW w:type="dxa" w:w="2300"/>
             <w:shd w:fill="F2F2F2" w:color="auto" w:val="clear"/>
             <w:tcMar>
               <w:top w:type="dxa" w:w="60"/>
@@ -7824,7 +7826,7 @@
         </w:tc>
         <w:tc>
           <w:tcPr>
-            <w:tcW w:type="dxa" w:w="2556"/>
+            <w:tcW w:type="dxa" w:w="2300"/>
             <w:shd w:fill="FFFFFF" w:color="auto" w:val="clear"/>
             <w:tcMar>
               <w:top w:type="dxa" w:w="60"/>
@@ -9325,11 +9327,11 @@
       </w:tblPr>
       <w:tblGrid>
         <w:gridCol w:w="900"/>
+        <w:gridCol w:w="2300"/>
         <w:gridCol w:w="2556"/>
-        <w:gridCol w:w="2556"/>
-        <w:gridCol w:w="2556"/>
-        <w:gridCol w:w="2556"/>
-        <w:gridCol w:w="2556"/>
+        <w:gridCol w:w="3324"/>
+        <w:gridCol w:w="2300"/>
+        <w:gridCol w:w="2300"/>
       </w:tblGrid>
       <w:tr>
         <w:tc>
@@ -9401,7 +9403,7 @@
         </w:tc>
         <w:tc>
           <w:tcPr>
-            <w:tcW w:type="dxa" w:w="2556"/>
+            <w:tcW w:type="dxa" w:w="2300"/>
             <w:shd w:fill="2E75B6" w:color="auto" w:val="clear"/>
             <w:tcMar>
               <w:top w:type="dxa" w:w="60"/>
@@ -9465,7 +9467,7 @@
         </w:tc>
         <w:tc>
           <w:tcPr>
-            <w:tcW w:type="dxa" w:w="2556"/>
+            <w:tcW w:type="dxa" w:w="3324"/>
             <w:shd w:fill="2E75B6" w:color="auto" w:val="clear"/>
             <w:tcMar>
               <w:top w:type="dxa" w:w="60"/>
@@ -9497,7 +9499,7 @@
         </w:tc>
         <w:tc>
           <w:tcPr>
-            <w:tcW w:type="dxa" w:w="2556"/>
+            <w:tcW w:type="dxa" w:w="2300"/>
             <w:shd w:fill="1F6B75" w:color="auto" w:val="clear"/>
             <w:tcMar>
               <w:top w:type="dxa" w:w="60"/>
@@ -9529,7 +9531,7 @@
         </w:tc>
         <w:tc>
           <w:tcPr>
-            <w:tcW w:type="dxa" w:w="2556"/>
+            <w:tcW w:type="dxa" w:w="2300"/>
             <w:shd w:fill="2E75B6" w:color="auto" w:val="clear"/>
             <w:tcMar>
               <w:top w:type="dxa" w:w="60"/>
@@ -9595,7 +9597,7 @@
         </w:tc>
         <w:tc>
           <w:tcPr>
-            <w:tcW w:type="dxa" w:w="2556"/>
+            <w:tcW w:type="dxa" w:w="2300"/>
             <w:shd w:fill="FFFFFF" w:color="auto" w:val="clear"/>
             <w:tcMar>
               <w:top w:type="dxa" w:w="60"/>
@@ -9657,7 +9659,7 @@
             <w:pPr>
               <w:spacing w:after="20" w:before="0"/>
             </w:pPr>
-            <w:hyperlink w:history="1" r:id="rId93qnej5rqooioue2qckcg">
+            <w:hyperlink w:history="1" r:id="rId08jyx9an94nrtgx7qia_v">
               <w:r>
                 <w:rPr>
                   <w:rFonts w:ascii="Arial" w:cs="Arial" w:eastAsia="Arial" w:hAnsi="Arial"/>
@@ -9690,7 +9692,7 @@
               <w:spacing w:after="10" w:before="0"/>
               <w:ind w:left="120"/>
             </w:pPr>
-            <w:hyperlink w:history="1" r:id="rIdwcbvuqnbyi4krif90gmah">
+            <w:hyperlink w:history="1" r:id="rIdudp0lgsxfehtkljlkjf0v">
               <w:r>
                 <w:rPr>
                   <w:rFonts w:ascii="Arial" w:cs="Arial" w:eastAsia="Arial" w:hAnsi="Arial"/>
@@ -9735,7 +9737,7 @@
             <w:pPr>
               <w:spacing w:after="20" w:before="0"/>
             </w:pPr>
-            <w:hyperlink w:history="1" r:id="rId2phpt9ddqa_vhib-yxchc">
+            <w:hyperlink w:history="1" r:id="rIdal-pj62eo5h6jyrhfxwle">
               <w:r>
                 <w:rPr>
                   <w:rFonts w:ascii="Arial" w:cs="Arial" w:eastAsia="Arial" w:hAnsi="Arial"/>
@@ -9768,7 +9770,7 @@
               <w:spacing w:after="10" w:before="0"/>
               <w:ind w:left="120"/>
             </w:pPr>
-            <w:hyperlink w:history="1" r:id="rIdyhy3fqbjghd046cigrjt5">
+            <w:hyperlink w:history="1" r:id="rIdhxhqmiwjxip4rgtzbm5z_">
               <w:r>
                 <w:rPr>
                   <w:rFonts w:ascii="Arial" w:cs="Arial" w:eastAsia="Arial" w:hAnsi="Arial"/>
@@ -9784,7 +9786,7 @@
         </w:tc>
         <w:tc>
           <w:tcPr>
-            <w:tcW w:type="dxa" w:w="2556"/>
+            <w:tcW w:type="dxa" w:w="3324"/>
             <w:shd w:fill="FFFFFF" w:color="auto" w:val="clear"/>
             <w:tcMar>
               <w:top w:type="dxa" w:w="60"/>
@@ -9816,7 +9818,7 @@
         </w:tc>
         <w:tc>
           <w:tcPr>
-            <w:tcW w:type="dxa" w:w="2556"/>
+            <w:tcW w:type="dxa" w:w="2300"/>
             <w:shd w:fill="F2F2F2" w:color="auto" w:val="clear"/>
             <w:tcMar>
               <w:top w:type="dxa" w:w="60"/>
@@ -9848,7 +9850,7 @@
         </w:tc>
         <w:tc>
           <w:tcPr>
-            <w:tcW w:type="dxa" w:w="2556"/>
+            <w:tcW w:type="dxa" w:w="2300"/>
             <w:shd w:fill="FFFFFF" w:color="auto" w:val="clear"/>
             <w:tcMar>
               <w:top w:type="dxa" w:w="60"/>
@@ -9914,7 +9916,7 @@
         </w:tc>
         <w:tc>
           <w:tcPr>
-            <w:tcW w:type="dxa" w:w="2556"/>
+            <w:tcW w:type="dxa" w:w="2300"/>
             <w:shd w:fill="FFFFFF" w:color="auto" w:val="clear"/>
             <w:tcMar>
               <w:top w:type="dxa" w:w="60"/>
@@ -9976,7 +9978,7 @@
             <w:pPr>
               <w:spacing w:after="20" w:before="0"/>
             </w:pPr>
-            <w:hyperlink w:history="1" r:id="rIdxhx42yugaivt5pxjnactr">
+            <w:hyperlink w:history="1" r:id="rIdc0wvp4_ivynmftqlo5dav">
               <w:r>
                 <w:rPr>
                   <w:rFonts w:ascii="Arial" w:cs="Arial" w:eastAsia="Arial" w:hAnsi="Arial"/>
@@ -10009,7 +10011,7 @@
               <w:spacing w:after="10" w:before="0"/>
               <w:ind w:left="120"/>
             </w:pPr>
-            <w:hyperlink w:history="1" r:id="rIdmtlpa0h7fzxl7ydqas-oh">
+            <w:hyperlink w:history="1" r:id="rIdpfu9_k2r91gknmtrgn6hm">
               <w:r>
                 <w:rPr>
                   <w:rFonts w:ascii="Arial" w:cs="Arial" w:eastAsia="Arial" w:hAnsi="Arial"/>
@@ -10054,7 +10056,7 @@
             <w:pPr>
               <w:spacing w:after="20" w:before="0"/>
             </w:pPr>
-            <w:hyperlink w:history="1" r:id="rIdfi1qcguh8w3dmtuzjxxuv">
+            <w:hyperlink w:history="1" r:id="rIdyoyuvh_mwei7esju140gr">
               <w:r>
                 <w:rPr>
                   <w:rFonts w:ascii="Arial" w:cs="Arial" w:eastAsia="Arial" w:hAnsi="Arial"/>
@@ -10087,7 +10089,7 @@
               <w:spacing w:after="10" w:before="0"/>
               <w:ind w:left="120"/>
             </w:pPr>
-            <w:hyperlink w:history="1" r:id="rIdzde1p3e6ntgifm2sxqflz">
+            <w:hyperlink w:history="1" r:id="rIdfgvdbisw2vq_mcl7ofgtm">
               <w:r>
                 <w:rPr>
                   <w:rFonts w:ascii="Arial" w:cs="Arial" w:eastAsia="Arial" w:hAnsi="Arial"/>
@@ -10103,7 +10105,7 @@
         </w:tc>
         <w:tc>
           <w:tcPr>
-            <w:tcW w:type="dxa" w:w="2556"/>
+            <w:tcW w:type="dxa" w:w="3324"/>
             <w:shd w:fill="FFFFFF" w:color="auto" w:val="clear"/>
             <w:tcMar>
               <w:top w:type="dxa" w:w="60"/>
@@ -10154,7 +10156,7 @@
         </w:tc>
         <w:tc>
           <w:tcPr>
-            <w:tcW w:type="dxa" w:w="2556"/>
+            <w:tcW w:type="dxa" w:w="2300"/>
             <w:shd w:fill="F2F2F2" w:color="auto" w:val="clear"/>
             <w:tcMar>
               <w:top w:type="dxa" w:w="60"/>
@@ -10186,7 +10188,7 @@
         </w:tc>
         <w:tc>
           <w:tcPr>
-            <w:tcW w:type="dxa" w:w="2556"/>
+            <w:tcW w:type="dxa" w:w="2300"/>
             <w:shd w:fill="FFFFFF" w:color="auto" w:val="clear"/>
             <w:tcMar>
               <w:top w:type="dxa" w:w="60"/>
@@ -10252,7 +10254,7 @@
         </w:tc>
         <w:tc>
           <w:tcPr>
-            <w:tcW w:type="dxa" w:w="2556"/>
+            <w:tcW w:type="dxa" w:w="2300"/>
             <w:shd w:fill="FFFFFF" w:color="auto" w:val="clear"/>
             <w:tcMar>
               <w:top w:type="dxa" w:w="60"/>
@@ -10393,7 +10395,7 @@
             <w:pPr>
               <w:spacing w:after="20" w:before="0"/>
             </w:pPr>
-            <w:hyperlink w:history="1" r:id="rIdovj3ikzs-_jxns2uneuwa">
+            <w:hyperlink w:history="1" r:id="rIdqr9zkvm-z2pvpomkcbcih">
               <w:r>
                 <w:rPr>
                   <w:rFonts w:ascii="Arial" w:cs="Arial" w:eastAsia="Arial" w:hAnsi="Arial"/>
@@ -10426,7 +10428,7 @@
               <w:spacing w:after="10" w:before="0"/>
               <w:ind w:left="120"/>
             </w:pPr>
-            <w:hyperlink w:history="1" r:id="rIdpskhbsvmlsl5vr3vzcuk-">
+            <w:hyperlink w:history="1" r:id="rIdjvpimqrajfkutzi5jhunc">
               <w:r>
                 <w:rPr>
                   <w:rFonts w:ascii="Arial" w:cs="Arial" w:eastAsia="Arial" w:hAnsi="Arial"/>
@@ -10471,7 +10473,7 @@
             <w:pPr>
               <w:spacing w:after="20" w:before="0"/>
             </w:pPr>
-            <w:hyperlink w:history="1" r:id="rId2n5iw9aeorp_ypmxo4b-3">
+            <w:hyperlink w:history="1" r:id="rIddknw9cgygeg6ixlndtraw">
               <w:r>
                 <w:rPr>
                   <w:rFonts w:ascii="Arial" w:cs="Arial" w:eastAsia="Arial" w:hAnsi="Arial"/>
@@ -10504,7 +10506,7 @@
               <w:spacing w:after="10" w:before="0"/>
               <w:ind w:left="120"/>
             </w:pPr>
-            <w:hyperlink w:history="1" r:id="rIdrwrfh1ksmmmsfw0hnonod">
+            <w:hyperlink w:history="1" r:id="rIdxx6bosrpntvgclvbppaqp">
               <w:r>
                 <w:rPr>
                   <w:rFonts w:ascii="Arial" w:cs="Arial" w:eastAsia="Arial" w:hAnsi="Arial"/>
@@ -10520,7 +10522,7 @@
         </w:tc>
         <w:tc>
           <w:tcPr>
-            <w:tcW w:type="dxa" w:w="2556"/>
+            <w:tcW w:type="dxa" w:w="3324"/>
             <w:shd w:fill="FFFFFF" w:color="auto" w:val="clear"/>
             <w:tcMar>
               <w:top w:type="dxa" w:w="60"/>
@@ -10571,7 +10573,7 @@
         </w:tc>
         <w:tc>
           <w:tcPr>
-            <w:tcW w:type="dxa" w:w="2556"/>
+            <w:tcW w:type="dxa" w:w="2300"/>
             <w:shd w:fill="F2F2F2" w:color="auto" w:val="clear"/>
             <w:tcMar>
               <w:top w:type="dxa" w:w="60"/>
@@ -10603,7 +10605,7 @@
         </w:tc>
         <w:tc>
           <w:tcPr>
-            <w:tcW w:type="dxa" w:w="2556"/>
+            <w:tcW w:type="dxa" w:w="2300"/>
             <w:shd w:fill="FFFFFF" w:color="auto" w:val="clear"/>
             <w:tcMar>
               <w:top w:type="dxa" w:w="60"/>
@@ -10669,7 +10671,7 @@
         </w:tc>
         <w:tc>
           <w:tcPr>
-            <w:tcW w:type="dxa" w:w="2556"/>
+            <w:tcW w:type="dxa" w:w="2300"/>
             <w:shd w:fill="FFFFFF" w:color="auto" w:val="clear"/>
             <w:tcMar>
               <w:top w:type="dxa" w:w="60"/>
@@ -10731,7 +10733,7 @@
             <w:pPr>
               <w:spacing w:after="20" w:before="0"/>
             </w:pPr>
-            <w:hyperlink w:history="1" r:id="rIdl4fwvmun3gy9xnsjyznpq">
+            <w:hyperlink w:history="1" r:id="rIdudkymhnqptxwux7i6vval">
               <w:r>
                 <w:rPr>
                   <w:rFonts w:ascii="Arial" w:cs="Arial" w:eastAsia="Arial" w:hAnsi="Arial"/>
@@ -10764,7 +10766,7 @@
               <w:spacing w:after="10" w:before="0"/>
               <w:ind w:left="120"/>
             </w:pPr>
-            <w:hyperlink w:history="1" r:id="rIdkhfp-4ir6dtjx7lsebrr-">
+            <w:hyperlink w:history="1" r:id="rIdg9sfhqw_ymsug8xoo2za9">
               <w:r>
                 <w:rPr>
                   <w:rFonts w:ascii="Arial" w:cs="Arial" w:eastAsia="Arial" w:hAnsi="Arial"/>
@@ -10809,7 +10811,7 @@
             <w:pPr>
               <w:spacing w:after="20" w:before="0"/>
             </w:pPr>
-            <w:hyperlink w:history="1" r:id="rId2hd7ggosvh3oepufx6-dp">
+            <w:hyperlink w:history="1" r:id="rId61kzt6kpugnf3apnik-ei">
               <w:r>
                 <w:rPr>
                   <w:rFonts w:ascii="Arial" w:cs="Arial" w:eastAsia="Arial" w:hAnsi="Arial"/>
@@ -10842,7 +10844,7 @@
               <w:spacing w:after="10" w:before="0"/>
               <w:ind w:left="120"/>
             </w:pPr>
-            <w:hyperlink w:history="1" r:id="rIdcyecqst3dl2mm9-1nbbdv">
+            <w:hyperlink w:history="1" r:id="rIdxikkk_lvkwqn1waqf9-fj">
               <w:r>
                 <w:rPr>
                   <w:rFonts w:ascii="Arial" w:cs="Arial" w:eastAsia="Arial" w:hAnsi="Arial"/>
@@ -10858,7 +10860,7 @@
         </w:tc>
         <w:tc>
           <w:tcPr>
-            <w:tcW w:type="dxa" w:w="2556"/>
+            <w:tcW w:type="dxa" w:w="3324"/>
             <w:shd w:fill="FFFFFF" w:color="auto" w:val="clear"/>
             <w:tcMar>
               <w:top w:type="dxa" w:w="60"/>
@@ -10890,7 +10892,7 @@
         </w:tc>
         <w:tc>
           <w:tcPr>
-            <w:tcW w:type="dxa" w:w="2556"/>
+            <w:tcW w:type="dxa" w:w="2300"/>
             <w:shd w:fill="F2F2F2" w:color="auto" w:val="clear"/>
             <w:tcMar>
               <w:top w:type="dxa" w:w="60"/>
@@ -10922,7 +10924,7 @@
         </w:tc>
         <w:tc>
           <w:tcPr>
-            <w:tcW w:type="dxa" w:w="2556"/>
+            <w:tcW w:type="dxa" w:w="2300"/>
             <w:shd w:fill="FFFFFF" w:color="auto" w:val="clear"/>
             <w:tcMar>
               <w:top w:type="dxa" w:w="60"/>
@@ -10988,7 +10990,7 @@
         </w:tc>
         <w:tc>
           <w:tcPr>
-            <w:tcW w:type="dxa" w:w="2556"/>
+            <w:tcW w:type="dxa" w:w="2300"/>
             <w:shd w:fill="FFFFFF" w:color="auto" w:val="clear"/>
             <w:tcMar>
               <w:top w:type="dxa" w:w="60"/>
@@ -11050,7 +11052,7 @@
             <w:pPr>
               <w:spacing w:after="20" w:before="0"/>
             </w:pPr>
-            <w:hyperlink w:history="1" r:id="rIdafi8jvg-6tu7qai-p1mth">
+            <w:hyperlink w:history="1" r:id="rIdsya7ptrnuyfsv8xsxq4pr">
               <w:r>
                 <w:rPr>
                   <w:rFonts w:ascii="Arial" w:cs="Arial" w:eastAsia="Arial" w:hAnsi="Arial"/>
@@ -11083,7 +11085,7 @@
               <w:spacing w:after="10" w:before="0"/>
               <w:ind w:left="120"/>
             </w:pPr>
-            <w:hyperlink w:history="1" r:id="rIdf-zjis6xkuhne9kmofdce">
+            <w:hyperlink w:history="1" r:id="rIdy4d_ulazxbbl_zpugs3qf">
               <w:r>
                 <w:rPr>
                   <w:rFonts w:ascii="Arial" w:cs="Arial" w:eastAsia="Arial" w:hAnsi="Arial"/>
@@ -11128,7 +11130,7 @@
             <w:pPr>
               <w:spacing w:after="20" w:before="0"/>
             </w:pPr>
-            <w:hyperlink w:history="1" r:id="rId8ggiqkvqj83ny7vqitcmr">
+            <w:hyperlink w:history="1" r:id="rIdmhpo3uug-vi_7eyxjc_in">
               <w:r>
                 <w:rPr>
                   <w:rFonts w:ascii="Arial" w:cs="Arial" w:eastAsia="Arial" w:hAnsi="Arial"/>
@@ -11161,7 +11163,7 @@
               <w:spacing w:after="10" w:before="0"/>
               <w:ind w:left="120"/>
             </w:pPr>
-            <w:hyperlink w:history="1" r:id="rId7ljeb6-g5ao2hfcnfd0ns">
+            <w:hyperlink w:history="1" r:id="rIdh3qfay13nogsw_d7vworz">
               <w:r>
                 <w:rPr>
                   <w:rFonts w:ascii="Arial" w:cs="Arial" w:eastAsia="Arial" w:hAnsi="Arial"/>
@@ -11177,7 +11179,7 @@
         </w:tc>
         <w:tc>
           <w:tcPr>
-            <w:tcW w:type="dxa" w:w="2556"/>
+            <w:tcW w:type="dxa" w:w="3324"/>
             <w:shd w:fill="FFFFFF" w:color="auto" w:val="clear"/>
             <w:tcMar>
               <w:top w:type="dxa" w:w="60"/>
@@ -11209,7 +11211,7 @@
         </w:tc>
         <w:tc>
           <w:tcPr>
-            <w:tcW w:type="dxa" w:w="2556"/>
+            <w:tcW w:type="dxa" w:w="2300"/>
             <w:shd w:fill="F2F2F2" w:color="auto" w:val="clear"/>
             <w:tcMar>
               <w:top w:type="dxa" w:w="60"/>
@@ -11241,7 +11243,7 @@
         </w:tc>
         <w:tc>
           <w:tcPr>
-            <w:tcW w:type="dxa" w:w="2556"/>
+            <w:tcW w:type="dxa" w:w="2300"/>
             <w:shd w:fill="FFFFFF" w:color="auto" w:val="clear"/>
             <w:tcMar>
               <w:top w:type="dxa" w:w="60"/>
@@ -12722,11 +12724,11 @@
       </w:tblPr>
       <w:tblGrid>
         <w:gridCol w:w="900"/>
+        <w:gridCol w:w="2300"/>
         <w:gridCol w:w="2556"/>
-        <w:gridCol w:w="2556"/>
-        <w:gridCol w:w="2556"/>
-        <w:gridCol w:w="2556"/>
-        <w:gridCol w:w="2556"/>
+        <w:gridCol w:w="3324"/>
+        <w:gridCol w:w="2300"/>
+        <w:gridCol w:w="2300"/>
       </w:tblGrid>
       <w:tr>
         <w:tc>
@@ -12798,7 +12800,7 @@
         </w:tc>
         <w:tc>
           <w:tcPr>
-            <w:tcW w:type="dxa" w:w="2556"/>
+            <w:tcW w:type="dxa" w:w="2300"/>
             <w:shd w:fill="2E75B6" w:color="auto" w:val="clear"/>
             <w:tcMar>
               <w:top w:type="dxa" w:w="60"/>
@@ -12862,7 +12864,7 @@
         </w:tc>
         <w:tc>
           <w:tcPr>
-            <w:tcW w:type="dxa" w:w="2556"/>
+            <w:tcW w:type="dxa" w:w="3324"/>
             <w:shd w:fill="2E75B6" w:color="auto" w:val="clear"/>
             <w:tcMar>
               <w:top w:type="dxa" w:w="60"/>
@@ -12894,7 +12896,7 @@
         </w:tc>
         <w:tc>
           <w:tcPr>
-            <w:tcW w:type="dxa" w:w="2556"/>
+            <w:tcW w:type="dxa" w:w="2300"/>
             <w:shd w:fill="1F6B75" w:color="auto" w:val="clear"/>
             <w:tcMar>
               <w:top w:type="dxa" w:w="60"/>
@@ -12926,7 +12928,7 @@
         </w:tc>
         <w:tc>
           <w:tcPr>
-            <w:tcW w:type="dxa" w:w="2556"/>
+            <w:tcW w:type="dxa" w:w="2300"/>
             <w:shd w:fill="2E75B6" w:color="auto" w:val="clear"/>
             <w:tcMar>
               <w:top w:type="dxa" w:w="60"/>
@@ -12992,7 +12994,7 @@
         </w:tc>
         <w:tc>
           <w:tcPr>
-            <w:tcW w:type="dxa" w:w="2556"/>
+            <w:tcW w:type="dxa" w:w="2300"/>
             <w:shd w:fill="FFFFFF" w:color="auto" w:val="clear"/>
             <w:tcMar>
               <w:top w:type="dxa" w:w="60"/>
@@ -13054,7 +13056,7 @@
             <w:pPr>
               <w:spacing w:after="20" w:before="0"/>
             </w:pPr>
-            <w:hyperlink w:history="1" r:id="rIdtvdipw9fyydlmtetkczp9">
+            <w:hyperlink w:history="1" r:id="rIdmet1x00vbj0r2cykldbv1">
               <w:r>
                 <w:rPr>
                   <w:rFonts w:ascii="Arial" w:cs="Arial" w:eastAsia="Arial" w:hAnsi="Arial"/>
@@ -13087,7 +13089,7 @@
               <w:spacing w:after="10" w:before="0"/>
               <w:ind w:left="120"/>
             </w:pPr>
-            <w:hyperlink w:history="1" r:id="rIdm8inuf7oanh45esesejo7">
+            <w:hyperlink w:history="1" r:id="rIdg43ixv2q9kuh4rdjnnxxv">
               <w:r>
                 <w:rPr>
                   <w:rFonts w:ascii="Arial" w:cs="Arial" w:eastAsia="Arial" w:hAnsi="Arial"/>
@@ -13132,7 +13134,7 @@
             <w:pPr>
               <w:spacing w:after="20" w:before="0"/>
             </w:pPr>
-            <w:hyperlink w:history="1" r:id="rIdac64tbgp3j7h2_mweowxv">
+            <w:hyperlink w:history="1" r:id="rIde8bukifl4is9mtzt7qkph">
               <w:r>
                 <w:rPr>
                   <w:rFonts w:ascii="Arial" w:cs="Arial" w:eastAsia="Arial" w:hAnsi="Arial"/>
@@ -13165,7 +13167,7 @@
               <w:spacing w:after="10" w:before="0"/>
               <w:ind w:left="120"/>
             </w:pPr>
-            <w:hyperlink w:history="1" r:id="rId77ny1rymdn9wedxvthdow">
+            <w:hyperlink w:history="1" r:id="rIddcncetf_j8jfoa3mvtzxd">
               <w:r>
                 <w:rPr>
                   <w:rFonts w:ascii="Arial" w:cs="Arial" w:eastAsia="Arial" w:hAnsi="Arial"/>
@@ -13181,7 +13183,7 @@
         </w:tc>
         <w:tc>
           <w:tcPr>
-            <w:tcW w:type="dxa" w:w="2556"/>
+            <w:tcW w:type="dxa" w:w="3324"/>
             <w:shd w:fill="FFFFFF" w:color="auto" w:val="clear"/>
             <w:tcMar>
               <w:top w:type="dxa" w:w="60"/>
@@ -13232,7 +13234,7 @@
         </w:tc>
         <w:tc>
           <w:tcPr>
-            <w:tcW w:type="dxa" w:w="2556"/>
+            <w:tcW w:type="dxa" w:w="2300"/>
             <w:shd w:fill="F2F2F2" w:color="auto" w:val="clear"/>
             <w:tcMar>
               <w:top w:type="dxa" w:w="60"/>
@@ -13264,7 +13266,7 @@
         </w:tc>
         <w:tc>
           <w:tcPr>
-            <w:tcW w:type="dxa" w:w="2556"/>
+            <w:tcW w:type="dxa" w:w="2300"/>
             <w:shd w:fill="FFFFFF" w:color="auto" w:val="clear"/>
             <w:tcMar>
               <w:top w:type="dxa" w:w="60"/>
@@ -13330,7 +13332,7 @@
         </w:tc>
         <w:tc>
           <w:tcPr>
-            <w:tcW w:type="dxa" w:w="2556"/>
+            <w:tcW w:type="dxa" w:w="2300"/>
             <w:shd w:fill="FFFFFF" w:color="auto" w:val="clear"/>
             <w:tcMar>
               <w:top w:type="dxa" w:w="60"/>
@@ -13392,7 +13394,7 @@
             <w:pPr>
               <w:spacing w:after="20" w:before="0"/>
             </w:pPr>
-            <w:hyperlink w:history="1" r:id="rIdw1z9khljuexevrnjcfbty">
+            <w:hyperlink w:history="1" r:id="rIdnetev_uitn9vwxclxjitg">
               <w:r>
                 <w:rPr>
                   <w:rFonts w:ascii="Arial" w:cs="Arial" w:eastAsia="Arial" w:hAnsi="Arial"/>
@@ -13425,7 +13427,7 @@
               <w:spacing w:after="10" w:before="0"/>
               <w:ind w:left="120"/>
             </w:pPr>
-            <w:hyperlink w:history="1" r:id="rIdvgqhebvm3_txjj-kzakzj">
+            <w:hyperlink w:history="1" r:id="rIds0xyh8asrk9xpdncmtkia">
               <w:r>
                 <w:rPr>
                   <w:rFonts w:ascii="Arial" w:cs="Arial" w:eastAsia="Arial" w:hAnsi="Arial"/>
@@ -13470,7 +13472,7 @@
             <w:pPr>
               <w:spacing w:after="20" w:before="0"/>
             </w:pPr>
-            <w:hyperlink w:history="1" r:id="rIdaxo6rpeyiqrazfm5otdls">
+            <w:hyperlink w:history="1" r:id="rId6bi_cr9xucb3l-ireju9-">
               <w:r>
                 <w:rPr>
                   <w:rFonts w:ascii="Arial" w:cs="Arial" w:eastAsia="Arial" w:hAnsi="Arial"/>
@@ -13503,7 +13505,7 @@
               <w:spacing w:after="10" w:before="0"/>
               <w:ind w:left="120"/>
             </w:pPr>
-            <w:hyperlink w:history="1" r:id="rIdj0cyhgy8aisfqnf0pl6d2">
+            <w:hyperlink w:history="1" r:id="rIds_f8cmahhtktl31aycmiv">
               <w:r>
                 <w:rPr>
                   <w:rFonts w:ascii="Arial" w:cs="Arial" w:eastAsia="Arial" w:hAnsi="Arial"/>
@@ -13519,7 +13521,7 @@
         </w:tc>
         <w:tc>
           <w:tcPr>
-            <w:tcW w:type="dxa" w:w="2556"/>
+            <w:tcW w:type="dxa" w:w="3324"/>
             <w:shd w:fill="FFFFFF" w:color="auto" w:val="clear"/>
             <w:tcMar>
               <w:top w:type="dxa" w:w="60"/>
@@ -13570,7 +13572,7 @@
         </w:tc>
         <w:tc>
           <w:tcPr>
-            <w:tcW w:type="dxa" w:w="2556"/>
+            <w:tcW w:type="dxa" w:w="2300"/>
             <w:shd w:fill="F2F2F2" w:color="auto" w:val="clear"/>
             <w:tcMar>
               <w:top w:type="dxa" w:w="60"/>
@@ -13602,7 +13604,7 @@
         </w:tc>
         <w:tc>
           <w:tcPr>
-            <w:tcW w:type="dxa" w:w="2556"/>
+            <w:tcW w:type="dxa" w:w="2300"/>
             <w:shd w:fill="FFFFFF" w:color="auto" w:val="clear"/>
             <w:tcMar>
               <w:top w:type="dxa" w:w="60"/>
@@ -13668,7 +13670,7 @@
         </w:tc>
         <w:tc>
           <w:tcPr>
-            <w:tcW w:type="dxa" w:w="2556"/>
+            <w:tcW w:type="dxa" w:w="2300"/>
             <w:shd w:fill="FFFFFF" w:color="auto" w:val="clear"/>
             <w:tcMar>
               <w:top w:type="dxa" w:w="60"/>
@@ -13829,7 +13831,7 @@
             <w:pPr>
               <w:spacing w:after="20" w:before="0"/>
             </w:pPr>
-            <w:hyperlink w:history="1" r:id="rIdzjcqlab-vd7lniaaweegr">
+            <w:hyperlink w:history="1" r:id="rIdr27j22dyecntttzg9oje1">
               <w:r>
                 <w:rPr>
                   <w:rFonts w:ascii="Arial" w:cs="Arial" w:eastAsia="Arial" w:hAnsi="Arial"/>
@@ -13862,7 +13864,7 @@
               <w:spacing w:after="10" w:before="0"/>
               <w:ind w:left="120"/>
             </w:pPr>
-            <w:hyperlink w:history="1" r:id="rId1kevuodlcrhsrgorucoag">
+            <w:hyperlink w:history="1" r:id="rIdn_49mci_r07d5bdmhsiqf">
               <w:r>
                 <w:rPr>
                   <w:rFonts w:ascii="Arial" w:cs="Arial" w:eastAsia="Arial" w:hAnsi="Arial"/>
@@ -13907,7 +13909,7 @@
             <w:pPr>
               <w:spacing w:after="20" w:before="0"/>
             </w:pPr>
-            <w:hyperlink w:history="1" r:id="rId4hrtd2vm5qkk3au-tv6l4">
+            <w:hyperlink w:history="1" r:id="rIdemc5cjljd3flubk3dtuds">
               <w:r>
                 <w:rPr>
                   <w:rFonts w:ascii="Arial" w:cs="Arial" w:eastAsia="Arial" w:hAnsi="Arial"/>
@@ -13940,7 +13942,7 @@
               <w:spacing w:after="10" w:before="0"/>
               <w:ind w:left="120"/>
             </w:pPr>
-            <w:hyperlink w:history="1" r:id="rIdzqxwlrlxvsxsd-vylyfwo">
+            <w:hyperlink w:history="1" r:id="rIdzjrsev_kfpmfsfxoajpue">
               <w:r>
                 <w:rPr>
                   <w:rFonts w:ascii="Arial" w:cs="Arial" w:eastAsia="Arial" w:hAnsi="Arial"/>
@@ -13956,7 +13958,7 @@
         </w:tc>
         <w:tc>
           <w:tcPr>
-            <w:tcW w:type="dxa" w:w="2556"/>
+            <w:tcW w:type="dxa" w:w="3324"/>
             <w:shd w:fill="FFFFFF" w:color="auto" w:val="clear"/>
             <w:tcMar>
               <w:top w:type="dxa" w:w="60"/>
@@ -14007,7 +14009,7 @@
         </w:tc>
         <w:tc>
           <w:tcPr>
-            <w:tcW w:type="dxa" w:w="2556"/>
+            <w:tcW w:type="dxa" w:w="2300"/>
             <w:shd w:fill="F2F2F2" w:color="auto" w:val="clear"/>
             <w:tcMar>
               <w:top w:type="dxa" w:w="60"/>
@@ -14039,7 +14041,7 @@
         </w:tc>
         <w:tc>
           <w:tcPr>
-            <w:tcW w:type="dxa" w:w="2556"/>
+            <w:tcW w:type="dxa" w:w="2300"/>
             <w:shd w:fill="FFFFFF" w:color="auto" w:val="clear"/>
             <w:tcMar>
               <w:top w:type="dxa" w:w="60"/>
@@ -14105,7 +14107,7 @@
         </w:tc>
         <w:tc>
           <w:tcPr>
-            <w:tcW w:type="dxa" w:w="2556"/>
+            <w:tcW w:type="dxa" w:w="2300"/>
             <w:shd w:fill="FFFFFF" w:color="auto" w:val="clear"/>
             <w:tcMar>
               <w:top w:type="dxa" w:w="60"/>
@@ -14167,7 +14169,7 @@
             <w:pPr>
               <w:spacing w:after="20" w:before="0"/>
             </w:pPr>
-            <w:hyperlink w:history="1" r:id="rId5drttsdqhjdpxohud4iyd">
+            <w:hyperlink w:history="1" r:id="rIdk5iw1ljk2rrh6chdovvft">
               <w:r>
                 <w:rPr>
                   <w:rFonts w:ascii="Arial" w:cs="Arial" w:eastAsia="Arial" w:hAnsi="Arial"/>
@@ -14200,7 +14202,7 @@
               <w:spacing w:after="10" w:before="0"/>
               <w:ind w:left="120"/>
             </w:pPr>
-            <w:hyperlink w:history="1" r:id="rIdqgkybbmnkrknxnpktembd">
+            <w:hyperlink w:history="1" r:id="rIdxjta7td69p42qd9haemob">
               <w:r>
                 <w:rPr>
                   <w:rFonts w:ascii="Arial" w:cs="Arial" w:eastAsia="Arial" w:hAnsi="Arial"/>
@@ -14245,7 +14247,7 @@
             <w:pPr>
               <w:spacing w:after="20" w:before="0"/>
             </w:pPr>
-            <w:hyperlink w:history="1" r:id="rIdgouuz2zxa1f64hqcfvc_b">
+            <w:hyperlink w:history="1" r:id="rIdjyyx7muvdmc3dpp4drx_a">
               <w:r>
                 <w:rPr>
                   <w:rFonts w:ascii="Arial" w:cs="Arial" w:eastAsia="Arial" w:hAnsi="Arial"/>
@@ -14278,7 +14280,7 @@
               <w:spacing w:after="10" w:before="0"/>
               <w:ind w:left="120"/>
             </w:pPr>
-            <w:hyperlink w:history="1" r:id="rIdncxrd7ae4mqf1ymvcgfae">
+            <w:hyperlink w:history="1" r:id="rIdkclr1nvkrdtxmrzuaadbm">
               <w:r>
                 <w:rPr>
                   <w:rFonts w:ascii="Arial" w:cs="Arial" w:eastAsia="Arial" w:hAnsi="Arial"/>
@@ -14294,7 +14296,7 @@
         </w:tc>
         <w:tc>
           <w:tcPr>
-            <w:tcW w:type="dxa" w:w="2556"/>
+            <w:tcW w:type="dxa" w:w="3324"/>
             <w:shd w:fill="FFFFFF" w:color="auto" w:val="clear"/>
             <w:tcMar>
               <w:top w:type="dxa" w:w="60"/>
@@ -14326,7 +14328,7 @@
         </w:tc>
         <w:tc>
           <w:tcPr>
-            <w:tcW w:type="dxa" w:w="2556"/>
+            <w:tcW w:type="dxa" w:w="2300"/>
             <w:shd w:fill="F2F2F2" w:color="auto" w:val="clear"/>
             <w:tcMar>
               <w:top w:type="dxa" w:w="60"/>
@@ -14358,7 +14360,7 @@
         </w:tc>
         <w:tc>
           <w:tcPr>
-            <w:tcW w:type="dxa" w:w="2556"/>
+            <w:tcW w:type="dxa" w:w="2300"/>
             <w:shd w:fill="FFFFFF" w:color="auto" w:val="clear"/>
             <w:tcMar>
               <w:top w:type="dxa" w:w="60"/>
@@ -14424,7 +14426,7 @@
         </w:tc>
         <w:tc>
           <w:tcPr>
-            <w:tcW w:type="dxa" w:w="2556"/>
+            <w:tcW w:type="dxa" w:w="2300"/>
             <w:shd w:fill="FFFFFF" w:color="auto" w:val="clear"/>
             <w:tcMar>
               <w:top w:type="dxa" w:w="60"/>
@@ -14486,7 +14488,7 @@
             <w:pPr>
               <w:spacing w:after="20" w:before="0"/>
             </w:pPr>
-            <w:hyperlink w:history="1" r:id="rId7y6y1fq273yqorkspibuj">
+            <w:hyperlink w:history="1" r:id="rId2rsnbz0e7be5kfladuerp">
               <w:r>
                 <w:rPr>
                   <w:rFonts w:ascii="Arial" w:cs="Arial" w:eastAsia="Arial" w:hAnsi="Arial"/>
@@ -14519,7 +14521,7 @@
               <w:spacing w:after="10" w:before="0"/>
               <w:ind w:left="120"/>
             </w:pPr>
-            <w:hyperlink w:history="1" r:id="rIdqhkiasehnnh4dtich6jvx">
+            <w:hyperlink w:history="1" r:id="rIdmfewqw_-gcyupdu3sref5">
               <w:r>
                 <w:rPr>
                   <w:rFonts w:ascii="Arial" w:cs="Arial" w:eastAsia="Arial" w:hAnsi="Arial"/>
@@ -14564,7 +14566,7 @@
             <w:pPr>
               <w:spacing w:after="20" w:before="0"/>
             </w:pPr>
-            <w:hyperlink w:history="1" r:id="rId5hqzrbnpia-t2auaudcwc">
+            <w:hyperlink w:history="1" r:id="rIdoozz1ueejnelu7x04anh4">
               <w:r>
                 <w:rPr>
                   <w:rFonts w:ascii="Arial" w:cs="Arial" w:eastAsia="Arial" w:hAnsi="Arial"/>
@@ -14597,7 +14599,7 @@
               <w:spacing w:after="10" w:before="0"/>
               <w:ind w:left="120"/>
             </w:pPr>
-            <w:hyperlink w:history="1" r:id="rIdvx4yr1uwtyxhbth6vb9t9">
+            <w:hyperlink w:history="1" r:id="rId4hyuzm_cz8rpeqgkamu0v">
               <w:r>
                 <w:rPr>
                   <w:rFonts w:ascii="Arial" w:cs="Arial" w:eastAsia="Arial" w:hAnsi="Arial"/>
@@ -14613,7 +14615,7 @@
         </w:tc>
         <w:tc>
           <w:tcPr>
-            <w:tcW w:type="dxa" w:w="2556"/>
+            <w:tcW w:type="dxa" w:w="3324"/>
             <w:shd w:fill="FFFFFF" w:color="auto" w:val="clear"/>
             <w:tcMar>
               <w:top w:type="dxa" w:w="60"/>
@@ -14645,7 +14647,7 @@
         </w:tc>
         <w:tc>
           <w:tcPr>
-            <w:tcW w:type="dxa" w:w="2556"/>
+            <w:tcW w:type="dxa" w:w="2300"/>
             <w:shd w:fill="F2F2F2" w:color="auto" w:val="clear"/>
             <w:tcMar>
               <w:top w:type="dxa" w:w="60"/>
@@ -14677,7 +14679,7 @@
         </w:tc>
         <w:tc>
           <w:tcPr>
-            <w:tcW w:type="dxa" w:w="2556"/>
+            <w:tcW w:type="dxa" w:w="2300"/>
             <w:shd w:fill="FFFFFF" w:color="auto" w:val="clear"/>
             <w:tcMar>
               <w:top w:type="dxa" w:w="60"/>
@@ -16158,11 +16160,11 @@
       </w:tblPr>
       <w:tblGrid>
         <w:gridCol w:w="900"/>
+        <w:gridCol w:w="2300"/>
         <w:gridCol w:w="2556"/>
-        <w:gridCol w:w="2556"/>
-        <w:gridCol w:w="2556"/>
-        <w:gridCol w:w="2556"/>
-        <w:gridCol w:w="2556"/>
+        <w:gridCol w:w="3324"/>
+        <w:gridCol w:w="2300"/>
+        <w:gridCol w:w="2300"/>
       </w:tblGrid>
       <w:tr>
         <w:tc>
@@ -16234,7 +16236,7 @@
         </w:tc>
         <w:tc>
           <w:tcPr>
-            <w:tcW w:type="dxa" w:w="2556"/>
+            <w:tcW w:type="dxa" w:w="2300"/>
             <w:shd w:fill="2E75B6" w:color="auto" w:val="clear"/>
             <w:tcMar>
               <w:top w:type="dxa" w:w="60"/>
@@ -16298,7 +16300,7 @@
         </w:tc>
         <w:tc>
           <w:tcPr>
-            <w:tcW w:type="dxa" w:w="2556"/>
+            <w:tcW w:type="dxa" w:w="3324"/>
             <w:shd w:fill="2E75B6" w:color="auto" w:val="clear"/>
             <w:tcMar>
               <w:top w:type="dxa" w:w="60"/>
@@ -16330,7 +16332,7 @@
         </w:tc>
         <w:tc>
           <w:tcPr>
-            <w:tcW w:type="dxa" w:w="2556"/>
+            <w:tcW w:type="dxa" w:w="2300"/>
             <w:shd w:fill="1F6B75" w:color="auto" w:val="clear"/>
             <w:tcMar>
               <w:top w:type="dxa" w:w="60"/>
@@ -16362,7 +16364,7 @@
         </w:tc>
         <w:tc>
           <w:tcPr>
-            <w:tcW w:type="dxa" w:w="2556"/>
+            <w:tcW w:type="dxa" w:w="2300"/>
             <w:shd w:fill="2E75B6" w:color="auto" w:val="clear"/>
             <w:tcMar>
               <w:top w:type="dxa" w:w="60"/>
@@ -16428,7 +16430,7 @@
         </w:tc>
         <w:tc>
           <w:tcPr>
-            <w:tcW w:type="dxa" w:w="2556"/>
+            <w:tcW w:type="dxa" w:w="2300"/>
             <w:shd w:fill="FFFFFF" w:color="auto" w:val="clear"/>
             <w:tcMar>
               <w:top w:type="dxa" w:w="60"/>
@@ -16490,7 +16492,7 @@
             <w:pPr>
               <w:spacing w:after="20" w:before="0"/>
             </w:pPr>
-            <w:hyperlink w:history="1" r:id="rIdni1-chbdjsxyg9djs3ci6">
+            <w:hyperlink w:history="1" r:id="rIdeh5gfyiq4tr4eyewvmku_">
               <w:r>
                 <w:rPr>
                   <w:rFonts w:ascii="Arial" w:cs="Arial" w:eastAsia="Arial" w:hAnsi="Arial"/>
@@ -16523,7 +16525,7 @@
               <w:spacing w:after="10" w:before="0"/>
               <w:ind w:left="120"/>
             </w:pPr>
-            <w:hyperlink w:history="1" r:id="rIdd2pko-lmvggptalcxvji7">
+            <w:hyperlink w:history="1" r:id="rIdf-h5i7mowu6jugu9atfkm">
               <w:r>
                 <w:rPr>
                   <w:rFonts w:ascii="Arial" w:cs="Arial" w:eastAsia="Arial" w:hAnsi="Arial"/>
@@ -16568,7 +16570,7 @@
             <w:pPr>
               <w:spacing w:after="20" w:before="0"/>
             </w:pPr>
-            <w:hyperlink w:history="1" r:id="rIdceod4w9gihpua5v_o_iee">
+            <w:hyperlink w:history="1" r:id="rId_vlr77bhir8vb5hl752aq">
               <w:r>
                 <w:rPr>
                   <w:rFonts w:ascii="Arial" w:cs="Arial" w:eastAsia="Arial" w:hAnsi="Arial"/>
@@ -16601,7 +16603,7 @@
               <w:spacing w:after="10" w:before="0"/>
               <w:ind w:left="120"/>
             </w:pPr>
-            <w:hyperlink w:history="1" r:id="rIdqfxilul23yo1yb8vr3l0h">
+            <w:hyperlink w:history="1" r:id="rIdxclbnd1lfdvhjerxattaf">
               <w:r>
                 <w:rPr>
                   <w:rFonts w:ascii="Arial" w:cs="Arial" w:eastAsia="Arial" w:hAnsi="Arial"/>
@@ -16617,7 +16619,7 @@
         </w:tc>
         <w:tc>
           <w:tcPr>
-            <w:tcW w:type="dxa" w:w="2556"/>
+            <w:tcW w:type="dxa" w:w="3324"/>
             <w:shd w:fill="FFFFFF" w:color="auto" w:val="clear"/>
             <w:tcMar>
               <w:top w:type="dxa" w:w="60"/>
@@ -16668,7 +16670,7 @@
         </w:tc>
         <w:tc>
           <w:tcPr>
-            <w:tcW w:type="dxa" w:w="2556"/>
+            <w:tcW w:type="dxa" w:w="2300"/>
             <w:shd w:fill="F2F2F2" w:color="auto" w:val="clear"/>
             <w:tcMar>
               <w:top w:type="dxa" w:w="60"/>
@@ -16700,7 +16702,7 @@
         </w:tc>
         <w:tc>
           <w:tcPr>
-            <w:tcW w:type="dxa" w:w="2556"/>
+            <w:tcW w:type="dxa" w:w="2300"/>
             <w:shd w:fill="FFFFFF" w:color="auto" w:val="clear"/>
             <w:tcMar>
               <w:top w:type="dxa" w:w="60"/>
@@ -16766,7 +16768,7 @@
         </w:tc>
         <w:tc>
           <w:tcPr>
-            <w:tcW w:type="dxa" w:w="2556"/>
+            <w:tcW w:type="dxa" w:w="2300"/>
             <w:shd w:fill="FFFFFF" w:color="auto" w:val="clear"/>
             <w:tcMar>
               <w:top w:type="dxa" w:w="60"/>
@@ -16942,7 +16944,7 @@
             <w:pPr>
               <w:spacing w:after="20" w:before="0"/>
             </w:pPr>
-            <w:hyperlink w:history="1" r:id="rIdoynevarj6aa56v6cnhjd3">
+            <w:hyperlink w:history="1" r:id="rIdmatmao56p-ddjqi_kdsg7">
               <w:r>
                 <w:rPr>
                   <w:rFonts w:ascii="Arial" w:cs="Arial" w:eastAsia="Arial" w:hAnsi="Arial"/>
@@ -16975,7 +16977,7 @@
               <w:spacing w:after="10" w:before="0"/>
               <w:ind w:left="120"/>
             </w:pPr>
-            <w:hyperlink w:history="1" r:id="rIdqr7ntes-w2xzlhwjgut5k">
+            <w:hyperlink w:history="1" r:id="rIdjyhx_syforhsmzsr1_k6m">
               <w:r>
                 <w:rPr>
                   <w:rFonts w:ascii="Arial" w:cs="Arial" w:eastAsia="Arial" w:hAnsi="Arial"/>
@@ -17020,7 +17022,7 @@
             <w:pPr>
               <w:spacing w:after="20" w:before="0"/>
             </w:pPr>
-            <w:hyperlink w:history="1" r:id="rIdf7brc0lg1vkuecubrdoqu">
+            <w:hyperlink w:history="1" r:id="rIdbuv3v_adngpdtfjfhh_xf">
               <w:r>
                 <w:rPr>
                   <w:rFonts w:ascii="Arial" w:cs="Arial" w:eastAsia="Arial" w:hAnsi="Arial"/>
@@ -17053,7 +17055,7 @@
               <w:spacing w:after="10" w:before="0"/>
               <w:ind w:left="120"/>
             </w:pPr>
-            <w:hyperlink w:history="1" r:id="rIdlzad-egqkm-kvq8qjnhy-">
+            <w:hyperlink w:history="1" r:id="rIdmm-gmttmrgo8ndfr_zrx-">
               <w:r>
                 <w:rPr>
                   <w:rFonts w:ascii="Arial" w:cs="Arial" w:eastAsia="Arial" w:hAnsi="Arial"/>
@@ -17069,7 +17071,7 @@
         </w:tc>
         <w:tc>
           <w:tcPr>
-            <w:tcW w:type="dxa" w:w="2556"/>
+            <w:tcW w:type="dxa" w:w="3324"/>
             <w:shd w:fill="FFFFFF" w:color="auto" w:val="clear"/>
             <w:tcMar>
               <w:top w:type="dxa" w:w="60"/>
@@ -17120,7 +17122,7 @@
         </w:tc>
         <w:tc>
           <w:tcPr>
-            <w:tcW w:type="dxa" w:w="2556"/>
+            <w:tcW w:type="dxa" w:w="2300"/>
             <w:shd w:fill="F2F2F2" w:color="auto" w:val="clear"/>
             <w:tcMar>
               <w:top w:type="dxa" w:w="60"/>
@@ -17152,7 +17154,7 @@
         </w:tc>
         <w:tc>
           <w:tcPr>
-            <w:tcW w:type="dxa" w:w="2556"/>
+            <w:tcW w:type="dxa" w:w="2300"/>
             <w:shd w:fill="FFFFFF" w:color="auto" w:val="clear"/>
             <w:tcMar>
               <w:top w:type="dxa" w:w="60"/>
@@ -17218,7 +17220,7 @@
         </w:tc>
         <w:tc>
           <w:tcPr>
-            <w:tcW w:type="dxa" w:w="2556"/>
+            <w:tcW w:type="dxa" w:w="2300"/>
             <w:shd w:fill="FFFFFF" w:color="auto" w:val="clear"/>
             <w:tcMar>
               <w:top w:type="dxa" w:w="60"/>
@@ -17339,7 +17341,7 @@
             <w:pPr>
               <w:spacing w:after="20" w:before="0"/>
             </w:pPr>
-            <w:hyperlink w:history="1" r:id="rId_czf4ywhtvb-x57vplfwh">
+            <w:hyperlink w:history="1" r:id="rIdnctnqldufngxc9iq9imui">
               <w:r>
                 <w:rPr>
                   <w:rFonts w:ascii="Arial" w:cs="Arial" w:eastAsia="Arial" w:hAnsi="Arial"/>
@@ -17372,7 +17374,7 @@
               <w:spacing w:after="10" w:before="0"/>
               <w:ind w:left="120"/>
             </w:pPr>
-            <w:hyperlink w:history="1" r:id="rIdlvsttvtqiunpu9ybvjag6">
+            <w:hyperlink w:history="1" r:id="rIdzbgvp9msfrmz0fssxlxr7">
               <w:r>
                 <w:rPr>
                   <w:rFonts w:ascii="Arial" w:cs="Arial" w:eastAsia="Arial" w:hAnsi="Arial"/>
@@ -17417,7 +17419,7 @@
             <w:pPr>
               <w:spacing w:after="20" w:before="0"/>
             </w:pPr>
-            <w:hyperlink w:history="1" r:id="rIdm-g2ruvtncov4qxqmogup">
+            <w:hyperlink w:history="1" r:id="rIdmciqe8ajsihgqscd93amb">
               <w:r>
                 <w:rPr>
                   <w:rFonts w:ascii="Arial" w:cs="Arial" w:eastAsia="Arial" w:hAnsi="Arial"/>
@@ -17450,7 +17452,7 @@
               <w:spacing w:after="10" w:before="0"/>
               <w:ind w:left="120"/>
             </w:pPr>
-            <w:hyperlink w:history="1" r:id="rIdswuvlfjrydts9ylp28pf3">
+            <w:hyperlink w:history="1" r:id="rIdoydd2ogiwtukexil-6pu-">
               <w:r>
                 <w:rPr>
                   <w:rFonts w:ascii="Arial" w:cs="Arial" w:eastAsia="Arial" w:hAnsi="Arial"/>
@@ -17466,7 +17468,7 @@
         </w:tc>
         <w:tc>
           <w:tcPr>
-            <w:tcW w:type="dxa" w:w="2556"/>
+            <w:tcW w:type="dxa" w:w="3324"/>
             <w:shd w:fill="FFFFFF" w:color="auto" w:val="clear"/>
             <w:tcMar>
               <w:top w:type="dxa" w:w="60"/>
@@ -17517,7 +17519,7 @@
         </w:tc>
         <w:tc>
           <w:tcPr>
-            <w:tcW w:type="dxa" w:w="2556"/>
+            <w:tcW w:type="dxa" w:w="2300"/>
             <w:shd w:fill="F2F2F2" w:color="auto" w:val="clear"/>
             <w:tcMar>
               <w:top w:type="dxa" w:w="60"/>
@@ -17549,7 +17551,7 @@
         </w:tc>
         <w:tc>
           <w:tcPr>
-            <w:tcW w:type="dxa" w:w="2556"/>
+            <w:tcW w:type="dxa" w:w="2300"/>
             <w:shd w:fill="FFFFFF" w:color="auto" w:val="clear"/>
             <w:tcMar>
               <w:top w:type="dxa" w:w="60"/>
@@ -17615,7 +17617,7 @@
         </w:tc>
         <w:tc>
           <w:tcPr>
-            <w:tcW w:type="dxa" w:w="2556"/>
+            <w:tcW w:type="dxa" w:w="2300"/>
             <w:shd w:fill="FFFFFF" w:color="auto" w:val="clear"/>
             <w:tcMar>
               <w:top w:type="dxa" w:w="60"/>
@@ -17677,7 +17679,7 @@
             <w:pPr>
               <w:spacing w:after="20" w:before="0"/>
             </w:pPr>
-            <w:hyperlink w:history="1" r:id="rIdessqn9u3erip6vccyo9xh">
+            <w:hyperlink w:history="1" r:id="rIddbsgq-qweh_hixnyvs3i0">
               <w:r>
                 <w:rPr>
                   <w:rFonts w:ascii="Arial" w:cs="Arial" w:eastAsia="Arial" w:hAnsi="Arial"/>
@@ -17710,7 +17712,7 @@
               <w:spacing w:after="10" w:before="0"/>
               <w:ind w:left="120"/>
             </w:pPr>
-            <w:hyperlink w:history="1" r:id="rIdd3aue1mhpqb-op4cuhab1">
+            <w:hyperlink w:history="1" r:id="rIdtcllws1hm3asnpk4kdfmn">
               <w:r>
                 <w:rPr>
                   <w:rFonts w:ascii="Arial" w:cs="Arial" w:eastAsia="Arial" w:hAnsi="Arial"/>
@@ -17755,7 +17757,7 @@
             <w:pPr>
               <w:spacing w:after="20" w:before="0"/>
             </w:pPr>
-            <w:hyperlink w:history="1" r:id="rIde3mzg3l_z5zjj6g0dscun">
+            <w:hyperlink w:history="1" r:id="rIdoqtn4sfrctnb9gydi1zk_">
               <w:r>
                 <w:rPr>
                   <w:rFonts w:ascii="Arial" w:cs="Arial" w:eastAsia="Arial" w:hAnsi="Arial"/>
@@ -17788,7 +17790,7 @@
               <w:spacing w:after="10" w:before="0"/>
               <w:ind w:left="120"/>
             </w:pPr>
-            <w:hyperlink w:history="1" r:id="rIdcalc3hmt1g26yi99dzimp">
+            <w:hyperlink w:history="1" r:id="rIda6udrdjz79ix8sxa3yib4">
               <w:r>
                 <w:rPr>
                   <w:rFonts w:ascii="Arial" w:cs="Arial" w:eastAsia="Arial" w:hAnsi="Arial"/>
@@ -17804,7 +17806,7 @@
         </w:tc>
         <w:tc>
           <w:tcPr>
-            <w:tcW w:type="dxa" w:w="2556"/>
+            <w:tcW w:type="dxa" w:w="3324"/>
             <w:shd w:fill="FFFFFF" w:color="auto" w:val="clear"/>
             <w:tcMar>
               <w:top w:type="dxa" w:w="60"/>
@@ -17836,7 +17838,7 @@
         </w:tc>
         <w:tc>
           <w:tcPr>
-            <w:tcW w:type="dxa" w:w="2556"/>
+            <w:tcW w:type="dxa" w:w="2300"/>
             <w:shd w:fill="F2F2F2" w:color="auto" w:val="clear"/>
             <w:tcMar>
               <w:top w:type="dxa" w:w="60"/>
@@ -17868,7 +17870,7 @@
         </w:tc>
         <w:tc>
           <w:tcPr>
-            <w:tcW w:type="dxa" w:w="2556"/>
+            <w:tcW w:type="dxa" w:w="2300"/>
             <w:shd w:fill="FFFFFF" w:color="auto" w:val="clear"/>
             <w:tcMar>
               <w:top w:type="dxa" w:w="60"/>
@@ -17934,7 +17936,7 @@
         </w:tc>
         <w:tc>
           <w:tcPr>
-            <w:tcW w:type="dxa" w:w="2556"/>
+            <w:tcW w:type="dxa" w:w="2300"/>
             <w:shd w:fill="FFFFFF" w:color="auto" w:val="clear"/>
             <w:tcMar>
               <w:top w:type="dxa" w:w="60"/>
@@ -17996,7 +17998,7 @@
             <w:pPr>
               <w:spacing w:after="20" w:before="0"/>
             </w:pPr>
-            <w:hyperlink w:history="1" r:id="rIdlxubbuw-kfus3omdlkakb">
+            <w:hyperlink w:history="1" r:id="rIdludlgkrosxjmvjy6wqrrl">
               <w:r>
                 <w:rPr>
                   <w:rFonts w:ascii="Arial" w:cs="Arial" w:eastAsia="Arial" w:hAnsi="Arial"/>
@@ -18029,7 +18031,7 @@
               <w:spacing w:after="10" w:before="0"/>
               <w:ind w:left="120"/>
             </w:pPr>
-            <w:hyperlink w:history="1" r:id="rId7pcm3y3hgnmmcw8-tijms">
+            <w:hyperlink w:history="1" r:id="rIdy9uje5de1lbumewiqnpbl">
               <w:r>
                 <w:rPr>
                   <w:rFonts w:ascii="Arial" w:cs="Arial" w:eastAsia="Arial" w:hAnsi="Arial"/>
@@ -18074,7 +18076,7 @@
             <w:pPr>
               <w:spacing w:after="20" w:before="0"/>
             </w:pPr>
-            <w:hyperlink w:history="1" r:id="rIdob0hhzm3mfjtrwk2vqx2d">
+            <w:hyperlink w:history="1" r:id="rIdpt_pn360ajh9t4o4nxr3t">
               <w:r>
                 <w:rPr>
                   <w:rFonts w:ascii="Arial" w:cs="Arial" w:eastAsia="Arial" w:hAnsi="Arial"/>
@@ -18107,7 +18109,7 @@
               <w:spacing w:after="10" w:before="0"/>
               <w:ind w:left="120"/>
             </w:pPr>
-            <w:hyperlink w:history="1" r:id="rId2tkltdzfbtu8fvdd97t3d">
+            <w:hyperlink w:history="1" r:id="rId49rfglnlmfitmwukyy6jc">
               <w:r>
                 <w:rPr>
                   <w:rFonts w:ascii="Arial" w:cs="Arial" w:eastAsia="Arial" w:hAnsi="Arial"/>
@@ -18123,7 +18125,7 @@
         </w:tc>
         <w:tc>
           <w:tcPr>
-            <w:tcW w:type="dxa" w:w="2556"/>
+            <w:tcW w:type="dxa" w:w="3324"/>
             <w:shd w:fill="FFFFFF" w:color="auto" w:val="clear"/>
             <w:tcMar>
               <w:top w:type="dxa" w:w="60"/>
@@ -18155,7 +18157,7 @@
         </w:tc>
         <w:tc>
           <w:tcPr>
-            <w:tcW w:type="dxa" w:w="2556"/>
+            <w:tcW w:type="dxa" w:w="2300"/>
             <w:shd w:fill="F2F2F2" w:color="auto" w:val="clear"/>
             <w:tcMar>
               <w:top w:type="dxa" w:w="60"/>
@@ -18187,7 +18189,7 @@
         </w:tc>
         <w:tc>
           <w:tcPr>
-            <w:tcW w:type="dxa" w:w="2556"/>
+            <w:tcW w:type="dxa" w:w="2300"/>
             <w:shd w:fill="FFFFFF" w:color="auto" w:val="clear"/>
             <w:tcMar>
               <w:top w:type="dxa" w:w="60"/>
@@ -19688,11 +19690,11 @@
       </w:tblPr>
       <w:tblGrid>
         <w:gridCol w:w="900"/>
+        <w:gridCol w:w="2300"/>
         <w:gridCol w:w="2556"/>
-        <w:gridCol w:w="2556"/>
-        <w:gridCol w:w="2556"/>
-        <w:gridCol w:w="2556"/>
-        <w:gridCol w:w="2556"/>
+        <w:gridCol w:w="3324"/>
+        <w:gridCol w:w="2300"/>
+        <w:gridCol w:w="2300"/>
       </w:tblGrid>
       <w:tr>
         <w:tc>
@@ -19764,7 +19766,7 @@
         </w:tc>
         <w:tc>
           <w:tcPr>
-            <w:tcW w:type="dxa" w:w="2556"/>
+            <w:tcW w:type="dxa" w:w="2300"/>
             <w:shd w:fill="2E75B6" w:color="auto" w:val="clear"/>
             <w:tcMar>
               <w:top w:type="dxa" w:w="60"/>
@@ -19828,7 +19830,7 @@
         </w:tc>
         <w:tc>
           <w:tcPr>
-            <w:tcW w:type="dxa" w:w="2556"/>
+            <w:tcW w:type="dxa" w:w="3324"/>
             <w:shd w:fill="2E75B6" w:color="auto" w:val="clear"/>
             <w:tcMar>
               <w:top w:type="dxa" w:w="60"/>
@@ -19860,7 +19862,7 @@
         </w:tc>
         <w:tc>
           <w:tcPr>
-            <w:tcW w:type="dxa" w:w="2556"/>
+            <w:tcW w:type="dxa" w:w="2300"/>
             <w:shd w:fill="1F6B75" w:color="auto" w:val="clear"/>
             <w:tcMar>
               <w:top w:type="dxa" w:w="60"/>
@@ -19892,7 +19894,7 @@
         </w:tc>
         <w:tc>
           <w:tcPr>
-            <w:tcW w:type="dxa" w:w="2556"/>
+            <w:tcW w:type="dxa" w:w="2300"/>
             <w:shd w:fill="2E75B6" w:color="auto" w:val="clear"/>
             <w:tcMar>
               <w:top w:type="dxa" w:w="60"/>
@@ -19958,7 +19960,7 @@
         </w:tc>
         <w:tc>
           <w:tcPr>
-            <w:tcW w:type="dxa" w:w="2556"/>
+            <w:tcW w:type="dxa" w:w="2300"/>
             <w:shd w:fill="FFFFFF" w:color="auto" w:val="clear"/>
             <w:tcMar>
               <w:top w:type="dxa" w:w="60"/>
@@ -20020,7 +20022,7 @@
             <w:pPr>
               <w:spacing w:after="20" w:before="0"/>
             </w:pPr>
-            <w:hyperlink w:history="1" r:id="rIdjwxyf_4pla2j-tlderurp">
+            <w:hyperlink w:history="1" r:id="rIdx0q33og97lqzs4i9y_gf-">
               <w:r>
                 <w:rPr>
                   <w:rFonts w:ascii="Arial" w:cs="Arial" w:eastAsia="Arial" w:hAnsi="Arial"/>
@@ -20053,7 +20055,7 @@
               <w:spacing w:after="10" w:before="0"/>
               <w:ind w:left="120"/>
             </w:pPr>
-            <w:hyperlink w:history="1" r:id="rId2ibcotsnec5jiz-9-c7ks">
+            <w:hyperlink w:history="1" r:id="rIdwhs7zsslusfr3yfzaj9a8">
               <w:r>
                 <w:rPr>
                   <w:rFonts w:ascii="Arial" w:cs="Arial" w:eastAsia="Arial" w:hAnsi="Arial"/>
@@ -20098,7 +20100,7 @@
             <w:pPr>
               <w:spacing w:after="20" w:before="0"/>
             </w:pPr>
-            <w:hyperlink w:history="1" r:id="rIdnwu2bcvh-s4azrjjrufgg">
+            <w:hyperlink w:history="1" r:id="rIdyhjrt6y3xgzcg7tz-kxuo">
               <w:r>
                 <w:rPr>
                   <w:rFonts w:ascii="Arial" w:cs="Arial" w:eastAsia="Arial" w:hAnsi="Arial"/>
@@ -20131,7 +20133,7 @@
               <w:spacing w:after="10" w:before="0"/>
               <w:ind w:left="120"/>
             </w:pPr>
-            <w:hyperlink w:history="1" r:id="rIdcvazx7prdwyl0uhwsdp_6">
+            <w:hyperlink w:history="1" r:id="rId455bjmvhpx6xyryj6ys7f">
               <w:r>
                 <w:rPr>
                   <w:rFonts w:ascii="Arial" w:cs="Arial" w:eastAsia="Arial" w:hAnsi="Arial"/>
@@ -20147,7 +20149,7 @@
         </w:tc>
         <w:tc>
           <w:tcPr>
-            <w:tcW w:type="dxa" w:w="2556"/>
+            <w:tcW w:type="dxa" w:w="3324"/>
             <w:shd w:fill="FFFFFF" w:color="auto" w:val="clear"/>
             <w:tcMar>
               <w:top w:type="dxa" w:w="60"/>
@@ -20198,7 +20200,7 @@
         </w:tc>
         <w:tc>
           <w:tcPr>
-            <w:tcW w:type="dxa" w:w="2556"/>
+            <w:tcW w:type="dxa" w:w="2300"/>
             <w:shd w:fill="F2F2F2" w:color="auto" w:val="clear"/>
             <w:tcMar>
               <w:top w:type="dxa" w:w="60"/>
@@ -20230,7 +20232,7 @@
         </w:tc>
         <w:tc>
           <w:tcPr>
-            <w:tcW w:type="dxa" w:w="2556"/>
+            <w:tcW w:type="dxa" w:w="2300"/>
             <w:shd w:fill="FFFFFF" w:color="auto" w:val="clear"/>
             <w:tcMar>
               <w:top w:type="dxa" w:w="60"/>
@@ -20296,7 +20298,7 @@
         </w:tc>
         <w:tc>
           <w:tcPr>
-            <w:tcW w:type="dxa" w:w="2556"/>
+            <w:tcW w:type="dxa" w:w="2300"/>
             <w:shd w:fill="FFFFFF" w:color="auto" w:val="clear"/>
             <w:tcMar>
               <w:top w:type="dxa" w:w="60"/>
@@ -20358,7 +20360,7 @@
             <w:pPr>
               <w:spacing w:after="20" w:before="0"/>
             </w:pPr>
-            <w:hyperlink w:history="1" r:id="rId_ujmjnjurv7x5cb_sfjui">
+            <w:hyperlink w:history="1" r:id="rIdlyljaqd8feh5fitbsmqbr">
               <w:r>
                 <w:rPr>
                   <w:rFonts w:ascii="Arial" w:cs="Arial" w:eastAsia="Arial" w:hAnsi="Arial"/>
@@ -20391,7 +20393,7 @@
               <w:spacing w:after="10" w:before="0"/>
               <w:ind w:left="120"/>
             </w:pPr>
-            <w:hyperlink w:history="1" r:id="rIdfeo98uvuvx43bhsr7x0bz">
+            <w:hyperlink w:history="1" r:id="rId6-sva57zm5rzlvmsui6kf">
               <w:r>
                 <w:rPr>
                   <w:rFonts w:ascii="Arial" w:cs="Arial" w:eastAsia="Arial" w:hAnsi="Arial"/>
@@ -20436,7 +20438,7 @@
             <w:pPr>
               <w:spacing w:after="20" w:before="0"/>
             </w:pPr>
-            <w:hyperlink w:history="1" r:id="rIdujjp3rtzc7ex-erfy7bvk">
+            <w:hyperlink w:history="1" r:id="rIdrfc3brps9w0c_6ap73gzm">
               <w:r>
                 <w:rPr>
                   <w:rFonts w:ascii="Arial" w:cs="Arial" w:eastAsia="Arial" w:hAnsi="Arial"/>
@@ -20469,7 +20471,7 @@
               <w:spacing w:after="10" w:before="0"/>
               <w:ind w:left="120"/>
             </w:pPr>
-            <w:hyperlink w:history="1" r:id="rIdpjl1lf0ioz9nd2ydj-ls1">
+            <w:hyperlink w:history="1" r:id="rIdccxazf4qjj0gyedyvuynu">
               <w:r>
                 <w:rPr>
                   <w:rFonts w:ascii="Arial" w:cs="Arial" w:eastAsia="Arial" w:hAnsi="Arial"/>
@@ -20485,7 +20487,7 @@
         </w:tc>
         <w:tc>
           <w:tcPr>
-            <w:tcW w:type="dxa" w:w="2556"/>
+            <w:tcW w:type="dxa" w:w="3324"/>
             <w:shd w:fill="FFFFFF" w:color="auto" w:val="clear"/>
             <w:tcMar>
               <w:top w:type="dxa" w:w="60"/>
@@ -20536,7 +20538,7 @@
         </w:tc>
         <w:tc>
           <w:tcPr>
-            <w:tcW w:type="dxa" w:w="2556"/>
+            <w:tcW w:type="dxa" w:w="2300"/>
             <w:shd w:fill="F2F2F2" w:color="auto" w:val="clear"/>
             <w:tcMar>
               <w:top w:type="dxa" w:w="60"/>
@@ -20568,7 +20570,7 @@
         </w:tc>
         <w:tc>
           <w:tcPr>
-            <w:tcW w:type="dxa" w:w="2556"/>
+            <w:tcW w:type="dxa" w:w="2300"/>
             <w:shd w:fill="FFFFFF" w:color="auto" w:val="clear"/>
             <w:tcMar>
               <w:top w:type="dxa" w:w="60"/>
@@ -20634,7 +20636,7 @@
         </w:tc>
         <w:tc>
           <w:tcPr>
-            <w:tcW w:type="dxa" w:w="2556"/>
+            <w:tcW w:type="dxa" w:w="2300"/>
             <w:shd w:fill="FFFFFF" w:color="auto" w:val="clear"/>
             <w:tcMar>
               <w:top w:type="dxa" w:w="60"/>
@@ -20810,7 +20812,7 @@
             <w:pPr>
               <w:spacing w:after="20" w:before="0"/>
             </w:pPr>
-            <w:hyperlink w:history="1" r:id="rIdmtpi-zq7lug_gu1tlsesj">
+            <w:hyperlink w:history="1" r:id="rIdzmrcr69e5haqn0rmv4awv">
               <w:r>
                 <w:rPr>
                   <w:rFonts w:ascii="Arial" w:cs="Arial" w:eastAsia="Arial" w:hAnsi="Arial"/>
@@ -20843,7 +20845,7 @@
               <w:spacing w:after="10" w:before="0"/>
               <w:ind w:left="120"/>
             </w:pPr>
-            <w:hyperlink w:history="1" r:id="rIdvn9z7c61ujaz2kmiwcmbe">
+            <w:hyperlink w:history="1" r:id="rId22xik5aixvyhbft-1jdfx">
               <w:r>
                 <w:rPr>
                   <w:rFonts w:ascii="Arial" w:cs="Arial" w:eastAsia="Arial" w:hAnsi="Arial"/>
@@ -20888,7 +20890,7 @@
             <w:pPr>
               <w:spacing w:after="20" w:before="0"/>
             </w:pPr>
-            <w:hyperlink w:history="1" r:id="rIdx3oevfo_pzjfsptsfoqns">
+            <w:hyperlink w:history="1" r:id="rIdjp5l-3yrcbqkyuqkanv9u">
               <w:r>
                 <w:rPr>
                   <w:rFonts w:ascii="Arial" w:cs="Arial" w:eastAsia="Arial" w:hAnsi="Arial"/>
@@ -20921,7 +20923,7 @@
               <w:spacing w:after="10" w:before="0"/>
               <w:ind w:left="120"/>
             </w:pPr>
-            <w:hyperlink w:history="1" r:id="rIdmr-3nbtzr2mzvyqp5rsyy">
+            <w:hyperlink w:history="1" r:id="rIdps3ztn-mn9vsvv4a-sphj">
               <w:r>
                 <w:rPr>
                   <w:rFonts w:ascii="Arial" w:cs="Arial" w:eastAsia="Arial" w:hAnsi="Arial"/>
@@ -20937,7 +20939,7 @@
         </w:tc>
         <w:tc>
           <w:tcPr>
-            <w:tcW w:type="dxa" w:w="2556"/>
+            <w:tcW w:type="dxa" w:w="3324"/>
             <w:shd w:fill="FFFFFF" w:color="auto" w:val="clear"/>
             <w:tcMar>
               <w:top w:type="dxa" w:w="60"/>
@@ -20988,7 +20990,7 @@
         </w:tc>
         <w:tc>
           <w:tcPr>
-            <w:tcW w:type="dxa" w:w="2556"/>
+            <w:tcW w:type="dxa" w:w="2300"/>
             <w:shd w:fill="F2F2F2" w:color="auto" w:val="clear"/>
             <w:tcMar>
               <w:top w:type="dxa" w:w="60"/>
@@ -21020,7 +21022,7 @@
         </w:tc>
         <w:tc>
           <w:tcPr>
-            <w:tcW w:type="dxa" w:w="2556"/>
+            <w:tcW w:type="dxa" w:w="2300"/>
             <w:shd w:fill="FFFFFF" w:color="auto" w:val="clear"/>
             <w:tcMar>
               <w:top w:type="dxa" w:w="60"/>
@@ -21086,7 +21088,7 @@
         </w:tc>
         <w:tc>
           <w:tcPr>
-            <w:tcW w:type="dxa" w:w="2556"/>
+            <w:tcW w:type="dxa" w:w="2300"/>
             <w:shd w:fill="FFFFFF" w:color="auto" w:val="clear"/>
             <w:tcMar>
               <w:top w:type="dxa" w:w="60"/>
@@ -21148,7 +21150,7 @@
             <w:pPr>
               <w:spacing w:after="20" w:before="0"/>
             </w:pPr>
-            <w:hyperlink w:history="1" r:id="rIdrmlrkndveq8muxmc91fsl">
+            <w:hyperlink w:history="1" r:id="rIdqm9xnr6o3cam0h7tvamvh">
               <w:r>
                 <w:rPr>
                   <w:rFonts w:ascii="Arial" w:cs="Arial" w:eastAsia="Arial" w:hAnsi="Arial"/>
@@ -21181,7 +21183,7 @@
               <w:spacing w:after="10" w:before="0"/>
               <w:ind w:left="120"/>
             </w:pPr>
-            <w:hyperlink w:history="1" r:id="rIdj7tm5sbcgm-qgd8ukdn2m">
+            <w:hyperlink w:history="1" r:id="rId3gnfedgss3oohjfu5vuop">
               <w:r>
                 <w:rPr>
                   <w:rFonts w:ascii="Arial" w:cs="Arial" w:eastAsia="Arial" w:hAnsi="Arial"/>
@@ -21226,7 +21228,7 @@
             <w:pPr>
               <w:spacing w:after="20" w:before="0"/>
             </w:pPr>
-            <w:hyperlink w:history="1" r:id="rIdndbzeshp9v1hm4cnlqs26">
+            <w:hyperlink w:history="1" r:id="rIdig_npymxqzulups1pbkbu">
               <w:r>
                 <w:rPr>
                   <w:rFonts w:ascii="Arial" w:cs="Arial" w:eastAsia="Arial" w:hAnsi="Arial"/>
@@ -21259,7 +21261,7 @@
               <w:spacing w:after="10" w:before="0"/>
               <w:ind w:left="120"/>
             </w:pPr>
-            <w:hyperlink w:history="1" r:id="rIdxstszg3y9vjleovpd6moi">
+            <w:hyperlink w:history="1" r:id="rIduprhw0nzk5k1pbdz7hdpm">
               <w:r>
                 <w:rPr>
                   <w:rFonts w:ascii="Arial" w:cs="Arial" w:eastAsia="Arial" w:hAnsi="Arial"/>
@@ -21275,7 +21277,7 @@
         </w:tc>
         <w:tc>
           <w:tcPr>
-            <w:tcW w:type="dxa" w:w="2556"/>
+            <w:tcW w:type="dxa" w:w="3324"/>
             <w:shd w:fill="FFFFFF" w:color="auto" w:val="clear"/>
             <w:tcMar>
               <w:top w:type="dxa" w:w="60"/>
@@ -21307,7 +21309,7 @@
         </w:tc>
         <w:tc>
           <w:tcPr>
-            <w:tcW w:type="dxa" w:w="2556"/>
+            <w:tcW w:type="dxa" w:w="2300"/>
             <w:shd w:fill="F2F2F2" w:color="auto" w:val="clear"/>
             <w:tcMar>
               <w:top w:type="dxa" w:w="60"/>
@@ -21339,7 +21341,7 @@
         </w:tc>
         <w:tc>
           <w:tcPr>
-            <w:tcW w:type="dxa" w:w="2556"/>
+            <w:tcW w:type="dxa" w:w="2300"/>
             <w:shd w:fill="FFFFFF" w:color="auto" w:val="clear"/>
             <w:tcMar>
               <w:top w:type="dxa" w:w="60"/>
@@ -21405,7 +21407,7 @@
         </w:tc>
         <w:tc>
           <w:tcPr>
-            <w:tcW w:type="dxa" w:w="2556"/>
+            <w:tcW w:type="dxa" w:w="2300"/>
             <w:shd w:fill="FFFFFF" w:color="auto" w:val="clear"/>
             <w:tcMar>
               <w:top w:type="dxa" w:w="60"/>
@@ -21527,7 +21529,7 @@
             <w:pPr>
               <w:spacing w:after="20" w:before="0"/>
             </w:pPr>
-            <w:hyperlink w:history="1" r:id="rIdcefdkqcbl2ocjsr0vshl3">
+            <w:hyperlink w:history="1" r:id="rIdm1ucc3lltgd67je8afmek">
               <w:r>
                 <w:rPr>
                   <w:rFonts w:ascii="Arial" w:cs="Arial" w:eastAsia="Arial" w:hAnsi="Arial"/>
@@ -21560,7 +21562,7 @@
               <w:spacing w:after="10" w:before="0"/>
               <w:ind w:left="120"/>
             </w:pPr>
-            <w:hyperlink w:history="1" r:id="rIdubdx-cwfstu07ot95ijsz">
+            <w:hyperlink w:history="1" r:id="rIdyjz3xgbq0ljboz5buaepl">
               <w:r>
                 <w:rPr>
                   <w:rFonts w:ascii="Arial" w:cs="Arial" w:eastAsia="Arial" w:hAnsi="Arial"/>
@@ -21605,7 +21607,7 @@
             <w:pPr>
               <w:spacing w:after="20" w:before="0"/>
             </w:pPr>
-            <w:hyperlink w:history="1" r:id="rIdhhttu-2fmjkid9g2jfw3z">
+            <w:hyperlink w:history="1" r:id="rIdv5yv17hlhh2hil7tlvqgr">
               <w:r>
                 <w:rPr>
                   <w:rFonts w:ascii="Arial" w:cs="Arial" w:eastAsia="Arial" w:hAnsi="Arial"/>
@@ -21638,7 +21640,7 @@
               <w:spacing w:after="10" w:before="0"/>
               <w:ind w:left="120"/>
             </w:pPr>
-            <w:hyperlink w:history="1" r:id="rIduspscdbxegwtzf1yo6tux">
+            <w:hyperlink w:history="1" r:id="rIdoktaewokogr_qj92mbpd0">
               <w:r>
                 <w:rPr>
                   <w:rFonts w:ascii="Arial" w:cs="Arial" w:eastAsia="Arial" w:hAnsi="Arial"/>
@@ -21654,7 +21656,7 @@
         </w:tc>
         <w:tc>
           <w:tcPr>
-            <w:tcW w:type="dxa" w:w="2556"/>
+            <w:tcW w:type="dxa" w:w="3324"/>
             <w:shd w:fill="FFFFFF" w:color="auto" w:val="clear"/>
             <w:tcMar>
               <w:top w:type="dxa" w:w="60"/>
@@ -21705,7 +21707,7 @@
         </w:tc>
         <w:tc>
           <w:tcPr>
-            <w:tcW w:type="dxa" w:w="2556"/>
+            <w:tcW w:type="dxa" w:w="2300"/>
             <w:shd w:fill="F2F2F2" w:color="auto" w:val="clear"/>
             <w:tcMar>
               <w:top w:type="dxa" w:w="60"/>
@@ -21737,7 +21739,7 @@
         </w:tc>
         <w:tc>
           <w:tcPr>
-            <w:tcW w:type="dxa" w:w="2556"/>
+            <w:tcW w:type="dxa" w:w="2300"/>
             <w:shd w:fill="FFFFFF" w:color="auto" w:val="clear"/>
             <w:tcMar>
               <w:top w:type="dxa" w:w="60"/>

--- a/data/outputs/docx/Grade 10 Math/Math 2.2 Reflection Congruence/Math_Reflection_Congruence_CBE_LessonSequence.docx
+++ b/data/outputs/docx/Grade 10 Math/Math 2.2 Reflection Congruence/Math_Reflection_Congruence_CBE_LessonSequence.docx
@@ -2712,7 +2712,7 @@
             <w:pPr>
               <w:spacing w:after="20" w:before="0"/>
             </w:pPr>
-            <w:hyperlink w:history="1" r:id="rIdik9vm3ae8gyzhqhrjswkg">
+            <w:hyperlink w:history="1" r:id="rIdqljz2virddkidovfhxvxa">
               <w:r>
                 <w:rPr>
                   <w:rFonts w:ascii="Arial" w:cs="Arial" w:eastAsia="Arial" w:hAnsi="Arial"/>
@@ -2745,7 +2745,7 @@
               <w:spacing w:after="10" w:before="0"/>
               <w:ind w:left="120"/>
             </w:pPr>
-            <w:hyperlink w:history="1" r:id="rIdcqkqf6ixrkuaakjua_bgd">
+            <w:hyperlink w:history="1" r:id="rIdwlfhoxdxhcntjk6j4qujk">
               <w:r>
                 <w:rPr>
                   <w:rFonts w:ascii="Arial" w:cs="Arial" w:eastAsia="Arial" w:hAnsi="Arial"/>
@@ -2790,7 +2790,7 @@
             <w:pPr>
               <w:spacing w:after="20" w:before="0"/>
             </w:pPr>
-            <w:hyperlink w:history="1" r:id="rIdqmvtucgqol8_na19pwrpg">
+            <w:hyperlink w:history="1" r:id="rIdblwh7cvyadeynhzghki_7">
               <w:r>
                 <w:rPr>
                   <w:rFonts w:ascii="Arial" w:cs="Arial" w:eastAsia="Arial" w:hAnsi="Arial"/>
@@ -2823,7 +2823,7 @@
               <w:spacing w:after="10" w:before="0"/>
               <w:ind w:left="120"/>
             </w:pPr>
-            <w:hyperlink w:history="1" r:id="rIdjdxa8547eohceomwcd6st">
+            <w:hyperlink w:history="1" r:id="rIdmabzod4gspoaa0wn4m6vf">
               <w:r>
                 <w:rPr>
                   <w:rFonts w:ascii="Arial" w:cs="Arial" w:eastAsia="Arial" w:hAnsi="Arial"/>
@@ -3050,7 +3050,7 @@
             <w:pPr>
               <w:spacing w:after="20" w:before="0"/>
             </w:pPr>
-            <w:hyperlink w:history="1" r:id="rIdxdsoqzmzze2oxuwzx7tlk">
+            <w:hyperlink w:history="1" r:id="rIdwubbjegf1bz7z8_ggiz4n">
               <w:r>
                 <w:rPr>
                   <w:rFonts w:ascii="Arial" w:cs="Arial" w:eastAsia="Arial" w:hAnsi="Arial"/>
@@ -3083,7 +3083,7 @@
               <w:spacing w:after="10" w:before="0"/>
               <w:ind w:left="120"/>
             </w:pPr>
-            <w:hyperlink w:history="1" r:id="rIdwf3-yvo6ke45c4lpljawl">
+            <w:hyperlink w:history="1" r:id="rIdtfdqegs58vuoy-zbltjhv">
               <w:r>
                 <w:rPr>
                   <w:rFonts w:ascii="Arial" w:cs="Arial" w:eastAsia="Arial" w:hAnsi="Arial"/>
@@ -3128,7 +3128,7 @@
             <w:pPr>
               <w:spacing w:after="20" w:before="0"/>
             </w:pPr>
-            <w:hyperlink w:history="1" r:id="rId_esvx_r15vk7jjftezehz">
+            <w:hyperlink w:history="1" r:id="rIddtfphynrdjkb58ffsij9c">
               <w:r>
                 <w:rPr>
                   <w:rFonts w:ascii="Arial" w:cs="Arial" w:eastAsia="Arial" w:hAnsi="Arial"/>
@@ -3161,7 +3161,7 @@
               <w:spacing w:after="10" w:before="0"/>
               <w:ind w:left="120"/>
             </w:pPr>
-            <w:hyperlink w:history="1" r:id="rIdgopqcfi8w9i9ubkvgbk8l">
+            <w:hyperlink w:history="1" r:id="rIdibwlu7xitdax0_cz7_-xn">
               <w:r>
                 <w:rPr>
                   <w:rFonts w:ascii="Arial" w:cs="Arial" w:eastAsia="Arial" w:hAnsi="Arial"/>
@@ -3388,7 +3388,7 @@
             <w:pPr>
               <w:spacing w:after="20" w:before="0"/>
             </w:pPr>
-            <w:hyperlink w:history="1" r:id="rIdv_xztyynfxtpfqzck0dwg">
+            <w:hyperlink w:history="1" r:id="rIdjs9-aolg3iyqsaii3a2sv">
               <w:r>
                 <w:rPr>
                   <w:rFonts w:ascii="Arial" w:cs="Arial" w:eastAsia="Arial" w:hAnsi="Arial"/>
@@ -3421,7 +3421,7 @@
               <w:spacing w:after="10" w:before="0"/>
               <w:ind w:left="120"/>
             </w:pPr>
-            <w:hyperlink w:history="1" r:id="rIdjso3xag6whcq7byy8luw3">
+            <w:hyperlink w:history="1" r:id="rId5g8gyfoikthdyzeoeoqne">
               <w:r>
                 <w:rPr>
                   <w:rFonts w:ascii="Arial" w:cs="Arial" w:eastAsia="Arial" w:hAnsi="Arial"/>
@@ -3466,7 +3466,7 @@
             <w:pPr>
               <w:spacing w:after="20" w:before="0"/>
             </w:pPr>
-            <w:hyperlink w:history="1" r:id="rIdulbtw1o45tqoyujw9un7a">
+            <w:hyperlink w:history="1" r:id="rIdkkwrf-anrcmtv-mkxrcp-">
               <w:r>
                 <w:rPr>
                   <w:rFonts w:ascii="Arial" w:cs="Arial" w:eastAsia="Arial" w:hAnsi="Arial"/>
@@ -3499,7 +3499,7 @@
               <w:spacing w:after="10" w:before="0"/>
               <w:ind w:left="120"/>
             </w:pPr>
-            <w:hyperlink w:history="1" r:id="rIdgloe7scwiawtj_crrlbbx">
+            <w:hyperlink w:history="1" r:id="rIdk30uuj1jmvjd5snzuktvt">
               <w:r>
                 <w:rPr>
                   <w:rFonts w:ascii="Arial" w:cs="Arial" w:eastAsia="Arial" w:hAnsi="Arial"/>
@@ -3726,7 +3726,7 @@
             <w:pPr>
               <w:spacing w:after="20" w:before="0"/>
             </w:pPr>
-            <w:hyperlink w:history="1" r:id="rId71wqx9xyyawiydemebsqe">
+            <w:hyperlink w:history="1" r:id="rIdipjf4rh_mzindj7no9vhj">
               <w:r>
                 <w:rPr>
                   <w:rFonts w:ascii="Arial" w:cs="Arial" w:eastAsia="Arial" w:hAnsi="Arial"/>
@@ -3759,7 +3759,7 @@
               <w:spacing w:after="10" w:before="0"/>
               <w:ind w:left="120"/>
             </w:pPr>
-            <w:hyperlink w:history="1" r:id="rIdp1r4ievaxm59mk6yvgjzi">
+            <w:hyperlink w:history="1" r:id="rIdmuxfzeb779z96y1kyhfcd">
               <w:r>
                 <w:rPr>
                   <w:rFonts w:ascii="Arial" w:cs="Arial" w:eastAsia="Arial" w:hAnsi="Arial"/>
@@ -3804,7 +3804,7 @@
             <w:pPr>
               <w:spacing w:after="20" w:before="0"/>
             </w:pPr>
-            <w:hyperlink w:history="1" r:id="rId3dii-b0undnjdhdbngfd1">
+            <w:hyperlink w:history="1" r:id="rIdnm2sxdsjhvsu1j7btfsvq">
               <w:r>
                 <w:rPr>
                   <w:rFonts w:ascii="Arial" w:cs="Arial" w:eastAsia="Arial" w:hAnsi="Arial"/>
@@ -3837,7 +3837,7 @@
               <w:spacing w:after="10" w:before="0"/>
               <w:ind w:left="120"/>
             </w:pPr>
-            <w:hyperlink w:history="1" r:id="rIdj92jmiruy0y-qnx0mgeh_">
+            <w:hyperlink w:history="1" r:id="rIdnj_eyc0yjjc-2ufo5h_r9">
               <w:r>
                 <w:rPr>
                   <w:rFonts w:ascii="Arial" w:cs="Arial" w:eastAsia="Arial" w:hAnsi="Arial"/>
@@ -4064,7 +4064,7 @@
             <w:pPr>
               <w:spacing w:after="20" w:before="0"/>
             </w:pPr>
-            <w:hyperlink w:history="1" r:id="rIdm3m_kn1uf-zr370fa63bv">
+            <w:hyperlink w:history="1" r:id="rIdxlijodb3_jpqsofwgghjg">
               <w:r>
                 <w:rPr>
                   <w:rFonts w:ascii="Arial" w:cs="Arial" w:eastAsia="Arial" w:hAnsi="Arial"/>
@@ -4097,7 +4097,7 @@
               <w:spacing w:after="10" w:before="0"/>
               <w:ind w:left="120"/>
             </w:pPr>
-            <w:hyperlink w:history="1" r:id="rIdwao1ab49s_ylxyrgonneh">
+            <w:hyperlink w:history="1" r:id="rIdsr-mkxmpfjkt5v2alvqvd">
               <w:r>
                 <w:rPr>
                   <w:rFonts w:ascii="Arial" w:cs="Arial" w:eastAsia="Arial" w:hAnsi="Arial"/>
@@ -4142,7 +4142,7 @@
             <w:pPr>
               <w:spacing w:after="20" w:before="0"/>
             </w:pPr>
-            <w:hyperlink w:history="1" r:id="rId9ylf1bgrarbr3wajfuwfz">
+            <w:hyperlink w:history="1" r:id="rIdq6m-swymf_bij692uap3_">
               <w:r>
                 <w:rPr>
                   <w:rFonts w:ascii="Arial" w:cs="Arial" w:eastAsia="Arial" w:hAnsi="Arial"/>
@@ -4175,7 +4175,7 @@
               <w:spacing w:after="10" w:before="0"/>
               <w:ind w:left="120"/>
             </w:pPr>
-            <w:hyperlink w:history="1" r:id="rIdaa9foscgprqqq31doonxc">
+            <w:hyperlink w:history="1" r:id="rIdq3o-cy-nuat6mdzrbeytp">
               <w:r>
                 <w:rPr>
                   <w:rFonts w:ascii="Arial" w:cs="Arial" w:eastAsia="Arial" w:hAnsi="Arial"/>
@@ -6127,7 +6127,7 @@
             <w:pPr>
               <w:spacing w:after="20" w:before="0"/>
             </w:pPr>
-            <w:hyperlink w:history="1" r:id="rIdbaquqazlliwxpgwjnyexm">
+            <w:hyperlink w:history="1" r:id="rIda_0eyboninaxzoxvyl0zn">
               <w:r>
                 <w:rPr>
                   <w:rFonts w:ascii="Arial" w:cs="Arial" w:eastAsia="Arial" w:hAnsi="Arial"/>
@@ -6160,7 +6160,7 @@
               <w:spacing w:after="10" w:before="0"/>
               <w:ind w:left="120"/>
             </w:pPr>
-            <w:hyperlink w:history="1" r:id="rIdop4vpntztsvjkuurufi8h">
+            <w:hyperlink w:history="1" r:id="rIdwdslbggiyu9d6oh7upxoj">
               <w:r>
                 <w:rPr>
                   <w:rFonts w:ascii="Arial" w:cs="Arial" w:eastAsia="Arial" w:hAnsi="Arial"/>
@@ -6205,7 +6205,7 @@
             <w:pPr>
               <w:spacing w:after="20" w:before="0"/>
             </w:pPr>
-            <w:hyperlink w:history="1" r:id="rIdvfat2duzruk0w1wn52uqa">
+            <w:hyperlink w:history="1" r:id="rIdbbj_yuwiwchshwzukzwgz">
               <w:r>
                 <w:rPr>
                   <w:rFonts w:ascii="Arial" w:cs="Arial" w:eastAsia="Arial" w:hAnsi="Arial"/>
@@ -6238,7 +6238,7 @@
               <w:spacing w:after="10" w:before="0"/>
               <w:ind w:left="120"/>
             </w:pPr>
-            <w:hyperlink w:history="1" r:id="rIdev0huvr7ujaidkdqssk3p">
+            <w:hyperlink w:history="1" r:id="rId2q9z6yjakxyxd_d-bey90">
               <w:r>
                 <w:rPr>
                   <w:rFonts w:ascii="Arial" w:cs="Arial" w:eastAsia="Arial" w:hAnsi="Arial"/>
@@ -6545,7 +6545,7 @@
             <w:pPr>
               <w:spacing w:after="20" w:before="0"/>
             </w:pPr>
-            <w:hyperlink w:history="1" r:id="rIdc1u8nyebzi3ghkjrepbry">
+            <w:hyperlink w:history="1" r:id="rIde_0oisk4suorpmd6u4fu5">
               <w:r>
                 <w:rPr>
                   <w:rFonts w:ascii="Arial" w:cs="Arial" w:eastAsia="Arial" w:hAnsi="Arial"/>
@@ -6578,7 +6578,7 @@
               <w:spacing w:after="10" w:before="0"/>
               <w:ind w:left="120"/>
             </w:pPr>
-            <w:hyperlink w:history="1" r:id="rIdawrdohijtu1rngeokjc04">
+            <w:hyperlink w:history="1" r:id="rId_qmkqfcfotsyysiwtp9er">
               <w:r>
                 <w:rPr>
                   <w:rFonts w:ascii="Arial" w:cs="Arial" w:eastAsia="Arial" w:hAnsi="Arial"/>
@@ -6623,7 +6623,7 @@
             <w:pPr>
               <w:spacing w:after="20" w:before="0"/>
             </w:pPr>
-            <w:hyperlink w:history="1" r:id="rIdzxxg1m8f3_3dcggk8qwdv">
+            <w:hyperlink w:history="1" r:id="rId0hoikvjhcc9sv5pur6jef">
               <w:r>
                 <w:rPr>
                   <w:rFonts w:ascii="Arial" w:cs="Arial" w:eastAsia="Arial" w:hAnsi="Arial"/>
@@ -6656,7 +6656,7 @@
               <w:spacing w:after="10" w:before="0"/>
               <w:ind w:left="120"/>
             </w:pPr>
-            <w:hyperlink w:history="1" r:id="rIdb-2e2ebh-ydarrcjrxdgf">
+            <w:hyperlink w:history="1" r:id="rIdtrqpevptpkswngyrsc2bz">
               <w:r>
                 <w:rPr>
                   <w:rFonts w:ascii="Arial" w:cs="Arial" w:eastAsia="Arial" w:hAnsi="Arial"/>
@@ -6959,7 +6959,7 @@
             <w:pPr>
               <w:spacing w:after="20" w:before="0"/>
             </w:pPr>
-            <w:hyperlink w:history="1" r:id="rIdr5f-uzh01fwt8_9qn1rem">
+            <w:hyperlink w:history="1" r:id="rId3hyjmltb0mnjssb1bfies">
               <w:r>
                 <w:rPr>
                   <w:rFonts w:ascii="Arial" w:cs="Arial" w:eastAsia="Arial" w:hAnsi="Arial"/>
@@ -6992,7 +6992,7 @@
               <w:spacing w:after="10" w:before="0"/>
               <w:ind w:left="120"/>
             </w:pPr>
-            <w:hyperlink w:history="1" r:id="rIdpzarvhpe-9odiydqgmwol">
+            <w:hyperlink w:history="1" r:id="rIdjekvw6cv6tpio1rg-gohl">
               <w:r>
                 <w:rPr>
                   <w:rFonts w:ascii="Arial" w:cs="Arial" w:eastAsia="Arial" w:hAnsi="Arial"/>
@@ -7037,7 +7037,7 @@
             <w:pPr>
               <w:spacing w:after="20" w:before="0"/>
             </w:pPr>
-            <w:hyperlink w:history="1" r:id="rIdaqdsdoirt4igfbs2xm9s9">
+            <w:hyperlink w:history="1" r:id="rIdws3kkgwbzvb45bm6bk_92">
               <w:r>
                 <w:rPr>
                   <w:rFonts w:ascii="Arial" w:cs="Arial" w:eastAsia="Arial" w:hAnsi="Arial"/>
@@ -7070,7 +7070,7 @@
               <w:spacing w:after="10" w:before="0"/>
               <w:ind w:left="120"/>
             </w:pPr>
-            <w:hyperlink w:history="1" r:id="rIdj6ygaflqcx0lmuxlfzkdl">
+            <w:hyperlink w:history="1" r:id="rId5kuyvtrl9ebqlup-vyx-x">
               <w:r>
                 <w:rPr>
                   <w:rFonts w:ascii="Arial" w:cs="Arial" w:eastAsia="Arial" w:hAnsi="Arial"/>
@@ -7297,7 +7297,7 @@
             <w:pPr>
               <w:spacing w:after="20" w:before="0"/>
             </w:pPr>
-            <w:hyperlink w:history="1" r:id="rIdw_b-8mrdrrtbujfaerxsg">
+            <w:hyperlink w:history="1" r:id="rId4ztg4j2czdb_md4dvoddd">
               <w:r>
                 <w:rPr>
                   <w:rFonts w:ascii="Arial" w:cs="Arial" w:eastAsia="Arial" w:hAnsi="Arial"/>
@@ -7330,7 +7330,7 @@
               <w:spacing w:after="10" w:before="0"/>
               <w:ind w:left="120"/>
             </w:pPr>
-            <w:hyperlink w:history="1" r:id="rIdggnry1yj_snrzcubmizyg">
+            <w:hyperlink w:history="1" r:id="rIdupzwqp15qniwwczsi4jxm">
               <w:r>
                 <w:rPr>
                   <w:rFonts w:ascii="Arial" w:cs="Arial" w:eastAsia="Arial" w:hAnsi="Arial"/>
@@ -7375,7 +7375,7 @@
             <w:pPr>
               <w:spacing w:after="20" w:before="0"/>
             </w:pPr>
-            <w:hyperlink w:history="1" r:id="rIdmbyh-xs7exb5voek-uaoj">
+            <w:hyperlink w:history="1" r:id="rIdrdodt7fsih8ghohpfm1p1">
               <w:r>
                 <w:rPr>
                   <w:rFonts w:ascii="Arial" w:cs="Arial" w:eastAsia="Arial" w:hAnsi="Arial"/>
@@ -7408,7 +7408,7 @@
               <w:spacing w:after="10" w:before="0"/>
               <w:ind w:left="120"/>
             </w:pPr>
-            <w:hyperlink w:history="1" r:id="rIdjfgk9c-c0mhdxkp14eerk">
+            <w:hyperlink w:history="1" r:id="rIdu5x74slku6drkevmmmhge">
               <w:r>
                 <w:rPr>
                   <w:rFonts w:ascii="Arial" w:cs="Arial" w:eastAsia="Arial" w:hAnsi="Arial"/>
@@ -7616,7 +7616,7 @@
             <w:pPr>
               <w:spacing w:after="20" w:before="0"/>
             </w:pPr>
-            <w:hyperlink w:history="1" r:id="rId5q367hv9xrrmye2spdz_q">
+            <w:hyperlink w:history="1" r:id="rIduqik0qlvvxo7j1jtg_17h">
               <w:r>
                 <w:rPr>
                   <w:rFonts w:ascii="Arial" w:cs="Arial" w:eastAsia="Arial" w:hAnsi="Arial"/>
@@ -7649,7 +7649,7 @@
               <w:spacing w:after="10" w:before="0"/>
               <w:ind w:left="120"/>
             </w:pPr>
-            <w:hyperlink w:history="1" r:id="rIdxkvcd4yp5ld7jitqcwyn5">
+            <w:hyperlink w:history="1" r:id="rIdydr6ialdt8gx3_i4v1rb-">
               <w:r>
                 <w:rPr>
                   <w:rFonts w:ascii="Arial" w:cs="Arial" w:eastAsia="Arial" w:hAnsi="Arial"/>
@@ -7694,7 +7694,7 @@
             <w:pPr>
               <w:spacing w:after="20" w:before="0"/>
             </w:pPr>
-            <w:hyperlink w:history="1" r:id="rIdtdivbmnw747nzsq_petx_">
+            <w:hyperlink w:history="1" r:id="rId7gcrmluhdumywste5tndv">
               <w:r>
                 <w:rPr>
                   <w:rFonts w:ascii="Arial" w:cs="Arial" w:eastAsia="Arial" w:hAnsi="Arial"/>
@@ -7727,7 +7727,7 @@
               <w:spacing w:after="10" w:before="0"/>
               <w:ind w:left="120"/>
             </w:pPr>
-            <w:hyperlink w:history="1" r:id="rIdyzq9esa-m0lc4txdhd_wi">
+            <w:hyperlink w:history="1" r:id="rIdnig-tm-j-gjfoep6fodfv">
               <w:r>
                 <w:rPr>
                   <w:rFonts w:ascii="Arial" w:cs="Arial" w:eastAsia="Arial" w:hAnsi="Arial"/>
@@ -9659,7 +9659,7 @@
             <w:pPr>
               <w:spacing w:after="20" w:before="0"/>
             </w:pPr>
-            <w:hyperlink w:history="1" r:id="rId08jyx9an94nrtgx7qia_v">
+            <w:hyperlink w:history="1" r:id="rIdaw_pobkkr3h1kxlvrnksj">
               <w:r>
                 <w:rPr>
                   <w:rFonts w:ascii="Arial" w:cs="Arial" w:eastAsia="Arial" w:hAnsi="Arial"/>
@@ -9692,7 +9692,7 @@
               <w:spacing w:after="10" w:before="0"/>
               <w:ind w:left="120"/>
             </w:pPr>
-            <w:hyperlink w:history="1" r:id="rIdudp0lgsxfehtkljlkjf0v">
+            <w:hyperlink w:history="1" r:id="rIds97ld8xod-uatvn_o0x1p">
               <w:r>
                 <w:rPr>
                   <w:rFonts w:ascii="Arial" w:cs="Arial" w:eastAsia="Arial" w:hAnsi="Arial"/>
@@ -9737,7 +9737,7 @@
             <w:pPr>
               <w:spacing w:after="20" w:before="0"/>
             </w:pPr>
-            <w:hyperlink w:history="1" r:id="rIdal-pj62eo5h6jyrhfxwle">
+            <w:hyperlink w:history="1" r:id="rId7x8oqpfh6whkqqqwdddkm">
               <w:r>
                 <w:rPr>
                   <w:rFonts w:ascii="Arial" w:cs="Arial" w:eastAsia="Arial" w:hAnsi="Arial"/>
@@ -9770,7 +9770,7 @@
               <w:spacing w:after="10" w:before="0"/>
               <w:ind w:left="120"/>
             </w:pPr>
-            <w:hyperlink w:history="1" r:id="rIdhxhqmiwjxip4rgtzbm5z_">
+            <w:hyperlink w:history="1" r:id="rIdatqnscgnmmjgkag4wnivb">
               <w:r>
                 <w:rPr>
                   <w:rFonts w:ascii="Arial" w:cs="Arial" w:eastAsia="Arial" w:hAnsi="Arial"/>
@@ -9978,7 +9978,7 @@
             <w:pPr>
               <w:spacing w:after="20" w:before="0"/>
             </w:pPr>
-            <w:hyperlink w:history="1" r:id="rIdc0wvp4_ivynmftqlo5dav">
+            <w:hyperlink w:history="1" r:id="rIdp5v6ze6m2obk9eso0t3kd">
               <w:r>
                 <w:rPr>
                   <w:rFonts w:ascii="Arial" w:cs="Arial" w:eastAsia="Arial" w:hAnsi="Arial"/>
@@ -10011,7 +10011,7 @@
               <w:spacing w:after="10" w:before="0"/>
               <w:ind w:left="120"/>
             </w:pPr>
-            <w:hyperlink w:history="1" r:id="rIdpfu9_k2r91gknmtrgn6hm">
+            <w:hyperlink w:history="1" r:id="rIddwmi_gyz63pfl5d2rwyh7">
               <w:r>
                 <w:rPr>
                   <w:rFonts w:ascii="Arial" w:cs="Arial" w:eastAsia="Arial" w:hAnsi="Arial"/>
@@ -10056,7 +10056,7 @@
             <w:pPr>
               <w:spacing w:after="20" w:before="0"/>
             </w:pPr>
-            <w:hyperlink w:history="1" r:id="rIdyoyuvh_mwei7esju140gr">
+            <w:hyperlink w:history="1" r:id="rId5q3o-galklp0dlphqtvbm">
               <w:r>
                 <w:rPr>
                   <w:rFonts w:ascii="Arial" w:cs="Arial" w:eastAsia="Arial" w:hAnsi="Arial"/>
@@ -10089,7 +10089,7 @@
               <w:spacing w:after="10" w:before="0"/>
               <w:ind w:left="120"/>
             </w:pPr>
-            <w:hyperlink w:history="1" r:id="rIdfgvdbisw2vq_mcl7ofgtm">
+            <w:hyperlink w:history="1" r:id="rIdvbhbivhwroyux-uj4umk8">
               <w:r>
                 <w:rPr>
                   <w:rFonts w:ascii="Arial" w:cs="Arial" w:eastAsia="Arial" w:hAnsi="Arial"/>
@@ -10395,7 +10395,7 @@
             <w:pPr>
               <w:spacing w:after="20" w:before="0"/>
             </w:pPr>
-            <w:hyperlink w:history="1" r:id="rIdqr9zkvm-z2pvpomkcbcih">
+            <w:hyperlink w:history="1" r:id="rIdfgxwglghsx2qr9nidk7bs">
               <w:r>
                 <w:rPr>
                   <w:rFonts w:ascii="Arial" w:cs="Arial" w:eastAsia="Arial" w:hAnsi="Arial"/>
@@ -10428,7 +10428,7 @@
               <w:spacing w:after="10" w:before="0"/>
               <w:ind w:left="120"/>
             </w:pPr>
-            <w:hyperlink w:history="1" r:id="rIdjvpimqrajfkutzi5jhunc">
+            <w:hyperlink w:history="1" r:id="rIdo2tg-eyegub053hanxwli">
               <w:r>
                 <w:rPr>
                   <w:rFonts w:ascii="Arial" w:cs="Arial" w:eastAsia="Arial" w:hAnsi="Arial"/>
@@ -10473,7 +10473,7 @@
             <w:pPr>
               <w:spacing w:after="20" w:before="0"/>
             </w:pPr>
-            <w:hyperlink w:history="1" r:id="rIddknw9cgygeg6ixlndtraw">
+            <w:hyperlink w:history="1" r:id="rIdy2sgu3cllanmtyk6kqgwd">
               <w:r>
                 <w:rPr>
                   <w:rFonts w:ascii="Arial" w:cs="Arial" w:eastAsia="Arial" w:hAnsi="Arial"/>
@@ -10506,7 +10506,7 @@
               <w:spacing w:after="10" w:before="0"/>
               <w:ind w:left="120"/>
             </w:pPr>
-            <w:hyperlink w:history="1" r:id="rIdxx6bosrpntvgclvbppaqp">
+            <w:hyperlink w:history="1" r:id="rIdfsck3evajdwxzdapdyqbg">
               <w:r>
                 <w:rPr>
                   <w:rFonts w:ascii="Arial" w:cs="Arial" w:eastAsia="Arial" w:hAnsi="Arial"/>
@@ -10733,7 +10733,7 @@
             <w:pPr>
               <w:spacing w:after="20" w:before="0"/>
             </w:pPr>
-            <w:hyperlink w:history="1" r:id="rIdudkymhnqptxwux7i6vval">
+            <w:hyperlink w:history="1" r:id="rIdo5a2vjypjpb-0lzurenj5">
               <w:r>
                 <w:rPr>
                   <w:rFonts w:ascii="Arial" w:cs="Arial" w:eastAsia="Arial" w:hAnsi="Arial"/>
@@ -10766,7 +10766,7 @@
               <w:spacing w:after="10" w:before="0"/>
               <w:ind w:left="120"/>
             </w:pPr>
-            <w:hyperlink w:history="1" r:id="rIdg9sfhqw_ymsug8xoo2za9">
+            <w:hyperlink w:history="1" r:id="rIdjcm3lr-jvg7zmm1wtpoab">
               <w:r>
                 <w:rPr>
                   <w:rFonts w:ascii="Arial" w:cs="Arial" w:eastAsia="Arial" w:hAnsi="Arial"/>
@@ -10811,7 +10811,7 @@
             <w:pPr>
               <w:spacing w:after="20" w:before="0"/>
             </w:pPr>
-            <w:hyperlink w:history="1" r:id="rId61kzt6kpugnf3apnik-ei">
+            <w:hyperlink w:history="1" r:id="rIdgpuuoigdvkk-nt880ofyr">
               <w:r>
                 <w:rPr>
                   <w:rFonts w:ascii="Arial" w:cs="Arial" w:eastAsia="Arial" w:hAnsi="Arial"/>
@@ -10844,7 +10844,7 @@
               <w:spacing w:after="10" w:before="0"/>
               <w:ind w:left="120"/>
             </w:pPr>
-            <w:hyperlink w:history="1" r:id="rIdxikkk_lvkwqn1waqf9-fj">
+            <w:hyperlink w:history="1" r:id="rIdfym9a-pxarfwjtlz8-9oc">
               <w:r>
                 <w:rPr>
                   <w:rFonts w:ascii="Arial" w:cs="Arial" w:eastAsia="Arial" w:hAnsi="Arial"/>
@@ -11052,7 +11052,7 @@
             <w:pPr>
               <w:spacing w:after="20" w:before="0"/>
             </w:pPr>
-            <w:hyperlink w:history="1" r:id="rIdsya7ptrnuyfsv8xsxq4pr">
+            <w:hyperlink w:history="1" r:id="rIdhgymfui5cac9zgzhpkmgt">
               <w:r>
                 <w:rPr>
                   <w:rFonts w:ascii="Arial" w:cs="Arial" w:eastAsia="Arial" w:hAnsi="Arial"/>
@@ -11085,7 +11085,7 @@
               <w:spacing w:after="10" w:before="0"/>
               <w:ind w:left="120"/>
             </w:pPr>
-            <w:hyperlink w:history="1" r:id="rIdy4d_ulazxbbl_zpugs3qf">
+            <w:hyperlink w:history="1" r:id="rIdnppoy8laayvnpcfemufx0">
               <w:r>
                 <w:rPr>
                   <w:rFonts w:ascii="Arial" w:cs="Arial" w:eastAsia="Arial" w:hAnsi="Arial"/>
@@ -11130,7 +11130,7 @@
             <w:pPr>
               <w:spacing w:after="20" w:before="0"/>
             </w:pPr>
-            <w:hyperlink w:history="1" r:id="rIdmhpo3uug-vi_7eyxjc_in">
+            <w:hyperlink w:history="1" r:id="rIdc-edmgej04mhib-7thuct">
               <w:r>
                 <w:rPr>
                   <w:rFonts w:ascii="Arial" w:cs="Arial" w:eastAsia="Arial" w:hAnsi="Arial"/>
@@ -11163,7 +11163,7 @@
               <w:spacing w:after="10" w:before="0"/>
               <w:ind w:left="120"/>
             </w:pPr>
-            <w:hyperlink w:history="1" r:id="rIdh3qfay13nogsw_d7vworz">
+            <w:hyperlink w:history="1" r:id="rIdbe1vyxtvdoola1hehkk4l">
               <w:r>
                 <w:rPr>
                   <w:rFonts w:ascii="Arial" w:cs="Arial" w:eastAsia="Arial" w:hAnsi="Arial"/>
@@ -13056,7 +13056,7 @@
             <w:pPr>
               <w:spacing w:after="20" w:before="0"/>
             </w:pPr>
-            <w:hyperlink w:history="1" r:id="rIdmet1x00vbj0r2cykldbv1">
+            <w:hyperlink w:history="1" r:id="rId6iafcmsd1vhhhxzxjfd9v">
               <w:r>
                 <w:rPr>
                   <w:rFonts w:ascii="Arial" w:cs="Arial" w:eastAsia="Arial" w:hAnsi="Arial"/>
@@ -13089,7 +13089,7 @@
               <w:spacing w:after="10" w:before="0"/>
               <w:ind w:left="120"/>
             </w:pPr>
-            <w:hyperlink w:history="1" r:id="rIdg43ixv2q9kuh4rdjnnxxv">
+            <w:hyperlink w:history="1" r:id="rIdx_cibu8qbldlw27yp63td">
               <w:r>
                 <w:rPr>
                   <w:rFonts w:ascii="Arial" w:cs="Arial" w:eastAsia="Arial" w:hAnsi="Arial"/>
@@ -13134,7 +13134,7 @@
             <w:pPr>
               <w:spacing w:after="20" w:before="0"/>
             </w:pPr>
-            <w:hyperlink w:history="1" r:id="rIde8bukifl4is9mtzt7qkph">
+            <w:hyperlink w:history="1" r:id="rIdq72fg2rrfdantvanlmikq">
               <w:r>
                 <w:rPr>
                   <w:rFonts w:ascii="Arial" w:cs="Arial" w:eastAsia="Arial" w:hAnsi="Arial"/>
@@ -13167,7 +13167,7 @@
               <w:spacing w:after="10" w:before="0"/>
               <w:ind w:left="120"/>
             </w:pPr>
-            <w:hyperlink w:history="1" r:id="rIddcncetf_j8jfoa3mvtzxd">
+            <w:hyperlink w:history="1" r:id="rId6jrx-or5j9oembwvpwhcc">
               <w:r>
                 <w:rPr>
                   <w:rFonts w:ascii="Arial" w:cs="Arial" w:eastAsia="Arial" w:hAnsi="Arial"/>
@@ -13394,7 +13394,7 @@
             <w:pPr>
               <w:spacing w:after="20" w:before="0"/>
             </w:pPr>
-            <w:hyperlink w:history="1" r:id="rIdnetev_uitn9vwxclxjitg">
+            <w:hyperlink w:history="1" r:id="rIdnzrhlw_asohicfq1z4f3w">
               <w:r>
                 <w:rPr>
                   <w:rFonts w:ascii="Arial" w:cs="Arial" w:eastAsia="Arial" w:hAnsi="Arial"/>
@@ -13427,7 +13427,7 @@
               <w:spacing w:after="10" w:before="0"/>
               <w:ind w:left="120"/>
             </w:pPr>
-            <w:hyperlink w:history="1" r:id="rIds0xyh8asrk9xpdncmtkia">
+            <w:hyperlink w:history="1" r:id="rIdagp5jepfaur2cbqgtfsyj">
               <w:r>
                 <w:rPr>
                   <w:rFonts w:ascii="Arial" w:cs="Arial" w:eastAsia="Arial" w:hAnsi="Arial"/>
@@ -13472,7 +13472,7 @@
             <w:pPr>
               <w:spacing w:after="20" w:before="0"/>
             </w:pPr>
-            <w:hyperlink w:history="1" r:id="rId6bi_cr9xucb3l-ireju9-">
+            <w:hyperlink w:history="1" r:id="rIdzfpdoswyswxilz46wi_xk">
               <w:r>
                 <w:rPr>
                   <w:rFonts w:ascii="Arial" w:cs="Arial" w:eastAsia="Arial" w:hAnsi="Arial"/>
@@ -13505,7 +13505,7 @@
               <w:spacing w:after="10" w:before="0"/>
               <w:ind w:left="120"/>
             </w:pPr>
-            <w:hyperlink w:history="1" r:id="rIds_f8cmahhtktl31aycmiv">
+            <w:hyperlink w:history="1" r:id="rIdfm99ssnaj-nfo9wbg3kjy">
               <w:r>
                 <w:rPr>
                   <w:rFonts w:ascii="Arial" w:cs="Arial" w:eastAsia="Arial" w:hAnsi="Arial"/>
@@ -13831,7 +13831,7 @@
             <w:pPr>
               <w:spacing w:after="20" w:before="0"/>
             </w:pPr>
-            <w:hyperlink w:history="1" r:id="rIdr27j22dyecntttzg9oje1">
+            <w:hyperlink w:history="1" r:id="rIdetvir--hpj7pbw18lal1r">
               <w:r>
                 <w:rPr>
                   <w:rFonts w:ascii="Arial" w:cs="Arial" w:eastAsia="Arial" w:hAnsi="Arial"/>
@@ -13864,7 +13864,7 @@
               <w:spacing w:after="10" w:before="0"/>
               <w:ind w:left="120"/>
             </w:pPr>
-            <w:hyperlink w:history="1" r:id="rIdn_49mci_r07d5bdmhsiqf">
+            <w:hyperlink w:history="1" r:id="rId0pcxpoamkjszwhvlsyg2z">
               <w:r>
                 <w:rPr>
                   <w:rFonts w:ascii="Arial" w:cs="Arial" w:eastAsia="Arial" w:hAnsi="Arial"/>
@@ -13909,7 +13909,7 @@
             <w:pPr>
               <w:spacing w:after="20" w:before="0"/>
             </w:pPr>
-            <w:hyperlink w:history="1" r:id="rIdemc5cjljd3flubk3dtuds">
+            <w:hyperlink w:history="1" r:id="rId2e9n0dhcpffjzrq3hnlpc">
               <w:r>
                 <w:rPr>
                   <w:rFonts w:ascii="Arial" w:cs="Arial" w:eastAsia="Arial" w:hAnsi="Arial"/>
@@ -13942,7 +13942,7 @@
               <w:spacing w:after="10" w:before="0"/>
               <w:ind w:left="120"/>
             </w:pPr>
-            <w:hyperlink w:history="1" r:id="rIdzjrsev_kfpmfsfxoajpue">
+            <w:hyperlink w:history="1" r:id="rIdslondtfhoqfrmeyc6nyx_">
               <w:r>
                 <w:rPr>
                   <w:rFonts w:ascii="Arial" w:cs="Arial" w:eastAsia="Arial" w:hAnsi="Arial"/>
@@ -14169,7 +14169,7 @@
             <w:pPr>
               <w:spacing w:after="20" w:before="0"/>
             </w:pPr>
-            <w:hyperlink w:history="1" r:id="rIdk5iw1ljk2rrh6chdovvft">
+            <w:hyperlink w:history="1" r:id="rIddd9zb2ojofplowuvs1daj">
               <w:r>
                 <w:rPr>
                   <w:rFonts w:ascii="Arial" w:cs="Arial" w:eastAsia="Arial" w:hAnsi="Arial"/>
@@ -14202,7 +14202,7 @@
               <w:spacing w:after="10" w:before="0"/>
               <w:ind w:left="120"/>
             </w:pPr>
-            <w:hyperlink w:history="1" r:id="rIdxjta7td69p42qd9haemob">
+            <w:hyperlink w:history="1" r:id="rIdrwa4qfpa8rmth3jl5qigz">
               <w:r>
                 <w:rPr>
                   <w:rFonts w:ascii="Arial" w:cs="Arial" w:eastAsia="Arial" w:hAnsi="Arial"/>
@@ -14247,7 +14247,7 @@
             <w:pPr>
               <w:spacing w:after="20" w:before="0"/>
             </w:pPr>
-            <w:hyperlink w:history="1" r:id="rIdjyyx7muvdmc3dpp4drx_a">
+            <w:hyperlink w:history="1" r:id="rIdxoylenwibqcngvqxrk4lp">
               <w:r>
                 <w:rPr>
                   <w:rFonts w:ascii="Arial" w:cs="Arial" w:eastAsia="Arial" w:hAnsi="Arial"/>
@@ -14280,7 +14280,7 @@
               <w:spacing w:after="10" w:before="0"/>
               <w:ind w:left="120"/>
             </w:pPr>
-            <w:hyperlink w:history="1" r:id="rIdkclr1nvkrdtxmrzuaadbm">
+            <w:hyperlink w:history="1" r:id="rIdsda4duw5mf-bu8dzqbsnz">
               <w:r>
                 <w:rPr>
                   <w:rFonts w:ascii="Arial" w:cs="Arial" w:eastAsia="Arial" w:hAnsi="Arial"/>
@@ -14488,7 +14488,7 @@
             <w:pPr>
               <w:spacing w:after="20" w:before="0"/>
             </w:pPr>
-            <w:hyperlink w:history="1" r:id="rId2rsnbz0e7be5kfladuerp">
+            <w:hyperlink w:history="1" r:id="rIdviwfwu7mik_1kkvar4veq">
               <w:r>
                 <w:rPr>
                   <w:rFonts w:ascii="Arial" w:cs="Arial" w:eastAsia="Arial" w:hAnsi="Arial"/>
@@ -14521,7 +14521,7 @@
               <w:spacing w:after="10" w:before="0"/>
               <w:ind w:left="120"/>
             </w:pPr>
-            <w:hyperlink w:history="1" r:id="rIdmfewqw_-gcyupdu3sref5">
+            <w:hyperlink w:history="1" r:id="rIdy8mt1euafssloxiqrkewh">
               <w:r>
                 <w:rPr>
                   <w:rFonts w:ascii="Arial" w:cs="Arial" w:eastAsia="Arial" w:hAnsi="Arial"/>
@@ -14566,7 +14566,7 @@
             <w:pPr>
               <w:spacing w:after="20" w:before="0"/>
             </w:pPr>
-            <w:hyperlink w:history="1" r:id="rIdoozz1ueejnelu7x04anh4">
+            <w:hyperlink w:history="1" r:id="rIdp1br6bgim7cqgneed5fyj">
               <w:r>
                 <w:rPr>
                   <w:rFonts w:ascii="Arial" w:cs="Arial" w:eastAsia="Arial" w:hAnsi="Arial"/>
@@ -14599,7 +14599,7 @@
               <w:spacing w:after="10" w:before="0"/>
               <w:ind w:left="120"/>
             </w:pPr>
-            <w:hyperlink w:history="1" r:id="rId4hyuzm_cz8rpeqgkamu0v">
+            <w:hyperlink w:history="1" r:id="rId8-_c3vl8g1d7o2ysuhiq5">
               <w:r>
                 <w:rPr>
                   <w:rFonts w:ascii="Arial" w:cs="Arial" w:eastAsia="Arial" w:hAnsi="Arial"/>
@@ -16492,7 +16492,7 @@
             <w:pPr>
               <w:spacing w:after="20" w:before="0"/>
             </w:pPr>
-            <w:hyperlink w:history="1" r:id="rIdeh5gfyiq4tr4eyewvmku_">
+            <w:hyperlink w:history="1" r:id="rIdg-w5dvkrmpzge-pibh9-w">
               <w:r>
                 <w:rPr>
                   <w:rFonts w:ascii="Arial" w:cs="Arial" w:eastAsia="Arial" w:hAnsi="Arial"/>
@@ -16525,7 +16525,7 @@
               <w:spacing w:after="10" w:before="0"/>
               <w:ind w:left="120"/>
             </w:pPr>
-            <w:hyperlink w:history="1" r:id="rIdf-h5i7mowu6jugu9atfkm">
+            <w:hyperlink w:history="1" r:id="rIdt3ayk3nj6kdnopdn9g8hj">
               <w:r>
                 <w:rPr>
                   <w:rFonts w:ascii="Arial" w:cs="Arial" w:eastAsia="Arial" w:hAnsi="Arial"/>
@@ -16570,7 +16570,7 @@
             <w:pPr>
               <w:spacing w:after="20" w:before="0"/>
             </w:pPr>
-            <w:hyperlink w:history="1" r:id="rId_vlr77bhir8vb5hl752aq">
+            <w:hyperlink w:history="1" r:id="rIdzknf_dc_gnmgbpc-_rrz2">
               <w:r>
                 <w:rPr>
                   <w:rFonts w:ascii="Arial" w:cs="Arial" w:eastAsia="Arial" w:hAnsi="Arial"/>
@@ -16603,7 +16603,7 @@
               <w:spacing w:after="10" w:before="0"/>
               <w:ind w:left="120"/>
             </w:pPr>
-            <w:hyperlink w:history="1" r:id="rIdxclbnd1lfdvhjerxattaf">
+            <w:hyperlink w:history="1" r:id="rIduiblxip8b2syenpyipj0-">
               <w:r>
                 <w:rPr>
                   <w:rFonts w:ascii="Arial" w:cs="Arial" w:eastAsia="Arial" w:hAnsi="Arial"/>
@@ -16944,7 +16944,7 @@
             <w:pPr>
               <w:spacing w:after="20" w:before="0"/>
             </w:pPr>
-            <w:hyperlink w:history="1" r:id="rIdmatmao56p-ddjqi_kdsg7">
+            <w:hyperlink w:history="1" r:id="rIdy2haxbud-5z98dp_xuser">
               <w:r>
                 <w:rPr>
                   <w:rFonts w:ascii="Arial" w:cs="Arial" w:eastAsia="Arial" w:hAnsi="Arial"/>
@@ -16977,7 +16977,7 @@
               <w:spacing w:after="10" w:before="0"/>
               <w:ind w:left="120"/>
             </w:pPr>
-            <w:hyperlink w:history="1" r:id="rIdjyhx_syforhsmzsr1_k6m">
+            <w:hyperlink w:history="1" r:id="rId7pu6cvb_fvhgfjzjurkik">
               <w:r>
                 <w:rPr>
                   <w:rFonts w:ascii="Arial" w:cs="Arial" w:eastAsia="Arial" w:hAnsi="Arial"/>
@@ -17022,7 +17022,7 @@
             <w:pPr>
               <w:spacing w:after="20" w:before="0"/>
             </w:pPr>
-            <w:hyperlink w:history="1" r:id="rIdbuv3v_adngpdtfjfhh_xf">
+            <w:hyperlink w:history="1" r:id="rIdtvjapailuttgtvvaey6zz">
               <w:r>
                 <w:rPr>
                   <w:rFonts w:ascii="Arial" w:cs="Arial" w:eastAsia="Arial" w:hAnsi="Arial"/>
@@ -17055,7 +17055,7 @@
               <w:spacing w:after="10" w:before="0"/>
               <w:ind w:left="120"/>
             </w:pPr>
-            <w:hyperlink w:history="1" r:id="rIdmm-gmttmrgo8ndfr_zrx-">
+            <w:hyperlink w:history="1" r:id="rIdu7m033hymn6g_xhup5r2z">
               <w:r>
                 <w:rPr>
                   <w:rFonts w:ascii="Arial" w:cs="Arial" w:eastAsia="Arial" w:hAnsi="Arial"/>
@@ -17341,7 +17341,7 @@
             <w:pPr>
               <w:spacing w:after="20" w:before="0"/>
             </w:pPr>
-            <w:hyperlink w:history="1" r:id="rIdnctnqldufngxc9iq9imui">
+            <w:hyperlink w:history="1" r:id="rIdxbl0h4aewzr1kj9iuahnm">
               <w:r>
                 <w:rPr>
                   <w:rFonts w:ascii="Arial" w:cs="Arial" w:eastAsia="Arial" w:hAnsi="Arial"/>
@@ -17374,7 +17374,7 @@
               <w:spacing w:after="10" w:before="0"/>
               <w:ind w:left="120"/>
             </w:pPr>
-            <w:hyperlink w:history="1" r:id="rIdzbgvp9msfrmz0fssxlxr7">
+            <w:hyperlink w:history="1" r:id="rIdcfqvzz8ibz6swox07xj1q">
               <w:r>
                 <w:rPr>
                   <w:rFonts w:ascii="Arial" w:cs="Arial" w:eastAsia="Arial" w:hAnsi="Arial"/>
@@ -17419,7 +17419,7 @@
             <w:pPr>
               <w:spacing w:after="20" w:before="0"/>
             </w:pPr>
-            <w:hyperlink w:history="1" r:id="rIdmciqe8ajsihgqscd93amb">
+            <w:hyperlink w:history="1" r:id="rIdyrnibq1szrw1dnmf4eycp">
               <w:r>
                 <w:rPr>
                   <w:rFonts w:ascii="Arial" w:cs="Arial" w:eastAsia="Arial" w:hAnsi="Arial"/>
@@ -17452,7 +17452,7 @@
               <w:spacing w:after="10" w:before="0"/>
               <w:ind w:left="120"/>
             </w:pPr>
-            <w:hyperlink w:history="1" r:id="rIdoydd2ogiwtukexil-6pu-">
+            <w:hyperlink w:history="1" r:id="rIddlbxnla0jiyeeifv69vqf">
               <w:r>
                 <w:rPr>
                   <w:rFonts w:ascii="Arial" w:cs="Arial" w:eastAsia="Arial" w:hAnsi="Arial"/>
@@ -17679,7 +17679,7 @@
             <w:pPr>
               <w:spacing w:after="20" w:before="0"/>
             </w:pPr>
-            <w:hyperlink w:history="1" r:id="rIddbsgq-qweh_hixnyvs3i0">
+            <w:hyperlink w:history="1" r:id="rIdil-pwxcpiokxugql7ocye">
               <w:r>
                 <w:rPr>
                   <w:rFonts w:ascii="Arial" w:cs="Arial" w:eastAsia="Arial" w:hAnsi="Arial"/>
@@ -17712,7 +17712,7 @@
               <w:spacing w:after="10" w:before="0"/>
               <w:ind w:left="120"/>
             </w:pPr>
-            <w:hyperlink w:history="1" r:id="rIdtcllws1hm3asnpk4kdfmn">
+            <w:hyperlink w:history="1" r:id="rIdw_40mm0hojmxpbna3ao2h">
               <w:r>
                 <w:rPr>
                   <w:rFonts w:ascii="Arial" w:cs="Arial" w:eastAsia="Arial" w:hAnsi="Arial"/>
@@ -17757,7 +17757,7 @@
             <w:pPr>
               <w:spacing w:after="20" w:before="0"/>
             </w:pPr>
-            <w:hyperlink w:history="1" r:id="rIdoqtn4sfrctnb9gydi1zk_">
+            <w:hyperlink w:history="1" r:id="rIdn3enzgbbnh7s9sbcqxkre">
               <w:r>
                 <w:rPr>
                   <w:rFonts w:ascii="Arial" w:cs="Arial" w:eastAsia="Arial" w:hAnsi="Arial"/>
@@ -17790,7 +17790,7 @@
               <w:spacing w:after="10" w:before="0"/>
               <w:ind w:left="120"/>
             </w:pPr>
-            <w:hyperlink w:history="1" r:id="rIda6udrdjz79ix8sxa3yib4">
+            <w:hyperlink w:history="1" r:id="rIduqxnxwjiexxxrwfwwdvx3">
               <w:r>
                 <w:rPr>
                   <w:rFonts w:ascii="Arial" w:cs="Arial" w:eastAsia="Arial" w:hAnsi="Arial"/>
@@ -17998,7 +17998,7 @@
             <w:pPr>
               <w:spacing w:after="20" w:before="0"/>
             </w:pPr>
-            <w:hyperlink w:history="1" r:id="rIdludlgkrosxjmvjy6wqrrl">
+            <w:hyperlink w:history="1" r:id="rIdsro5hi35zmtugck-9o99-">
               <w:r>
                 <w:rPr>
                   <w:rFonts w:ascii="Arial" w:cs="Arial" w:eastAsia="Arial" w:hAnsi="Arial"/>
@@ -18031,7 +18031,7 @@
               <w:spacing w:after="10" w:before="0"/>
               <w:ind w:left="120"/>
             </w:pPr>
-            <w:hyperlink w:history="1" r:id="rIdy9uje5de1lbumewiqnpbl">
+            <w:hyperlink w:history="1" r:id="rId5qyolbpadw7-vh8vh47ai">
               <w:r>
                 <w:rPr>
                   <w:rFonts w:ascii="Arial" w:cs="Arial" w:eastAsia="Arial" w:hAnsi="Arial"/>
@@ -18076,7 +18076,7 @@
             <w:pPr>
               <w:spacing w:after="20" w:before="0"/>
             </w:pPr>
-            <w:hyperlink w:history="1" r:id="rIdpt_pn360ajh9t4o4nxr3t">
+            <w:hyperlink w:history="1" r:id="rIdlsiycdydmawjf4mthgxpn">
               <w:r>
                 <w:rPr>
                   <w:rFonts w:ascii="Arial" w:cs="Arial" w:eastAsia="Arial" w:hAnsi="Arial"/>
@@ -18109,7 +18109,7 @@
               <w:spacing w:after="10" w:before="0"/>
               <w:ind w:left="120"/>
             </w:pPr>
-            <w:hyperlink w:history="1" r:id="rId49rfglnlmfitmwukyy6jc">
+            <w:hyperlink w:history="1" r:id="rId11letsqzx2k4ymmu1-_fn">
               <w:r>
                 <w:rPr>
                   <w:rFonts w:ascii="Arial" w:cs="Arial" w:eastAsia="Arial" w:hAnsi="Arial"/>
@@ -20022,7 +20022,7 @@
             <w:pPr>
               <w:spacing w:after="20" w:before="0"/>
             </w:pPr>
-            <w:hyperlink w:history="1" r:id="rIdx0q33og97lqzs4i9y_gf-">
+            <w:hyperlink w:history="1" r:id="rIdlrfubyjsyaijgimkuajmx">
               <w:r>
                 <w:rPr>
                   <w:rFonts w:ascii="Arial" w:cs="Arial" w:eastAsia="Arial" w:hAnsi="Arial"/>
@@ -20055,7 +20055,7 @@
               <w:spacing w:after="10" w:before="0"/>
               <w:ind w:left="120"/>
             </w:pPr>
-            <w:hyperlink w:history="1" r:id="rIdwhs7zsslusfr3yfzaj9a8">
+            <w:hyperlink w:history="1" r:id="rIdwdmajworkqjpdphwgg9ej">
               <w:r>
                 <w:rPr>
                   <w:rFonts w:ascii="Arial" w:cs="Arial" w:eastAsia="Arial" w:hAnsi="Arial"/>
@@ -20100,7 +20100,7 @@
             <w:pPr>
               <w:spacing w:after="20" w:before="0"/>
             </w:pPr>
-            <w:hyperlink w:history="1" r:id="rIdyhjrt6y3xgzcg7tz-kxuo">
+            <w:hyperlink w:history="1" r:id="rIdgc2gdntt5al508mr3yrdn">
               <w:r>
                 <w:rPr>
                   <w:rFonts w:ascii="Arial" w:cs="Arial" w:eastAsia="Arial" w:hAnsi="Arial"/>
@@ -20133,7 +20133,7 @@
               <w:spacing w:after="10" w:before="0"/>
               <w:ind w:left="120"/>
             </w:pPr>
-            <w:hyperlink w:history="1" r:id="rId455bjmvhpx6xyryj6ys7f">
+            <w:hyperlink w:history="1" r:id="rIdvbib33qvzibofyjwxko5q">
               <w:r>
                 <w:rPr>
                   <w:rFonts w:ascii="Arial" w:cs="Arial" w:eastAsia="Arial" w:hAnsi="Arial"/>
@@ -20360,7 +20360,7 @@
             <w:pPr>
               <w:spacing w:after="20" w:before="0"/>
             </w:pPr>
-            <w:hyperlink w:history="1" r:id="rIdlyljaqd8feh5fitbsmqbr">
+            <w:hyperlink w:history="1" r:id="rIde5gekqnvkihmuke83gq_q">
               <w:r>
                 <w:rPr>
                   <w:rFonts w:ascii="Arial" w:cs="Arial" w:eastAsia="Arial" w:hAnsi="Arial"/>
@@ -20393,7 +20393,7 @@
               <w:spacing w:after="10" w:before="0"/>
               <w:ind w:left="120"/>
             </w:pPr>
-            <w:hyperlink w:history="1" r:id="rId6-sva57zm5rzlvmsui6kf">
+            <w:hyperlink w:history="1" r:id="rIdmswfkhfxdub5imrpplua2">
               <w:r>
                 <w:rPr>
                   <w:rFonts w:ascii="Arial" w:cs="Arial" w:eastAsia="Arial" w:hAnsi="Arial"/>
@@ -20438,7 +20438,7 @@
             <w:pPr>
               <w:spacing w:after="20" w:before="0"/>
             </w:pPr>
-            <w:hyperlink w:history="1" r:id="rIdrfc3brps9w0c_6ap73gzm">
+            <w:hyperlink w:history="1" r:id="rIdfwnr8ofggjv4vuwzuh24b">
               <w:r>
                 <w:rPr>
                   <w:rFonts w:ascii="Arial" w:cs="Arial" w:eastAsia="Arial" w:hAnsi="Arial"/>
@@ -20471,7 +20471,7 @@
               <w:spacing w:after="10" w:before="0"/>
               <w:ind w:left="120"/>
             </w:pPr>
-            <w:hyperlink w:history="1" r:id="rIdccxazf4qjj0gyedyvuynu">
+            <w:hyperlink w:history="1" r:id="rId8tpkp5alxpuubylprp6se">
               <w:r>
                 <w:rPr>
                   <w:rFonts w:ascii="Arial" w:cs="Arial" w:eastAsia="Arial" w:hAnsi="Arial"/>
@@ -20812,7 +20812,7 @@
             <w:pPr>
               <w:spacing w:after="20" w:before="0"/>
             </w:pPr>
-            <w:hyperlink w:history="1" r:id="rIdzmrcr69e5haqn0rmv4awv">
+            <w:hyperlink w:history="1" r:id="rIdmp9zeknlbksnx2ahbu-x5">
               <w:r>
                 <w:rPr>
                   <w:rFonts w:ascii="Arial" w:cs="Arial" w:eastAsia="Arial" w:hAnsi="Arial"/>
@@ -20845,7 +20845,7 @@
               <w:spacing w:after="10" w:before="0"/>
               <w:ind w:left="120"/>
             </w:pPr>
-            <w:hyperlink w:history="1" r:id="rId22xik5aixvyhbft-1jdfx">
+            <w:hyperlink w:history="1" r:id="rIdyerhf5vg9cumkl95vla6e">
               <w:r>
                 <w:rPr>
                   <w:rFonts w:ascii="Arial" w:cs="Arial" w:eastAsia="Arial" w:hAnsi="Arial"/>
@@ -20890,7 +20890,7 @@
             <w:pPr>
               <w:spacing w:after="20" w:before="0"/>
             </w:pPr>
-            <w:hyperlink w:history="1" r:id="rIdjp5l-3yrcbqkyuqkanv9u">
+            <w:hyperlink w:history="1" r:id="rIdrzmbuwzrgrg8x8aohse0i">
               <w:r>
                 <w:rPr>
                   <w:rFonts w:ascii="Arial" w:cs="Arial" w:eastAsia="Arial" w:hAnsi="Arial"/>
@@ -20923,7 +20923,7 @@
               <w:spacing w:after="10" w:before="0"/>
               <w:ind w:left="120"/>
             </w:pPr>
-            <w:hyperlink w:history="1" r:id="rIdps3ztn-mn9vsvv4a-sphj">
+            <w:hyperlink w:history="1" r:id="rIdcygrakxumften05tespco">
               <w:r>
                 <w:rPr>
                   <w:rFonts w:ascii="Arial" w:cs="Arial" w:eastAsia="Arial" w:hAnsi="Arial"/>
@@ -21150,7 +21150,7 @@
             <w:pPr>
               <w:spacing w:after="20" w:before="0"/>
             </w:pPr>
-            <w:hyperlink w:history="1" r:id="rIdqm9xnr6o3cam0h7tvamvh">
+            <w:hyperlink w:history="1" r:id="rIdlgbnn8m8h8dbe25_cztnu">
               <w:r>
                 <w:rPr>
                   <w:rFonts w:ascii="Arial" w:cs="Arial" w:eastAsia="Arial" w:hAnsi="Arial"/>
@@ -21183,7 +21183,7 @@
               <w:spacing w:after="10" w:before="0"/>
               <w:ind w:left="120"/>
             </w:pPr>
-            <w:hyperlink w:history="1" r:id="rId3gnfedgss3oohjfu5vuop">
+            <w:hyperlink w:history="1" r:id="rIdn_fn9w3kaxwwohvqromjs">
               <w:r>
                 <w:rPr>
                   <w:rFonts w:ascii="Arial" w:cs="Arial" w:eastAsia="Arial" w:hAnsi="Arial"/>
@@ -21228,7 +21228,7 @@
             <w:pPr>
               <w:spacing w:after="20" w:before="0"/>
             </w:pPr>
-            <w:hyperlink w:history="1" r:id="rIdig_npymxqzulups1pbkbu">
+            <w:hyperlink w:history="1" r:id="rId40znal46pzcz14q5fvkzd">
               <w:r>
                 <w:rPr>
                   <w:rFonts w:ascii="Arial" w:cs="Arial" w:eastAsia="Arial" w:hAnsi="Arial"/>
@@ -21261,7 +21261,7 @@
               <w:spacing w:after="10" w:before="0"/>
               <w:ind w:left="120"/>
             </w:pPr>
-            <w:hyperlink w:history="1" r:id="rIduprhw0nzk5k1pbdz7hdpm">
+            <w:hyperlink w:history="1" r:id="rIdalubolwv6yghgewsj7gsp">
               <w:r>
                 <w:rPr>
                   <w:rFonts w:ascii="Arial" w:cs="Arial" w:eastAsia="Arial" w:hAnsi="Arial"/>
@@ -21529,7 +21529,7 @@
             <w:pPr>
               <w:spacing w:after="20" w:before="0"/>
             </w:pPr>
-            <w:hyperlink w:history="1" r:id="rIdm1ucc3lltgd67je8afmek">
+            <w:hyperlink w:history="1" r:id="rIdpnhh2w0knjdxxwsmbfv1y">
               <w:r>
                 <w:rPr>
                   <w:rFonts w:ascii="Arial" w:cs="Arial" w:eastAsia="Arial" w:hAnsi="Arial"/>
@@ -21562,7 +21562,7 @@
               <w:spacing w:after="10" w:before="0"/>
               <w:ind w:left="120"/>
             </w:pPr>
-            <w:hyperlink w:history="1" r:id="rIdyjz3xgbq0ljboz5buaepl">
+            <w:hyperlink w:history="1" r:id="rId0soyhegd3a-jvzyhpqfkn">
               <w:r>
                 <w:rPr>
                   <w:rFonts w:ascii="Arial" w:cs="Arial" w:eastAsia="Arial" w:hAnsi="Arial"/>
@@ -21607,7 +21607,7 @@
             <w:pPr>
               <w:spacing w:after="20" w:before="0"/>
             </w:pPr>
-            <w:hyperlink w:history="1" r:id="rIdv5yv17hlhh2hil7tlvqgr">
+            <w:hyperlink w:history="1" r:id="rIdyesomnwleukt-ahelanp7">
               <w:r>
                 <w:rPr>
                   <w:rFonts w:ascii="Arial" w:cs="Arial" w:eastAsia="Arial" w:hAnsi="Arial"/>
@@ -21640,7 +21640,7 @@
               <w:spacing w:after="10" w:before="0"/>
               <w:ind w:left="120"/>
             </w:pPr>
-            <w:hyperlink w:history="1" r:id="rIdoktaewokogr_qj92mbpd0">
+            <w:hyperlink w:history="1" r:id="rId9vijfzlvrzs4in15c_xog">
               <w:r>
                 <w:rPr>
                   <w:rFonts w:ascii="Arial" w:cs="Arial" w:eastAsia="Arial" w:hAnsi="Arial"/>

--- a/data/outputs/docx/Grade 10 Math/Math 2.2 Reflection Congruence/Math_Reflection_Congruence_CBE_LessonSequence.docx
+++ b/data/outputs/docx/Grade 10 Math/Math 2.2 Reflection Congruence/Math_Reflection_Congruence_CBE_LessonSequence.docx
@@ -2379,18 +2379,17 @@
         <w:tblLayout w:type="fixed"/>
       </w:tblPr>
       <w:tblGrid>
-        <w:gridCol w:w="900"/>
-        <w:gridCol w:w="2300"/>
-        <w:gridCol w:w="2556"/>
-        <w:gridCol w:w="3324"/>
-        <w:gridCol w:w="2300"/>
-        <w:gridCol w:w="2300"/>
+        <w:gridCol w:w="1520"/>
+        <w:gridCol w:w="3040"/>
+        <w:gridCol w:w="3040"/>
+        <w:gridCol w:w="3040"/>
+        <w:gridCol w:w="3040"/>
       </w:tblGrid>
       <w:tr>
         <w:tc>
           <w:tcPr>
             <w:tcW w:type="dxa" w:w="13680"/>
-            <w:gridSpan w:val="6"/>
+            <w:gridSpan w:val="5"/>
             <w:shd w:fill="1F6B75" w:color="auto" w:val="clear"/>
             <w:tcMar>
               <w:top w:type="dxa" w:w="60"/>
@@ -2424,7 +2423,7 @@
       <w:tr>
         <w:tc>
           <w:tcPr>
-            <w:tcW w:type="dxa" w:w="900"/>
+            <w:tcW w:type="dxa" w:w="1520"/>
             <w:shd w:fill="1F3864" w:color="auto" w:val="clear"/>
             <w:tcMar>
               <w:top w:type="dxa" w:w="60"/>
@@ -2456,7 +2455,7 @@
         </w:tc>
         <w:tc>
           <w:tcPr>
-            <w:tcW w:type="dxa" w:w="2300"/>
+            <w:tcW w:type="dxa" w:w="3040"/>
             <w:shd w:fill="2E75B6" w:color="auto" w:val="clear"/>
             <w:tcMar>
               <w:top w:type="dxa" w:w="60"/>
@@ -2488,7 +2487,39 @@
         </w:tc>
         <w:tc>
           <w:tcPr>
-            <w:tcW w:type="dxa" w:w="2556"/>
+            <w:tcW w:type="dxa" w:w="3040"/>
+            <w:shd w:fill="2E75B6" w:color="auto" w:val="clear"/>
+            <w:tcMar>
+              <w:top w:type="dxa" w:w="60"/>
+              <w:left w:type="dxa" w:w="120"/>
+              <w:bottom w:type="dxa" w:w="60"/>
+              <w:right w:type="dxa" w:w="120"/>
+            </w:tcMar>
+            <w:vAlign w:val="top"/>
+          </w:tcPr>
+          <w:p>
+            <w:pPr>
+              <w:spacing w:after="40" w:before="0"/>
+              <w:jc w:val="left"/>
+            </w:pPr>
+            <w:r>
+              <w:rPr>
+                <w:rFonts w:ascii="Arial" w:cs="Arial" w:eastAsia="Arial" w:hAnsi="Arial"/>
+                <w:b/>
+                <w:bCs/>
+                <w:i w:val="false"/>
+                <w:iCs w:val="false"/>
+                <w:color w:val="FFFFFF"/>
+                <w:sz w:val="18"/>
+                <w:szCs w:val="18"/>
+              </w:rPr>
+              <w:t xml:space="preserve">Teacher Actions</w:t>
+            </w:r>
+          </w:p>
+        </w:tc>
+        <w:tc>
+          <w:tcPr>
+            <w:tcW w:type="dxa" w:w="3040"/>
             <w:shd w:fill="1F6B75" w:color="auto" w:val="clear"/>
             <w:tcMar>
               <w:top w:type="dxa" w:w="60"/>
@@ -2514,77 +2545,13 @@
                 <w:sz w:val="18"/>
                 <w:szCs w:val="18"/>
               </w:rPr>
-              <w:t xml:space="preserve">Resource</w:t>
-            </w:r>
-          </w:p>
-        </w:tc>
-        <w:tc>
-          <w:tcPr>
-            <w:tcW w:type="dxa" w:w="3324"/>
-            <w:shd w:fill="2E75B6" w:color="auto" w:val="clear"/>
-            <w:tcMar>
-              <w:top w:type="dxa" w:w="60"/>
-              <w:left w:type="dxa" w:w="120"/>
-              <w:bottom w:type="dxa" w:w="60"/>
-              <w:right w:type="dxa" w:w="120"/>
-            </w:tcMar>
-            <w:vAlign w:val="top"/>
-          </w:tcPr>
-          <w:p>
-            <w:pPr>
-              <w:spacing w:after="40" w:before="0"/>
-              <w:jc w:val="left"/>
-            </w:pPr>
-            <w:r>
-              <w:rPr>
-                <w:rFonts w:ascii="Arial" w:cs="Arial" w:eastAsia="Arial" w:hAnsi="Arial"/>
-                <w:b/>
-                <w:bCs/>
-                <w:i w:val="false"/>
-                <w:iCs w:val="false"/>
-                <w:color w:val="FFFFFF"/>
-                <w:sz w:val="18"/>
-                <w:szCs w:val="18"/>
-              </w:rPr>
-              <w:t xml:space="preserve">Teacher Actions</w:t>
-            </w:r>
-          </w:p>
-        </w:tc>
-        <w:tc>
-          <w:tcPr>
-            <w:tcW w:type="dxa" w:w="2300"/>
-            <w:shd w:fill="1F6B75" w:color="auto" w:val="clear"/>
-            <w:tcMar>
-              <w:top w:type="dxa" w:w="60"/>
-              <w:left w:type="dxa" w:w="120"/>
-              <w:bottom w:type="dxa" w:w="60"/>
-              <w:right w:type="dxa" w:w="120"/>
-            </w:tcMar>
-            <w:vAlign w:val="top"/>
-          </w:tcPr>
-          <w:p>
-            <w:pPr>
-              <w:spacing w:after="40" w:before="0"/>
-              <w:jc w:val="left"/>
-            </w:pPr>
-            <w:r>
-              <w:rPr>
-                <w:rFonts w:ascii="Arial" w:cs="Arial" w:eastAsia="Arial" w:hAnsi="Arial"/>
-                <w:b/>
-                <w:bCs/>
-                <w:i w:val="false"/>
-                <w:iCs w:val="false"/>
-                <w:color w:val="FFFFFF"/>
-                <w:sz w:val="18"/>
-                <w:szCs w:val="18"/>
-              </w:rPr>
               <w:t xml:space="preserve">Sensemaking Strategy</w:t>
             </w:r>
           </w:p>
         </w:tc>
         <w:tc>
           <w:tcPr>
-            <w:tcW w:type="dxa" w:w="2300"/>
+            <w:tcW w:type="dxa" w:w="3040"/>
             <w:shd w:fill="2E75B6" w:color="auto" w:val="clear"/>
             <w:tcMar>
               <w:top w:type="dxa" w:w="60"/>
@@ -2618,7 +2585,7 @@
       <w:tr>
         <w:tc>
           <w:tcPr>
-            <w:tcW w:type="dxa" w:w="900"/>
+            <w:tcW w:type="dxa" w:w="1520"/>
             <w:shd w:fill="EAD1F5" w:color="auto" w:val="clear"/>
             <w:tcMar>
               <w:top w:type="dxa" w:w="60"/>
@@ -2647,51 +2614,6 @@
               <w:t xml:space="preserve">Predict Phase</w:t>
             </w:r>
           </w:p>
-        </w:tc>
-        <w:tc>
-          <w:tcPr>
-            <w:tcW w:type="dxa" w:w="2300"/>
-            <w:shd w:fill="FFFFFF" w:color="auto" w:val="clear"/>
-            <w:tcMar>
-              <w:top w:type="dxa" w:w="60"/>
-              <w:left w:type="dxa" w:w="120"/>
-              <w:bottom w:type="dxa" w:w="60"/>
-              <w:right w:type="dxa" w:w="120"/>
-            </w:tcMar>
-            <w:vAlign w:val="top"/>
-          </w:tcPr>
-          <w:p>
-            <w:pPr>
-              <w:spacing w:after="40" w:before="0"/>
-              <w:jc w:val="left"/>
-            </w:pPr>
-            <w:r>
-              <w:rPr>
-                <w:rFonts w:ascii="Arial" w:cs="Arial" w:eastAsia="Arial" w:hAnsi="Arial"/>
-                <w:b w:val="false"/>
-                <w:bCs w:val="false"/>
-                <w:i w:val="false"/>
-                <w:iCs w:val="false"/>
-                <w:color w:val="000000"/>
-                <w:sz w:val="18"/>
-                <w:szCs w:val="18"/>
-              </w:rPr>
-              <w:t xml:space="preserve">Gallery walk with 8 photographs. Groups write YES/NO for symmetry and sketch where they think the balance line is. No definitions given — this is a prediction task.</w:t>
-            </w:r>
-          </w:p>
-        </w:tc>
-        <w:tc>
-          <w:tcPr>
-            <w:tcW w:type="dxa" w:w="2556"/>
-            <w:shd w:fill="F2F2F2" w:color="auto" w:val="clear"/>
-            <w:tcMar>
-              <w:top w:type="dxa" w:w="60"/>
-              <w:left w:type="dxa" w:w="120"/>
-              <w:bottom w:type="dxa" w:w="60"/>
-              <w:right w:type="dxa" w:w="120"/>
-            </w:tcMar>
-            <w:vAlign w:val="top"/>
-          </w:tcPr>
           <w:p>
             <w:pPr>
               <w:spacing w:after="20" w:before="0"/>
@@ -2712,7 +2634,7 @@
             <w:pPr>
               <w:spacing w:after="20" w:before="0"/>
             </w:pPr>
-            <w:hyperlink w:history="1" r:id="rIdqljz2virddkidovfhxvxa">
+            <w:hyperlink w:history="1" r:id="rIdyvsmcciga3b3sflqxsxsw">
               <w:r>
                 <w:rPr>
                   <w:rFonts w:ascii="Arial" w:cs="Arial" w:eastAsia="Arial" w:hAnsi="Arial"/>
@@ -2745,7 +2667,7 @@
               <w:spacing w:after="10" w:before="0"/>
               <w:ind w:left="120"/>
             </w:pPr>
-            <w:hyperlink w:history="1" r:id="rIdwlfhoxdxhcntjk6j4qujk">
+            <w:hyperlink w:history="1" r:id="rIdyvixhzbx2uz0zjlj-2lsy">
               <w:r>
                 <w:rPr>
                   <w:rFonts w:ascii="Arial" w:cs="Arial" w:eastAsia="Arial" w:hAnsi="Arial"/>
@@ -2790,7 +2712,7 @@
             <w:pPr>
               <w:spacing w:after="20" w:before="0"/>
             </w:pPr>
-            <w:hyperlink w:history="1" r:id="rIdblwh7cvyadeynhzghki_7">
+            <w:hyperlink w:history="1" r:id="rIdaavxy1mti6-udsrdrpdo9">
               <w:r>
                 <w:rPr>
                   <w:rFonts w:ascii="Arial" w:cs="Arial" w:eastAsia="Arial" w:hAnsi="Arial"/>
@@ -2823,7 +2745,7 @@
               <w:spacing w:after="10" w:before="0"/>
               <w:ind w:left="120"/>
             </w:pPr>
-            <w:hyperlink w:history="1" r:id="rIdmabzod4gspoaa0wn4m6vf">
+            <w:hyperlink w:history="1" r:id="rIduzriet3ulh4lf-ca6_vwo">
               <w:r>
                 <w:rPr>
                   <w:rFonts w:ascii="Arial" w:cs="Arial" w:eastAsia="Arial" w:hAnsi="Arial"/>
@@ -2839,7 +2761,7 @@
         </w:tc>
         <w:tc>
           <w:tcPr>
-            <w:tcW w:type="dxa" w:w="3324"/>
+            <w:tcW w:type="dxa" w:w="3040"/>
             <w:shd w:fill="FFFFFF" w:color="auto" w:val="clear"/>
             <w:tcMar>
               <w:top w:type="dxa" w:w="60"/>
@@ -2865,6 +2787,38 @@
                 <w:sz w:val="18"/>
                 <w:szCs w:val="18"/>
               </w:rPr>
+              <w:t xml:space="preserve">Gallery walk with 8 photographs. Groups write YES/NO for symmetry and sketch where they think the balance line is. No definitions given — this is a prediction task.</w:t>
+            </w:r>
+          </w:p>
+        </w:tc>
+        <w:tc>
+          <w:tcPr>
+            <w:tcW w:type="dxa" w:w="3040"/>
+            <w:shd w:fill="F2F2F2" w:color="auto" w:val="clear"/>
+            <w:tcMar>
+              <w:top w:type="dxa" w:w="60"/>
+              <w:left w:type="dxa" w:w="120"/>
+              <w:bottom w:type="dxa" w:w="60"/>
+              <w:right w:type="dxa" w:w="120"/>
+            </w:tcMar>
+            <w:vAlign w:val="top"/>
+          </w:tcPr>
+          <w:p>
+            <w:pPr>
+              <w:spacing w:after="40" w:before="0"/>
+              <w:jc w:val="left"/>
+            </w:pPr>
+            <w:r>
+              <w:rPr>
+                <w:rFonts w:ascii="Arial" w:cs="Arial" w:eastAsia="Arial" w:hAnsi="Arial"/>
+                <w:b w:val="false"/>
+                <w:bCs w:val="false"/>
+                <w:i w:val="false"/>
+                <w:iCs w:val="false"/>
+                <w:color w:val="000000"/>
+                <w:sz w:val="18"/>
+                <w:szCs w:val="18"/>
+              </w:rPr>
               <w:t xml:space="preserve">"Look carefully before you say anything. What do you notice about the two halves?"</w:t>
             </w:r>
           </w:p>
@@ -2890,40 +2844,40 @@
         </w:tc>
         <w:tc>
           <w:tcPr>
-            <w:tcW w:type="dxa" w:w="2300"/>
+            <w:tcW w:type="dxa" w:w="3040"/>
+            <w:shd w:fill="FFFFFF" w:color="auto" w:val="clear"/>
+            <w:tcMar>
+              <w:top w:type="dxa" w:w="60"/>
+              <w:left w:type="dxa" w:w="120"/>
+              <w:bottom w:type="dxa" w:w="60"/>
+              <w:right w:type="dxa" w:w="120"/>
+            </w:tcMar>
+            <w:vAlign w:val="top"/>
+          </w:tcPr>
+          <w:p>
+            <w:pPr>
+              <w:spacing w:after="40" w:before="0"/>
+              <w:jc w:val="left"/>
+            </w:pPr>
+            <w:r>
+              <w:rPr>
+                <w:rFonts w:ascii="Arial" w:cs="Arial" w:eastAsia="Arial" w:hAnsi="Arial"/>
+                <w:b w:val="false"/>
+                <w:bCs w:val="false"/>
+                <w:i w:val="false"/>
+                <w:iCs w:val="false"/>
+                <w:color w:val="000000"/>
+                <w:sz w:val="18"/>
+                <w:szCs w:val="18"/>
+              </w:rPr>
+              <w:t xml:space="preserve">Eliciting prior knowledge through observation. Gallery walk externalises existing mental models before formal definitions are introduced.</w:t>
+            </w:r>
+          </w:p>
+        </w:tc>
+        <w:tc>
+          <w:tcPr>
+            <w:tcW w:type="dxa" w:w="3040"/>
             <w:shd w:fill="F2F2F2" w:color="auto" w:val="clear"/>
-            <w:tcMar>
-              <w:top w:type="dxa" w:w="60"/>
-              <w:left w:type="dxa" w:w="120"/>
-              <w:bottom w:type="dxa" w:w="60"/>
-              <w:right w:type="dxa" w:w="120"/>
-            </w:tcMar>
-            <w:vAlign w:val="top"/>
-          </w:tcPr>
-          <w:p>
-            <w:pPr>
-              <w:spacing w:after="40" w:before="0"/>
-              <w:jc w:val="left"/>
-            </w:pPr>
-            <w:r>
-              <w:rPr>
-                <w:rFonts w:ascii="Arial" w:cs="Arial" w:eastAsia="Arial" w:hAnsi="Arial"/>
-                <w:b w:val="false"/>
-                <w:bCs w:val="false"/>
-                <w:i w:val="false"/>
-                <w:iCs w:val="false"/>
-                <w:color w:val="000000"/>
-                <w:sz w:val="18"/>
-                <w:szCs w:val="18"/>
-              </w:rPr>
-              <w:t xml:space="preserve">Eliciting prior knowledge through observation. Gallery walk externalises existing mental models before formal definitions are introduced.</w:t>
-            </w:r>
-          </w:p>
-        </w:tc>
-        <w:tc>
-          <w:tcPr>
-            <w:tcW w:type="dxa" w:w="2300"/>
-            <w:shd w:fill="FFFFFF" w:color="auto" w:val="clear"/>
             <w:tcMar>
               <w:top w:type="dxa" w:w="60"/>
               <w:left w:type="dxa" w:w="120"/>
@@ -2956,7 +2910,7 @@
       <w:tr>
         <w:tc>
           <w:tcPr>
-            <w:tcW w:type="dxa" w:w="900"/>
+            <w:tcW w:type="dxa" w:w="1520"/>
             <w:shd w:fill="D9EEF1" w:color="auto" w:val="clear"/>
             <w:tcMar>
               <w:top w:type="dxa" w:w="60"/>
@@ -2985,51 +2939,6 @@
               <w:t xml:space="preserve">Observe Phase</w:t>
             </w:r>
           </w:p>
-        </w:tc>
-        <w:tc>
-          <w:tcPr>
-            <w:tcW w:type="dxa" w:w="2300"/>
-            <w:shd w:fill="FFFFFF" w:color="auto" w:val="clear"/>
-            <w:tcMar>
-              <w:top w:type="dxa" w:w="60"/>
-              <w:left w:type="dxa" w:w="120"/>
-              <w:bottom w:type="dxa" w:w="60"/>
-              <w:right w:type="dxa" w:w="120"/>
-            </w:tcMar>
-            <w:vAlign w:val="top"/>
-          </w:tcPr>
-          <w:p>
-            <w:pPr>
-              <w:spacing w:after="40" w:before="0"/>
-              <w:jc w:val="left"/>
-            </w:pPr>
-            <w:r>
-              <w:rPr>
-                <w:rFonts w:ascii="Arial" w:cs="Arial" w:eastAsia="Arial" w:hAnsi="Arial"/>
-                <w:b w:val="false"/>
-                <w:bCs w:val="false"/>
-                <w:i w:val="false"/>
-                <w:iCs w:val="false"/>
-                <w:color w:val="000000"/>
-                <w:sz w:val="18"/>
-                <w:szCs w:val="18"/>
-              </w:rPr>
-              <w:t xml:space="preserve">Students receive cut-out shapes (equilateral triangle, square, rectangle, circle, scalene triangle, irregular quadrilateral). Task: fold each shape so both halves match exactly. Mark the fold line. Count the folds possible for each shape.</w:t>
-            </w:r>
-          </w:p>
-        </w:tc>
-        <w:tc>
-          <w:tcPr>
-            <w:tcW w:type="dxa" w:w="2556"/>
-            <w:shd w:fill="F2F2F2" w:color="auto" w:val="clear"/>
-            <w:tcMar>
-              <w:top w:type="dxa" w:w="60"/>
-              <w:left w:type="dxa" w:w="120"/>
-              <w:bottom w:type="dxa" w:w="60"/>
-              <w:right w:type="dxa" w:w="120"/>
-            </w:tcMar>
-            <w:vAlign w:val="top"/>
-          </w:tcPr>
           <w:p>
             <w:pPr>
               <w:spacing w:after="20" w:before="0"/>
@@ -3050,7 +2959,7 @@
             <w:pPr>
               <w:spacing w:after="20" w:before="0"/>
             </w:pPr>
-            <w:hyperlink w:history="1" r:id="rIdwubbjegf1bz7z8_ggiz4n">
+            <w:hyperlink w:history="1" r:id="rIdx6zx1ozheekaktq_x0fts">
               <w:r>
                 <w:rPr>
                   <w:rFonts w:ascii="Arial" w:cs="Arial" w:eastAsia="Arial" w:hAnsi="Arial"/>
@@ -3083,7 +2992,7 @@
               <w:spacing w:after="10" w:before="0"/>
               <w:ind w:left="120"/>
             </w:pPr>
-            <w:hyperlink w:history="1" r:id="rIdtfdqegs58vuoy-zbltjhv">
+            <w:hyperlink w:history="1" r:id="rIdztwjgjpaerrsur1q94uss">
               <w:r>
                 <w:rPr>
                   <w:rFonts w:ascii="Arial" w:cs="Arial" w:eastAsia="Arial" w:hAnsi="Arial"/>
@@ -3128,7 +3037,7 @@
             <w:pPr>
               <w:spacing w:after="20" w:before="0"/>
             </w:pPr>
-            <w:hyperlink w:history="1" r:id="rIddtfphynrdjkb58ffsij9c">
+            <w:hyperlink w:history="1" r:id="rIdyq-dulsmzusjskdi4l-pd">
               <w:r>
                 <w:rPr>
                   <w:rFonts w:ascii="Arial" w:cs="Arial" w:eastAsia="Arial" w:hAnsi="Arial"/>
@@ -3161,7 +3070,7 @@
               <w:spacing w:after="10" w:before="0"/>
               <w:ind w:left="120"/>
             </w:pPr>
-            <w:hyperlink w:history="1" r:id="rIdibwlu7xitdax0_cz7_-xn">
+            <w:hyperlink w:history="1" r:id="rIdv_sfuzk_jlqba6czyqxvg">
               <w:r>
                 <w:rPr>
                   <w:rFonts w:ascii="Arial" w:cs="Arial" w:eastAsia="Arial" w:hAnsi="Arial"/>
@@ -3177,7 +3086,7 @@
         </w:tc>
         <w:tc>
           <w:tcPr>
-            <w:tcW w:type="dxa" w:w="3324"/>
+            <w:tcW w:type="dxa" w:w="3040"/>
             <w:shd w:fill="FFFFFF" w:color="auto" w:val="clear"/>
             <w:tcMar>
               <w:top w:type="dxa" w:w="60"/>
@@ -3203,6 +3112,38 @@
                 <w:sz w:val="18"/>
                 <w:szCs w:val="18"/>
               </w:rPr>
+              <w:t xml:space="preserve">Students receive cut-out shapes (equilateral triangle, square, rectangle, circle, scalene triangle, irregular quadrilateral). Task: fold each shape so both halves match exactly. Mark the fold line. Count the folds possible for each shape.</w:t>
+            </w:r>
+          </w:p>
+        </w:tc>
+        <w:tc>
+          <w:tcPr>
+            <w:tcW w:type="dxa" w:w="3040"/>
+            <w:shd w:fill="F2F2F2" w:color="auto" w:val="clear"/>
+            <w:tcMar>
+              <w:top w:type="dxa" w:w="60"/>
+              <w:left w:type="dxa" w:w="120"/>
+              <w:bottom w:type="dxa" w:w="60"/>
+              <w:right w:type="dxa" w:w="120"/>
+            </w:tcMar>
+            <w:vAlign w:val="top"/>
+          </w:tcPr>
+          <w:p>
+            <w:pPr>
+              <w:spacing w:after="40" w:before="0"/>
+              <w:jc w:val="left"/>
+            </w:pPr>
+            <w:r>
+              <w:rPr>
+                <w:rFonts w:ascii="Arial" w:cs="Arial" w:eastAsia="Arial" w:hAnsi="Arial"/>
+                <w:b w:val="false"/>
+                <w:bCs w:val="false"/>
+                <w:i w:val="false"/>
+                <w:iCs w:val="false"/>
+                <w:color w:val="000000"/>
+                <w:sz w:val="18"/>
+                <w:szCs w:val="18"/>
+              </w:rPr>
               <w:t xml:space="preserve">"If both halves sit exactly on top of each other, the fold is a line of symmetry."</w:t>
             </w:r>
           </w:p>
@@ -3228,40 +3169,40 @@
         </w:tc>
         <w:tc>
           <w:tcPr>
-            <w:tcW w:type="dxa" w:w="2300"/>
+            <w:tcW w:type="dxa" w:w="3040"/>
+            <w:shd w:fill="FFFFFF" w:color="auto" w:val="clear"/>
+            <w:tcMar>
+              <w:top w:type="dxa" w:w="60"/>
+              <w:left w:type="dxa" w:w="120"/>
+              <w:bottom w:type="dxa" w:w="60"/>
+              <w:right w:type="dxa" w:w="120"/>
+            </w:tcMar>
+            <w:vAlign w:val="top"/>
+          </w:tcPr>
+          <w:p>
+            <w:pPr>
+              <w:spacing w:after="40" w:before="0"/>
+              <w:jc w:val="left"/>
+            </w:pPr>
+            <w:r>
+              <w:rPr>
+                <w:rFonts w:ascii="Arial" w:cs="Arial" w:eastAsia="Arial" w:hAnsi="Arial"/>
+                <w:b w:val="false"/>
+                <w:bCs w:val="false"/>
+                <w:i w:val="false"/>
+                <w:iCs w:val="false"/>
+                <w:color w:val="000000"/>
+                <w:sz w:val="18"/>
+                <w:szCs w:val="18"/>
+              </w:rPr>
+              <w:t xml:space="preserve">Hands-on manipulation creates embodied understanding of line of symmetry before abstract definition.</w:t>
+            </w:r>
+          </w:p>
+        </w:tc>
+        <w:tc>
+          <w:tcPr>
+            <w:tcW w:type="dxa" w:w="3040"/>
             <w:shd w:fill="F2F2F2" w:color="auto" w:val="clear"/>
-            <w:tcMar>
-              <w:top w:type="dxa" w:w="60"/>
-              <w:left w:type="dxa" w:w="120"/>
-              <w:bottom w:type="dxa" w:w="60"/>
-              <w:right w:type="dxa" w:w="120"/>
-            </w:tcMar>
-            <w:vAlign w:val="top"/>
-          </w:tcPr>
-          <w:p>
-            <w:pPr>
-              <w:spacing w:after="40" w:before="0"/>
-              <w:jc w:val="left"/>
-            </w:pPr>
-            <w:r>
-              <w:rPr>
-                <w:rFonts w:ascii="Arial" w:cs="Arial" w:eastAsia="Arial" w:hAnsi="Arial"/>
-                <w:b w:val="false"/>
-                <w:bCs w:val="false"/>
-                <w:i w:val="false"/>
-                <w:iCs w:val="false"/>
-                <w:color w:val="000000"/>
-                <w:sz w:val="18"/>
-                <w:szCs w:val="18"/>
-              </w:rPr>
-              <w:t xml:space="preserve">Hands-on manipulation creates embodied understanding of line of symmetry before abstract definition.</w:t>
-            </w:r>
-          </w:p>
-        </w:tc>
-        <w:tc>
-          <w:tcPr>
-            <w:tcW w:type="dxa" w:w="2300"/>
-            <w:shd w:fill="FFFFFF" w:color="auto" w:val="clear"/>
             <w:tcMar>
               <w:top w:type="dxa" w:w="60"/>
               <w:left w:type="dxa" w:w="120"/>
@@ -3294,7 +3235,7 @@
       <w:tr>
         <w:tc>
           <w:tcPr>
-            <w:tcW w:type="dxa" w:w="900"/>
+            <w:tcW w:type="dxa" w:w="1520"/>
             <w:shd w:fill="E2EFDA" w:color="auto" w:val="clear"/>
             <w:tcMar>
               <w:top w:type="dxa" w:w="60"/>
@@ -3323,51 +3264,6 @@
               <w:t xml:space="preserve">Explain Phase</w:t>
             </w:r>
           </w:p>
-        </w:tc>
-        <w:tc>
-          <w:tcPr>
-            <w:tcW w:type="dxa" w:w="2300"/>
-            <w:shd w:fill="FFFFFF" w:color="auto" w:val="clear"/>
-            <w:tcMar>
-              <w:top w:type="dxa" w:w="60"/>
-              <w:left w:type="dxa" w:w="120"/>
-              <w:bottom w:type="dxa" w:w="60"/>
-              <w:right w:type="dxa" w:w="120"/>
-            </w:tcMar>
-            <w:vAlign w:val="top"/>
-          </w:tcPr>
-          <w:p>
-            <w:pPr>
-              <w:spacing w:after="40" w:before="0"/>
-              <w:jc w:val="left"/>
-            </w:pPr>
-            <w:r>
-              <w:rPr>
-                <w:rFonts w:ascii="Arial" w:cs="Arial" w:eastAsia="Arial" w:hAnsi="Arial"/>
-                <w:b w:val="false"/>
-                <w:bCs w:val="false"/>
-                <w:i w:val="false"/>
-                <w:iCs w:val="false"/>
-                <w:color w:val="000000"/>
-                <w:sz w:val="18"/>
-                <w:szCs w:val="18"/>
-              </w:rPr>
-              <w:t xml:space="preserve">Groups share results. Class builds a "Symmetry Table" on the board: shape, number of lines, where they are. Students formally define: "A line of symmetry divides a shape into two congruent mirror-image halves."</w:t>
-            </w:r>
-          </w:p>
-        </w:tc>
-        <w:tc>
-          <w:tcPr>
-            <w:tcW w:type="dxa" w:w="2556"/>
-            <w:shd w:fill="F2F2F2" w:color="auto" w:val="clear"/>
-            <w:tcMar>
-              <w:top w:type="dxa" w:w="60"/>
-              <w:left w:type="dxa" w:w="120"/>
-              <w:bottom w:type="dxa" w:w="60"/>
-              <w:right w:type="dxa" w:w="120"/>
-            </w:tcMar>
-            <w:vAlign w:val="top"/>
-          </w:tcPr>
           <w:p>
             <w:pPr>
               <w:spacing w:after="20" w:before="0"/>
@@ -3388,7 +3284,7 @@
             <w:pPr>
               <w:spacing w:after="20" w:before="0"/>
             </w:pPr>
-            <w:hyperlink w:history="1" r:id="rIdjs9-aolg3iyqsaii3a2sv">
+            <w:hyperlink w:history="1" r:id="rIdq5rkdt9lcxuppdetqkd32">
               <w:r>
                 <w:rPr>
                   <w:rFonts w:ascii="Arial" w:cs="Arial" w:eastAsia="Arial" w:hAnsi="Arial"/>
@@ -3421,7 +3317,7 @@
               <w:spacing w:after="10" w:before="0"/>
               <w:ind w:left="120"/>
             </w:pPr>
-            <w:hyperlink w:history="1" r:id="rId5g8gyfoikthdyzeoeoqne">
+            <w:hyperlink w:history="1" r:id="rIdhvlkep-gtjv9sqjx2qczf">
               <w:r>
                 <w:rPr>
                   <w:rFonts w:ascii="Arial" w:cs="Arial" w:eastAsia="Arial" w:hAnsi="Arial"/>
@@ -3466,7 +3362,7 @@
             <w:pPr>
               <w:spacing w:after="20" w:before="0"/>
             </w:pPr>
-            <w:hyperlink w:history="1" r:id="rIdkkwrf-anrcmtv-mkxrcp-">
+            <w:hyperlink w:history="1" r:id="rIdeduehony8sm--d8z2r0kb">
               <w:r>
                 <w:rPr>
                   <w:rFonts w:ascii="Arial" w:cs="Arial" w:eastAsia="Arial" w:hAnsi="Arial"/>
@@ -3499,7 +3395,7 @@
               <w:spacing w:after="10" w:before="0"/>
               <w:ind w:left="120"/>
             </w:pPr>
-            <w:hyperlink w:history="1" r:id="rIdk30uuj1jmvjd5snzuktvt">
+            <w:hyperlink w:history="1" r:id="rIdky6gag_yip3lypwzrpmfo">
               <w:r>
                 <w:rPr>
                   <w:rFonts w:ascii="Arial" w:cs="Arial" w:eastAsia="Arial" w:hAnsi="Arial"/>
@@ -3515,7 +3411,7 @@
         </w:tc>
         <w:tc>
           <w:tcPr>
-            <w:tcW w:type="dxa" w:w="3324"/>
+            <w:tcW w:type="dxa" w:w="3040"/>
             <w:shd w:fill="FFFFFF" w:color="auto" w:val="clear"/>
             <w:tcMar>
               <w:top w:type="dxa" w:w="60"/>
@@ -3541,6 +3437,38 @@
                 <w:sz w:val="18"/>
                 <w:szCs w:val="18"/>
               </w:rPr>
+              <w:t xml:space="preserve">Groups share results. Class builds a "Symmetry Table" on the board: shape, number of lines, where they are. Students formally define: "A line of symmetry divides a shape into two congruent mirror-image halves."</w:t>
+            </w:r>
+          </w:p>
+        </w:tc>
+        <w:tc>
+          <w:tcPr>
+            <w:tcW w:type="dxa" w:w="3040"/>
+            <w:shd w:fill="F2F2F2" w:color="auto" w:val="clear"/>
+            <w:tcMar>
+              <w:top w:type="dxa" w:w="60"/>
+              <w:left w:type="dxa" w:w="120"/>
+              <w:bottom w:type="dxa" w:w="60"/>
+              <w:right w:type="dxa" w:w="120"/>
+            </w:tcMar>
+            <w:vAlign w:val="top"/>
+          </w:tcPr>
+          <w:p>
+            <w:pPr>
+              <w:spacing w:after="40" w:before="0"/>
+              <w:jc w:val="left"/>
+            </w:pPr>
+            <w:r>
+              <w:rPr>
+                <w:rFonts w:ascii="Arial" w:cs="Arial" w:eastAsia="Arial" w:hAnsi="Arial"/>
+                <w:b w:val="false"/>
+                <w:bCs w:val="false"/>
+                <w:i w:val="false"/>
+                <w:iCs w:val="false"/>
+                <w:color w:val="000000"/>
+                <w:sz w:val="18"/>
+                <w:szCs w:val="18"/>
+              </w:rPr>
               <w:t xml:space="preserve">"Why does the scalene triangle have zero lines of symmetry?" (Build reasoning, not memorisation.)</w:t>
             </w:r>
           </w:p>
@@ -3566,40 +3494,40 @@
         </w:tc>
         <w:tc>
           <w:tcPr>
-            <w:tcW w:type="dxa" w:w="2300"/>
+            <w:tcW w:type="dxa" w:w="3040"/>
+            <w:shd w:fill="FFFFFF" w:color="auto" w:val="clear"/>
+            <w:tcMar>
+              <w:top w:type="dxa" w:w="60"/>
+              <w:left w:type="dxa" w:w="120"/>
+              <w:bottom w:type="dxa" w:w="60"/>
+              <w:right w:type="dxa" w:w="120"/>
+            </w:tcMar>
+            <w:vAlign w:val="top"/>
+          </w:tcPr>
+          <w:p>
+            <w:pPr>
+              <w:spacing w:after="40" w:before="0"/>
+              <w:jc w:val="left"/>
+            </w:pPr>
+            <w:r>
+              <w:rPr>
+                <w:rFonts w:ascii="Arial" w:cs="Arial" w:eastAsia="Arial" w:hAnsi="Arial"/>
+                <w:b w:val="false"/>
+                <w:bCs w:val="false"/>
+                <w:i w:val="false"/>
+                <w:iCs w:val="false"/>
+                <w:color w:val="000000"/>
+                <w:sz w:val="18"/>
+                <w:szCs w:val="18"/>
+              </w:rPr>
+              <w:t xml:space="preserve">Data consolidation into a class table. Students move from concrete to abstract by constructing the definition themselves.</w:t>
+            </w:r>
+          </w:p>
+        </w:tc>
+        <w:tc>
+          <w:tcPr>
+            <w:tcW w:type="dxa" w:w="3040"/>
             <w:shd w:fill="F2F2F2" w:color="auto" w:val="clear"/>
-            <w:tcMar>
-              <w:top w:type="dxa" w:w="60"/>
-              <w:left w:type="dxa" w:w="120"/>
-              <w:bottom w:type="dxa" w:w="60"/>
-              <w:right w:type="dxa" w:w="120"/>
-            </w:tcMar>
-            <w:vAlign w:val="top"/>
-          </w:tcPr>
-          <w:p>
-            <w:pPr>
-              <w:spacing w:after="40" w:before="0"/>
-              <w:jc w:val="left"/>
-            </w:pPr>
-            <w:r>
-              <w:rPr>
-                <w:rFonts w:ascii="Arial" w:cs="Arial" w:eastAsia="Arial" w:hAnsi="Arial"/>
-                <w:b w:val="false"/>
-                <w:bCs w:val="false"/>
-                <w:i w:val="false"/>
-                <w:iCs w:val="false"/>
-                <w:color w:val="000000"/>
-                <w:sz w:val="18"/>
-                <w:szCs w:val="18"/>
-              </w:rPr>
-              <w:t xml:space="preserve">Data consolidation into a class table. Students move from concrete to abstract by constructing the definition themselves.</w:t>
-            </w:r>
-          </w:p>
-        </w:tc>
-        <w:tc>
-          <w:tcPr>
-            <w:tcW w:type="dxa" w:w="2300"/>
-            <w:shd w:fill="FFFFFF" w:color="auto" w:val="clear"/>
             <w:tcMar>
               <w:top w:type="dxa" w:w="60"/>
               <w:left w:type="dxa" w:w="120"/>
@@ -3632,7 +3560,7 @@
       <w:tr>
         <w:tc>
           <w:tcPr>
-            <w:tcW w:type="dxa" w:w="900"/>
+            <w:tcW w:type="dxa" w:w="1520"/>
             <w:shd w:fill="FCE4D6" w:color="auto" w:val="clear"/>
             <w:tcMar>
               <w:top w:type="dxa" w:w="60"/>
@@ -3661,51 +3589,6 @@
               <w:t xml:space="preserve">Driving Question Board (DQB) Creation</w:t>
             </w:r>
           </w:p>
-        </w:tc>
-        <w:tc>
-          <w:tcPr>
-            <w:tcW w:type="dxa" w:w="2300"/>
-            <w:shd w:fill="FFFFFF" w:color="auto" w:val="clear"/>
-            <w:tcMar>
-              <w:top w:type="dxa" w:w="60"/>
-              <w:left w:type="dxa" w:w="120"/>
-              <w:bottom w:type="dxa" w:w="60"/>
-              <w:right w:type="dxa" w:w="120"/>
-            </w:tcMar>
-            <w:vAlign w:val="top"/>
-          </w:tcPr>
-          <w:p>
-            <w:pPr>
-              <w:spacing w:after="40" w:before="0"/>
-              <w:jc w:val="left"/>
-            </w:pPr>
-            <w:r>
-              <w:rPr>
-                <w:rFonts w:ascii="Arial" w:cs="Arial" w:eastAsia="Arial" w:hAnsi="Arial"/>
-                <w:b w:val="false"/>
-                <w:bCs w:val="false"/>
-                <w:i w:val="false"/>
-                <w:iCs w:val="false"/>
-                <w:color w:val="000000"/>
-                <w:sz w:val="18"/>
-                <w:szCs w:val="18"/>
-              </w:rPr>
-              <w:t xml:space="preserve">Students write questions on sticky notes: "What is a mirror line exactly?" "Can you reflect a shape and keep it the same size?" "How does reflection work on a graph?" Questions are posted on the DQB under categories: ABOUT SHAPE / ABOUT RULES / ABOUT GRAPHS.</w:t>
-            </w:r>
-          </w:p>
-        </w:tc>
-        <w:tc>
-          <w:tcPr>
-            <w:tcW w:type="dxa" w:w="2556"/>
-            <w:shd w:fill="F2F2F2" w:color="auto" w:val="clear"/>
-            <w:tcMar>
-              <w:top w:type="dxa" w:w="60"/>
-              <w:left w:type="dxa" w:w="120"/>
-              <w:bottom w:type="dxa" w:w="60"/>
-              <w:right w:type="dxa" w:w="120"/>
-            </w:tcMar>
-            <w:vAlign w:val="top"/>
-          </w:tcPr>
           <w:p>
             <w:pPr>
               <w:spacing w:after="20" w:before="0"/>
@@ -3726,7 +3609,7 @@
             <w:pPr>
               <w:spacing w:after="20" w:before="0"/>
             </w:pPr>
-            <w:hyperlink w:history="1" r:id="rIdipjf4rh_mzindj7no9vhj">
+            <w:hyperlink w:history="1" r:id="rIde2yhg0em6ru759fg9clpj">
               <w:r>
                 <w:rPr>
                   <w:rFonts w:ascii="Arial" w:cs="Arial" w:eastAsia="Arial" w:hAnsi="Arial"/>
@@ -3759,7 +3642,7 @@
               <w:spacing w:after="10" w:before="0"/>
               <w:ind w:left="120"/>
             </w:pPr>
-            <w:hyperlink w:history="1" r:id="rIdmuxfzeb779z96y1kyhfcd">
+            <w:hyperlink w:history="1" r:id="rIdan_tjkcplclt04vxqi-sf">
               <w:r>
                 <w:rPr>
                   <w:rFonts w:ascii="Arial" w:cs="Arial" w:eastAsia="Arial" w:hAnsi="Arial"/>
@@ -3804,7 +3687,7 @@
             <w:pPr>
               <w:spacing w:after="20" w:before="0"/>
             </w:pPr>
-            <w:hyperlink w:history="1" r:id="rIdnm2sxdsjhvsu1j7btfsvq">
+            <w:hyperlink w:history="1" r:id="rIdnisr8rlzdxs6w1xvcd7js">
               <w:r>
                 <w:rPr>
                   <w:rFonts w:ascii="Arial" w:cs="Arial" w:eastAsia="Arial" w:hAnsi="Arial"/>
@@ -3837,7 +3720,7 @@
               <w:spacing w:after="10" w:before="0"/>
               <w:ind w:left="120"/>
             </w:pPr>
-            <w:hyperlink w:history="1" r:id="rIdnj_eyc0yjjc-2ufo5h_r9">
+            <w:hyperlink w:history="1" r:id="rIdypaw8-ksiahtxjx-gfbxv">
               <w:r>
                 <w:rPr>
                   <w:rFonts w:ascii="Arial" w:cs="Arial" w:eastAsia="Arial" w:hAnsi="Arial"/>
@@ -3853,7 +3736,7 @@
         </w:tc>
         <w:tc>
           <w:tcPr>
-            <w:tcW w:type="dxa" w:w="3324"/>
+            <w:tcW w:type="dxa" w:w="3040"/>
             <w:shd w:fill="FFFFFF" w:color="auto" w:val="clear"/>
             <w:tcMar>
               <w:top w:type="dxa" w:w="60"/>
@@ -3879,6 +3762,38 @@
                 <w:sz w:val="18"/>
                 <w:szCs w:val="18"/>
               </w:rPr>
+              <w:t xml:space="preserve">Students write questions on sticky notes: "What is a mirror line exactly?" "Can you reflect a shape and keep it the same size?" "How does reflection work on a graph?" Questions are posted on the DQB under categories: ABOUT SHAPE / ABOUT RULES / ABOUT GRAPHS.</w:t>
+            </w:r>
+          </w:p>
+        </w:tc>
+        <w:tc>
+          <w:tcPr>
+            <w:tcW w:type="dxa" w:w="3040"/>
+            <w:shd w:fill="F2F2F2" w:color="auto" w:val="clear"/>
+            <w:tcMar>
+              <w:top w:type="dxa" w:w="60"/>
+              <w:left w:type="dxa" w:w="120"/>
+              <w:bottom w:type="dxa" w:w="60"/>
+              <w:right w:type="dxa" w:w="120"/>
+            </w:tcMar>
+            <w:vAlign w:val="top"/>
+          </w:tcPr>
+          <w:p>
+            <w:pPr>
+              <w:spacing w:after="40" w:before="0"/>
+              <w:jc w:val="left"/>
+            </w:pPr>
+            <w:r>
+              <w:rPr>
+                <w:rFonts w:ascii="Arial" w:cs="Arial" w:eastAsia="Arial" w:hAnsi="Arial"/>
+                <w:b w:val="false"/>
+                <w:bCs w:val="false"/>
+                <w:i w:val="false"/>
+                <w:iCs w:val="false"/>
+                <w:color w:val="000000"/>
+                <w:sz w:val="18"/>
+                <w:szCs w:val="18"/>
+              </w:rPr>
               <w:t xml:space="preserve">"Post your question even if you think it is obvious — all questions are valid at this stage."</w:t>
             </w:r>
           </w:p>
@@ -3904,40 +3819,40 @@
         </w:tc>
         <w:tc>
           <w:tcPr>
-            <w:tcW w:type="dxa" w:w="2300"/>
+            <w:tcW w:type="dxa" w:w="3040"/>
+            <w:shd w:fill="FFFFFF" w:color="auto" w:val="clear"/>
+            <w:tcMar>
+              <w:top w:type="dxa" w:w="60"/>
+              <w:left w:type="dxa" w:w="120"/>
+              <w:bottom w:type="dxa" w:w="60"/>
+              <w:right w:type="dxa" w:w="120"/>
+            </w:tcMar>
+            <w:vAlign w:val="top"/>
+          </w:tcPr>
+          <w:p>
+            <w:pPr>
+              <w:spacing w:after="40" w:before="0"/>
+              <w:jc w:val="left"/>
+            </w:pPr>
+            <w:r>
+              <w:rPr>
+                <w:rFonts w:ascii="Arial" w:cs="Arial" w:eastAsia="Arial" w:hAnsi="Arial"/>
+                <w:b w:val="false"/>
+                <w:bCs w:val="false"/>
+                <w:i w:val="false"/>
+                <w:iCs w:val="false"/>
+                <w:color w:val="000000"/>
+                <w:sz w:val="18"/>
+                <w:szCs w:val="18"/>
+              </w:rPr>
+              <w:t xml:space="preserve">DQB externalises curiosity and sets the intellectual agenda for the unit.</w:t>
+            </w:r>
+          </w:p>
+        </w:tc>
+        <w:tc>
+          <w:tcPr>
+            <w:tcW w:type="dxa" w:w="3040"/>
             <w:shd w:fill="F2F2F2" w:color="auto" w:val="clear"/>
-            <w:tcMar>
-              <w:top w:type="dxa" w:w="60"/>
-              <w:left w:type="dxa" w:w="120"/>
-              <w:bottom w:type="dxa" w:w="60"/>
-              <w:right w:type="dxa" w:w="120"/>
-            </w:tcMar>
-            <w:vAlign w:val="top"/>
-          </w:tcPr>
-          <w:p>
-            <w:pPr>
-              <w:spacing w:after="40" w:before="0"/>
-              <w:jc w:val="left"/>
-            </w:pPr>
-            <w:r>
-              <w:rPr>
-                <w:rFonts w:ascii="Arial" w:cs="Arial" w:eastAsia="Arial" w:hAnsi="Arial"/>
-                <w:b w:val="false"/>
-                <w:bCs w:val="false"/>
-                <w:i w:val="false"/>
-                <w:iCs w:val="false"/>
-                <w:color w:val="000000"/>
-                <w:sz w:val="18"/>
-                <w:szCs w:val="18"/>
-              </w:rPr>
-              <w:t xml:space="preserve">DQB externalises curiosity and sets the intellectual agenda for the unit.</w:t>
-            </w:r>
-          </w:p>
-        </w:tc>
-        <w:tc>
-          <w:tcPr>
-            <w:tcW w:type="dxa" w:w="2300"/>
-            <w:shd w:fill="FFFFFF" w:color="auto" w:val="clear"/>
             <w:tcMar>
               <w:top w:type="dxa" w:w="60"/>
               <w:left w:type="dxa" w:w="120"/>
@@ -3970,7 +3885,7 @@
       <w:tr>
         <w:tc>
           <w:tcPr>
-            <w:tcW w:type="dxa" w:w="900"/>
+            <w:tcW w:type="dxa" w:w="1520"/>
             <w:shd w:fill="D5E8F0" w:color="auto" w:val="clear"/>
             <w:tcMar>
               <w:top w:type="dxa" w:w="60"/>
@@ -3999,51 +3914,6 @@
               <w:t xml:space="preserve">Model Building Phase</w:t>
             </w:r>
           </w:p>
-        </w:tc>
-        <w:tc>
-          <w:tcPr>
-            <w:tcW w:type="dxa" w:w="2300"/>
-            <w:shd w:fill="FFFFFF" w:color="auto" w:val="clear"/>
-            <w:tcMar>
-              <w:top w:type="dxa" w:w="60"/>
-              <w:left w:type="dxa" w:w="120"/>
-              <w:bottom w:type="dxa" w:w="60"/>
-              <w:right w:type="dxa" w:w="120"/>
-            </w:tcMar>
-            <w:vAlign w:val="top"/>
-          </w:tcPr>
-          <w:p>
-            <w:pPr>
-              <w:spacing w:after="40" w:before="0"/>
-              <w:jc w:val="left"/>
-            </w:pPr>
-            <w:r>
-              <w:rPr>
-                <w:rFonts w:ascii="Arial" w:cs="Arial" w:eastAsia="Arial" w:hAnsi="Arial"/>
-                <w:b w:val="false"/>
-                <w:bCs w:val="false"/>
-                <w:i w:val="false"/>
-                <w:iCs w:val="false"/>
-                <w:color w:val="000000"/>
-                <w:sz w:val="18"/>
-                <w:szCs w:val="18"/>
-              </w:rPr>
-              <w:t xml:space="preserve">Each student draws their Initial Model: "What is reflection, and what rules does it follow?" Can use diagrams, words, or equations — whatever they currently think is true.</w:t>
-            </w:r>
-          </w:p>
-        </w:tc>
-        <w:tc>
-          <w:tcPr>
-            <w:tcW w:type="dxa" w:w="2556"/>
-            <w:shd w:fill="F2F2F2" w:color="auto" w:val="clear"/>
-            <w:tcMar>
-              <w:top w:type="dxa" w:w="60"/>
-              <w:left w:type="dxa" w:w="120"/>
-              <w:bottom w:type="dxa" w:w="60"/>
-              <w:right w:type="dxa" w:w="120"/>
-            </w:tcMar>
-            <w:vAlign w:val="top"/>
-          </w:tcPr>
           <w:p>
             <w:pPr>
               <w:spacing w:after="20" w:before="0"/>
@@ -4064,7 +3934,7 @@
             <w:pPr>
               <w:spacing w:after="20" w:before="0"/>
             </w:pPr>
-            <w:hyperlink w:history="1" r:id="rIdxlijodb3_jpqsofwgghjg">
+            <w:hyperlink w:history="1" r:id="rId4gi0lrg_zpnqs2feu7_ga">
               <w:r>
                 <w:rPr>
                   <w:rFonts w:ascii="Arial" w:cs="Arial" w:eastAsia="Arial" w:hAnsi="Arial"/>
@@ -4097,7 +3967,7 @@
               <w:spacing w:after="10" w:before="0"/>
               <w:ind w:left="120"/>
             </w:pPr>
-            <w:hyperlink w:history="1" r:id="rIdsr-mkxmpfjkt5v2alvqvd">
+            <w:hyperlink w:history="1" r:id="rIdvtzwwpjgvtarlnrkcdua4">
               <w:r>
                 <w:rPr>
                   <w:rFonts w:ascii="Arial" w:cs="Arial" w:eastAsia="Arial" w:hAnsi="Arial"/>
@@ -4142,7 +4012,7 @@
             <w:pPr>
               <w:spacing w:after="20" w:before="0"/>
             </w:pPr>
-            <w:hyperlink w:history="1" r:id="rIdq6m-swymf_bij692uap3_">
+            <w:hyperlink w:history="1" r:id="rId9uibharych6psnrev6bs-">
               <w:r>
                 <w:rPr>
                   <w:rFonts w:ascii="Arial" w:cs="Arial" w:eastAsia="Arial" w:hAnsi="Arial"/>
@@ -4175,7 +4045,7 @@
               <w:spacing w:after="10" w:before="0"/>
               <w:ind w:left="120"/>
             </w:pPr>
-            <w:hyperlink w:history="1" r:id="rIdq3o-cy-nuat6mdzrbeytp">
+            <w:hyperlink w:history="1" r:id="rId7vynicdiwnuv7b25ydirg">
               <w:r>
                 <w:rPr>
                   <w:rFonts w:ascii="Arial" w:cs="Arial" w:eastAsia="Arial" w:hAnsi="Arial"/>
@@ -4191,7 +4061,7 @@
         </w:tc>
         <w:tc>
           <w:tcPr>
-            <w:tcW w:type="dxa" w:w="3324"/>
+            <w:tcW w:type="dxa" w:w="3040"/>
             <w:shd w:fill="FFFFFF" w:color="auto" w:val="clear"/>
             <w:tcMar>
               <w:top w:type="dxa" w:w="60"/>
@@ -4217,6 +4087,38 @@
                 <w:sz w:val="18"/>
                 <w:szCs w:val="18"/>
               </w:rPr>
+              <w:t xml:space="preserve">Each student draws their Initial Model: "What is reflection, and what rules does it follow?" Can use diagrams, words, or equations — whatever they currently think is true.</w:t>
+            </w:r>
+          </w:p>
+        </w:tc>
+        <w:tc>
+          <w:tcPr>
+            <w:tcW w:type="dxa" w:w="3040"/>
+            <w:shd w:fill="F2F2F2" w:color="auto" w:val="clear"/>
+            <w:tcMar>
+              <w:top w:type="dxa" w:w="60"/>
+              <w:left w:type="dxa" w:w="120"/>
+              <w:bottom w:type="dxa" w:w="60"/>
+              <w:right w:type="dxa" w:w="120"/>
+            </w:tcMar>
+            <w:vAlign w:val="top"/>
+          </w:tcPr>
+          <w:p>
+            <w:pPr>
+              <w:spacing w:after="40" w:before="0"/>
+              <w:jc w:val="left"/>
+            </w:pPr>
+            <w:r>
+              <w:rPr>
+                <w:rFonts w:ascii="Arial" w:cs="Arial" w:eastAsia="Arial" w:hAnsi="Arial"/>
+                <w:b w:val="false"/>
+                <w:bCs w:val="false"/>
+                <w:i w:val="false"/>
+                <w:iCs w:val="false"/>
+                <w:color w:val="000000"/>
+                <w:sz w:val="18"/>
+                <w:szCs w:val="18"/>
+              </w:rPr>
               <w:t xml:space="preserve">"This is NOT a test. It is a snapshot of your current thinking. There are no wrong answers today — but there will be changes by Lesson 6!"</w:t>
             </w:r>
           </w:p>
@@ -4242,40 +4144,40 @@
         </w:tc>
         <w:tc>
           <w:tcPr>
-            <w:tcW w:type="dxa" w:w="2300"/>
+            <w:tcW w:type="dxa" w:w="3040"/>
+            <w:shd w:fill="FFFFFF" w:color="auto" w:val="clear"/>
+            <w:tcMar>
+              <w:top w:type="dxa" w:w="60"/>
+              <w:left w:type="dxa" w:w="120"/>
+              <w:bottom w:type="dxa" w:w="60"/>
+              <w:right w:type="dxa" w:w="120"/>
+            </w:tcMar>
+            <w:vAlign w:val="top"/>
+          </w:tcPr>
+          <w:p>
+            <w:pPr>
+              <w:spacing w:after="40" w:before="0"/>
+              <w:jc w:val="left"/>
+            </w:pPr>
+            <w:r>
+              <w:rPr>
+                <w:rFonts w:ascii="Arial" w:cs="Arial" w:eastAsia="Arial" w:hAnsi="Arial"/>
+                <w:b w:val="false"/>
+                <w:bCs w:val="false"/>
+                <w:i w:val="false"/>
+                <w:iCs w:val="false"/>
+                <w:color w:val="000000"/>
+                <w:sz w:val="18"/>
+                <w:szCs w:val="18"/>
+              </w:rPr>
+              <w:t xml:space="preserve">Initial modelling as baseline. Students will compare Lesson 1 and Lesson 6 models to see their learning growth.</w:t>
+            </w:r>
+          </w:p>
+        </w:tc>
+        <w:tc>
+          <w:tcPr>
+            <w:tcW w:type="dxa" w:w="3040"/>
             <w:shd w:fill="F2F2F2" w:color="auto" w:val="clear"/>
-            <w:tcMar>
-              <w:top w:type="dxa" w:w="60"/>
-              <w:left w:type="dxa" w:w="120"/>
-              <w:bottom w:type="dxa" w:w="60"/>
-              <w:right w:type="dxa" w:w="120"/>
-            </w:tcMar>
-            <w:vAlign w:val="top"/>
-          </w:tcPr>
-          <w:p>
-            <w:pPr>
-              <w:spacing w:after="40" w:before="0"/>
-              <w:jc w:val="left"/>
-            </w:pPr>
-            <w:r>
-              <w:rPr>
-                <w:rFonts w:ascii="Arial" w:cs="Arial" w:eastAsia="Arial" w:hAnsi="Arial"/>
-                <w:b w:val="false"/>
-                <w:bCs w:val="false"/>
-                <w:i w:val="false"/>
-                <w:iCs w:val="false"/>
-                <w:color w:val="000000"/>
-                <w:sz w:val="18"/>
-                <w:szCs w:val="18"/>
-              </w:rPr>
-              <w:t xml:space="preserve">Initial modelling as baseline. Students will compare Lesson 1 and Lesson 6 models to see their learning growth.</w:t>
-            </w:r>
-          </w:p>
-        </w:tc>
-        <w:tc>
-          <w:tcPr>
-            <w:tcW w:type="dxa" w:w="2300"/>
-            <w:shd w:fill="FFFFFF" w:color="auto" w:val="clear"/>
             <w:tcMar>
               <w:top w:type="dxa" w:w="60"/>
               <w:left w:type="dxa" w:w="120"/>
@@ -5794,18 +5696,17 @@
         <w:tblLayout w:type="fixed"/>
       </w:tblPr>
       <w:tblGrid>
-        <w:gridCol w:w="900"/>
-        <w:gridCol w:w="2300"/>
-        <w:gridCol w:w="2556"/>
-        <w:gridCol w:w="3324"/>
-        <w:gridCol w:w="2300"/>
-        <w:gridCol w:w="2300"/>
+        <w:gridCol w:w="1520"/>
+        <w:gridCol w:w="3040"/>
+        <w:gridCol w:w="3040"/>
+        <w:gridCol w:w="3040"/>
+        <w:gridCol w:w="3040"/>
       </w:tblGrid>
       <w:tr>
         <w:tc>
           <w:tcPr>
             <w:tcW w:type="dxa" w:w="13680"/>
-            <w:gridSpan w:val="6"/>
+            <w:gridSpan w:val="5"/>
             <w:shd w:fill="1F6B75" w:color="auto" w:val="clear"/>
             <w:tcMar>
               <w:top w:type="dxa" w:w="60"/>
@@ -5839,7 +5740,7 @@
       <w:tr>
         <w:tc>
           <w:tcPr>
-            <w:tcW w:type="dxa" w:w="900"/>
+            <w:tcW w:type="dxa" w:w="1520"/>
             <w:shd w:fill="1F3864" w:color="auto" w:val="clear"/>
             <w:tcMar>
               <w:top w:type="dxa" w:w="60"/>
@@ -5871,7 +5772,7 @@
         </w:tc>
         <w:tc>
           <w:tcPr>
-            <w:tcW w:type="dxa" w:w="2300"/>
+            <w:tcW w:type="dxa" w:w="3040"/>
             <w:shd w:fill="2E75B6" w:color="auto" w:val="clear"/>
             <w:tcMar>
               <w:top w:type="dxa" w:w="60"/>
@@ -5903,7 +5804,39 @@
         </w:tc>
         <w:tc>
           <w:tcPr>
-            <w:tcW w:type="dxa" w:w="2556"/>
+            <w:tcW w:type="dxa" w:w="3040"/>
+            <w:shd w:fill="2E75B6" w:color="auto" w:val="clear"/>
+            <w:tcMar>
+              <w:top w:type="dxa" w:w="60"/>
+              <w:left w:type="dxa" w:w="120"/>
+              <w:bottom w:type="dxa" w:w="60"/>
+              <w:right w:type="dxa" w:w="120"/>
+            </w:tcMar>
+            <w:vAlign w:val="top"/>
+          </w:tcPr>
+          <w:p>
+            <w:pPr>
+              <w:spacing w:after="40" w:before="0"/>
+              <w:jc w:val="left"/>
+            </w:pPr>
+            <w:r>
+              <w:rPr>
+                <w:rFonts w:ascii="Arial" w:cs="Arial" w:eastAsia="Arial" w:hAnsi="Arial"/>
+                <w:b/>
+                <w:bCs/>
+                <w:i w:val="false"/>
+                <w:iCs w:val="false"/>
+                <w:color w:val="FFFFFF"/>
+                <w:sz w:val="18"/>
+                <w:szCs w:val="18"/>
+              </w:rPr>
+              <w:t xml:space="preserve">Teacher Actions</w:t>
+            </w:r>
+          </w:p>
+        </w:tc>
+        <w:tc>
+          <w:tcPr>
+            <w:tcW w:type="dxa" w:w="3040"/>
             <w:shd w:fill="1F6B75" w:color="auto" w:val="clear"/>
             <w:tcMar>
               <w:top w:type="dxa" w:w="60"/>
@@ -5929,77 +5862,13 @@
                 <w:sz w:val="18"/>
                 <w:szCs w:val="18"/>
               </w:rPr>
-              <w:t xml:space="preserve">Resource</w:t>
-            </w:r>
-          </w:p>
-        </w:tc>
-        <w:tc>
-          <w:tcPr>
-            <w:tcW w:type="dxa" w:w="3324"/>
-            <w:shd w:fill="2E75B6" w:color="auto" w:val="clear"/>
-            <w:tcMar>
-              <w:top w:type="dxa" w:w="60"/>
-              <w:left w:type="dxa" w:w="120"/>
-              <w:bottom w:type="dxa" w:w="60"/>
-              <w:right w:type="dxa" w:w="120"/>
-            </w:tcMar>
-            <w:vAlign w:val="top"/>
-          </w:tcPr>
-          <w:p>
-            <w:pPr>
-              <w:spacing w:after="40" w:before="0"/>
-              <w:jc w:val="left"/>
-            </w:pPr>
-            <w:r>
-              <w:rPr>
-                <w:rFonts w:ascii="Arial" w:cs="Arial" w:eastAsia="Arial" w:hAnsi="Arial"/>
-                <w:b/>
-                <w:bCs/>
-                <w:i w:val="false"/>
-                <w:iCs w:val="false"/>
-                <w:color w:val="FFFFFF"/>
-                <w:sz w:val="18"/>
-                <w:szCs w:val="18"/>
-              </w:rPr>
-              <w:t xml:space="preserve">Teacher Actions</w:t>
-            </w:r>
-          </w:p>
-        </w:tc>
-        <w:tc>
-          <w:tcPr>
-            <w:tcW w:type="dxa" w:w="2300"/>
-            <w:shd w:fill="1F6B75" w:color="auto" w:val="clear"/>
-            <w:tcMar>
-              <w:top w:type="dxa" w:w="60"/>
-              <w:left w:type="dxa" w:w="120"/>
-              <w:bottom w:type="dxa" w:w="60"/>
-              <w:right w:type="dxa" w:w="120"/>
-            </w:tcMar>
-            <w:vAlign w:val="top"/>
-          </w:tcPr>
-          <w:p>
-            <w:pPr>
-              <w:spacing w:after="40" w:before="0"/>
-              <w:jc w:val="left"/>
-            </w:pPr>
-            <w:r>
-              <w:rPr>
-                <w:rFonts w:ascii="Arial" w:cs="Arial" w:eastAsia="Arial" w:hAnsi="Arial"/>
-                <w:b/>
-                <w:bCs/>
-                <w:i w:val="false"/>
-                <w:iCs w:val="false"/>
-                <w:color w:val="FFFFFF"/>
-                <w:sz w:val="18"/>
-                <w:szCs w:val="18"/>
-              </w:rPr>
               <w:t xml:space="preserve">Sensemaking Strategy</w:t>
             </w:r>
           </w:p>
         </w:tc>
         <w:tc>
           <w:tcPr>
-            <w:tcW w:type="dxa" w:w="2300"/>
+            <w:tcW w:type="dxa" w:w="3040"/>
             <w:shd w:fill="2E75B6" w:color="auto" w:val="clear"/>
             <w:tcMar>
               <w:top w:type="dxa" w:w="60"/>
@@ -6033,7 +5902,7 @@
       <w:tr>
         <w:tc>
           <w:tcPr>
-            <w:tcW w:type="dxa" w:w="900"/>
+            <w:tcW w:type="dxa" w:w="1520"/>
             <w:shd w:fill="EAD1F5" w:color="auto" w:val="clear"/>
             <w:tcMar>
               <w:top w:type="dxa" w:w="60"/>
@@ -6062,51 +5931,6 @@
               <w:t xml:space="preserve">Predict Phase</w:t>
             </w:r>
           </w:p>
-        </w:tc>
-        <w:tc>
-          <w:tcPr>
-            <w:tcW w:type="dxa" w:w="2300"/>
-            <w:shd w:fill="FFFFFF" w:color="auto" w:val="clear"/>
-            <w:tcMar>
-              <w:top w:type="dxa" w:w="60"/>
-              <w:left w:type="dxa" w:w="120"/>
-              <w:bottom w:type="dxa" w:w="60"/>
-              <w:right w:type="dxa" w:w="120"/>
-            </w:tcMar>
-            <w:vAlign w:val="top"/>
-          </w:tcPr>
-          <w:p>
-            <w:pPr>
-              <w:spacing w:after="40" w:before="0"/>
-              <w:jc w:val="left"/>
-            </w:pPr>
-            <w:r>
-              <w:rPr>
-                <w:rFonts w:ascii="Arial" w:cs="Arial" w:eastAsia="Arial" w:hAnsi="Arial"/>
-                <w:b w:val="false"/>
-                <w:bCs w:val="false"/>
-                <w:i w:val="false"/>
-                <w:iCs w:val="false"/>
-                <w:color w:val="000000"/>
-                <w:sz w:val="18"/>
-                <w:szCs w:val="18"/>
-              </w:rPr>
-              <w:t xml:space="preserve">Pose: "If I place a point 3 cm from the mirror line — where will its image be? Predict and justify." Groups write predictions on mini-whiteboards before using mirrors.</w:t>
-            </w:r>
-          </w:p>
-        </w:tc>
-        <w:tc>
-          <w:tcPr>
-            <w:tcW w:type="dxa" w:w="2556"/>
-            <w:shd w:fill="F2F2F2" w:color="auto" w:val="clear"/>
-            <w:tcMar>
-              <w:top w:type="dxa" w:w="60"/>
-              <w:left w:type="dxa" w:w="120"/>
-              <w:bottom w:type="dxa" w:w="60"/>
-              <w:right w:type="dxa" w:w="120"/>
-            </w:tcMar>
-            <w:vAlign w:val="top"/>
-          </w:tcPr>
           <w:p>
             <w:pPr>
               <w:spacing w:after="20" w:before="0"/>
@@ -6127,7 +5951,7 @@
             <w:pPr>
               <w:spacing w:after="20" w:before="0"/>
             </w:pPr>
-            <w:hyperlink w:history="1" r:id="rIda_0eyboninaxzoxvyl0zn">
+            <w:hyperlink w:history="1" r:id="rIdkfh2c2nmo3gsxrqx6tp3s">
               <w:r>
                 <w:rPr>
                   <w:rFonts w:ascii="Arial" w:cs="Arial" w:eastAsia="Arial" w:hAnsi="Arial"/>
@@ -6160,7 +5984,7 @@
               <w:spacing w:after="10" w:before="0"/>
               <w:ind w:left="120"/>
             </w:pPr>
-            <w:hyperlink w:history="1" r:id="rIdwdslbggiyu9d6oh7upxoj">
+            <w:hyperlink w:history="1" r:id="rIdnpqaeux499od-apclwqfg">
               <w:r>
                 <w:rPr>
                   <w:rFonts w:ascii="Arial" w:cs="Arial" w:eastAsia="Arial" w:hAnsi="Arial"/>
@@ -6205,7 +6029,7 @@
             <w:pPr>
               <w:spacing w:after="20" w:before="0"/>
             </w:pPr>
-            <w:hyperlink w:history="1" r:id="rIdbbj_yuwiwchshwzukzwgz">
+            <w:hyperlink w:history="1" r:id="rIdhundjby4rzezlogl3jr-h">
               <w:r>
                 <w:rPr>
                   <w:rFonts w:ascii="Arial" w:cs="Arial" w:eastAsia="Arial" w:hAnsi="Arial"/>
@@ -6238,7 +6062,7 @@
               <w:spacing w:after="10" w:before="0"/>
               <w:ind w:left="120"/>
             </w:pPr>
-            <w:hyperlink w:history="1" r:id="rId2q9z6yjakxyxd_d-bey90">
+            <w:hyperlink w:history="1" r:id="rIdx9bgumorplusaehba7s_v">
               <w:r>
                 <w:rPr>
                   <w:rFonts w:ascii="Arial" w:cs="Arial" w:eastAsia="Arial" w:hAnsi="Arial"/>
@@ -6254,7 +6078,7 @@
         </w:tc>
         <w:tc>
           <w:tcPr>
-            <w:tcW w:type="dxa" w:w="3324"/>
+            <w:tcW w:type="dxa" w:w="3040"/>
             <w:shd w:fill="FFFFFF" w:color="auto" w:val="clear"/>
             <w:tcMar>
               <w:top w:type="dxa" w:w="60"/>
@@ -6280,6 +6104,38 @@
                 <w:sz w:val="18"/>
                 <w:szCs w:val="18"/>
               </w:rPr>
+              <w:t xml:space="preserve">Pose: "If I place a point 3 cm from the mirror line — where will its image be? Predict and justify." Groups write predictions on mini-whiteboards before using mirrors.</w:t>
+            </w:r>
+          </w:p>
+        </w:tc>
+        <w:tc>
+          <w:tcPr>
+            <w:tcW w:type="dxa" w:w="3040"/>
+            <w:shd w:fill="F2F2F2" w:color="auto" w:val="clear"/>
+            <w:tcMar>
+              <w:top w:type="dxa" w:w="60"/>
+              <w:left w:type="dxa" w:w="120"/>
+              <w:bottom w:type="dxa" w:w="60"/>
+              <w:right w:type="dxa" w:w="120"/>
+            </w:tcMar>
+            <w:vAlign w:val="top"/>
+          </w:tcPr>
+          <w:p>
+            <w:pPr>
+              <w:spacing w:after="40" w:before="0"/>
+              <w:jc w:val="left"/>
+            </w:pPr>
+            <w:r>
+              <w:rPr>
+                <w:rFonts w:ascii="Arial" w:cs="Arial" w:eastAsia="Arial" w:hAnsi="Arial"/>
+                <w:b w:val="false"/>
+                <w:bCs w:val="false"/>
+                <w:i w:val="false"/>
+                <w:iCs w:val="false"/>
+                <w:color w:val="000000"/>
+                <w:sz w:val="18"/>
+                <w:szCs w:val="18"/>
+              </w:rPr>
               <w:t xml:space="preserve">"Do not use the mirror yet. Commit to a prediction first."</w:t>
             </w:r>
           </w:p>
@@ -6305,40 +6161,40 @@
         </w:tc>
         <w:tc>
           <w:tcPr>
-            <w:tcW w:type="dxa" w:w="2300"/>
+            <w:tcW w:type="dxa" w:w="3040"/>
+            <w:shd w:fill="FFFFFF" w:color="auto" w:val="clear"/>
+            <w:tcMar>
+              <w:top w:type="dxa" w:w="60"/>
+              <w:left w:type="dxa" w:w="120"/>
+              <w:bottom w:type="dxa" w:w="60"/>
+              <w:right w:type="dxa" w:w="120"/>
+            </w:tcMar>
+            <w:vAlign w:val="top"/>
+          </w:tcPr>
+          <w:p>
+            <w:pPr>
+              <w:spacing w:after="40" w:before="0"/>
+              <w:jc w:val="left"/>
+            </w:pPr>
+            <w:r>
+              <w:rPr>
+                <w:rFonts w:ascii="Arial" w:cs="Arial" w:eastAsia="Arial" w:hAnsi="Arial"/>
+                <w:b w:val="false"/>
+                <w:bCs w:val="false"/>
+                <w:i w:val="false"/>
+                <w:iCs w:val="false"/>
+                <w:color w:val="000000"/>
+                <w:sz w:val="18"/>
+                <w:szCs w:val="18"/>
+              </w:rPr>
+              <w:t xml:space="preserve">Prediction before observation creates cognitive investment in the outcome.</w:t>
+            </w:r>
+          </w:p>
+        </w:tc>
+        <w:tc>
+          <w:tcPr>
+            <w:tcW w:type="dxa" w:w="3040"/>
             <w:shd w:fill="F2F2F2" w:color="auto" w:val="clear"/>
-            <w:tcMar>
-              <w:top w:type="dxa" w:w="60"/>
-              <w:left w:type="dxa" w:w="120"/>
-              <w:bottom w:type="dxa" w:w="60"/>
-              <w:right w:type="dxa" w:w="120"/>
-            </w:tcMar>
-            <w:vAlign w:val="top"/>
-          </w:tcPr>
-          <w:p>
-            <w:pPr>
-              <w:spacing w:after="40" w:before="0"/>
-              <w:jc w:val="left"/>
-            </w:pPr>
-            <w:r>
-              <w:rPr>
-                <w:rFonts w:ascii="Arial" w:cs="Arial" w:eastAsia="Arial" w:hAnsi="Arial"/>
-                <w:b w:val="false"/>
-                <w:bCs w:val="false"/>
-                <w:i w:val="false"/>
-                <w:iCs w:val="false"/>
-                <w:color w:val="000000"/>
-                <w:sz w:val="18"/>
-                <w:szCs w:val="18"/>
-              </w:rPr>
-              <w:t xml:space="preserve">Prediction before observation creates cognitive investment in the outcome.</w:t>
-            </w:r>
-          </w:p>
-        </w:tc>
-        <w:tc>
-          <w:tcPr>
-            <w:tcW w:type="dxa" w:w="2300"/>
-            <w:shd w:fill="FFFFFF" w:color="auto" w:val="clear"/>
             <w:tcMar>
               <w:top w:type="dxa" w:w="60"/>
               <w:left w:type="dxa" w:w="120"/>
@@ -6371,7 +6227,7 @@
       <w:tr>
         <w:tc>
           <w:tcPr>
-            <w:tcW w:type="dxa" w:w="900"/>
+            <w:tcW w:type="dxa" w:w="1520"/>
             <w:shd w:fill="D9EEF1" w:color="auto" w:val="clear"/>
             <w:tcMar>
               <w:top w:type="dxa" w:w="60"/>
@@ -6400,131 +6256,6 @@
               <w:t xml:space="preserve">Observe Phase</w:t>
             </w:r>
           </w:p>
-        </w:tc>
-        <w:tc>
-          <w:tcPr>
-            <w:tcW w:type="dxa" w:w="2300"/>
-            <w:shd w:fill="FFFFFF" w:color="auto" w:val="clear"/>
-            <w:tcMar>
-              <w:top w:type="dxa" w:w="60"/>
-              <w:left w:type="dxa" w:w="120"/>
-              <w:bottom w:type="dxa" w:w="60"/>
-              <w:right w:type="dxa" w:w="120"/>
-            </w:tcMar>
-            <w:vAlign w:val="top"/>
-          </w:tcPr>
-          <w:p>
-            <w:pPr>
-              <w:spacing w:after="40" w:before="0"/>
-              <w:jc w:val="left"/>
-            </w:pPr>
-            <w:r>
-              <w:rPr>
-                <w:rFonts w:ascii="Arial" w:cs="Arial" w:eastAsia="Arial" w:hAnsi="Arial"/>
-                <w:b w:val="false"/>
-                <w:bCs w:val="false"/>
-                <w:i w:val="false"/>
-                <w:iCs w:val="false"/>
-                <w:color w:val="000000"/>
-                <w:sz w:val="18"/>
-                <w:szCs w:val="18"/>
-              </w:rPr>
-              <w:t xml:space="preserve">Investigation with mirror and worksheet:</w:t>
-            </w:r>
-          </w:p>
-          <w:p>
-            <w:pPr>
-              <w:spacing w:after="30" w:before="0"/>
-              <w:ind w:left="360" w:hanging="180"/>
-              <w:jc w:val="left"/>
-            </w:pPr>
-            <w:r>
-              <w:rPr>
-                <w:rFonts w:ascii="Arial" w:cs="Arial" w:eastAsia="Arial" w:hAnsi="Arial"/>
-                <w:b w:val="false"/>
-                <w:bCs w:val="false"/>
-                <w:i w:val="false"/>
-                <w:iCs w:val="false"/>
-                <w:color w:val="000000"/>
-                <w:sz w:val="18"/>
-                <w:szCs w:val="18"/>
-              </w:rPr>
-              <w:t xml:space="preserve">–  Step 1: Mark point P at 3 cm from mirror line L. Place mirror on L. Mark image P'.</w:t>
-            </w:r>
-          </w:p>
-          <w:p>
-            <w:pPr>
-              <w:spacing w:after="30" w:before="0"/>
-              <w:ind w:left="360" w:hanging="180"/>
-              <w:jc w:val="left"/>
-            </w:pPr>
-            <w:r>
-              <w:rPr>
-                <w:rFonts w:ascii="Arial" w:cs="Arial" w:eastAsia="Arial" w:hAnsi="Arial"/>
-                <w:b w:val="false"/>
-                <w:bCs w:val="false"/>
-                <w:i w:val="false"/>
-                <w:iCs w:val="false"/>
-                <w:color w:val="000000"/>
-                <w:sz w:val="18"/>
-                <w:szCs w:val="18"/>
-              </w:rPr>
-              <w:t xml:space="preserve">–  Step 2: Measure PP' distance. Measure distance from P to L and from P' to L.</w:t>
-            </w:r>
-          </w:p>
-          <w:p>
-            <w:pPr>
-              <w:spacing w:after="30" w:before="0"/>
-              <w:ind w:left="360" w:hanging="180"/>
-              <w:jc w:val="left"/>
-            </w:pPr>
-            <w:r>
-              <w:rPr>
-                <w:rFonts w:ascii="Arial" w:cs="Arial" w:eastAsia="Arial" w:hAnsi="Arial"/>
-                <w:b w:val="false"/>
-                <w:bCs w:val="false"/>
-                <w:i w:val="false"/>
-                <w:iCs w:val="false"/>
-                <w:color w:val="000000"/>
-                <w:sz w:val="18"/>
-                <w:szCs w:val="18"/>
-              </w:rPr>
-              <w:t xml:space="preserve">–  Step 3: Repeat for P at 1 cm, 5 cm, 7 cm. Record in table.</w:t>
-            </w:r>
-          </w:p>
-          <w:p>
-            <w:pPr>
-              <w:spacing w:after="30" w:before="0"/>
-              <w:ind w:left="360" w:hanging="180"/>
-              <w:jc w:val="left"/>
-            </w:pPr>
-            <w:r>
-              <w:rPr>
-                <w:rFonts w:ascii="Arial" w:cs="Arial" w:eastAsia="Arial" w:hAnsi="Arial"/>
-                <w:b w:val="false"/>
-                <w:bCs w:val="false"/>
-                <w:i w:val="false"/>
-                <w:iCs w:val="false"/>
-                <w:color w:val="000000"/>
-                <w:sz w:val="18"/>
-                <w:szCs w:val="18"/>
-              </w:rPr>
-              <w:t xml:space="preserve">–  Step 4: Draw line PP'. Measure the angle it makes with L.</w:t>
-            </w:r>
-          </w:p>
-        </w:tc>
-        <w:tc>
-          <w:tcPr>
-            <w:tcW w:type="dxa" w:w="2556"/>
-            <w:shd w:fill="F2F2F2" w:color="auto" w:val="clear"/>
-            <w:tcMar>
-              <w:top w:type="dxa" w:w="60"/>
-              <w:left w:type="dxa" w:w="120"/>
-              <w:bottom w:type="dxa" w:w="60"/>
-              <w:right w:type="dxa" w:w="120"/>
-            </w:tcMar>
-            <w:vAlign w:val="top"/>
-          </w:tcPr>
           <w:p>
             <w:pPr>
               <w:spacing w:after="20" w:before="0"/>
@@ -6545,7 +6276,7 @@
             <w:pPr>
               <w:spacing w:after="20" w:before="0"/>
             </w:pPr>
-            <w:hyperlink w:history="1" r:id="rIde_0oisk4suorpmd6u4fu5">
+            <w:hyperlink w:history="1" r:id="rIdairi9b1df6gbagsf8dtup">
               <w:r>
                 <w:rPr>
                   <w:rFonts w:ascii="Arial" w:cs="Arial" w:eastAsia="Arial" w:hAnsi="Arial"/>
@@ -6578,7 +6309,7 @@
               <w:spacing w:after="10" w:before="0"/>
               <w:ind w:left="120"/>
             </w:pPr>
-            <w:hyperlink w:history="1" r:id="rId_qmkqfcfotsyysiwtp9er">
+            <w:hyperlink w:history="1" r:id="rIdgxl1pi5zqovxewvhdmrk4">
               <w:r>
                 <w:rPr>
                   <w:rFonts w:ascii="Arial" w:cs="Arial" w:eastAsia="Arial" w:hAnsi="Arial"/>
@@ -6623,7 +6354,7 @@
             <w:pPr>
               <w:spacing w:after="20" w:before="0"/>
             </w:pPr>
-            <w:hyperlink w:history="1" r:id="rId0hoikvjhcc9sv5pur6jef">
+            <w:hyperlink w:history="1" r:id="rIdrhcbylpggc8ausfolzo8_">
               <w:r>
                 <w:rPr>
                   <w:rFonts w:ascii="Arial" w:cs="Arial" w:eastAsia="Arial" w:hAnsi="Arial"/>
@@ -6656,7 +6387,7 @@
               <w:spacing w:after="10" w:before="0"/>
               <w:ind w:left="120"/>
             </w:pPr>
-            <w:hyperlink w:history="1" r:id="rIdtrqpevptpkswngyrsc2bz">
+            <w:hyperlink w:history="1" r:id="rIdjpszb0qlb7na7vn7qbtra">
               <w:r>
                 <w:rPr>
                   <w:rFonts w:ascii="Arial" w:cs="Arial" w:eastAsia="Arial" w:hAnsi="Arial"/>
@@ -6672,7 +6403,7 @@
         </w:tc>
         <w:tc>
           <w:tcPr>
-            <w:tcW w:type="dxa" w:w="3324"/>
+            <w:tcW w:type="dxa" w:w="3040"/>
             <w:shd w:fill="FFFFFF" w:color="auto" w:val="clear"/>
             <w:tcMar>
               <w:top w:type="dxa" w:w="60"/>
@@ -6698,6 +6429,118 @@
                 <w:sz w:val="18"/>
                 <w:szCs w:val="18"/>
               </w:rPr>
+              <w:t xml:space="preserve">Investigation with mirror and worksheet:</w:t>
+            </w:r>
+          </w:p>
+          <w:p>
+            <w:pPr>
+              <w:spacing w:after="30" w:before="0"/>
+              <w:ind w:left="360" w:hanging="180"/>
+              <w:jc w:val="left"/>
+            </w:pPr>
+            <w:r>
+              <w:rPr>
+                <w:rFonts w:ascii="Arial" w:cs="Arial" w:eastAsia="Arial" w:hAnsi="Arial"/>
+                <w:b w:val="false"/>
+                <w:bCs w:val="false"/>
+                <w:i w:val="false"/>
+                <w:iCs w:val="false"/>
+                <w:color w:val="000000"/>
+                <w:sz w:val="18"/>
+                <w:szCs w:val="18"/>
+              </w:rPr>
+              <w:t xml:space="preserve">–  Step 1: Mark point P at 3 cm from mirror line L. Place mirror on L. Mark image P'.</w:t>
+            </w:r>
+          </w:p>
+          <w:p>
+            <w:pPr>
+              <w:spacing w:after="30" w:before="0"/>
+              <w:ind w:left="360" w:hanging="180"/>
+              <w:jc w:val="left"/>
+            </w:pPr>
+            <w:r>
+              <w:rPr>
+                <w:rFonts w:ascii="Arial" w:cs="Arial" w:eastAsia="Arial" w:hAnsi="Arial"/>
+                <w:b w:val="false"/>
+                <w:bCs w:val="false"/>
+                <w:i w:val="false"/>
+                <w:iCs w:val="false"/>
+                <w:color w:val="000000"/>
+                <w:sz w:val="18"/>
+                <w:szCs w:val="18"/>
+              </w:rPr>
+              <w:t xml:space="preserve">–  Step 2: Measure PP' distance. Measure distance from P to L and from P' to L.</w:t>
+            </w:r>
+          </w:p>
+          <w:p>
+            <w:pPr>
+              <w:spacing w:after="30" w:before="0"/>
+              <w:ind w:left="360" w:hanging="180"/>
+              <w:jc w:val="left"/>
+            </w:pPr>
+            <w:r>
+              <w:rPr>
+                <w:rFonts w:ascii="Arial" w:cs="Arial" w:eastAsia="Arial" w:hAnsi="Arial"/>
+                <w:b w:val="false"/>
+                <w:bCs w:val="false"/>
+                <w:i w:val="false"/>
+                <w:iCs w:val="false"/>
+                <w:color w:val="000000"/>
+                <w:sz w:val="18"/>
+                <w:szCs w:val="18"/>
+              </w:rPr>
+              <w:t xml:space="preserve">–  Step 3: Repeat for P at 1 cm, 5 cm, 7 cm. Record in table.</w:t>
+            </w:r>
+          </w:p>
+          <w:p>
+            <w:pPr>
+              <w:spacing w:after="30" w:before="0"/>
+              <w:ind w:left="360" w:hanging="180"/>
+              <w:jc w:val="left"/>
+            </w:pPr>
+            <w:r>
+              <w:rPr>
+                <w:rFonts w:ascii="Arial" w:cs="Arial" w:eastAsia="Arial" w:hAnsi="Arial"/>
+                <w:b w:val="false"/>
+                <w:bCs w:val="false"/>
+                <w:i w:val="false"/>
+                <w:iCs w:val="false"/>
+                <w:color w:val="000000"/>
+                <w:sz w:val="18"/>
+                <w:szCs w:val="18"/>
+              </w:rPr>
+              <w:t xml:space="preserve">–  Step 4: Draw line PP'. Measure the angle it makes with L.</w:t>
+            </w:r>
+          </w:p>
+        </w:tc>
+        <w:tc>
+          <w:tcPr>
+            <w:tcW w:type="dxa" w:w="3040"/>
+            <w:shd w:fill="F2F2F2" w:color="auto" w:val="clear"/>
+            <w:tcMar>
+              <w:top w:type="dxa" w:w="60"/>
+              <w:left w:type="dxa" w:w="120"/>
+              <w:bottom w:type="dxa" w:w="60"/>
+              <w:right w:type="dxa" w:w="120"/>
+            </w:tcMar>
+            <w:vAlign w:val="top"/>
+          </w:tcPr>
+          <w:p>
+            <w:pPr>
+              <w:spacing w:after="40" w:before="0"/>
+              <w:jc w:val="left"/>
+            </w:pPr>
+            <w:r>
+              <w:rPr>
+                <w:rFonts w:ascii="Arial" w:cs="Arial" w:eastAsia="Arial" w:hAnsi="Arial"/>
+                <w:b w:val="false"/>
+                <w:bCs w:val="false"/>
+                <w:i w:val="false"/>
+                <w:iCs w:val="false"/>
+                <w:color w:val="000000"/>
+                <w:sz w:val="18"/>
+                <w:szCs w:val="18"/>
+              </w:rPr>
               <w:t xml:space="preserve">"Measure carefully — to the nearest millimetre."</w:t>
             </w:r>
           </w:p>
@@ -6723,40 +6566,40 @@
         </w:tc>
         <w:tc>
           <w:tcPr>
-            <w:tcW w:type="dxa" w:w="2300"/>
+            <w:tcW w:type="dxa" w:w="3040"/>
+            <w:shd w:fill="FFFFFF" w:color="auto" w:val="clear"/>
+            <w:tcMar>
+              <w:top w:type="dxa" w:w="60"/>
+              <w:left w:type="dxa" w:w="120"/>
+              <w:bottom w:type="dxa" w:w="60"/>
+              <w:right w:type="dxa" w:w="120"/>
+            </w:tcMar>
+            <w:vAlign w:val="top"/>
+          </w:tcPr>
+          <w:p>
+            <w:pPr>
+              <w:spacing w:after="40" w:before="0"/>
+              <w:jc w:val="left"/>
+            </w:pPr>
+            <w:r>
+              <w:rPr>
+                <w:rFonts w:ascii="Arial" w:cs="Arial" w:eastAsia="Arial" w:hAnsi="Arial"/>
+                <w:b w:val="false"/>
+                <w:bCs w:val="false"/>
+                <w:i w:val="false"/>
+                <w:iCs w:val="false"/>
+                <w:color w:val="000000"/>
+                <w:sz w:val="18"/>
+                <w:szCs w:val="18"/>
+              </w:rPr>
+              <w:t xml:space="preserve">Data collection from physical experiment. Repeated measurement across different distances builds inductive reasoning.</w:t>
+            </w:r>
+          </w:p>
+        </w:tc>
+        <w:tc>
+          <w:tcPr>
+            <w:tcW w:type="dxa" w:w="3040"/>
             <w:shd w:fill="F2F2F2" w:color="auto" w:val="clear"/>
-            <w:tcMar>
-              <w:top w:type="dxa" w:w="60"/>
-              <w:left w:type="dxa" w:w="120"/>
-              <w:bottom w:type="dxa" w:w="60"/>
-              <w:right w:type="dxa" w:w="120"/>
-            </w:tcMar>
-            <w:vAlign w:val="top"/>
-          </w:tcPr>
-          <w:p>
-            <w:pPr>
-              <w:spacing w:after="40" w:before="0"/>
-              <w:jc w:val="left"/>
-            </w:pPr>
-            <w:r>
-              <w:rPr>
-                <w:rFonts w:ascii="Arial" w:cs="Arial" w:eastAsia="Arial" w:hAnsi="Arial"/>
-                <w:b w:val="false"/>
-                <w:bCs w:val="false"/>
-                <w:i w:val="false"/>
-                <w:iCs w:val="false"/>
-                <w:color w:val="000000"/>
-                <w:sz w:val="18"/>
-                <w:szCs w:val="18"/>
-              </w:rPr>
-              <w:t xml:space="preserve">Data collection from physical experiment. Repeated measurement across different distances builds inductive reasoning.</w:t>
-            </w:r>
-          </w:p>
-        </w:tc>
-        <w:tc>
-          <w:tcPr>
-            <w:tcW w:type="dxa" w:w="2300"/>
-            <w:shd w:fill="FFFFFF" w:color="auto" w:val="clear"/>
             <w:tcMar>
               <w:top w:type="dxa" w:w="60"/>
               <w:left w:type="dxa" w:w="120"/>
@@ -6789,7 +6632,7 @@
       <w:tr>
         <w:tc>
           <w:tcPr>
-            <w:tcW w:type="dxa" w:w="900"/>
+            <w:tcW w:type="dxa" w:w="1520"/>
             <w:shd w:fill="E2EFDA" w:color="auto" w:val="clear"/>
             <w:tcMar>
               <w:top w:type="dxa" w:w="60"/>
@@ -6818,127 +6661,6 @@
               <w:t xml:space="preserve">Explain Phase</w:t>
             </w:r>
           </w:p>
-        </w:tc>
-        <w:tc>
-          <w:tcPr>
-            <w:tcW w:type="dxa" w:w="2300"/>
-            <w:shd w:fill="FFFFFF" w:color="auto" w:val="clear"/>
-            <w:tcMar>
-              <w:top w:type="dxa" w:w="60"/>
-              <w:left w:type="dxa" w:w="120"/>
-              <w:bottom w:type="dxa" w:w="60"/>
-              <w:right w:type="dxa" w:w="120"/>
-            </w:tcMar>
-            <w:vAlign w:val="top"/>
-          </w:tcPr>
-          <w:p>
-            <w:pPr>
-              <w:spacing w:after="40" w:before="0"/>
-              <w:jc w:val="left"/>
-            </w:pPr>
-            <w:r>
-              <w:rPr>
-                <w:rFonts w:ascii="Arial" w:cs="Arial" w:eastAsia="Arial" w:hAnsi="Arial"/>
-                <w:b w:val="false"/>
-                <w:bCs w:val="false"/>
-                <w:i w:val="false"/>
-                <w:iCs w:val="false"/>
-                <w:color w:val="000000"/>
-                <w:sz w:val="18"/>
-                <w:szCs w:val="18"/>
-              </w:rPr>
-              <w:t xml:space="preserve">Groups present findings. Class derives and writes the four properties of reflection:</w:t>
-            </w:r>
-          </w:p>
-          <w:p>
-            <w:pPr>
-              <w:spacing w:after="40" w:before="0"/>
-              <w:jc w:val="left"/>
-            </w:pPr>
-            <w:r>
-              <w:rPr>
-                <w:rFonts w:ascii="Arial" w:cs="Arial" w:eastAsia="Arial" w:hAnsi="Arial"/>
-                <w:b w:val="false"/>
-                <w:bCs w:val="false"/>
-                <w:i w:val="false"/>
-                <w:iCs w:val="false"/>
-                <w:color w:val="000000"/>
-                <w:sz w:val="18"/>
-                <w:szCs w:val="18"/>
-              </w:rPr>
-              <w:t xml:space="preserve">1. Object distance = Image distance from mirror line</w:t>
-            </w:r>
-          </w:p>
-          <w:p>
-            <w:pPr>
-              <w:spacing w:after="40" w:before="0"/>
-              <w:jc w:val="left"/>
-            </w:pPr>
-            <w:r>
-              <w:rPr>
-                <w:rFonts w:ascii="Arial" w:cs="Arial" w:eastAsia="Arial" w:hAnsi="Arial"/>
-                <w:b w:val="false"/>
-                <w:bCs w:val="false"/>
-                <w:i w:val="false"/>
-                <w:iCs w:val="false"/>
-                <w:color w:val="000000"/>
-                <w:sz w:val="18"/>
-                <w:szCs w:val="18"/>
-              </w:rPr>
-              <w:t xml:space="preserve">2. PP' is perpendicular to the mirror line</w:t>
-            </w:r>
-          </w:p>
-          <w:p>
-            <w:pPr>
-              <w:spacing w:after="40" w:before="0"/>
-              <w:jc w:val="left"/>
-            </w:pPr>
-            <w:r>
-              <w:rPr>
-                <w:rFonts w:ascii="Arial" w:cs="Arial" w:eastAsia="Arial" w:hAnsi="Arial"/>
-                <w:b w:val="false"/>
-                <w:bCs w:val="false"/>
-                <w:i w:val="false"/>
-                <w:iCs w:val="false"/>
-                <w:color w:val="000000"/>
-                <w:sz w:val="18"/>
-                <w:szCs w:val="18"/>
-              </w:rPr>
-              <w:t xml:space="preserve">3. Object and image are congruent (same size and shape)</w:t>
-            </w:r>
-          </w:p>
-          <w:p>
-            <w:pPr>
-              <w:spacing w:after="40" w:before="0"/>
-              <w:jc w:val="left"/>
-            </w:pPr>
-            <w:r>
-              <w:rPr>
-                <w:rFonts w:ascii="Arial" w:cs="Arial" w:eastAsia="Arial" w:hAnsi="Arial"/>
-                <w:b w:val="false"/>
-                <w:bCs w:val="false"/>
-                <w:i w:val="false"/>
-                <w:iCs w:val="false"/>
-                <w:color w:val="000000"/>
-                <w:sz w:val="18"/>
-                <w:szCs w:val="18"/>
-              </w:rPr>
-              <w:t xml:space="preserve">4. Image is a lateral (left-right) inversion of the object</w:t>
-            </w:r>
-          </w:p>
-        </w:tc>
-        <w:tc>
-          <w:tcPr>
-            <w:tcW w:type="dxa" w:w="2556"/>
-            <w:shd w:fill="F2F2F2" w:color="auto" w:val="clear"/>
-            <w:tcMar>
-              <w:top w:type="dxa" w:w="60"/>
-              <w:left w:type="dxa" w:w="120"/>
-              <w:bottom w:type="dxa" w:w="60"/>
-              <w:right w:type="dxa" w:w="120"/>
-            </w:tcMar>
-            <w:vAlign w:val="top"/>
-          </w:tcPr>
           <w:p>
             <w:pPr>
               <w:spacing w:after="20" w:before="0"/>
@@ -6959,7 +6681,7 @@
             <w:pPr>
               <w:spacing w:after="20" w:before="0"/>
             </w:pPr>
-            <w:hyperlink w:history="1" r:id="rId3hyjmltb0mnjssb1bfies">
+            <w:hyperlink w:history="1" r:id="rIdj0zavnbj3-lozqutei0um">
               <w:r>
                 <w:rPr>
                   <w:rFonts w:ascii="Arial" w:cs="Arial" w:eastAsia="Arial" w:hAnsi="Arial"/>
@@ -6992,7 +6714,7 @@
               <w:spacing w:after="10" w:before="0"/>
               <w:ind w:left="120"/>
             </w:pPr>
-            <w:hyperlink w:history="1" r:id="rIdjekvw6cv6tpio1rg-gohl">
+            <w:hyperlink w:history="1" r:id="rId34k8rrbtai6_f5owel4d1">
               <w:r>
                 <w:rPr>
                   <w:rFonts w:ascii="Arial" w:cs="Arial" w:eastAsia="Arial" w:hAnsi="Arial"/>
@@ -7037,7 +6759,7 @@
             <w:pPr>
               <w:spacing w:after="20" w:before="0"/>
             </w:pPr>
-            <w:hyperlink w:history="1" r:id="rIdws3kkgwbzvb45bm6bk_92">
+            <w:hyperlink w:history="1" r:id="rIdosczfzyvsawtkjw8vsvmt">
               <w:r>
                 <w:rPr>
                   <w:rFonts w:ascii="Arial" w:cs="Arial" w:eastAsia="Arial" w:hAnsi="Arial"/>
@@ -7070,7 +6792,7 @@
               <w:spacing w:after="10" w:before="0"/>
               <w:ind w:left="120"/>
             </w:pPr>
-            <w:hyperlink w:history="1" r:id="rId5kuyvtrl9ebqlup-vyx-x">
+            <w:hyperlink w:history="1" r:id="rIdkhwhttym7btfgwqweqc0c">
               <w:r>
                 <w:rPr>
                   <w:rFonts w:ascii="Arial" w:cs="Arial" w:eastAsia="Arial" w:hAnsi="Arial"/>
@@ -7086,7 +6808,7 @@
         </w:tc>
         <w:tc>
           <w:tcPr>
-            <w:tcW w:type="dxa" w:w="3324"/>
+            <w:tcW w:type="dxa" w:w="3040"/>
             <w:shd w:fill="FFFFFF" w:color="auto" w:val="clear"/>
             <w:tcMar>
               <w:top w:type="dxa" w:w="60"/>
@@ -7112,6 +6834,114 @@
                 <w:sz w:val="18"/>
                 <w:szCs w:val="18"/>
               </w:rPr>
+              <w:t xml:space="preserve">Groups present findings. Class derives and writes the four properties of reflection:</w:t>
+            </w:r>
+          </w:p>
+          <w:p>
+            <w:pPr>
+              <w:spacing w:after="40" w:before="0"/>
+              <w:jc w:val="left"/>
+            </w:pPr>
+            <w:r>
+              <w:rPr>
+                <w:rFonts w:ascii="Arial" w:cs="Arial" w:eastAsia="Arial" w:hAnsi="Arial"/>
+                <w:b w:val="false"/>
+                <w:bCs w:val="false"/>
+                <w:i w:val="false"/>
+                <w:iCs w:val="false"/>
+                <w:color w:val="000000"/>
+                <w:sz w:val="18"/>
+                <w:szCs w:val="18"/>
+              </w:rPr>
+              <w:t xml:space="preserve">1. Object distance = Image distance from mirror line</w:t>
+            </w:r>
+          </w:p>
+          <w:p>
+            <w:pPr>
+              <w:spacing w:after="40" w:before="0"/>
+              <w:jc w:val="left"/>
+            </w:pPr>
+            <w:r>
+              <w:rPr>
+                <w:rFonts w:ascii="Arial" w:cs="Arial" w:eastAsia="Arial" w:hAnsi="Arial"/>
+                <w:b w:val="false"/>
+                <w:bCs w:val="false"/>
+                <w:i w:val="false"/>
+                <w:iCs w:val="false"/>
+                <w:color w:val="000000"/>
+                <w:sz w:val="18"/>
+                <w:szCs w:val="18"/>
+              </w:rPr>
+              <w:t xml:space="preserve">2. PP' is perpendicular to the mirror line</w:t>
+            </w:r>
+          </w:p>
+          <w:p>
+            <w:pPr>
+              <w:spacing w:after="40" w:before="0"/>
+              <w:jc w:val="left"/>
+            </w:pPr>
+            <w:r>
+              <w:rPr>
+                <w:rFonts w:ascii="Arial" w:cs="Arial" w:eastAsia="Arial" w:hAnsi="Arial"/>
+                <w:b w:val="false"/>
+                <w:bCs w:val="false"/>
+                <w:i w:val="false"/>
+                <w:iCs w:val="false"/>
+                <w:color w:val="000000"/>
+                <w:sz w:val="18"/>
+                <w:szCs w:val="18"/>
+              </w:rPr>
+              <w:t xml:space="preserve">3. Object and image are congruent (same size and shape)</w:t>
+            </w:r>
+          </w:p>
+          <w:p>
+            <w:pPr>
+              <w:spacing w:after="40" w:before="0"/>
+              <w:jc w:val="left"/>
+            </w:pPr>
+            <w:r>
+              <w:rPr>
+                <w:rFonts w:ascii="Arial" w:cs="Arial" w:eastAsia="Arial" w:hAnsi="Arial"/>
+                <w:b w:val="false"/>
+                <w:bCs w:val="false"/>
+                <w:i w:val="false"/>
+                <w:iCs w:val="false"/>
+                <w:color w:val="000000"/>
+                <w:sz w:val="18"/>
+                <w:szCs w:val="18"/>
+              </w:rPr>
+              <w:t xml:space="preserve">4. Image is a lateral (left-right) inversion of the object</w:t>
+            </w:r>
+          </w:p>
+        </w:tc>
+        <w:tc>
+          <w:tcPr>
+            <w:tcW w:type="dxa" w:w="3040"/>
+            <w:shd w:fill="F2F2F2" w:color="auto" w:val="clear"/>
+            <w:tcMar>
+              <w:top w:type="dxa" w:w="60"/>
+              <w:left w:type="dxa" w:w="120"/>
+              <w:bottom w:type="dxa" w:w="60"/>
+              <w:right w:type="dxa" w:w="120"/>
+            </w:tcMar>
+            <w:vAlign w:val="top"/>
+          </w:tcPr>
+          <w:p>
+            <w:pPr>
+              <w:spacing w:after="40" w:before="0"/>
+              <w:jc w:val="left"/>
+            </w:pPr>
+            <w:r>
+              <w:rPr>
+                <w:rFonts w:ascii="Arial" w:cs="Arial" w:eastAsia="Arial" w:hAnsi="Arial"/>
+                <w:b w:val="false"/>
+                <w:bCs w:val="false"/>
+                <w:i w:val="false"/>
+                <w:iCs w:val="false"/>
+                <w:color w:val="000000"/>
+                <w:sz w:val="18"/>
+                <w:szCs w:val="18"/>
+              </w:rPr>
               <w:t xml:space="preserve">"State each property as a rule using the word 'always'."</w:t>
             </w:r>
           </w:p>
@@ -7137,40 +6967,40 @@
         </w:tc>
         <w:tc>
           <w:tcPr>
-            <w:tcW w:type="dxa" w:w="2300"/>
+            <w:tcW w:type="dxa" w:w="3040"/>
+            <w:shd w:fill="FFFFFF" w:color="auto" w:val="clear"/>
+            <w:tcMar>
+              <w:top w:type="dxa" w:w="60"/>
+              <w:left w:type="dxa" w:w="120"/>
+              <w:bottom w:type="dxa" w:w="60"/>
+              <w:right w:type="dxa" w:w="120"/>
+            </w:tcMar>
+            <w:vAlign w:val="top"/>
+          </w:tcPr>
+          <w:p>
+            <w:pPr>
+              <w:spacing w:after="40" w:before="0"/>
+              <w:jc w:val="left"/>
+            </w:pPr>
+            <w:r>
+              <w:rPr>
+                <w:rFonts w:ascii="Arial" w:cs="Arial" w:eastAsia="Arial" w:hAnsi="Arial"/>
+                <w:b w:val="false"/>
+                <w:bCs w:val="false"/>
+                <w:i w:val="false"/>
+                <w:iCs w:val="false"/>
+                <w:color w:val="000000"/>
+                <w:sz w:val="18"/>
+                <w:szCs w:val="18"/>
+              </w:rPr>
+              <w:t xml:space="preserve">Inductive reasoning: from specific measurements to general rules. Students own the properties because they discovered them.</w:t>
+            </w:r>
+          </w:p>
+        </w:tc>
+        <w:tc>
+          <w:tcPr>
+            <w:tcW w:type="dxa" w:w="3040"/>
             <w:shd w:fill="F2F2F2" w:color="auto" w:val="clear"/>
-            <w:tcMar>
-              <w:top w:type="dxa" w:w="60"/>
-              <w:left w:type="dxa" w:w="120"/>
-              <w:bottom w:type="dxa" w:w="60"/>
-              <w:right w:type="dxa" w:w="120"/>
-            </w:tcMar>
-            <w:vAlign w:val="top"/>
-          </w:tcPr>
-          <w:p>
-            <w:pPr>
-              <w:spacing w:after="40" w:before="0"/>
-              <w:jc w:val="left"/>
-            </w:pPr>
-            <w:r>
-              <w:rPr>
-                <w:rFonts w:ascii="Arial" w:cs="Arial" w:eastAsia="Arial" w:hAnsi="Arial"/>
-                <w:b w:val="false"/>
-                <w:bCs w:val="false"/>
-                <w:i w:val="false"/>
-                <w:iCs w:val="false"/>
-                <w:color w:val="000000"/>
-                <w:sz w:val="18"/>
-                <w:szCs w:val="18"/>
-              </w:rPr>
-              <w:t xml:space="preserve">Inductive reasoning: from specific measurements to general rules. Students own the properties because they discovered them.</w:t>
-            </w:r>
-          </w:p>
-        </w:tc>
-        <w:tc>
-          <w:tcPr>
-            <w:tcW w:type="dxa" w:w="2300"/>
-            <w:shd w:fill="FFFFFF" w:color="auto" w:val="clear"/>
             <w:tcMar>
               <w:top w:type="dxa" w:w="60"/>
               <w:left w:type="dxa" w:w="120"/>
@@ -7203,7 +7033,7 @@
       <w:tr>
         <w:tc>
           <w:tcPr>
-            <w:tcW w:type="dxa" w:w="900"/>
+            <w:tcW w:type="dxa" w:w="1520"/>
             <w:shd w:fill="FCE4D6" w:color="auto" w:val="clear"/>
             <w:tcMar>
               <w:top w:type="dxa" w:w="60"/>
@@ -7232,51 +7062,6 @@
               <w:t xml:space="preserve">Driving Question Board (DQB) Creation</w:t>
             </w:r>
           </w:p>
-        </w:tc>
-        <w:tc>
-          <w:tcPr>
-            <w:tcW w:type="dxa" w:w="2300"/>
-            <w:shd w:fill="FFFFFF" w:color="auto" w:val="clear"/>
-            <w:tcMar>
-              <w:top w:type="dxa" w:w="60"/>
-              <w:left w:type="dxa" w:w="120"/>
-              <w:bottom w:type="dxa" w:w="60"/>
-              <w:right w:type="dxa" w:w="120"/>
-            </w:tcMar>
-            <w:vAlign w:val="top"/>
-          </w:tcPr>
-          <w:p>
-            <w:pPr>
-              <w:spacing w:after="40" w:before="0"/>
-              <w:jc w:val="left"/>
-            </w:pPr>
-            <w:r>
-              <w:rPr>
-                <w:rFonts w:ascii="Arial" w:cs="Arial" w:eastAsia="Arial" w:hAnsi="Arial"/>
-                <w:b w:val="false"/>
-                <w:bCs w:val="false"/>
-                <w:i w:val="false"/>
-                <w:iCs w:val="false"/>
-                <w:color w:val="000000"/>
-                <w:sz w:val="18"/>
-                <w:szCs w:val="18"/>
-              </w:rPr>
-              <w:t xml:space="preserve">Review DQB from Lesson 1. Move "rules" questions to ANSWERED. Add new questions: "How do I reflect a SHAPE, not just a point?" "What if the mirror line is diagonal?" "Can the mirror line be y = x?"</w:t>
-            </w:r>
-          </w:p>
-        </w:tc>
-        <w:tc>
-          <w:tcPr>
-            <w:tcW w:type="dxa" w:w="2556"/>
-            <w:shd w:fill="F2F2F2" w:color="auto" w:val="clear"/>
-            <w:tcMar>
-              <w:top w:type="dxa" w:w="60"/>
-              <w:left w:type="dxa" w:w="120"/>
-              <w:bottom w:type="dxa" w:w="60"/>
-              <w:right w:type="dxa" w:w="120"/>
-            </w:tcMar>
-            <w:vAlign w:val="top"/>
-          </w:tcPr>
           <w:p>
             <w:pPr>
               <w:spacing w:after="20" w:before="0"/>
@@ -7297,7 +7082,7 @@
             <w:pPr>
               <w:spacing w:after="20" w:before="0"/>
             </w:pPr>
-            <w:hyperlink w:history="1" r:id="rId4ztg4j2czdb_md4dvoddd">
+            <w:hyperlink w:history="1" r:id="rIdyxbkfkmhhul5hluztlko9">
               <w:r>
                 <w:rPr>
                   <w:rFonts w:ascii="Arial" w:cs="Arial" w:eastAsia="Arial" w:hAnsi="Arial"/>
@@ -7330,7 +7115,7 @@
               <w:spacing w:after="10" w:before="0"/>
               <w:ind w:left="120"/>
             </w:pPr>
-            <w:hyperlink w:history="1" r:id="rIdupzwqp15qniwwczsi4jxm">
+            <w:hyperlink w:history="1" r:id="rId8-77twwtiwfw6n0jedk6-">
               <w:r>
                 <w:rPr>
                   <w:rFonts w:ascii="Arial" w:cs="Arial" w:eastAsia="Arial" w:hAnsi="Arial"/>
@@ -7375,7 +7160,7 @@
             <w:pPr>
               <w:spacing w:after="20" w:before="0"/>
             </w:pPr>
-            <w:hyperlink w:history="1" r:id="rIdrdodt7fsih8ghohpfm1p1">
+            <w:hyperlink w:history="1" r:id="rIdja1il9j6xyz_nyjmm5t-s">
               <w:r>
                 <w:rPr>
                   <w:rFonts w:ascii="Arial" w:cs="Arial" w:eastAsia="Arial" w:hAnsi="Arial"/>
@@ -7408,7 +7193,7 @@
               <w:spacing w:after="10" w:before="0"/>
               <w:ind w:left="120"/>
             </w:pPr>
-            <w:hyperlink w:history="1" r:id="rIdu5x74slku6drkevmmmhge">
+            <w:hyperlink w:history="1" r:id="rIdbeedabt1yclrbya20ccoo">
               <w:r>
                 <w:rPr>
                   <w:rFonts w:ascii="Arial" w:cs="Arial" w:eastAsia="Arial" w:hAnsi="Arial"/>
@@ -7424,7 +7209,7 @@
         </w:tc>
         <w:tc>
           <w:tcPr>
-            <w:tcW w:type="dxa" w:w="3324"/>
+            <w:tcW w:type="dxa" w:w="3040"/>
             <w:shd w:fill="FFFFFF" w:color="auto" w:val="clear"/>
             <w:tcMar>
               <w:top w:type="dxa" w:w="60"/>
@@ -7450,46 +7235,78 @@
                 <w:sz w:val="18"/>
                 <w:szCs w:val="18"/>
               </w:rPr>
+              <w:t xml:space="preserve">Review DQB from Lesson 1. Move "rules" questions to ANSWERED. Add new questions: "How do I reflect a SHAPE, not just a point?" "What if the mirror line is diagonal?" "Can the mirror line be y = x?"</w:t>
+            </w:r>
+          </w:p>
+        </w:tc>
+        <w:tc>
+          <w:tcPr>
+            <w:tcW w:type="dxa" w:w="3040"/>
+            <w:shd w:fill="F2F2F2" w:color="auto" w:val="clear"/>
+            <w:tcMar>
+              <w:top w:type="dxa" w:w="60"/>
+              <w:left w:type="dxa" w:w="120"/>
+              <w:bottom w:type="dxa" w:w="60"/>
+              <w:right w:type="dxa" w:w="120"/>
+            </w:tcMar>
+            <w:vAlign w:val="top"/>
+          </w:tcPr>
+          <w:p>
+            <w:pPr>
+              <w:spacing w:after="40" w:before="0"/>
+              <w:jc w:val="left"/>
+            </w:pPr>
+            <w:r>
+              <w:rPr>
+                <w:rFonts w:ascii="Arial" w:cs="Arial" w:eastAsia="Arial" w:hAnsi="Arial"/>
+                <w:b w:val="false"/>
+                <w:bCs w:val="false"/>
+                <w:i w:val="false"/>
+                <w:iCs w:val="false"/>
+                <w:color w:val="000000"/>
+                <w:sz w:val="18"/>
+                <w:szCs w:val="18"/>
+              </w:rPr>
               <w:t xml:space="preserve">"Which questions from Lesson 1 can we now answer? Bring them to the front."</w:t>
             </w:r>
           </w:p>
         </w:tc>
         <w:tc>
           <w:tcPr>
-            <w:tcW w:type="dxa" w:w="2300"/>
+            <w:tcW w:type="dxa" w:w="3040"/>
+            <w:shd w:fill="FFFFFF" w:color="auto" w:val="clear"/>
+            <w:tcMar>
+              <w:top w:type="dxa" w:w="60"/>
+              <w:left w:type="dxa" w:w="120"/>
+              <w:bottom w:type="dxa" w:w="60"/>
+              <w:right w:type="dxa" w:w="120"/>
+            </w:tcMar>
+            <w:vAlign w:val="top"/>
+          </w:tcPr>
+          <w:p>
+            <w:pPr>
+              <w:spacing w:after="40" w:before="0"/>
+              <w:jc w:val="left"/>
+            </w:pPr>
+            <w:r>
+              <w:rPr>
+                <w:rFonts w:ascii="Arial" w:cs="Arial" w:eastAsia="Arial" w:hAnsi="Arial"/>
+                <w:b w:val="false"/>
+                <w:bCs w:val="false"/>
+                <w:i w:val="false"/>
+                <w:iCs w:val="false"/>
+                <w:color w:val="000000"/>
+                <w:sz w:val="18"/>
+                <w:szCs w:val="18"/>
+              </w:rPr>
+              <w:t xml:space="preserve">DQB curation shows students their own learning progression.</w:t>
+            </w:r>
+          </w:p>
+        </w:tc>
+        <w:tc>
+          <w:tcPr>
+            <w:tcW w:type="dxa" w:w="3040"/>
             <w:shd w:fill="F2F2F2" w:color="auto" w:val="clear"/>
-            <w:tcMar>
-              <w:top w:type="dxa" w:w="60"/>
-              <w:left w:type="dxa" w:w="120"/>
-              <w:bottom w:type="dxa" w:w="60"/>
-              <w:right w:type="dxa" w:w="120"/>
-            </w:tcMar>
-            <w:vAlign w:val="top"/>
-          </w:tcPr>
-          <w:p>
-            <w:pPr>
-              <w:spacing w:after="40" w:before="0"/>
-              <w:jc w:val="left"/>
-            </w:pPr>
-            <w:r>
-              <w:rPr>
-                <w:rFonts w:ascii="Arial" w:cs="Arial" w:eastAsia="Arial" w:hAnsi="Arial"/>
-                <w:b w:val="false"/>
-                <w:bCs w:val="false"/>
-                <w:i w:val="false"/>
-                <w:iCs w:val="false"/>
-                <w:color w:val="000000"/>
-                <w:sz w:val="18"/>
-                <w:szCs w:val="18"/>
-              </w:rPr>
-              <w:t xml:space="preserve">DQB curation shows students their own learning progression.</w:t>
-            </w:r>
-          </w:p>
-        </w:tc>
-        <w:tc>
-          <w:tcPr>
-            <w:tcW w:type="dxa" w:w="2300"/>
-            <w:shd w:fill="FFFFFF" w:color="auto" w:val="clear"/>
             <w:tcMar>
               <w:top w:type="dxa" w:w="60"/>
               <w:left w:type="dxa" w:w="120"/>
@@ -7522,7 +7339,7 @@
       <w:tr>
         <w:tc>
           <w:tcPr>
-            <w:tcW w:type="dxa" w:w="900"/>
+            <w:tcW w:type="dxa" w:w="1520"/>
             <w:shd w:fill="D5E8F0" w:color="auto" w:val="clear"/>
             <w:tcMar>
               <w:top w:type="dxa" w:w="60"/>
@@ -7551,51 +7368,6 @@
               <w:t xml:space="preserve">Model Building Phase</w:t>
             </w:r>
           </w:p>
-        </w:tc>
-        <w:tc>
-          <w:tcPr>
-            <w:tcW w:type="dxa" w:w="2300"/>
-            <w:shd w:fill="FFFFFF" w:color="auto" w:val="clear"/>
-            <w:tcMar>
-              <w:top w:type="dxa" w:w="60"/>
-              <w:left w:type="dxa" w:w="120"/>
-              <w:bottom w:type="dxa" w:w="60"/>
-              <w:right w:type="dxa" w:w="120"/>
-            </w:tcMar>
-            <w:vAlign w:val="top"/>
-          </w:tcPr>
-          <w:p>
-            <w:pPr>
-              <w:spacing w:after="40" w:before="0"/>
-              <w:jc w:val="left"/>
-            </w:pPr>
-            <w:r>
-              <w:rPr>
-                <w:rFonts w:ascii="Arial" w:cs="Arial" w:eastAsia="Arial" w:hAnsi="Arial"/>
-                <w:b w:val="false"/>
-                <w:bCs w:val="false"/>
-                <w:i w:val="false"/>
-                <w:iCs w:val="false"/>
-                <w:color w:val="000000"/>
-                <w:sz w:val="18"/>
-                <w:szCs w:val="18"/>
-              </w:rPr>
-              <w:t xml:space="preserve">Update Reflection Model: add the four properties discovered today. Draw a labelled diagram showing a point P, its image P', the mirror line L, and the two equal distances.</w:t>
-            </w:r>
-          </w:p>
-        </w:tc>
-        <w:tc>
-          <w:tcPr>
-            <w:tcW w:type="dxa" w:w="2556"/>
-            <w:shd w:fill="F2F2F2" w:color="auto" w:val="clear"/>
-            <w:tcMar>
-              <w:top w:type="dxa" w:w="60"/>
-              <w:left w:type="dxa" w:w="120"/>
-              <w:bottom w:type="dxa" w:w="60"/>
-              <w:right w:type="dxa" w:w="120"/>
-            </w:tcMar>
-            <w:vAlign w:val="top"/>
-          </w:tcPr>
           <w:p>
             <w:pPr>
               <w:spacing w:after="20" w:before="0"/>
@@ -7616,7 +7388,7 @@
             <w:pPr>
               <w:spacing w:after="20" w:before="0"/>
             </w:pPr>
-            <w:hyperlink w:history="1" r:id="rIduqik0qlvvxo7j1jtg_17h">
+            <w:hyperlink w:history="1" r:id="rIdpeyzpjqsvf7x8m2ii6sml">
               <w:r>
                 <w:rPr>
                   <w:rFonts w:ascii="Arial" w:cs="Arial" w:eastAsia="Arial" w:hAnsi="Arial"/>
@@ -7649,7 +7421,7 @@
               <w:spacing w:after="10" w:before="0"/>
               <w:ind w:left="120"/>
             </w:pPr>
-            <w:hyperlink w:history="1" r:id="rIdydr6ialdt8gx3_i4v1rb-">
+            <w:hyperlink w:history="1" r:id="rId7rtvviontdf-cjo_xa9tz">
               <w:r>
                 <w:rPr>
                   <w:rFonts w:ascii="Arial" w:cs="Arial" w:eastAsia="Arial" w:hAnsi="Arial"/>
@@ -7694,7 +7466,7 @@
             <w:pPr>
               <w:spacing w:after="20" w:before="0"/>
             </w:pPr>
-            <w:hyperlink w:history="1" r:id="rId7gcrmluhdumywste5tndv">
+            <w:hyperlink w:history="1" r:id="rIdq-pfxqq8yqb02xiqmlow5">
               <w:r>
                 <w:rPr>
                   <w:rFonts w:ascii="Arial" w:cs="Arial" w:eastAsia="Arial" w:hAnsi="Arial"/>
@@ -7727,7 +7499,7 @@
               <w:spacing w:after="10" w:before="0"/>
               <w:ind w:left="120"/>
             </w:pPr>
-            <w:hyperlink w:history="1" r:id="rIdnig-tm-j-gjfoep6fodfv">
+            <w:hyperlink w:history="1" r:id="rIdj70ciglbjl27qcki6lqxy">
               <w:r>
                 <w:rPr>
                   <w:rFonts w:ascii="Arial" w:cs="Arial" w:eastAsia="Arial" w:hAnsi="Arial"/>
@@ -7743,7 +7515,7 @@
         </w:tc>
         <w:tc>
           <w:tcPr>
-            <w:tcW w:type="dxa" w:w="3324"/>
+            <w:tcW w:type="dxa" w:w="3040"/>
             <w:shd w:fill="FFFFFF" w:color="auto" w:val="clear"/>
             <w:tcMar>
               <w:top w:type="dxa" w:w="60"/>
@@ -7769,6 +7541,38 @@
                 <w:sz w:val="18"/>
                 <w:szCs w:val="18"/>
               </w:rPr>
+              <w:t xml:space="preserve">Update Reflection Model: add the four properties discovered today. Draw a labelled diagram showing a point P, its image P', the mirror line L, and the two equal distances.</w:t>
+            </w:r>
+          </w:p>
+        </w:tc>
+        <w:tc>
+          <w:tcPr>
+            <w:tcW w:type="dxa" w:w="3040"/>
+            <w:shd w:fill="F2F2F2" w:color="auto" w:val="clear"/>
+            <w:tcMar>
+              <w:top w:type="dxa" w:w="60"/>
+              <w:left w:type="dxa" w:w="120"/>
+              <w:bottom w:type="dxa" w:w="60"/>
+              <w:right w:type="dxa" w:w="120"/>
+            </w:tcMar>
+            <w:vAlign w:val="top"/>
+          </w:tcPr>
+          <w:p>
+            <w:pPr>
+              <w:spacing w:after="40" w:before="0"/>
+              <w:jc w:val="left"/>
+            </w:pPr>
+            <w:r>
+              <w:rPr>
+                <w:rFonts w:ascii="Arial" w:cs="Arial" w:eastAsia="Arial" w:hAnsi="Arial"/>
+                <w:b w:val="false"/>
+                <w:bCs w:val="false"/>
+                <w:i w:val="false"/>
+                <w:iCs w:val="false"/>
+                <w:color w:val="000000"/>
+                <w:sz w:val="18"/>
+                <w:szCs w:val="18"/>
+              </w:rPr>
               <w:t xml:space="preserve">"Your model must now include a diagram AND a written rule for each property."</w:t>
             </w:r>
           </w:p>
@@ -7794,40 +7598,40 @@
         </w:tc>
         <w:tc>
           <w:tcPr>
-            <w:tcW w:type="dxa" w:w="2300"/>
+            <w:tcW w:type="dxa" w:w="3040"/>
+            <w:shd w:fill="FFFFFF" w:color="auto" w:val="clear"/>
+            <w:tcMar>
+              <w:top w:type="dxa" w:w="60"/>
+              <w:left w:type="dxa" w:w="120"/>
+              <w:bottom w:type="dxa" w:w="60"/>
+              <w:right w:type="dxa" w:w="120"/>
+            </w:tcMar>
+            <w:vAlign w:val="top"/>
+          </w:tcPr>
+          <w:p>
+            <w:pPr>
+              <w:spacing w:after="40" w:before="0"/>
+              <w:jc w:val="left"/>
+            </w:pPr>
+            <w:r>
+              <w:rPr>
+                <w:rFonts w:ascii="Arial" w:cs="Arial" w:eastAsia="Arial" w:hAnsi="Arial"/>
+                <w:b w:val="false"/>
+                <w:bCs w:val="false"/>
+                <w:i w:val="false"/>
+                <w:iCs w:val="false"/>
+                <w:color w:val="000000"/>
+                <w:sz w:val="18"/>
+                <w:szCs w:val="18"/>
+              </w:rPr>
+              <w:t xml:space="preserve">Model revision makes learning visible and prepares students for Lessons 3–4.</w:t>
+            </w:r>
+          </w:p>
+        </w:tc>
+        <w:tc>
+          <w:tcPr>
+            <w:tcW w:type="dxa" w:w="3040"/>
             <w:shd w:fill="F2F2F2" w:color="auto" w:val="clear"/>
-            <w:tcMar>
-              <w:top w:type="dxa" w:w="60"/>
-              <w:left w:type="dxa" w:w="120"/>
-              <w:bottom w:type="dxa" w:w="60"/>
-              <w:right w:type="dxa" w:w="120"/>
-            </w:tcMar>
-            <w:vAlign w:val="top"/>
-          </w:tcPr>
-          <w:p>
-            <w:pPr>
-              <w:spacing w:after="40" w:before="0"/>
-              <w:jc w:val="left"/>
-            </w:pPr>
-            <w:r>
-              <w:rPr>
-                <w:rFonts w:ascii="Arial" w:cs="Arial" w:eastAsia="Arial" w:hAnsi="Arial"/>
-                <w:b w:val="false"/>
-                <w:bCs w:val="false"/>
-                <w:i w:val="false"/>
-                <w:iCs w:val="false"/>
-                <w:color w:val="000000"/>
-                <w:sz w:val="18"/>
-                <w:szCs w:val="18"/>
-              </w:rPr>
-              <w:t xml:space="preserve">Model revision makes learning visible and prepares students for Lessons 3–4.</w:t>
-            </w:r>
-          </w:p>
-        </w:tc>
-        <w:tc>
-          <w:tcPr>
-            <w:tcW w:type="dxa" w:w="2300"/>
-            <w:shd w:fill="FFFFFF" w:color="auto" w:val="clear"/>
             <w:tcMar>
               <w:top w:type="dxa" w:w="60"/>
               <w:left w:type="dxa" w:w="120"/>
@@ -9326,18 +9130,17 @@
         <w:tblLayout w:type="fixed"/>
       </w:tblPr>
       <w:tblGrid>
-        <w:gridCol w:w="900"/>
-        <w:gridCol w:w="2300"/>
-        <w:gridCol w:w="2556"/>
-        <w:gridCol w:w="3324"/>
-        <w:gridCol w:w="2300"/>
-        <w:gridCol w:w="2300"/>
+        <w:gridCol w:w="1520"/>
+        <w:gridCol w:w="3040"/>
+        <w:gridCol w:w="3040"/>
+        <w:gridCol w:w="3040"/>
+        <w:gridCol w:w="3040"/>
       </w:tblGrid>
       <w:tr>
         <w:tc>
           <w:tcPr>
             <w:tcW w:type="dxa" w:w="13680"/>
-            <w:gridSpan w:val="6"/>
+            <w:gridSpan w:val="5"/>
             <w:shd w:fill="1F6B75" w:color="auto" w:val="clear"/>
             <w:tcMar>
               <w:top w:type="dxa" w:w="60"/>
@@ -9371,7 +9174,7 @@
       <w:tr>
         <w:tc>
           <w:tcPr>
-            <w:tcW w:type="dxa" w:w="900"/>
+            <w:tcW w:type="dxa" w:w="1520"/>
             <w:shd w:fill="1F3864" w:color="auto" w:val="clear"/>
             <w:tcMar>
               <w:top w:type="dxa" w:w="60"/>
@@ -9403,7 +9206,7 @@
         </w:tc>
         <w:tc>
           <w:tcPr>
-            <w:tcW w:type="dxa" w:w="2300"/>
+            <w:tcW w:type="dxa" w:w="3040"/>
             <w:shd w:fill="2E75B6" w:color="auto" w:val="clear"/>
             <w:tcMar>
               <w:top w:type="dxa" w:w="60"/>
@@ -9435,7 +9238,39 @@
         </w:tc>
         <w:tc>
           <w:tcPr>
-            <w:tcW w:type="dxa" w:w="2556"/>
+            <w:tcW w:type="dxa" w:w="3040"/>
+            <w:shd w:fill="2E75B6" w:color="auto" w:val="clear"/>
+            <w:tcMar>
+              <w:top w:type="dxa" w:w="60"/>
+              <w:left w:type="dxa" w:w="120"/>
+              <w:bottom w:type="dxa" w:w="60"/>
+              <w:right w:type="dxa" w:w="120"/>
+            </w:tcMar>
+            <w:vAlign w:val="top"/>
+          </w:tcPr>
+          <w:p>
+            <w:pPr>
+              <w:spacing w:after="40" w:before="0"/>
+              <w:jc w:val="left"/>
+            </w:pPr>
+            <w:r>
+              <w:rPr>
+                <w:rFonts w:ascii="Arial" w:cs="Arial" w:eastAsia="Arial" w:hAnsi="Arial"/>
+                <w:b/>
+                <w:bCs/>
+                <w:i w:val="false"/>
+                <w:iCs w:val="false"/>
+                <w:color w:val="FFFFFF"/>
+                <w:sz w:val="18"/>
+                <w:szCs w:val="18"/>
+              </w:rPr>
+              <w:t xml:space="preserve">Teacher Actions</w:t>
+            </w:r>
+          </w:p>
+        </w:tc>
+        <w:tc>
+          <w:tcPr>
+            <w:tcW w:type="dxa" w:w="3040"/>
             <w:shd w:fill="1F6B75" w:color="auto" w:val="clear"/>
             <w:tcMar>
               <w:top w:type="dxa" w:w="60"/>
@@ -9461,77 +9296,13 @@
                 <w:sz w:val="18"/>
                 <w:szCs w:val="18"/>
               </w:rPr>
-              <w:t xml:space="preserve">Resource</w:t>
-            </w:r>
-          </w:p>
-        </w:tc>
-        <w:tc>
-          <w:tcPr>
-            <w:tcW w:type="dxa" w:w="3324"/>
-            <w:shd w:fill="2E75B6" w:color="auto" w:val="clear"/>
-            <w:tcMar>
-              <w:top w:type="dxa" w:w="60"/>
-              <w:left w:type="dxa" w:w="120"/>
-              <w:bottom w:type="dxa" w:w="60"/>
-              <w:right w:type="dxa" w:w="120"/>
-            </w:tcMar>
-            <w:vAlign w:val="top"/>
-          </w:tcPr>
-          <w:p>
-            <w:pPr>
-              <w:spacing w:after="40" w:before="0"/>
-              <w:jc w:val="left"/>
-            </w:pPr>
-            <w:r>
-              <w:rPr>
-                <w:rFonts w:ascii="Arial" w:cs="Arial" w:eastAsia="Arial" w:hAnsi="Arial"/>
-                <w:b/>
-                <w:bCs/>
-                <w:i w:val="false"/>
-                <w:iCs w:val="false"/>
-                <w:color w:val="FFFFFF"/>
-                <w:sz w:val="18"/>
-                <w:szCs w:val="18"/>
-              </w:rPr>
-              <w:t xml:space="preserve">Teacher Actions</w:t>
-            </w:r>
-          </w:p>
-        </w:tc>
-        <w:tc>
-          <w:tcPr>
-            <w:tcW w:type="dxa" w:w="2300"/>
-            <w:shd w:fill="1F6B75" w:color="auto" w:val="clear"/>
-            <w:tcMar>
-              <w:top w:type="dxa" w:w="60"/>
-              <w:left w:type="dxa" w:w="120"/>
-              <w:bottom w:type="dxa" w:w="60"/>
-              <w:right w:type="dxa" w:w="120"/>
-            </w:tcMar>
-            <w:vAlign w:val="top"/>
-          </w:tcPr>
-          <w:p>
-            <w:pPr>
-              <w:spacing w:after="40" w:before="0"/>
-              <w:jc w:val="left"/>
-            </w:pPr>
-            <w:r>
-              <w:rPr>
-                <w:rFonts w:ascii="Arial" w:cs="Arial" w:eastAsia="Arial" w:hAnsi="Arial"/>
-                <w:b/>
-                <w:bCs/>
-                <w:i w:val="false"/>
-                <w:iCs w:val="false"/>
-                <w:color w:val="FFFFFF"/>
-                <w:sz w:val="18"/>
-                <w:szCs w:val="18"/>
-              </w:rPr>
               <w:t xml:space="preserve">Sensemaking Strategy</w:t>
             </w:r>
           </w:p>
         </w:tc>
         <w:tc>
           <w:tcPr>
-            <w:tcW w:type="dxa" w:w="2300"/>
+            <w:tcW w:type="dxa" w:w="3040"/>
             <w:shd w:fill="2E75B6" w:color="auto" w:val="clear"/>
             <w:tcMar>
               <w:top w:type="dxa" w:w="60"/>
@@ -9565,7 +9336,7 @@
       <w:tr>
         <w:tc>
           <w:tcPr>
-            <w:tcW w:type="dxa" w:w="900"/>
+            <w:tcW w:type="dxa" w:w="1520"/>
             <w:shd w:fill="EAD1F5" w:color="auto" w:val="clear"/>
             <w:tcMar>
               <w:top w:type="dxa" w:w="60"/>
@@ -9594,51 +9365,6 @@
               <w:t xml:space="preserve">Predict Phase</w:t>
             </w:r>
           </w:p>
-        </w:tc>
-        <w:tc>
-          <w:tcPr>
-            <w:tcW w:type="dxa" w:w="2300"/>
-            <w:shd w:fill="FFFFFF" w:color="auto" w:val="clear"/>
-            <w:tcMar>
-              <w:top w:type="dxa" w:w="60"/>
-              <w:left w:type="dxa" w:w="120"/>
-              <w:bottom w:type="dxa" w:w="60"/>
-              <w:right w:type="dxa" w:w="120"/>
-            </w:tcMar>
-            <w:vAlign w:val="top"/>
-          </w:tcPr>
-          <w:p>
-            <w:pPr>
-              <w:spacing w:after="40" w:before="0"/>
-              <w:jc w:val="left"/>
-            </w:pPr>
-            <w:r>
-              <w:rPr>
-                <w:rFonts w:ascii="Arial" w:cs="Arial" w:eastAsia="Arial" w:hAnsi="Arial"/>
-                <w:b w:val="false"/>
-                <w:bCs w:val="false"/>
-                <w:i w:val="false"/>
-                <w:iCs w:val="false"/>
-                <w:color w:val="000000"/>
-                <w:sz w:val="18"/>
-                <w:szCs w:val="18"/>
-              </w:rPr>
-              <w:t xml:space="preserve">Shown a triangle ABC and a mirror line L. "Before drawing — where will the image be? Sketch your prediction." Focus on vertex A (closest to L), B (farthest), C (on L).</w:t>
-            </w:r>
-          </w:p>
-        </w:tc>
-        <w:tc>
-          <w:tcPr>
-            <w:tcW w:type="dxa" w:w="2556"/>
-            <w:shd w:fill="F2F2F2" w:color="auto" w:val="clear"/>
-            <w:tcMar>
-              <w:top w:type="dxa" w:w="60"/>
-              <w:left w:type="dxa" w:w="120"/>
-              <w:bottom w:type="dxa" w:w="60"/>
-              <w:right w:type="dxa" w:w="120"/>
-            </w:tcMar>
-            <w:vAlign w:val="top"/>
-          </w:tcPr>
           <w:p>
             <w:pPr>
               <w:spacing w:after="20" w:before="0"/>
@@ -9659,7 +9385,7 @@
             <w:pPr>
               <w:spacing w:after="20" w:before="0"/>
             </w:pPr>
-            <w:hyperlink w:history="1" r:id="rIdaw_pobkkr3h1kxlvrnksj">
+            <w:hyperlink w:history="1" r:id="rIdwi-e8frsvel9-mfxyqlbr">
               <w:r>
                 <w:rPr>
                   <w:rFonts w:ascii="Arial" w:cs="Arial" w:eastAsia="Arial" w:hAnsi="Arial"/>
@@ -9692,7 +9418,7 @@
               <w:spacing w:after="10" w:before="0"/>
               <w:ind w:left="120"/>
             </w:pPr>
-            <w:hyperlink w:history="1" r:id="rIds97ld8xod-uatvn_o0x1p">
+            <w:hyperlink w:history="1" r:id="rIdx_psaeogrkcc7o5rzvoon">
               <w:r>
                 <w:rPr>
                   <w:rFonts w:ascii="Arial" w:cs="Arial" w:eastAsia="Arial" w:hAnsi="Arial"/>
@@ -9737,7 +9463,7 @@
             <w:pPr>
               <w:spacing w:after="20" w:before="0"/>
             </w:pPr>
-            <w:hyperlink w:history="1" r:id="rId7x8oqpfh6whkqqqwdddkm">
+            <w:hyperlink w:history="1" r:id="rId8uctomwwkqtqggurn7git">
               <w:r>
                 <w:rPr>
                   <w:rFonts w:ascii="Arial" w:cs="Arial" w:eastAsia="Arial" w:hAnsi="Arial"/>
@@ -9770,7 +9496,7 @@
               <w:spacing w:after="10" w:before="0"/>
               <w:ind w:left="120"/>
             </w:pPr>
-            <w:hyperlink w:history="1" r:id="rIdatqnscgnmmjgkag4wnivb">
+            <w:hyperlink w:history="1" r:id="rId-wisetwlsk23mn5qwrv1p">
               <w:r>
                 <w:rPr>
                   <w:rFonts w:ascii="Arial" w:cs="Arial" w:eastAsia="Arial" w:hAnsi="Arial"/>
@@ -9786,7 +9512,7 @@
         </w:tc>
         <w:tc>
           <w:tcPr>
-            <w:tcW w:type="dxa" w:w="3324"/>
+            <w:tcW w:type="dxa" w:w="3040"/>
             <w:shd w:fill="FFFFFF" w:color="auto" w:val="clear"/>
             <w:tcMar>
               <w:top w:type="dxa" w:w="60"/>
@@ -9812,46 +9538,78 @@
                 <w:sz w:val="18"/>
                 <w:szCs w:val="18"/>
               </w:rPr>
+              <w:t xml:space="preserve">Shown a triangle ABC and a mirror line L. "Before drawing — where will the image be? Sketch your prediction." Focus on vertex A (closest to L), B (farthest), C (on L).</w:t>
+            </w:r>
+          </w:p>
+        </w:tc>
+        <w:tc>
+          <w:tcPr>
+            <w:tcW w:type="dxa" w:w="3040"/>
+            <w:shd w:fill="F2F2F2" w:color="auto" w:val="clear"/>
+            <w:tcMar>
+              <w:top w:type="dxa" w:w="60"/>
+              <w:left w:type="dxa" w:w="120"/>
+              <w:bottom w:type="dxa" w:w="60"/>
+              <w:right w:type="dxa" w:w="120"/>
+            </w:tcMar>
+            <w:vAlign w:val="top"/>
+          </w:tcPr>
+          <w:p>
+            <w:pPr>
+              <w:spacing w:after="40" w:before="0"/>
+              <w:jc w:val="left"/>
+            </w:pPr>
+            <w:r>
+              <w:rPr>
+                <w:rFonts w:ascii="Arial" w:cs="Arial" w:eastAsia="Arial" w:hAnsi="Arial"/>
+                <w:b w:val="false"/>
+                <w:bCs w:val="false"/>
+                <w:i w:val="false"/>
+                <w:iCs w:val="false"/>
+                <w:color w:val="000000"/>
+                <w:sz w:val="18"/>
+                <w:szCs w:val="18"/>
+              </w:rPr>
               <w:t xml:space="preserve">"Pay attention to vertex C — it sits ON the mirror line. What happens to a point that is on the line?"</w:t>
             </w:r>
           </w:p>
         </w:tc>
         <w:tc>
           <w:tcPr>
-            <w:tcW w:type="dxa" w:w="2300"/>
+            <w:tcW w:type="dxa" w:w="3040"/>
+            <w:shd w:fill="FFFFFF" w:color="auto" w:val="clear"/>
+            <w:tcMar>
+              <w:top w:type="dxa" w:w="60"/>
+              <w:left w:type="dxa" w:w="120"/>
+              <w:bottom w:type="dxa" w:w="60"/>
+              <w:right w:type="dxa" w:w="120"/>
+            </w:tcMar>
+            <w:vAlign w:val="top"/>
+          </w:tcPr>
+          <w:p>
+            <w:pPr>
+              <w:spacing w:after="40" w:before="0"/>
+              <w:jc w:val="left"/>
+            </w:pPr>
+            <w:r>
+              <w:rPr>
+                <w:rFonts w:ascii="Arial" w:cs="Arial" w:eastAsia="Arial" w:hAnsi="Arial"/>
+                <w:b w:val="false"/>
+                <w:bCs w:val="false"/>
+                <w:i w:val="false"/>
+                <w:iCs w:val="false"/>
+                <w:color w:val="000000"/>
+                <w:sz w:val="18"/>
+                <w:szCs w:val="18"/>
+              </w:rPr>
+              <w:t xml:space="preserve">Predicting specific vertex positions activates the equal-distance property.</w:t>
+            </w:r>
+          </w:p>
+        </w:tc>
+        <w:tc>
+          <w:tcPr>
+            <w:tcW w:type="dxa" w:w="3040"/>
             <w:shd w:fill="F2F2F2" w:color="auto" w:val="clear"/>
-            <w:tcMar>
-              <w:top w:type="dxa" w:w="60"/>
-              <w:left w:type="dxa" w:w="120"/>
-              <w:bottom w:type="dxa" w:w="60"/>
-              <w:right w:type="dxa" w:w="120"/>
-            </w:tcMar>
-            <w:vAlign w:val="top"/>
-          </w:tcPr>
-          <w:p>
-            <w:pPr>
-              <w:spacing w:after="40" w:before="0"/>
-              <w:jc w:val="left"/>
-            </w:pPr>
-            <w:r>
-              <w:rPr>
-                <w:rFonts w:ascii="Arial" w:cs="Arial" w:eastAsia="Arial" w:hAnsi="Arial"/>
-                <w:b w:val="false"/>
-                <w:bCs w:val="false"/>
-                <w:i w:val="false"/>
-                <w:iCs w:val="false"/>
-                <w:color w:val="000000"/>
-                <w:sz w:val="18"/>
-                <w:szCs w:val="18"/>
-              </w:rPr>
-              <w:t xml:space="preserve">Predicting specific vertex positions activates the equal-distance property.</w:t>
-            </w:r>
-          </w:p>
-        </w:tc>
-        <w:tc>
-          <w:tcPr>
-            <w:tcW w:type="dxa" w:w="2300"/>
-            <w:shd w:fill="FFFFFF" w:color="auto" w:val="clear"/>
             <w:tcMar>
               <w:top w:type="dxa" w:w="60"/>
               <w:left w:type="dxa" w:w="120"/>
@@ -9884,7 +9642,7 @@
       <w:tr>
         <w:tc>
           <w:tcPr>
-            <w:tcW w:type="dxa" w:w="900"/>
+            <w:tcW w:type="dxa" w:w="1520"/>
             <w:shd w:fill="D9EEF1" w:color="auto" w:val="clear"/>
             <w:tcMar>
               <w:top w:type="dxa" w:w="60"/>
@@ -9913,51 +9671,6 @@
               <w:t xml:space="preserve">Observe Phase</w:t>
             </w:r>
           </w:p>
-        </w:tc>
-        <w:tc>
-          <w:tcPr>
-            <w:tcW w:type="dxa" w:w="2300"/>
-            <w:shd w:fill="FFFFFF" w:color="auto" w:val="clear"/>
-            <w:tcMar>
-              <w:top w:type="dxa" w:w="60"/>
-              <w:left w:type="dxa" w:w="120"/>
-              <w:bottom w:type="dxa" w:w="60"/>
-              <w:right w:type="dxa" w:w="120"/>
-            </w:tcMar>
-            <w:vAlign w:val="top"/>
-          </w:tcPr>
-          <w:p>
-            <w:pPr>
-              <w:spacing w:after="40" w:before="0"/>
-              <w:jc w:val="left"/>
-            </w:pPr>
-            <w:r>
-              <w:rPr>
-                <w:rFonts w:ascii="Arial" w:cs="Arial" w:eastAsia="Arial" w:hAnsi="Arial"/>
-                <w:b w:val="false"/>
-                <w:bCs w:val="false"/>
-                <w:i w:val="false"/>
-                <w:iCs w:val="false"/>
-                <w:color w:val="000000"/>
-                <w:sz w:val="18"/>
-                <w:szCs w:val="18"/>
-              </w:rPr>
-              <w:t xml:space="preserve">Teacher-led demonstration of construction steps on the board. Students follow along on their own worksheet simultaneously. After teacher demonstration, students attempt a second triangle independently.</w:t>
-            </w:r>
-          </w:p>
-        </w:tc>
-        <w:tc>
-          <w:tcPr>
-            <w:tcW w:type="dxa" w:w="2556"/>
-            <w:shd w:fill="F2F2F2" w:color="auto" w:val="clear"/>
-            <w:tcMar>
-              <w:top w:type="dxa" w:w="60"/>
-              <w:left w:type="dxa" w:w="120"/>
-              <w:bottom w:type="dxa" w:w="60"/>
-              <w:right w:type="dxa" w:w="120"/>
-            </w:tcMar>
-            <w:vAlign w:val="top"/>
-          </w:tcPr>
           <w:p>
             <w:pPr>
               <w:spacing w:after="20" w:before="0"/>
@@ -9978,7 +9691,7 @@
             <w:pPr>
               <w:spacing w:after="20" w:before="0"/>
             </w:pPr>
-            <w:hyperlink w:history="1" r:id="rIdp5v6ze6m2obk9eso0t3kd">
+            <w:hyperlink w:history="1" r:id="rIdtlxmzebxmry1gbjgpsqex">
               <w:r>
                 <w:rPr>
                   <w:rFonts w:ascii="Arial" w:cs="Arial" w:eastAsia="Arial" w:hAnsi="Arial"/>
@@ -10011,7 +9724,7 @@
               <w:spacing w:after="10" w:before="0"/>
               <w:ind w:left="120"/>
             </w:pPr>
-            <w:hyperlink w:history="1" r:id="rIddwmi_gyz63pfl5d2rwyh7">
+            <w:hyperlink w:history="1" r:id="rId0cmkjqi3vepvt9x8nahdf">
               <w:r>
                 <w:rPr>
                   <w:rFonts w:ascii="Arial" w:cs="Arial" w:eastAsia="Arial" w:hAnsi="Arial"/>
@@ -10056,7 +9769,7 @@
             <w:pPr>
               <w:spacing w:after="20" w:before="0"/>
             </w:pPr>
-            <w:hyperlink w:history="1" r:id="rId5q3o-galklp0dlphqtvbm">
+            <w:hyperlink w:history="1" r:id="rIdfhwq_trdm9bskzfzvtaqv">
               <w:r>
                 <w:rPr>
                   <w:rFonts w:ascii="Arial" w:cs="Arial" w:eastAsia="Arial" w:hAnsi="Arial"/>
@@ -10089,7 +9802,7 @@
               <w:spacing w:after="10" w:before="0"/>
               <w:ind w:left="120"/>
             </w:pPr>
-            <w:hyperlink w:history="1" r:id="rIdvbhbivhwroyux-uj4umk8">
+            <w:hyperlink w:history="1" r:id="rId-1ekrlzyic1vpx8-szdwg">
               <w:r>
                 <w:rPr>
                   <w:rFonts w:ascii="Arial" w:cs="Arial" w:eastAsia="Arial" w:hAnsi="Arial"/>
@@ -10105,7 +9818,7 @@
         </w:tc>
         <w:tc>
           <w:tcPr>
-            <w:tcW w:type="dxa" w:w="3324"/>
+            <w:tcW w:type="dxa" w:w="3040"/>
             <w:shd w:fill="FFFFFF" w:color="auto" w:val="clear"/>
             <w:tcMar>
               <w:top w:type="dxa" w:w="60"/>
@@ -10131,6 +9844,38 @@
                 <w:sz w:val="18"/>
                 <w:szCs w:val="18"/>
               </w:rPr>
+              <w:t xml:space="preserve">Teacher-led demonstration of construction steps on the board. Students follow along on their own worksheet simultaneously. After teacher demonstration, students attempt a second triangle independently.</w:t>
+            </w:r>
+          </w:p>
+        </w:tc>
+        <w:tc>
+          <w:tcPr>
+            <w:tcW w:type="dxa" w:w="3040"/>
+            <w:shd w:fill="F2F2F2" w:color="auto" w:val="clear"/>
+            <w:tcMar>
+              <w:top w:type="dxa" w:w="60"/>
+              <w:left w:type="dxa" w:w="120"/>
+              <w:bottom w:type="dxa" w:w="60"/>
+              <w:right w:type="dxa" w:w="120"/>
+            </w:tcMar>
+            <w:vAlign w:val="top"/>
+          </w:tcPr>
+          <w:p>
+            <w:pPr>
+              <w:spacing w:after="40" w:before="0"/>
+              <w:jc w:val="left"/>
+            </w:pPr>
+            <w:r>
+              <w:rPr>
+                <w:rFonts w:ascii="Arial" w:cs="Arial" w:eastAsia="Arial" w:hAnsi="Arial"/>
+                <w:b w:val="false"/>
+                <w:bCs w:val="false"/>
+                <w:i w:val="false"/>
+                <w:iCs w:val="false"/>
+                <w:color w:val="000000"/>
+                <w:sz w:val="18"/>
+                <w:szCs w:val="18"/>
+              </w:rPr>
               <w:t xml:space="preserve">"I draw a perpendicular from A to L — I need my set square for this, not just a ruler."</w:t>
             </w:r>
           </w:p>
@@ -10156,40 +9901,40 @@
         </w:tc>
         <w:tc>
           <w:tcPr>
-            <w:tcW w:type="dxa" w:w="2300"/>
+            <w:tcW w:type="dxa" w:w="3040"/>
+            <w:shd w:fill="FFFFFF" w:color="auto" w:val="clear"/>
+            <w:tcMar>
+              <w:top w:type="dxa" w:w="60"/>
+              <w:left w:type="dxa" w:w="120"/>
+              <w:bottom w:type="dxa" w:w="60"/>
+              <w:right w:type="dxa" w:w="120"/>
+            </w:tcMar>
+            <w:vAlign w:val="top"/>
+          </w:tcPr>
+          <w:p>
+            <w:pPr>
+              <w:spacing w:after="40" w:before="0"/>
+              <w:jc w:val="left"/>
+            </w:pPr>
+            <w:r>
+              <w:rPr>
+                <w:rFonts w:ascii="Arial" w:cs="Arial" w:eastAsia="Arial" w:hAnsi="Arial"/>
+                <w:b w:val="false"/>
+                <w:bCs w:val="false"/>
+                <w:i w:val="false"/>
+                <w:iCs w:val="false"/>
+                <w:color w:val="000000"/>
+                <w:sz w:val="18"/>
+                <w:szCs w:val="18"/>
+              </w:rPr>
+              <w:t xml:space="preserve">Worked example followed immediately by independent practice (I Do → We Do → You Do).</w:t>
+            </w:r>
+          </w:p>
+        </w:tc>
+        <w:tc>
+          <w:tcPr>
+            <w:tcW w:type="dxa" w:w="3040"/>
             <w:shd w:fill="F2F2F2" w:color="auto" w:val="clear"/>
-            <w:tcMar>
-              <w:top w:type="dxa" w:w="60"/>
-              <w:left w:type="dxa" w:w="120"/>
-              <w:bottom w:type="dxa" w:w="60"/>
-              <w:right w:type="dxa" w:w="120"/>
-            </w:tcMar>
-            <w:vAlign w:val="top"/>
-          </w:tcPr>
-          <w:p>
-            <w:pPr>
-              <w:spacing w:after="40" w:before="0"/>
-              <w:jc w:val="left"/>
-            </w:pPr>
-            <w:r>
-              <w:rPr>
-                <w:rFonts w:ascii="Arial" w:cs="Arial" w:eastAsia="Arial" w:hAnsi="Arial"/>
-                <w:b w:val="false"/>
-                <w:bCs w:val="false"/>
-                <w:i w:val="false"/>
-                <w:iCs w:val="false"/>
-                <w:color w:val="000000"/>
-                <w:sz w:val="18"/>
-                <w:szCs w:val="18"/>
-              </w:rPr>
-              <w:t xml:space="preserve">Worked example followed immediately by independent practice (I Do → We Do → You Do).</w:t>
-            </w:r>
-          </w:p>
-        </w:tc>
-        <w:tc>
-          <w:tcPr>
-            <w:tcW w:type="dxa" w:w="2300"/>
-            <w:shd w:fill="FFFFFF" w:color="auto" w:val="clear"/>
             <w:tcMar>
               <w:top w:type="dxa" w:w="60"/>
               <w:left w:type="dxa" w:w="120"/>
@@ -10222,7 +9967,7 @@
       <w:tr>
         <w:tc>
           <w:tcPr>
-            <w:tcW w:type="dxa" w:w="900"/>
+            <w:tcW w:type="dxa" w:w="1520"/>
             <w:shd w:fill="E2EFDA" w:color="auto" w:val="clear"/>
             <w:tcMar>
               <w:top w:type="dxa" w:w="60"/>
@@ -10251,130 +9996,6 @@
               <w:t xml:space="preserve">Explain Phase</w:t>
             </w:r>
           </w:p>
-        </w:tc>
-        <w:tc>
-          <w:tcPr>
-            <w:tcW w:type="dxa" w:w="2300"/>
-            <w:shd w:fill="FFFFFF" w:color="auto" w:val="clear"/>
-            <w:tcMar>
-              <w:top w:type="dxa" w:w="60"/>
-              <w:left w:type="dxa" w:w="120"/>
-              <w:bottom w:type="dxa" w:w="60"/>
-              <w:right w:type="dxa" w:w="120"/>
-            </w:tcMar>
-            <w:vAlign w:val="top"/>
-          </w:tcPr>
-          <w:p>
-            <w:pPr>
-              <w:spacing w:after="40" w:before="0"/>
-              <w:jc w:val="left"/>
-            </w:pPr>
-            <w:r>
-              <w:rPr>
-                <w:rFonts w:ascii="Arial" w:cs="Arial" w:eastAsia="Arial" w:hAnsi="Arial"/>
-                <w:b w:val="false"/>
-                <w:bCs w:val="false"/>
-                <w:i w:val="false"/>
-                <w:iCs w:val="false"/>
-                <w:color w:val="000000"/>
-                <w:sz w:val="18"/>
-                <w:szCs w:val="18"/>
-              </w:rPr>
-              <w:t xml:space="preserve">Three practice rounds:</w:t>
-            </w:r>
-          </w:p>
-          <w:p>
-            <w:pPr>
-              <w:spacing w:after="30" w:before="0"/>
-              <w:ind w:left="360" w:hanging="180"/>
-              <w:jc w:val="left"/>
-            </w:pPr>
-            <w:r>
-              <w:rPr>
-                <w:rFonts w:ascii="Arial" w:cs="Arial" w:eastAsia="Arial" w:hAnsi="Arial"/>
-                <w:b w:val="false"/>
-                <w:bCs w:val="false"/>
-                <w:i w:val="false"/>
-                <w:iCs w:val="false"/>
-                <w:color w:val="000000"/>
-                <w:sz w:val="18"/>
-                <w:szCs w:val="18"/>
-              </w:rPr>
-              <w:t xml:space="preserve">–  Round 1: Reflect quadrilateral PQRS over a horizontal mirror line</w:t>
-            </w:r>
-          </w:p>
-          <w:p>
-            <w:pPr>
-              <w:spacing w:after="30" w:before="0"/>
-              <w:ind w:left="360" w:hanging="180"/>
-              <w:jc w:val="left"/>
-            </w:pPr>
-            <w:r>
-              <w:rPr>
-                <w:rFonts w:ascii="Arial" w:cs="Arial" w:eastAsia="Arial" w:hAnsi="Arial"/>
-                <w:b w:val="false"/>
-                <w:bCs w:val="false"/>
-                <w:i w:val="false"/>
-                <w:iCs w:val="false"/>
-                <w:color w:val="000000"/>
-                <w:sz w:val="18"/>
-                <w:szCs w:val="18"/>
-              </w:rPr>
-              <w:t xml:space="preserve">–  Round 2: Reflect triangle DEF over a vertical mirror line</w:t>
-            </w:r>
-          </w:p>
-          <w:p>
-            <w:pPr>
-              <w:spacing w:after="30" w:before="0"/>
-              <w:ind w:left="360" w:hanging="180"/>
-              <w:jc w:val="left"/>
-            </w:pPr>
-            <w:r>
-              <w:rPr>
-                <w:rFonts w:ascii="Arial" w:cs="Arial" w:eastAsia="Arial" w:hAnsi="Arial"/>
-                <w:b w:val="false"/>
-                <w:bCs w:val="false"/>
-                <w:i w:val="false"/>
-                <w:iCs w:val="false"/>
-                <w:color w:val="000000"/>
-                <w:sz w:val="18"/>
-                <w:szCs w:val="18"/>
-              </w:rPr>
-              <w:t xml:space="preserve">–  Round 3: Reflect triangle GHI over a diagonal mirror line (45°)</w:t>
-            </w:r>
-          </w:p>
-          <w:p>
-            <w:pPr>
-              <w:spacing w:after="40" w:before="0"/>
-              <w:jc w:val="left"/>
-            </w:pPr>
-            <w:r>
-              <w:rPr>
-                <w:rFonts w:ascii="Arial" w:cs="Arial" w:eastAsia="Arial" w:hAnsi="Arial"/>
-                <w:b w:val="false"/>
-                <w:bCs w:val="false"/>
-                <w:i w:val="false"/>
-                <w:iCs w:val="false"/>
-                <w:color w:val="000000"/>
-                <w:sz w:val="18"/>
-                <w:szCs w:val="18"/>
-              </w:rPr>
-              <w:t xml:space="preserve">Pairs check each other's work using the four properties.</w:t>
-            </w:r>
-          </w:p>
-        </w:tc>
-        <w:tc>
-          <w:tcPr>
-            <w:tcW w:type="dxa" w:w="2556"/>
-            <w:shd w:fill="F2F2F2" w:color="auto" w:val="clear"/>
-            <w:tcMar>
-              <w:top w:type="dxa" w:w="60"/>
-              <w:left w:type="dxa" w:w="120"/>
-              <w:bottom w:type="dxa" w:w="60"/>
-              <w:right w:type="dxa" w:w="120"/>
-            </w:tcMar>
-            <w:vAlign w:val="top"/>
-          </w:tcPr>
           <w:p>
             <w:pPr>
               <w:spacing w:after="20" w:before="0"/>
@@ -10395,7 +10016,7 @@
             <w:pPr>
               <w:spacing w:after="20" w:before="0"/>
             </w:pPr>
-            <w:hyperlink w:history="1" r:id="rIdfgxwglghsx2qr9nidk7bs">
+            <w:hyperlink w:history="1" r:id="rIdbdldl0m7fnq6xa4_zntzm">
               <w:r>
                 <w:rPr>
                   <w:rFonts w:ascii="Arial" w:cs="Arial" w:eastAsia="Arial" w:hAnsi="Arial"/>
@@ -10428,7 +10049,7 @@
               <w:spacing w:after="10" w:before="0"/>
               <w:ind w:left="120"/>
             </w:pPr>
-            <w:hyperlink w:history="1" r:id="rIdo2tg-eyegub053hanxwli">
+            <w:hyperlink w:history="1" r:id="rId1pu92jxap3gbzlrgc-7dd">
               <w:r>
                 <w:rPr>
                   <w:rFonts w:ascii="Arial" w:cs="Arial" w:eastAsia="Arial" w:hAnsi="Arial"/>
@@ -10473,7 +10094,7 @@
             <w:pPr>
               <w:spacing w:after="20" w:before="0"/>
             </w:pPr>
-            <w:hyperlink w:history="1" r:id="rIdy2sgu3cllanmtyk6kqgwd">
+            <w:hyperlink w:history="1" r:id="rIdw-2yymdbavieehag1xymc">
               <w:r>
                 <w:rPr>
                   <w:rFonts w:ascii="Arial" w:cs="Arial" w:eastAsia="Arial" w:hAnsi="Arial"/>
@@ -10506,7 +10127,7 @@
               <w:spacing w:after="10" w:before="0"/>
               <w:ind w:left="120"/>
             </w:pPr>
-            <w:hyperlink w:history="1" r:id="rIdfsck3evajdwxzdapdyqbg">
+            <w:hyperlink w:history="1" r:id="rIdxziiiqo5xz4vppf6tfliw">
               <w:r>
                 <w:rPr>
                   <w:rFonts w:ascii="Arial" w:cs="Arial" w:eastAsia="Arial" w:hAnsi="Arial"/>
@@ -10522,7 +10143,7 @@
         </w:tc>
         <w:tc>
           <w:tcPr>
-            <w:tcW w:type="dxa" w:w="3324"/>
+            <w:tcW w:type="dxa" w:w="3040"/>
             <w:shd w:fill="FFFFFF" w:color="auto" w:val="clear"/>
             <w:tcMar>
               <w:top w:type="dxa" w:w="60"/>
@@ -10548,6 +10169,117 @@
                 <w:sz w:val="18"/>
                 <w:szCs w:val="18"/>
               </w:rPr>
+              <w:t xml:space="preserve">Three practice rounds:</w:t>
+            </w:r>
+          </w:p>
+          <w:p>
+            <w:pPr>
+              <w:spacing w:after="30" w:before="0"/>
+              <w:ind w:left="360" w:hanging="180"/>
+              <w:jc w:val="left"/>
+            </w:pPr>
+            <w:r>
+              <w:rPr>
+                <w:rFonts w:ascii="Arial" w:cs="Arial" w:eastAsia="Arial" w:hAnsi="Arial"/>
+                <w:b w:val="false"/>
+                <w:bCs w:val="false"/>
+                <w:i w:val="false"/>
+                <w:iCs w:val="false"/>
+                <w:color w:val="000000"/>
+                <w:sz w:val="18"/>
+                <w:szCs w:val="18"/>
+              </w:rPr>
+              <w:t xml:space="preserve">–  Round 1: Reflect quadrilateral PQRS over a horizontal mirror line</w:t>
+            </w:r>
+          </w:p>
+          <w:p>
+            <w:pPr>
+              <w:spacing w:after="30" w:before="0"/>
+              <w:ind w:left="360" w:hanging="180"/>
+              <w:jc w:val="left"/>
+            </w:pPr>
+            <w:r>
+              <w:rPr>
+                <w:rFonts w:ascii="Arial" w:cs="Arial" w:eastAsia="Arial" w:hAnsi="Arial"/>
+                <w:b w:val="false"/>
+                <w:bCs w:val="false"/>
+                <w:i w:val="false"/>
+                <w:iCs w:val="false"/>
+                <w:color w:val="000000"/>
+                <w:sz w:val="18"/>
+                <w:szCs w:val="18"/>
+              </w:rPr>
+              <w:t xml:space="preserve">–  Round 2: Reflect triangle DEF over a vertical mirror line</w:t>
+            </w:r>
+          </w:p>
+          <w:p>
+            <w:pPr>
+              <w:spacing w:after="30" w:before="0"/>
+              <w:ind w:left="360" w:hanging="180"/>
+              <w:jc w:val="left"/>
+            </w:pPr>
+            <w:r>
+              <w:rPr>
+                <w:rFonts w:ascii="Arial" w:cs="Arial" w:eastAsia="Arial" w:hAnsi="Arial"/>
+                <w:b w:val="false"/>
+                <w:bCs w:val="false"/>
+                <w:i w:val="false"/>
+                <w:iCs w:val="false"/>
+                <w:color w:val="000000"/>
+                <w:sz w:val="18"/>
+                <w:szCs w:val="18"/>
+              </w:rPr>
+              <w:t xml:space="preserve">–  Round 3: Reflect triangle GHI over a diagonal mirror line (45°)</w:t>
+            </w:r>
+          </w:p>
+          <w:p>
+            <w:pPr>
+              <w:spacing w:after="40" w:before="0"/>
+              <w:jc w:val="left"/>
+            </w:pPr>
+            <w:r>
+              <w:rPr>
+                <w:rFonts w:ascii="Arial" w:cs="Arial" w:eastAsia="Arial" w:hAnsi="Arial"/>
+                <w:b w:val="false"/>
+                <w:bCs w:val="false"/>
+                <w:i w:val="false"/>
+                <w:iCs w:val="false"/>
+                <w:color w:val="000000"/>
+                <w:sz w:val="18"/>
+                <w:szCs w:val="18"/>
+              </w:rPr>
+              <w:t xml:space="preserve">Pairs check each other's work using the four properties.</w:t>
+            </w:r>
+          </w:p>
+        </w:tc>
+        <w:tc>
+          <w:tcPr>
+            <w:tcW w:type="dxa" w:w="3040"/>
+            <w:shd w:fill="F2F2F2" w:color="auto" w:val="clear"/>
+            <w:tcMar>
+              <w:top w:type="dxa" w:w="60"/>
+              <w:left w:type="dxa" w:w="120"/>
+              <w:bottom w:type="dxa" w:w="60"/>
+              <w:right w:type="dxa" w:w="120"/>
+            </w:tcMar>
+            <w:vAlign w:val="top"/>
+          </w:tcPr>
+          <w:p>
+            <w:pPr>
+              <w:spacing w:after="40" w:before="0"/>
+              <w:jc w:val="left"/>
+            </w:pPr>
+            <w:r>
+              <w:rPr>
+                <w:rFonts w:ascii="Arial" w:cs="Arial" w:eastAsia="Arial" w:hAnsi="Arial"/>
+                <w:b w:val="false"/>
+                <w:bCs w:val="false"/>
+                <w:i w:val="false"/>
+                <w:iCs w:val="false"/>
+                <w:color w:val="000000"/>
+                <w:sz w:val="18"/>
+                <w:szCs w:val="18"/>
+              </w:rPr>
               <w:t xml:space="preserve">"Use the four properties to VERIFY your answer — do not just assume your drawing is right."</w:t>
             </w:r>
           </w:p>
@@ -10573,40 +10305,40 @@
         </w:tc>
         <w:tc>
           <w:tcPr>
-            <w:tcW w:type="dxa" w:w="2300"/>
+            <w:tcW w:type="dxa" w:w="3040"/>
+            <w:shd w:fill="FFFFFF" w:color="auto" w:val="clear"/>
+            <w:tcMar>
+              <w:top w:type="dxa" w:w="60"/>
+              <w:left w:type="dxa" w:w="120"/>
+              <w:bottom w:type="dxa" w:w="60"/>
+              <w:right w:type="dxa" w:w="120"/>
+            </w:tcMar>
+            <w:vAlign w:val="top"/>
+          </w:tcPr>
+          <w:p>
+            <w:pPr>
+              <w:spacing w:after="40" w:before="0"/>
+              <w:jc w:val="left"/>
+            </w:pPr>
+            <w:r>
+              <w:rPr>
+                <w:rFonts w:ascii="Arial" w:cs="Arial" w:eastAsia="Arial" w:hAnsi="Arial"/>
+                <w:b w:val="false"/>
+                <w:bCs w:val="false"/>
+                <w:i w:val="false"/>
+                <w:iCs w:val="false"/>
+                <w:color w:val="000000"/>
+                <w:sz w:val="18"/>
+                <w:szCs w:val="18"/>
+              </w:rPr>
+              <w:t xml:space="preserve">Graduated difficulty: horizontal → vertical → diagonal. Peer verification reinforces the four properties as checking tools.</w:t>
+            </w:r>
+          </w:p>
+        </w:tc>
+        <w:tc>
+          <w:tcPr>
+            <w:tcW w:type="dxa" w:w="3040"/>
             <w:shd w:fill="F2F2F2" w:color="auto" w:val="clear"/>
-            <w:tcMar>
-              <w:top w:type="dxa" w:w="60"/>
-              <w:left w:type="dxa" w:w="120"/>
-              <w:bottom w:type="dxa" w:w="60"/>
-              <w:right w:type="dxa" w:w="120"/>
-            </w:tcMar>
-            <w:vAlign w:val="top"/>
-          </w:tcPr>
-          <w:p>
-            <w:pPr>
-              <w:spacing w:after="40" w:before="0"/>
-              <w:jc w:val="left"/>
-            </w:pPr>
-            <w:r>
-              <w:rPr>
-                <w:rFonts w:ascii="Arial" w:cs="Arial" w:eastAsia="Arial" w:hAnsi="Arial"/>
-                <w:b w:val="false"/>
-                <w:bCs w:val="false"/>
-                <w:i w:val="false"/>
-                <w:iCs w:val="false"/>
-                <w:color w:val="000000"/>
-                <w:sz w:val="18"/>
-                <w:szCs w:val="18"/>
-              </w:rPr>
-              <w:t xml:space="preserve">Graduated difficulty: horizontal → vertical → diagonal. Peer verification reinforces the four properties as checking tools.</w:t>
-            </w:r>
-          </w:p>
-        </w:tc>
-        <w:tc>
-          <w:tcPr>
-            <w:tcW w:type="dxa" w:w="2300"/>
-            <w:shd w:fill="FFFFFF" w:color="auto" w:val="clear"/>
             <w:tcMar>
               <w:top w:type="dxa" w:w="60"/>
               <w:left w:type="dxa" w:w="120"/>
@@ -10639,7 +10371,7 @@
       <w:tr>
         <w:tc>
           <w:tcPr>
-            <w:tcW w:type="dxa" w:w="900"/>
+            <w:tcW w:type="dxa" w:w="1520"/>
             <w:shd w:fill="FCE4D6" w:color="auto" w:val="clear"/>
             <w:tcMar>
               <w:top w:type="dxa" w:w="60"/>
@@ -10668,51 +10400,6 @@
               <w:t xml:space="preserve">Driving Question Board (DQB) Creation</w:t>
             </w:r>
           </w:p>
-        </w:tc>
-        <w:tc>
-          <w:tcPr>
-            <w:tcW w:type="dxa" w:w="2300"/>
-            <w:shd w:fill="FFFFFF" w:color="auto" w:val="clear"/>
-            <w:tcMar>
-              <w:top w:type="dxa" w:w="60"/>
-              <w:left w:type="dxa" w:w="120"/>
-              <w:bottom w:type="dxa" w:w="60"/>
-              <w:right w:type="dxa" w:w="120"/>
-            </w:tcMar>
-            <w:vAlign w:val="top"/>
-          </w:tcPr>
-          <w:p>
-            <w:pPr>
-              <w:spacing w:after="40" w:before="0"/>
-              <w:jc w:val="left"/>
-            </w:pPr>
-            <w:r>
-              <w:rPr>
-                <w:rFonts w:ascii="Arial" w:cs="Arial" w:eastAsia="Arial" w:hAnsi="Arial"/>
-                <w:b w:val="false"/>
-                <w:bCs w:val="false"/>
-                <w:i w:val="false"/>
-                <w:iCs w:val="false"/>
-                <w:color w:val="000000"/>
-                <w:sz w:val="18"/>
-                <w:szCs w:val="18"/>
-              </w:rPr>
-              <w:t xml:space="preserve">Update DQB. New questions likely: "How do we do this on a coordinate grid?" "Is there a formula?" "What if the shape overlaps the mirror line?"</w:t>
-            </w:r>
-          </w:p>
-        </w:tc>
-        <w:tc>
-          <w:tcPr>
-            <w:tcW w:type="dxa" w:w="2556"/>
-            <w:shd w:fill="F2F2F2" w:color="auto" w:val="clear"/>
-            <w:tcMar>
-              <w:top w:type="dxa" w:w="60"/>
-              <w:left w:type="dxa" w:w="120"/>
-              <w:bottom w:type="dxa" w:w="60"/>
-              <w:right w:type="dxa" w:w="120"/>
-            </w:tcMar>
-            <w:vAlign w:val="top"/>
-          </w:tcPr>
           <w:p>
             <w:pPr>
               <w:spacing w:after="20" w:before="0"/>
@@ -10733,7 +10420,7 @@
             <w:pPr>
               <w:spacing w:after="20" w:before="0"/>
             </w:pPr>
-            <w:hyperlink w:history="1" r:id="rIdo5a2vjypjpb-0lzurenj5">
+            <w:hyperlink w:history="1" r:id="rIde2kpvyag_mowjz-ucklqc">
               <w:r>
                 <w:rPr>
                   <w:rFonts w:ascii="Arial" w:cs="Arial" w:eastAsia="Arial" w:hAnsi="Arial"/>
@@ -10766,7 +10453,7 @@
               <w:spacing w:after="10" w:before="0"/>
               <w:ind w:left="120"/>
             </w:pPr>
-            <w:hyperlink w:history="1" r:id="rIdjcm3lr-jvg7zmm1wtpoab">
+            <w:hyperlink w:history="1" r:id="rIdyie6dcwyhcbffsqbjbnd8">
               <w:r>
                 <w:rPr>
                   <w:rFonts w:ascii="Arial" w:cs="Arial" w:eastAsia="Arial" w:hAnsi="Arial"/>
@@ -10811,7 +10498,7 @@
             <w:pPr>
               <w:spacing w:after="20" w:before="0"/>
             </w:pPr>
-            <w:hyperlink w:history="1" r:id="rIdgpuuoigdvkk-nt880ofyr">
+            <w:hyperlink w:history="1" r:id="rIds2zhaxfsybpqnltzp0_z_">
               <w:r>
                 <w:rPr>
                   <w:rFonts w:ascii="Arial" w:cs="Arial" w:eastAsia="Arial" w:hAnsi="Arial"/>
@@ -10844,7 +10531,7 @@
               <w:spacing w:after="10" w:before="0"/>
               <w:ind w:left="120"/>
             </w:pPr>
-            <w:hyperlink w:history="1" r:id="rIdfym9a-pxarfwjtlz8-9oc">
+            <w:hyperlink w:history="1" r:id="rIdzpl3zblgzcmoidh-c0lay">
               <w:r>
                 <w:rPr>
                   <w:rFonts w:ascii="Arial" w:cs="Arial" w:eastAsia="Arial" w:hAnsi="Arial"/>
@@ -10860,7 +10547,7 @@
         </w:tc>
         <w:tc>
           <w:tcPr>
-            <w:tcW w:type="dxa" w:w="3324"/>
+            <w:tcW w:type="dxa" w:w="3040"/>
             <w:shd w:fill="FFFFFF" w:color="auto" w:val="clear"/>
             <w:tcMar>
               <w:top w:type="dxa" w:w="60"/>
@@ -10886,46 +10573,78 @@
                 <w:sz w:val="18"/>
                 <w:szCs w:val="18"/>
               </w:rPr>
+              <w:t xml:space="preserve">Update DQB. New questions likely: "How do we do this on a coordinate grid?" "Is there a formula?" "What if the shape overlaps the mirror line?"</w:t>
+            </w:r>
+          </w:p>
+        </w:tc>
+        <w:tc>
+          <w:tcPr>
+            <w:tcW w:type="dxa" w:w="3040"/>
+            <w:shd w:fill="F2F2F2" w:color="auto" w:val="clear"/>
+            <w:tcMar>
+              <w:top w:type="dxa" w:w="60"/>
+              <w:left w:type="dxa" w:w="120"/>
+              <w:bottom w:type="dxa" w:w="60"/>
+              <w:right w:type="dxa" w:w="120"/>
+            </w:tcMar>
+            <w:vAlign w:val="top"/>
+          </w:tcPr>
+          <w:p>
+            <w:pPr>
+              <w:spacing w:after="40" w:before="0"/>
+              <w:jc w:val="left"/>
+            </w:pPr>
+            <w:r>
+              <w:rPr>
+                <w:rFonts w:ascii="Arial" w:cs="Arial" w:eastAsia="Arial" w:hAnsi="Arial"/>
+                <w:b w:val="false"/>
+                <w:bCs w:val="false"/>
+                <w:i w:val="false"/>
+                <w:iCs w:val="false"/>
+                <w:color w:val="000000"/>
+                <w:sz w:val="18"/>
+                <w:szCs w:val="18"/>
+              </w:rPr>
               <w:t xml:space="preserve">"Lesson 4 will answer the coordinate grid questions. Let us add them now."</w:t>
             </w:r>
           </w:p>
         </w:tc>
         <w:tc>
           <w:tcPr>
-            <w:tcW w:type="dxa" w:w="2300"/>
+            <w:tcW w:type="dxa" w:w="3040"/>
+            <w:shd w:fill="FFFFFF" w:color="auto" w:val="clear"/>
+            <w:tcMar>
+              <w:top w:type="dxa" w:w="60"/>
+              <w:left w:type="dxa" w:w="120"/>
+              <w:bottom w:type="dxa" w:w="60"/>
+              <w:right w:type="dxa" w:w="120"/>
+            </w:tcMar>
+            <w:vAlign w:val="top"/>
+          </w:tcPr>
+          <w:p>
+            <w:pPr>
+              <w:spacing w:after="40" w:before="0"/>
+              <w:jc w:val="left"/>
+            </w:pPr>
+            <w:r>
+              <w:rPr>
+                <w:rFonts w:ascii="Arial" w:cs="Arial" w:eastAsia="Arial" w:hAnsi="Arial"/>
+                <w:b w:val="false"/>
+                <w:bCs w:val="false"/>
+                <w:i w:val="false"/>
+                <w:iCs w:val="false"/>
+                <w:color w:val="000000"/>
+                <w:sz w:val="18"/>
+                <w:szCs w:val="18"/>
+              </w:rPr>
+              <w:t xml:space="preserve">DQB maintains forward momentum — each lesson creates appetite for the next.</w:t>
+            </w:r>
+          </w:p>
+        </w:tc>
+        <w:tc>
+          <w:tcPr>
+            <w:tcW w:type="dxa" w:w="3040"/>
             <w:shd w:fill="F2F2F2" w:color="auto" w:val="clear"/>
-            <w:tcMar>
-              <w:top w:type="dxa" w:w="60"/>
-              <w:left w:type="dxa" w:w="120"/>
-              <w:bottom w:type="dxa" w:w="60"/>
-              <w:right w:type="dxa" w:w="120"/>
-            </w:tcMar>
-            <w:vAlign w:val="top"/>
-          </w:tcPr>
-          <w:p>
-            <w:pPr>
-              <w:spacing w:after="40" w:before="0"/>
-              <w:jc w:val="left"/>
-            </w:pPr>
-            <w:r>
-              <w:rPr>
-                <w:rFonts w:ascii="Arial" w:cs="Arial" w:eastAsia="Arial" w:hAnsi="Arial"/>
-                <w:b w:val="false"/>
-                <w:bCs w:val="false"/>
-                <w:i w:val="false"/>
-                <w:iCs w:val="false"/>
-                <w:color w:val="000000"/>
-                <w:sz w:val="18"/>
-                <w:szCs w:val="18"/>
-              </w:rPr>
-              <w:t xml:space="preserve">DQB maintains forward momentum — each lesson creates appetite for the next.</w:t>
-            </w:r>
-          </w:p>
-        </w:tc>
-        <w:tc>
-          <w:tcPr>
-            <w:tcW w:type="dxa" w:w="2300"/>
-            <w:shd w:fill="FFFFFF" w:color="auto" w:val="clear"/>
             <w:tcMar>
               <w:top w:type="dxa" w:w="60"/>
               <w:left w:type="dxa" w:w="120"/>
@@ -10958,7 +10677,7 @@
       <w:tr>
         <w:tc>
           <w:tcPr>
-            <w:tcW w:type="dxa" w:w="900"/>
+            <w:tcW w:type="dxa" w:w="1520"/>
             <w:shd w:fill="D5E8F0" w:color="auto" w:val="clear"/>
             <w:tcMar>
               <w:top w:type="dxa" w:w="60"/>
@@ -10987,51 +10706,6 @@
               <w:t xml:space="preserve">Model Building Phase</w:t>
             </w:r>
           </w:p>
-        </w:tc>
-        <w:tc>
-          <w:tcPr>
-            <w:tcW w:type="dxa" w:w="2300"/>
-            <w:shd w:fill="FFFFFF" w:color="auto" w:val="clear"/>
-            <w:tcMar>
-              <w:top w:type="dxa" w:w="60"/>
-              <w:left w:type="dxa" w:w="120"/>
-              <w:bottom w:type="dxa" w:w="60"/>
-              <w:right w:type="dxa" w:w="120"/>
-            </w:tcMar>
-            <w:vAlign w:val="top"/>
-          </w:tcPr>
-          <w:p>
-            <w:pPr>
-              <w:spacing w:after="40" w:before="0"/>
-              <w:jc w:val="left"/>
-            </w:pPr>
-            <w:r>
-              <w:rPr>
-                <w:rFonts w:ascii="Arial" w:cs="Arial" w:eastAsia="Arial" w:hAnsi="Arial"/>
-                <w:b w:val="false"/>
-                <w:bCs w:val="false"/>
-                <w:i w:val="false"/>
-                <w:iCs w:val="false"/>
-                <w:color w:val="000000"/>
-                <w:sz w:val="18"/>
-                <w:szCs w:val="18"/>
-              </w:rPr>
-              <w:t xml:space="preserve">Update Reflection Model: add a labelled example of a reflected shape with all five construction steps annotated.</w:t>
-            </w:r>
-          </w:p>
-        </w:tc>
-        <w:tc>
-          <w:tcPr>
-            <w:tcW w:type="dxa" w:w="2556"/>
-            <w:shd w:fill="F2F2F2" w:color="auto" w:val="clear"/>
-            <w:tcMar>
-              <w:top w:type="dxa" w:w="60"/>
-              <w:left w:type="dxa" w:w="120"/>
-              <w:bottom w:type="dxa" w:w="60"/>
-              <w:right w:type="dxa" w:w="120"/>
-            </w:tcMar>
-            <w:vAlign w:val="top"/>
-          </w:tcPr>
           <w:p>
             <w:pPr>
               <w:spacing w:after="20" w:before="0"/>
@@ -11052,7 +10726,7 @@
             <w:pPr>
               <w:spacing w:after="20" w:before="0"/>
             </w:pPr>
-            <w:hyperlink w:history="1" r:id="rIdhgymfui5cac9zgzhpkmgt">
+            <w:hyperlink w:history="1" r:id="rIdtriy12v2hd_titff5qksj">
               <w:r>
                 <w:rPr>
                   <w:rFonts w:ascii="Arial" w:cs="Arial" w:eastAsia="Arial" w:hAnsi="Arial"/>
@@ -11085,7 +10759,7 @@
               <w:spacing w:after="10" w:before="0"/>
               <w:ind w:left="120"/>
             </w:pPr>
-            <w:hyperlink w:history="1" r:id="rIdnppoy8laayvnpcfemufx0">
+            <w:hyperlink w:history="1" r:id="rId_92ejeqzewyr4jamivhrp">
               <w:r>
                 <w:rPr>
                   <w:rFonts w:ascii="Arial" w:cs="Arial" w:eastAsia="Arial" w:hAnsi="Arial"/>
@@ -11130,7 +10804,7 @@
             <w:pPr>
               <w:spacing w:after="20" w:before="0"/>
             </w:pPr>
-            <w:hyperlink w:history="1" r:id="rIdc-edmgej04mhib-7thuct">
+            <w:hyperlink w:history="1" r:id="rIdzyqvomltmafzb7qx9o5yf">
               <w:r>
                 <w:rPr>
                   <w:rFonts w:ascii="Arial" w:cs="Arial" w:eastAsia="Arial" w:hAnsi="Arial"/>
@@ -11163,7 +10837,7 @@
               <w:spacing w:after="10" w:before="0"/>
               <w:ind w:left="120"/>
             </w:pPr>
-            <w:hyperlink w:history="1" r:id="rIdbe1vyxtvdoola1hehkk4l">
+            <w:hyperlink w:history="1" r:id="rId8tzwt4aldda-wssd11chx">
               <w:r>
                 <w:rPr>
                   <w:rFonts w:ascii="Arial" w:cs="Arial" w:eastAsia="Arial" w:hAnsi="Arial"/>
@@ -11179,7 +10853,7 @@
         </w:tc>
         <w:tc>
           <w:tcPr>
-            <w:tcW w:type="dxa" w:w="3324"/>
+            <w:tcW w:type="dxa" w:w="3040"/>
             <w:shd w:fill="FFFFFF" w:color="auto" w:val="clear"/>
             <w:tcMar>
               <w:top w:type="dxa" w:w="60"/>
@@ -11205,46 +10879,78 @@
                 <w:sz w:val="18"/>
                 <w:szCs w:val="18"/>
               </w:rPr>
+              <w:t xml:space="preserve">Update Reflection Model: add a labelled example of a reflected shape with all five construction steps annotated.</w:t>
+            </w:r>
+          </w:p>
+        </w:tc>
+        <w:tc>
+          <w:tcPr>
+            <w:tcW w:type="dxa" w:w="3040"/>
+            <w:shd w:fill="F2F2F2" w:color="auto" w:val="clear"/>
+            <w:tcMar>
+              <w:top w:type="dxa" w:w="60"/>
+              <w:left w:type="dxa" w:w="120"/>
+              <w:bottom w:type="dxa" w:w="60"/>
+              <w:right w:type="dxa" w:w="120"/>
+            </w:tcMar>
+            <w:vAlign w:val="top"/>
+          </w:tcPr>
+          <w:p>
+            <w:pPr>
+              <w:spacing w:after="40" w:before="0"/>
+              <w:jc w:val="left"/>
+            </w:pPr>
+            <w:r>
+              <w:rPr>
+                <w:rFonts w:ascii="Arial" w:cs="Arial" w:eastAsia="Arial" w:hAnsi="Arial"/>
+                <w:b w:val="false"/>
+                <w:bCs w:val="false"/>
+                <w:i w:val="false"/>
+                <w:iCs w:val="false"/>
+                <w:color w:val="000000"/>
+                <w:sz w:val="18"/>
+                <w:szCs w:val="18"/>
+              </w:rPr>
               <w:t xml:space="preserve">"Your model should now show the PROCEDURE, not just the properties."</w:t>
             </w:r>
           </w:p>
         </w:tc>
         <w:tc>
           <w:tcPr>
-            <w:tcW w:type="dxa" w:w="2300"/>
+            <w:tcW w:type="dxa" w:w="3040"/>
+            <w:shd w:fill="FFFFFF" w:color="auto" w:val="clear"/>
+            <w:tcMar>
+              <w:top w:type="dxa" w:w="60"/>
+              <w:left w:type="dxa" w:w="120"/>
+              <w:bottom w:type="dxa" w:w="60"/>
+              <w:right w:type="dxa" w:w="120"/>
+            </w:tcMar>
+            <w:vAlign w:val="top"/>
+          </w:tcPr>
+          <w:p>
+            <w:pPr>
+              <w:spacing w:after="40" w:before="0"/>
+              <w:jc w:val="left"/>
+            </w:pPr>
+            <w:r>
+              <w:rPr>
+                <w:rFonts w:ascii="Arial" w:cs="Arial" w:eastAsia="Arial" w:hAnsi="Arial"/>
+                <w:b w:val="false"/>
+                <w:bCs w:val="false"/>
+                <w:i w:val="false"/>
+                <w:iCs w:val="false"/>
+                <w:color w:val="000000"/>
+                <w:sz w:val="18"/>
+                <w:szCs w:val="18"/>
+              </w:rPr>
+              <w:t xml:space="preserve">Procedural knowledge added to the model — connects rules to action.</w:t>
+            </w:r>
+          </w:p>
+        </w:tc>
+        <w:tc>
+          <w:tcPr>
+            <w:tcW w:type="dxa" w:w="3040"/>
             <w:shd w:fill="F2F2F2" w:color="auto" w:val="clear"/>
-            <w:tcMar>
-              <w:top w:type="dxa" w:w="60"/>
-              <w:left w:type="dxa" w:w="120"/>
-              <w:bottom w:type="dxa" w:w="60"/>
-              <w:right w:type="dxa" w:w="120"/>
-            </w:tcMar>
-            <w:vAlign w:val="top"/>
-          </w:tcPr>
-          <w:p>
-            <w:pPr>
-              <w:spacing w:after="40" w:before="0"/>
-              <w:jc w:val="left"/>
-            </w:pPr>
-            <w:r>
-              <w:rPr>
-                <w:rFonts w:ascii="Arial" w:cs="Arial" w:eastAsia="Arial" w:hAnsi="Arial"/>
-                <w:b w:val="false"/>
-                <w:bCs w:val="false"/>
-                <w:i w:val="false"/>
-                <w:iCs w:val="false"/>
-                <w:color w:val="000000"/>
-                <w:sz w:val="18"/>
-                <w:szCs w:val="18"/>
-              </w:rPr>
-              <w:t xml:space="preserve">Procedural knowledge added to the model — connects rules to action.</w:t>
-            </w:r>
-          </w:p>
-        </w:tc>
-        <w:tc>
-          <w:tcPr>
-            <w:tcW w:type="dxa" w:w="2300"/>
-            <w:shd w:fill="FFFFFF" w:color="auto" w:val="clear"/>
             <w:tcMar>
               <w:top w:type="dxa" w:w="60"/>
               <w:left w:type="dxa" w:w="120"/>
@@ -12723,18 +12429,17 @@
         <w:tblLayout w:type="fixed"/>
       </w:tblPr>
       <w:tblGrid>
-        <w:gridCol w:w="900"/>
-        <w:gridCol w:w="2300"/>
-        <w:gridCol w:w="2556"/>
-        <w:gridCol w:w="3324"/>
-        <w:gridCol w:w="2300"/>
-        <w:gridCol w:w="2300"/>
+        <w:gridCol w:w="1520"/>
+        <w:gridCol w:w="3040"/>
+        <w:gridCol w:w="3040"/>
+        <w:gridCol w:w="3040"/>
+        <w:gridCol w:w="3040"/>
       </w:tblGrid>
       <w:tr>
         <w:tc>
           <w:tcPr>
             <w:tcW w:type="dxa" w:w="13680"/>
-            <w:gridSpan w:val="6"/>
+            <w:gridSpan w:val="5"/>
             <w:shd w:fill="1F6B75" w:color="auto" w:val="clear"/>
             <w:tcMar>
               <w:top w:type="dxa" w:w="60"/>
@@ -12768,7 +12473,7 @@
       <w:tr>
         <w:tc>
           <w:tcPr>
-            <w:tcW w:type="dxa" w:w="900"/>
+            <w:tcW w:type="dxa" w:w="1520"/>
             <w:shd w:fill="1F3864" w:color="auto" w:val="clear"/>
             <w:tcMar>
               <w:top w:type="dxa" w:w="60"/>
@@ -12800,7 +12505,7 @@
         </w:tc>
         <w:tc>
           <w:tcPr>
-            <w:tcW w:type="dxa" w:w="2300"/>
+            <w:tcW w:type="dxa" w:w="3040"/>
             <w:shd w:fill="2E75B6" w:color="auto" w:val="clear"/>
             <w:tcMar>
               <w:top w:type="dxa" w:w="60"/>
@@ -12832,7 +12537,39 @@
         </w:tc>
         <w:tc>
           <w:tcPr>
-            <w:tcW w:type="dxa" w:w="2556"/>
+            <w:tcW w:type="dxa" w:w="3040"/>
+            <w:shd w:fill="2E75B6" w:color="auto" w:val="clear"/>
+            <w:tcMar>
+              <w:top w:type="dxa" w:w="60"/>
+              <w:left w:type="dxa" w:w="120"/>
+              <w:bottom w:type="dxa" w:w="60"/>
+              <w:right w:type="dxa" w:w="120"/>
+            </w:tcMar>
+            <w:vAlign w:val="top"/>
+          </w:tcPr>
+          <w:p>
+            <w:pPr>
+              <w:spacing w:after="40" w:before="0"/>
+              <w:jc w:val="left"/>
+            </w:pPr>
+            <w:r>
+              <w:rPr>
+                <w:rFonts w:ascii="Arial" w:cs="Arial" w:eastAsia="Arial" w:hAnsi="Arial"/>
+                <w:b/>
+                <w:bCs/>
+                <w:i w:val="false"/>
+                <w:iCs w:val="false"/>
+                <w:color w:val="FFFFFF"/>
+                <w:sz w:val="18"/>
+                <w:szCs w:val="18"/>
+              </w:rPr>
+              <w:t xml:space="preserve">Teacher Actions</w:t>
+            </w:r>
+          </w:p>
+        </w:tc>
+        <w:tc>
+          <w:tcPr>
+            <w:tcW w:type="dxa" w:w="3040"/>
             <w:shd w:fill="1F6B75" w:color="auto" w:val="clear"/>
             <w:tcMar>
               <w:top w:type="dxa" w:w="60"/>
@@ -12858,77 +12595,13 @@
                 <w:sz w:val="18"/>
                 <w:szCs w:val="18"/>
               </w:rPr>
-              <w:t xml:space="preserve">Resource</w:t>
-            </w:r>
-          </w:p>
-        </w:tc>
-        <w:tc>
-          <w:tcPr>
-            <w:tcW w:type="dxa" w:w="3324"/>
-            <w:shd w:fill="2E75B6" w:color="auto" w:val="clear"/>
-            <w:tcMar>
-              <w:top w:type="dxa" w:w="60"/>
-              <w:left w:type="dxa" w:w="120"/>
-              <w:bottom w:type="dxa" w:w="60"/>
-              <w:right w:type="dxa" w:w="120"/>
-            </w:tcMar>
-            <w:vAlign w:val="top"/>
-          </w:tcPr>
-          <w:p>
-            <w:pPr>
-              <w:spacing w:after="40" w:before="0"/>
-              <w:jc w:val="left"/>
-            </w:pPr>
-            <w:r>
-              <w:rPr>
-                <w:rFonts w:ascii="Arial" w:cs="Arial" w:eastAsia="Arial" w:hAnsi="Arial"/>
-                <w:b/>
-                <w:bCs/>
-                <w:i w:val="false"/>
-                <w:iCs w:val="false"/>
-                <w:color w:val="FFFFFF"/>
-                <w:sz w:val="18"/>
-                <w:szCs w:val="18"/>
-              </w:rPr>
-              <w:t xml:space="preserve">Teacher Actions</w:t>
-            </w:r>
-          </w:p>
-        </w:tc>
-        <w:tc>
-          <w:tcPr>
-            <w:tcW w:type="dxa" w:w="2300"/>
-            <w:shd w:fill="1F6B75" w:color="auto" w:val="clear"/>
-            <w:tcMar>
-              <w:top w:type="dxa" w:w="60"/>
-              <w:left w:type="dxa" w:w="120"/>
-              <w:bottom w:type="dxa" w:w="60"/>
-              <w:right w:type="dxa" w:w="120"/>
-            </w:tcMar>
-            <w:vAlign w:val="top"/>
-          </w:tcPr>
-          <w:p>
-            <w:pPr>
-              <w:spacing w:after="40" w:before="0"/>
-              <w:jc w:val="left"/>
-            </w:pPr>
-            <w:r>
-              <w:rPr>
-                <w:rFonts w:ascii="Arial" w:cs="Arial" w:eastAsia="Arial" w:hAnsi="Arial"/>
-                <w:b/>
-                <w:bCs/>
-                <w:i w:val="false"/>
-                <w:iCs w:val="false"/>
-                <w:color w:val="FFFFFF"/>
-                <w:sz w:val="18"/>
-                <w:szCs w:val="18"/>
-              </w:rPr>
               <w:t xml:space="preserve">Sensemaking Strategy</w:t>
             </w:r>
           </w:p>
         </w:tc>
         <w:tc>
           <w:tcPr>
-            <w:tcW w:type="dxa" w:w="2300"/>
+            <w:tcW w:type="dxa" w:w="3040"/>
             <w:shd w:fill="2E75B6" w:color="auto" w:val="clear"/>
             <w:tcMar>
               <w:top w:type="dxa" w:w="60"/>
@@ -12962,7 +12635,7 @@
       <w:tr>
         <w:tc>
           <w:tcPr>
-            <w:tcW w:type="dxa" w:w="900"/>
+            <w:tcW w:type="dxa" w:w="1520"/>
             <w:shd w:fill="EAD1F5" w:color="auto" w:val="clear"/>
             <w:tcMar>
               <w:top w:type="dxa" w:w="60"/>
@@ -12991,51 +12664,6 @@
               <w:t xml:space="preserve">Predict Phase</w:t>
             </w:r>
           </w:p>
-        </w:tc>
-        <w:tc>
-          <w:tcPr>
-            <w:tcW w:type="dxa" w:w="2300"/>
-            <w:shd w:fill="FFFFFF" w:color="auto" w:val="clear"/>
-            <w:tcMar>
-              <w:top w:type="dxa" w:w="60"/>
-              <w:left w:type="dxa" w:w="120"/>
-              <w:bottom w:type="dxa" w:w="60"/>
-              <w:right w:type="dxa" w:w="120"/>
-            </w:tcMar>
-            <w:vAlign w:val="top"/>
-          </w:tcPr>
-          <w:p>
-            <w:pPr>
-              <w:spacing w:after="40" w:before="0"/>
-              <w:jc w:val="left"/>
-            </w:pPr>
-            <w:r>
-              <w:rPr>
-                <w:rFonts w:ascii="Arial" w:cs="Arial" w:eastAsia="Arial" w:hAnsi="Arial"/>
-                <w:b w:val="false"/>
-                <w:bCs w:val="false"/>
-                <w:i w:val="false"/>
-                <w:iCs w:val="false"/>
-                <w:color w:val="000000"/>
-                <w:sz w:val="18"/>
-                <w:szCs w:val="18"/>
-              </w:rPr>
-              <w:t xml:space="preserve">Given triangle A(2,3), B(5,1), C(4,5). "If you reflect over the x-axis, predict the coordinates of A', B', C'." No grid provided — pure coordinate reasoning.</w:t>
-            </w:r>
-          </w:p>
-        </w:tc>
-        <w:tc>
-          <w:tcPr>
-            <w:tcW w:type="dxa" w:w="2556"/>
-            <w:shd w:fill="F2F2F2" w:color="auto" w:val="clear"/>
-            <w:tcMar>
-              <w:top w:type="dxa" w:w="60"/>
-              <w:left w:type="dxa" w:w="120"/>
-              <w:bottom w:type="dxa" w:w="60"/>
-              <w:right w:type="dxa" w:w="120"/>
-            </w:tcMar>
-            <w:vAlign w:val="top"/>
-          </w:tcPr>
           <w:p>
             <w:pPr>
               <w:spacing w:after="20" w:before="0"/>
@@ -13056,7 +12684,7 @@
             <w:pPr>
               <w:spacing w:after="20" w:before="0"/>
             </w:pPr>
-            <w:hyperlink w:history="1" r:id="rId6iafcmsd1vhhhxzxjfd9v">
+            <w:hyperlink w:history="1" r:id="rIdei7uyddmosal_nimflysf">
               <w:r>
                 <w:rPr>
                   <w:rFonts w:ascii="Arial" w:cs="Arial" w:eastAsia="Arial" w:hAnsi="Arial"/>
@@ -13089,7 +12717,7 @@
               <w:spacing w:after="10" w:before="0"/>
               <w:ind w:left="120"/>
             </w:pPr>
-            <w:hyperlink w:history="1" r:id="rIdx_cibu8qbldlw27yp63td">
+            <w:hyperlink w:history="1" r:id="rId_ai60pw8ki1gusqi25swk">
               <w:r>
                 <w:rPr>
                   <w:rFonts w:ascii="Arial" w:cs="Arial" w:eastAsia="Arial" w:hAnsi="Arial"/>
@@ -13134,7 +12762,7 @@
             <w:pPr>
               <w:spacing w:after="20" w:before="0"/>
             </w:pPr>
-            <w:hyperlink w:history="1" r:id="rIdq72fg2rrfdantvanlmikq">
+            <w:hyperlink w:history="1" r:id="rIdfpz8mlfgnvbtnombw5p_n">
               <w:r>
                 <w:rPr>
                   <w:rFonts w:ascii="Arial" w:cs="Arial" w:eastAsia="Arial" w:hAnsi="Arial"/>
@@ -13167,7 +12795,7 @@
               <w:spacing w:after="10" w:before="0"/>
               <w:ind w:left="120"/>
             </w:pPr>
-            <w:hyperlink w:history="1" r:id="rId6jrx-or5j9oembwvpwhcc">
+            <w:hyperlink w:history="1" r:id="rIdbnv7-vy-_58iewc7wopya">
               <w:r>
                 <w:rPr>
                   <w:rFonts w:ascii="Arial" w:cs="Arial" w:eastAsia="Arial" w:hAnsi="Arial"/>
@@ -13183,7 +12811,7 @@
         </w:tc>
         <w:tc>
           <w:tcPr>
-            <w:tcW w:type="dxa" w:w="3324"/>
+            <w:tcW w:type="dxa" w:w="3040"/>
             <w:shd w:fill="FFFFFF" w:color="auto" w:val="clear"/>
             <w:tcMar>
               <w:top w:type="dxa" w:w="60"/>
@@ -13209,6 +12837,38 @@
                 <w:sz w:val="18"/>
                 <w:szCs w:val="18"/>
               </w:rPr>
+              <w:t xml:space="preserve">Given triangle A(2,3), B(5,1), C(4,5). "If you reflect over the x-axis, predict the coordinates of A', B', C'." No grid provided — pure coordinate reasoning.</w:t>
+            </w:r>
+          </w:p>
+        </w:tc>
+        <w:tc>
+          <w:tcPr>
+            <w:tcW w:type="dxa" w:w="3040"/>
+            <w:shd w:fill="F2F2F2" w:color="auto" w:val="clear"/>
+            <w:tcMar>
+              <w:top w:type="dxa" w:w="60"/>
+              <w:left w:type="dxa" w:w="120"/>
+              <w:bottom w:type="dxa" w:w="60"/>
+              <w:right w:type="dxa" w:w="120"/>
+            </w:tcMar>
+            <w:vAlign w:val="top"/>
+          </w:tcPr>
+          <w:p>
+            <w:pPr>
+              <w:spacing w:after="40" w:before="0"/>
+              <w:jc w:val="left"/>
+            </w:pPr>
+            <w:r>
+              <w:rPr>
+                <w:rFonts w:ascii="Arial" w:cs="Arial" w:eastAsia="Arial" w:hAnsi="Arial"/>
+                <w:b w:val="false"/>
+                <w:bCs w:val="false"/>
+                <w:i w:val="false"/>
+                <w:iCs w:val="false"/>
+                <w:color w:val="000000"/>
+                <w:sz w:val="18"/>
+                <w:szCs w:val="18"/>
+              </w:rPr>
               <w:t xml:space="preserve">"What does the x-axis do to the y-coordinate of a point above it?"</w:t>
             </w:r>
           </w:p>
@@ -13234,40 +12894,40 @@
         </w:tc>
         <w:tc>
           <w:tcPr>
-            <w:tcW w:type="dxa" w:w="2300"/>
+            <w:tcW w:type="dxa" w:w="3040"/>
+            <w:shd w:fill="FFFFFF" w:color="auto" w:val="clear"/>
+            <w:tcMar>
+              <w:top w:type="dxa" w:w="60"/>
+              <w:left w:type="dxa" w:w="120"/>
+              <w:bottom w:type="dxa" w:w="60"/>
+              <w:right w:type="dxa" w:w="120"/>
+            </w:tcMar>
+            <w:vAlign w:val="top"/>
+          </w:tcPr>
+          <w:p>
+            <w:pPr>
+              <w:spacing w:after="40" w:before="0"/>
+              <w:jc w:val="left"/>
+            </w:pPr>
+            <w:r>
+              <w:rPr>
+                <w:rFonts w:ascii="Arial" w:cs="Arial" w:eastAsia="Arial" w:hAnsi="Arial"/>
+                <w:b w:val="false"/>
+                <w:bCs w:val="false"/>
+                <w:i w:val="false"/>
+                <w:iCs w:val="false"/>
+                <w:color w:val="000000"/>
+                <w:sz w:val="18"/>
+                <w:szCs w:val="18"/>
+              </w:rPr>
+              <w:t xml:space="preserve">Numerical prediction connects the equal-distance property to coordinate arithmetic.</w:t>
+            </w:r>
+          </w:p>
+        </w:tc>
+        <w:tc>
+          <w:tcPr>
+            <w:tcW w:type="dxa" w:w="3040"/>
             <w:shd w:fill="F2F2F2" w:color="auto" w:val="clear"/>
-            <w:tcMar>
-              <w:top w:type="dxa" w:w="60"/>
-              <w:left w:type="dxa" w:w="120"/>
-              <w:bottom w:type="dxa" w:w="60"/>
-              <w:right w:type="dxa" w:w="120"/>
-            </w:tcMar>
-            <w:vAlign w:val="top"/>
-          </w:tcPr>
-          <w:p>
-            <w:pPr>
-              <w:spacing w:after="40" w:before="0"/>
-              <w:jc w:val="left"/>
-            </w:pPr>
-            <w:r>
-              <w:rPr>
-                <w:rFonts w:ascii="Arial" w:cs="Arial" w:eastAsia="Arial" w:hAnsi="Arial"/>
-                <w:b w:val="false"/>
-                <w:bCs w:val="false"/>
-                <w:i w:val="false"/>
-                <w:iCs w:val="false"/>
-                <w:color w:val="000000"/>
-                <w:sz w:val="18"/>
-                <w:szCs w:val="18"/>
-              </w:rPr>
-              <w:t xml:space="preserve">Numerical prediction connects the equal-distance property to coordinate arithmetic.</w:t>
-            </w:r>
-          </w:p>
-        </w:tc>
-        <w:tc>
-          <w:tcPr>
-            <w:tcW w:type="dxa" w:w="2300"/>
-            <w:shd w:fill="FFFFFF" w:color="auto" w:val="clear"/>
             <w:tcMar>
               <w:top w:type="dxa" w:w="60"/>
               <w:left w:type="dxa" w:w="120"/>
@@ -13300,7 +12960,7 @@
       <w:tr>
         <w:tc>
           <w:tcPr>
-            <w:tcW w:type="dxa" w:w="900"/>
+            <w:tcW w:type="dxa" w:w="1520"/>
             <w:shd w:fill="D9EEF1" w:color="auto" w:val="clear"/>
             <w:tcMar>
               <w:top w:type="dxa" w:w="60"/>
@@ -13329,51 +12989,6 @@
               <w:t xml:space="preserve">Observe Phase</w:t>
             </w:r>
           </w:p>
-        </w:tc>
-        <w:tc>
-          <w:tcPr>
-            <w:tcW w:type="dxa" w:w="2300"/>
-            <w:shd w:fill="FFFFFF" w:color="auto" w:val="clear"/>
-            <w:tcMar>
-              <w:top w:type="dxa" w:w="60"/>
-              <w:left w:type="dxa" w:w="120"/>
-              <w:bottom w:type="dxa" w:w="60"/>
-              <w:right w:type="dxa" w:w="120"/>
-            </w:tcMar>
-            <w:vAlign w:val="top"/>
-          </w:tcPr>
-          <w:p>
-            <w:pPr>
-              <w:spacing w:after="40" w:before="0"/>
-              <w:jc w:val="left"/>
-            </w:pPr>
-            <w:r>
-              <w:rPr>
-                <w:rFonts w:ascii="Arial" w:cs="Arial" w:eastAsia="Arial" w:hAnsi="Arial"/>
-                <w:b w:val="false"/>
-                <w:bCs w:val="false"/>
-                <w:i w:val="false"/>
-                <w:iCs w:val="false"/>
-                <w:color w:val="000000"/>
-                <w:sz w:val="18"/>
-                <w:szCs w:val="18"/>
-              </w:rPr>
-              <w:t xml:space="preserve">On squared paper: plot A(2,3), B(5,1), C(4,5). Use Lesson 3 construction to reflect over x-axis. Record: A(2,3)→A'(_,_), B(5,1)→B'(_,_), C(4,5)→C'(_,_). Repeat for reflection over y-axis. Record coordinates. Look for the pattern: what changes? What stays the same?</w:t>
-            </w:r>
-          </w:p>
-        </w:tc>
-        <w:tc>
-          <w:tcPr>
-            <w:tcW w:type="dxa" w:w="2556"/>
-            <w:shd w:fill="F2F2F2" w:color="auto" w:val="clear"/>
-            <w:tcMar>
-              <w:top w:type="dxa" w:w="60"/>
-              <w:left w:type="dxa" w:w="120"/>
-              <w:bottom w:type="dxa" w:w="60"/>
-              <w:right w:type="dxa" w:w="120"/>
-            </w:tcMar>
-            <w:vAlign w:val="top"/>
-          </w:tcPr>
           <w:p>
             <w:pPr>
               <w:spacing w:after="20" w:before="0"/>
@@ -13394,7 +13009,7 @@
             <w:pPr>
               <w:spacing w:after="20" w:before="0"/>
             </w:pPr>
-            <w:hyperlink w:history="1" r:id="rIdnzrhlw_asohicfq1z4f3w">
+            <w:hyperlink w:history="1" r:id="rId9aaxsgx9ssss8hfqvdlkk">
               <w:r>
                 <w:rPr>
                   <w:rFonts w:ascii="Arial" w:cs="Arial" w:eastAsia="Arial" w:hAnsi="Arial"/>
@@ -13427,7 +13042,7 @@
               <w:spacing w:after="10" w:before="0"/>
               <w:ind w:left="120"/>
             </w:pPr>
-            <w:hyperlink w:history="1" r:id="rIdagp5jepfaur2cbqgtfsyj">
+            <w:hyperlink w:history="1" r:id="rIds2xbnmdihvwxqn1kwgc29">
               <w:r>
                 <w:rPr>
                   <w:rFonts w:ascii="Arial" w:cs="Arial" w:eastAsia="Arial" w:hAnsi="Arial"/>
@@ -13472,7 +13087,7 @@
             <w:pPr>
               <w:spacing w:after="20" w:before="0"/>
             </w:pPr>
-            <w:hyperlink w:history="1" r:id="rIdzfpdoswyswxilz46wi_xk">
+            <w:hyperlink w:history="1" r:id="rIde_c3ykba626wv7feq3mnk">
               <w:r>
                 <w:rPr>
                   <w:rFonts w:ascii="Arial" w:cs="Arial" w:eastAsia="Arial" w:hAnsi="Arial"/>
@@ -13505,7 +13120,7 @@
               <w:spacing w:after="10" w:before="0"/>
               <w:ind w:left="120"/>
             </w:pPr>
-            <w:hyperlink w:history="1" r:id="rIdfm99ssnaj-nfo9wbg3kjy">
+            <w:hyperlink w:history="1" r:id="rIdzx9pdw4ykls5cjro1fjht">
               <w:r>
                 <w:rPr>
                   <w:rFonts w:ascii="Arial" w:cs="Arial" w:eastAsia="Arial" w:hAnsi="Arial"/>
@@ -13521,7 +13136,7 @@
         </w:tc>
         <w:tc>
           <w:tcPr>
-            <w:tcW w:type="dxa" w:w="3324"/>
+            <w:tcW w:type="dxa" w:w="3040"/>
             <w:shd w:fill="FFFFFF" w:color="auto" w:val="clear"/>
             <w:tcMar>
               <w:top w:type="dxa" w:w="60"/>
@@ -13547,6 +13162,38 @@
                 <w:sz w:val="18"/>
                 <w:szCs w:val="18"/>
               </w:rPr>
+              <w:t xml:space="preserve">On squared paper: plot A(2,3), B(5,1), C(4,5). Use Lesson 3 construction to reflect over x-axis. Record: A(2,3)→A'(_,_), B(5,1)→B'(_,_), C(4,5)→C'(_,_). Repeat for reflection over y-axis. Record coordinates. Look for the pattern: what changes? What stays the same?</w:t>
+            </w:r>
+          </w:p>
+        </w:tc>
+        <w:tc>
+          <w:tcPr>
+            <w:tcW w:type="dxa" w:w="3040"/>
+            <w:shd w:fill="F2F2F2" w:color="auto" w:val="clear"/>
+            <w:tcMar>
+              <w:top w:type="dxa" w:w="60"/>
+              <w:left w:type="dxa" w:w="120"/>
+              <w:bottom w:type="dxa" w:w="60"/>
+              <w:right w:type="dxa" w:w="120"/>
+            </w:tcMar>
+            <w:vAlign w:val="top"/>
+          </w:tcPr>
+          <w:p>
+            <w:pPr>
+              <w:spacing w:after="40" w:before="0"/>
+              <w:jc w:val="left"/>
+            </w:pPr>
+            <w:r>
+              <w:rPr>
+                <w:rFonts w:ascii="Arial" w:cs="Arial" w:eastAsia="Arial" w:hAnsi="Arial"/>
+                <w:b w:val="false"/>
+                <w:bCs w:val="false"/>
+                <w:i w:val="false"/>
+                <w:iCs w:val="false"/>
+                <w:color w:val="000000"/>
+                <w:sz w:val="18"/>
+                <w:szCs w:val="18"/>
+              </w:rPr>
               <w:t xml:space="preserve">"Fill in the table first — then look for the pattern."</w:t>
             </w:r>
           </w:p>
@@ -13572,40 +13219,40 @@
         </w:tc>
         <w:tc>
           <w:tcPr>
-            <w:tcW w:type="dxa" w:w="2300"/>
+            <w:tcW w:type="dxa" w:w="3040"/>
+            <w:shd w:fill="FFFFFF" w:color="auto" w:val="clear"/>
+            <w:tcMar>
+              <w:top w:type="dxa" w:w="60"/>
+              <w:left w:type="dxa" w:w="120"/>
+              <w:bottom w:type="dxa" w:w="60"/>
+              <w:right w:type="dxa" w:w="120"/>
+            </w:tcMar>
+            <w:vAlign w:val="top"/>
+          </w:tcPr>
+          <w:p>
+            <w:pPr>
+              <w:spacing w:after="40" w:before="0"/>
+              <w:jc w:val="left"/>
+            </w:pPr>
+            <w:r>
+              <w:rPr>
+                <w:rFonts w:ascii="Arial" w:cs="Arial" w:eastAsia="Arial" w:hAnsi="Arial"/>
+                <w:b w:val="false"/>
+                <w:bCs w:val="false"/>
+                <w:i w:val="false"/>
+                <w:iCs w:val="false"/>
+                <w:color w:val="000000"/>
+                <w:sz w:val="18"/>
+                <w:szCs w:val="18"/>
+              </w:rPr>
+              <w:t xml:space="preserve">Pattern recognition from tabulated data. Students derive the algebraic rule inductively.</w:t>
+            </w:r>
+          </w:p>
+        </w:tc>
+        <w:tc>
+          <w:tcPr>
+            <w:tcW w:type="dxa" w:w="3040"/>
             <w:shd w:fill="F2F2F2" w:color="auto" w:val="clear"/>
-            <w:tcMar>
-              <w:top w:type="dxa" w:w="60"/>
-              <w:left w:type="dxa" w:w="120"/>
-              <w:bottom w:type="dxa" w:w="60"/>
-              <w:right w:type="dxa" w:w="120"/>
-            </w:tcMar>
-            <w:vAlign w:val="top"/>
-          </w:tcPr>
-          <w:p>
-            <w:pPr>
-              <w:spacing w:after="40" w:before="0"/>
-              <w:jc w:val="left"/>
-            </w:pPr>
-            <w:r>
-              <w:rPr>
-                <w:rFonts w:ascii="Arial" w:cs="Arial" w:eastAsia="Arial" w:hAnsi="Arial"/>
-                <w:b w:val="false"/>
-                <w:bCs w:val="false"/>
-                <w:i w:val="false"/>
-                <w:iCs w:val="false"/>
-                <w:color w:val="000000"/>
-                <w:sz w:val="18"/>
-                <w:szCs w:val="18"/>
-              </w:rPr>
-              <w:t xml:space="preserve">Pattern recognition from tabulated data. Students derive the algebraic rule inductively.</w:t>
-            </w:r>
-          </w:p>
-        </w:tc>
-        <w:tc>
-          <w:tcPr>
-            <w:tcW w:type="dxa" w:w="2300"/>
-            <w:shd w:fill="FFFFFF" w:color="auto" w:val="clear"/>
             <w:tcMar>
               <w:top w:type="dxa" w:w="60"/>
               <w:left w:type="dxa" w:w="120"/>
@@ -13638,7 +13285,7 @@
       <w:tr>
         <w:tc>
           <w:tcPr>
-            <w:tcW w:type="dxa" w:w="900"/>
+            <w:tcW w:type="dxa" w:w="1520"/>
             <w:shd w:fill="E2EFDA" w:color="auto" w:val="clear"/>
             <w:tcMar>
               <w:top w:type="dxa" w:w="60"/>
@@ -13667,150 +13314,6 @@
               <w:t xml:space="preserve">Explain Phase</w:t>
             </w:r>
           </w:p>
-        </w:tc>
-        <w:tc>
-          <w:tcPr>
-            <w:tcW w:type="dxa" w:w="2300"/>
-            <w:shd w:fill="FFFFFF" w:color="auto" w:val="clear"/>
-            <w:tcMar>
-              <w:top w:type="dxa" w:w="60"/>
-              <w:left w:type="dxa" w:w="120"/>
-              <w:bottom w:type="dxa" w:w="60"/>
-              <w:right w:type="dxa" w:w="120"/>
-            </w:tcMar>
-            <w:vAlign w:val="top"/>
-          </w:tcPr>
-          <w:p>
-            <w:pPr>
-              <w:spacing w:after="40" w:before="0"/>
-              <w:jc w:val="left"/>
-            </w:pPr>
-            <w:r>
-              <w:rPr>
-                <w:rFonts w:ascii="Arial" w:cs="Arial" w:eastAsia="Arial" w:hAnsi="Arial"/>
-                <w:b w:val="false"/>
-                <w:bCs w:val="false"/>
-                <w:i w:val="false"/>
-                <w:iCs w:val="false"/>
-                <w:color w:val="000000"/>
-                <w:sz w:val="18"/>
-                <w:szCs w:val="18"/>
-              </w:rPr>
-              <w:t xml:space="preserve">Class derives four rules from the table:</w:t>
-            </w:r>
-          </w:p>
-          <w:p>
-            <w:pPr>
-              <w:spacing w:after="30" w:before="0"/>
-              <w:ind w:left="360" w:hanging="180"/>
-              <w:jc w:val="left"/>
-            </w:pPr>
-            <w:r>
-              <w:rPr>
-                <w:rFonts w:ascii="Arial" w:cs="Arial" w:eastAsia="Arial" w:hAnsi="Arial"/>
-                <w:b w:val="false"/>
-                <w:bCs w:val="false"/>
-                <w:i w:val="false"/>
-                <w:iCs w:val="false"/>
-                <w:color w:val="000000"/>
-                <w:sz w:val="18"/>
-                <w:szCs w:val="18"/>
-              </w:rPr>
-              <w:t xml:space="preserve">–  Over x-axis: (x, y) → (x, −y) — y changes sign</w:t>
-            </w:r>
-          </w:p>
-          <w:p>
-            <w:pPr>
-              <w:spacing w:after="30" w:before="0"/>
-              <w:ind w:left="360" w:hanging="180"/>
-              <w:jc w:val="left"/>
-            </w:pPr>
-            <w:r>
-              <w:rPr>
-                <w:rFonts w:ascii="Arial" w:cs="Arial" w:eastAsia="Arial" w:hAnsi="Arial"/>
-                <w:b w:val="false"/>
-                <w:bCs w:val="false"/>
-                <w:i w:val="false"/>
-                <w:iCs w:val="false"/>
-                <w:color w:val="000000"/>
-                <w:sz w:val="18"/>
-                <w:szCs w:val="18"/>
-              </w:rPr>
-              <w:t xml:space="preserve">–  Over y-axis: (x, y) → (−x, y) — x changes sign</w:t>
-            </w:r>
-          </w:p>
-          <w:p>
-            <w:pPr>
-              <w:spacing w:after="30" w:before="0"/>
-              <w:ind w:left="360" w:hanging="180"/>
-              <w:jc w:val="left"/>
-            </w:pPr>
-            <w:r>
-              <w:rPr>
-                <w:rFonts w:ascii="Arial" w:cs="Arial" w:eastAsia="Arial" w:hAnsi="Arial"/>
-                <w:b w:val="false"/>
-                <w:bCs w:val="false"/>
-                <w:i w:val="false"/>
-                <w:iCs w:val="false"/>
-                <w:color w:val="000000"/>
-                <w:sz w:val="18"/>
-                <w:szCs w:val="18"/>
-              </w:rPr>
-              <w:t xml:space="preserve">–  Over y = x: (x, y) → (y, x) — coordinates swap</w:t>
-            </w:r>
-          </w:p>
-          <w:p>
-            <w:pPr>
-              <w:spacing w:after="30" w:before="0"/>
-              <w:ind w:left="360" w:hanging="180"/>
-              <w:jc w:val="left"/>
-            </w:pPr>
-            <w:r>
-              <w:rPr>
-                <w:rFonts w:ascii="Arial" w:cs="Arial" w:eastAsia="Arial" w:hAnsi="Arial"/>
-                <w:b w:val="false"/>
-                <w:bCs w:val="false"/>
-                <w:i w:val="false"/>
-                <w:iCs w:val="false"/>
-                <w:color w:val="000000"/>
-                <w:sz w:val="18"/>
-                <w:szCs w:val="18"/>
-              </w:rPr>
-              <w:t xml:space="preserve">–  Over y = −x: (x, y) → (−y, −x) — swap then negate both</w:t>
-            </w:r>
-          </w:p>
-          <w:p>
-            <w:pPr>
-              <w:spacing w:after="40" w:before="0"/>
-              <w:jc w:val="left"/>
-            </w:pPr>
-            <w:r>
-              <w:rPr>
-                <w:rFonts w:ascii="Arial" w:cs="Arial" w:eastAsia="Arial" w:hAnsi="Arial"/>
-                <w:b w:val="false"/>
-                <w:bCs w:val="false"/>
-                <w:i w:val="false"/>
-                <w:iCs w:val="false"/>
-                <w:color w:val="000000"/>
-                <w:sz w:val="18"/>
-                <w:szCs w:val="18"/>
-              </w:rPr>
-              <w:t xml:space="preserve">Students practise 6 coordinate-rule exercises.</w:t>
-            </w:r>
-          </w:p>
-        </w:tc>
-        <w:tc>
-          <w:tcPr>
-            <w:tcW w:type="dxa" w:w="2556"/>
-            <w:shd w:fill="F2F2F2" w:color="auto" w:val="clear"/>
-            <w:tcMar>
-              <w:top w:type="dxa" w:w="60"/>
-              <w:left w:type="dxa" w:w="120"/>
-              <w:bottom w:type="dxa" w:w="60"/>
-              <w:right w:type="dxa" w:w="120"/>
-            </w:tcMar>
-            <w:vAlign w:val="top"/>
-          </w:tcPr>
           <w:p>
             <w:pPr>
               <w:spacing w:after="20" w:before="0"/>
@@ -13831,7 +13334,7 @@
             <w:pPr>
               <w:spacing w:after="20" w:before="0"/>
             </w:pPr>
-            <w:hyperlink w:history="1" r:id="rIdetvir--hpj7pbw18lal1r">
+            <w:hyperlink w:history="1" r:id="rIdm5pd4nhn0gq8ltjn94pkk">
               <w:r>
                 <w:rPr>
                   <w:rFonts w:ascii="Arial" w:cs="Arial" w:eastAsia="Arial" w:hAnsi="Arial"/>
@@ -13864,7 +13367,7 @@
               <w:spacing w:after="10" w:before="0"/>
               <w:ind w:left="120"/>
             </w:pPr>
-            <w:hyperlink w:history="1" r:id="rId0pcxpoamkjszwhvlsyg2z">
+            <w:hyperlink w:history="1" r:id="rIdnlf9mhzczyhsqbelfaer4">
               <w:r>
                 <w:rPr>
                   <w:rFonts w:ascii="Arial" w:cs="Arial" w:eastAsia="Arial" w:hAnsi="Arial"/>
@@ -13909,7 +13412,7 @@
             <w:pPr>
               <w:spacing w:after="20" w:before="0"/>
             </w:pPr>
-            <w:hyperlink w:history="1" r:id="rId2e9n0dhcpffjzrq3hnlpc">
+            <w:hyperlink w:history="1" r:id="rIds3lcpz0eal-ky-tytsar5">
               <w:r>
                 <w:rPr>
                   <w:rFonts w:ascii="Arial" w:cs="Arial" w:eastAsia="Arial" w:hAnsi="Arial"/>
@@ -13942,7 +13445,7 @@
               <w:spacing w:after="10" w:before="0"/>
               <w:ind w:left="120"/>
             </w:pPr>
-            <w:hyperlink w:history="1" r:id="rIdslondtfhoqfrmeyc6nyx_">
+            <w:hyperlink w:history="1" r:id="rIduqxp5uqnmyh9h7uela7u0">
               <w:r>
                 <w:rPr>
                   <w:rFonts w:ascii="Arial" w:cs="Arial" w:eastAsia="Arial" w:hAnsi="Arial"/>
@@ -13958,7 +13461,7 @@
         </w:tc>
         <w:tc>
           <w:tcPr>
-            <w:tcW w:type="dxa" w:w="3324"/>
+            <w:tcW w:type="dxa" w:w="3040"/>
             <w:shd w:fill="FFFFFF" w:color="auto" w:val="clear"/>
             <w:tcMar>
               <w:top w:type="dxa" w:w="60"/>
@@ -13984,6 +13487,137 @@
                 <w:sz w:val="18"/>
                 <w:szCs w:val="18"/>
               </w:rPr>
+              <w:t xml:space="preserve">Class derives four rules from the table:</w:t>
+            </w:r>
+          </w:p>
+          <w:p>
+            <w:pPr>
+              <w:spacing w:after="30" w:before="0"/>
+              <w:ind w:left="360" w:hanging="180"/>
+              <w:jc w:val="left"/>
+            </w:pPr>
+            <w:r>
+              <w:rPr>
+                <w:rFonts w:ascii="Arial" w:cs="Arial" w:eastAsia="Arial" w:hAnsi="Arial"/>
+                <w:b w:val="false"/>
+                <w:bCs w:val="false"/>
+                <w:i w:val="false"/>
+                <w:iCs w:val="false"/>
+                <w:color w:val="000000"/>
+                <w:sz w:val="18"/>
+                <w:szCs w:val="18"/>
+              </w:rPr>
+              <w:t xml:space="preserve">–  Over x-axis: (x, y) → (x, −y) — y changes sign</w:t>
+            </w:r>
+          </w:p>
+          <w:p>
+            <w:pPr>
+              <w:spacing w:after="30" w:before="0"/>
+              <w:ind w:left="360" w:hanging="180"/>
+              <w:jc w:val="left"/>
+            </w:pPr>
+            <w:r>
+              <w:rPr>
+                <w:rFonts w:ascii="Arial" w:cs="Arial" w:eastAsia="Arial" w:hAnsi="Arial"/>
+                <w:b w:val="false"/>
+                <w:bCs w:val="false"/>
+                <w:i w:val="false"/>
+                <w:iCs w:val="false"/>
+                <w:color w:val="000000"/>
+                <w:sz w:val="18"/>
+                <w:szCs w:val="18"/>
+              </w:rPr>
+              <w:t xml:space="preserve">–  Over y-axis: (x, y) → (−x, y) — x changes sign</w:t>
+            </w:r>
+          </w:p>
+          <w:p>
+            <w:pPr>
+              <w:spacing w:after="30" w:before="0"/>
+              <w:ind w:left="360" w:hanging="180"/>
+              <w:jc w:val="left"/>
+            </w:pPr>
+            <w:r>
+              <w:rPr>
+                <w:rFonts w:ascii="Arial" w:cs="Arial" w:eastAsia="Arial" w:hAnsi="Arial"/>
+                <w:b w:val="false"/>
+                <w:bCs w:val="false"/>
+                <w:i w:val="false"/>
+                <w:iCs w:val="false"/>
+                <w:color w:val="000000"/>
+                <w:sz w:val="18"/>
+                <w:szCs w:val="18"/>
+              </w:rPr>
+              <w:t xml:space="preserve">–  Over y = x: (x, y) → (y, x) — coordinates swap</w:t>
+            </w:r>
+          </w:p>
+          <w:p>
+            <w:pPr>
+              <w:spacing w:after="30" w:before="0"/>
+              <w:ind w:left="360" w:hanging="180"/>
+              <w:jc w:val="left"/>
+            </w:pPr>
+            <w:r>
+              <w:rPr>
+                <w:rFonts w:ascii="Arial" w:cs="Arial" w:eastAsia="Arial" w:hAnsi="Arial"/>
+                <w:b w:val="false"/>
+                <w:bCs w:val="false"/>
+                <w:i w:val="false"/>
+                <w:iCs w:val="false"/>
+                <w:color w:val="000000"/>
+                <w:sz w:val="18"/>
+                <w:szCs w:val="18"/>
+              </w:rPr>
+              <w:t xml:space="preserve">–  Over y = −x: (x, y) → (−y, −x) — swap then negate both</w:t>
+            </w:r>
+          </w:p>
+          <w:p>
+            <w:pPr>
+              <w:spacing w:after="40" w:before="0"/>
+              <w:jc w:val="left"/>
+            </w:pPr>
+            <w:r>
+              <w:rPr>
+                <w:rFonts w:ascii="Arial" w:cs="Arial" w:eastAsia="Arial" w:hAnsi="Arial"/>
+                <w:b w:val="false"/>
+                <w:bCs w:val="false"/>
+                <w:i w:val="false"/>
+                <w:iCs w:val="false"/>
+                <w:color w:val="000000"/>
+                <w:sz w:val="18"/>
+                <w:szCs w:val="18"/>
+              </w:rPr>
+              <w:t xml:space="preserve">Students practise 6 coordinate-rule exercises.</w:t>
+            </w:r>
+          </w:p>
+        </w:tc>
+        <w:tc>
+          <w:tcPr>
+            <w:tcW w:type="dxa" w:w="3040"/>
+            <w:shd w:fill="F2F2F2" w:color="auto" w:val="clear"/>
+            <w:tcMar>
+              <w:top w:type="dxa" w:w="60"/>
+              <w:left w:type="dxa" w:w="120"/>
+              <w:bottom w:type="dxa" w:w="60"/>
+              <w:right w:type="dxa" w:w="120"/>
+            </w:tcMar>
+            <w:vAlign w:val="top"/>
+          </w:tcPr>
+          <w:p>
+            <w:pPr>
+              <w:spacing w:after="40" w:before="0"/>
+              <w:jc w:val="left"/>
+            </w:pPr>
+            <w:r>
+              <w:rPr>
+                <w:rFonts w:ascii="Arial" w:cs="Arial" w:eastAsia="Arial" w:hAnsi="Arial"/>
+                <w:b w:val="false"/>
+                <w:bCs w:val="false"/>
+                <w:i w:val="false"/>
+                <w:iCs w:val="false"/>
+                <w:color w:val="000000"/>
+                <w:sz w:val="18"/>
+                <w:szCs w:val="18"/>
+              </w:rPr>
               <w:t xml:space="preserve">"The rule replaces the five-step construction. But you should understand WHY the rule works, not just what it is."</w:t>
             </w:r>
           </w:p>
@@ -14009,40 +13643,40 @@
         </w:tc>
         <w:tc>
           <w:tcPr>
-            <w:tcW w:type="dxa" w:w="2300"/>
+            <w:tcW w:type="dxa" w:w="3040"/>
+            <w:shd w:fill="FFFFFF" w:color="auto" w:val="clear"/>
+            <w:tcMar>
+              <w:top w:type="dxa" w:w="60"/>
+              <w:left w:type="dxa" w:w="120"/>
+              <w:bottom w:type="dxa" w:w="60"/>
+              <w:right w:type="dxa" w:w="120"/>
+            </w:tcMar>
+            <w:vAlign w:val="top"/>
+          </w:tcPr>
+          <w:p>
+            <w:pPr>
+              <w:spacing w:after="40" w:before="0"/>
+              <w:jc w:val="left"/>
+            </w:pPr>
+            <w:r>
+              <w:rPr>
+                <w:rFonts w:ascii="Arial" w:cs="Arial" w:eastAsia="Arial" w:hAnsi="Arial"/>
+                <w:b w:val="false"/>
+                <w:bCs w:val="false"/>
+                <w:i w:val="false"/>
+                <w:iCs w:val="false"/>
+                <w:color w:val="000000"/>
+                <w:sz w:val="18"/>
+                <w:szCs w:val="18"/>
+              </w:rPr>
+              <w:t xml:space="preserve">Algebraic generalisation. Students see that coordinate rules are the equal-distance property expressed algebraically.</w:t>
+            </w:r>
+          </w:p>
+        </w:tc>
+        <w:tc>
+          <w:tcPr>
+            <w:tcW w:type="dxa" w:w="3040"/>
             <w:shd w:fill="F2F2F2" w:color="auto" w:val="clear"/>
-            <w:tcMar>
-              <w:top w:type="dxa" w:w="60"/>
-              <w:left w:type="dxa" w:w="120"/>
-              <w:bottom w:type="dxa" w:w="60"/>
-              <w:right w:type="dxa" w:w="120"/>
-            </w:tcMar>
-            <w:vAlign w:val="top"/>
-          </w:tcPr>
-          <w:p>
-            <w:pPr>
-              <w:spacing w:after="40" w:before="0"/>
-              <w:jc w:val="left"/>
-            </w:pPr>
-            <w:r>
-              <w:rPr>
-                <w:rFonts w:ascii="Arial" w:cs="Arial" w:eastAsia="Arial" w:hAnsi="Arial"/>
-                <w:b w:val="false"/>
-                <w:bCs w:val="false"/>
-                <w:i w:val="false"/>
-                <w:iCs w:val="false"/>
-                <w:color w:val="000000"/>
-                <w:sz w:val="18"/>
-                <w:szCs w:val="18"/>
-              </w:rPr>
-              <w:t xml:space="preserve">Algebraic generalisation. Students see that coordinate rules are the equal-distance property expressed algebraically.</w:t>
-            </w:r>
-          </w:p>
-        </w:tc>
-        <w:tc>
-          <w:tcPr>
-            <w:tcW w:type="dxa" w:w="2300"/>
-            <w:shd w:fill="FFFFFF" w:color="auto" w:val="clear"/>
             <w:tcMar>
               <w:top w:type="dxa" w:w="60"/>
               <w:left w:type="dxa" w:w="120"/>
@@ -14075,7 +13709,7 @@
       <w:tr>
         <w:tc>
           <w:tcPr>
-            <w:tcW w:type="dxa" w:w="900"/>
+            <w:tcW w:type="dxa" w:w="1520"/>
             <w:shd w:fill="FCE4D6" w:color="auto" w:val="clear"/>
             <w:tcMar>
               <w:top w:type="dxa" w:w="60"/>
@@ -14104,51 +13738,6 @@
               <w:t xml:space="preserve">Driving Question Board (DQB) Creation</w:t>
             </w:r>
           </w:p>
-        </w:tc>
-        <w:tc>
-          <w:tcPr>
-            <w:tcW w:type="dxa" w:w="2300"/>
-            <w:shd w:fill="FFFFFF" w:color="auto" w:val="clear"/>
-            <w:tcMar>
-              <w:top w:type="dxa" w:w="60"/>
-              <w:left w:type="dxa" w:w="120"/>
-              <w:bottom w:type="dxa" w:w="60"/>
-              <w:right w:type="dxa" w:w="120"/>
-            </w:tcMar>
-            <w:vAlign w:val="top"/>
-          </w:tcPr>
-          <w:p>
-            <w:pPr>
-              <w:spacing w:after="40" w:before="0"/>
-              <w:jc w:val="left"/>
-            </w:pPr>
-            <w:r>
-              <w:rPr>
-                <w:rFonts w:ascii="Arial" w:cs="Arial" w:eastAsia="Arial" w:hAnsi="Arial"/>
-                <w:b w:val="false"/>
-                <w:bCs w:val="false"/>
-                <w:i w:val="false"/>
-                <w:iCs w:val="false"/>
-                <w:color w:val="000000"/>
-                <w:sz w:val="18"/>
-                <w:szCs w:val="18"/>
-              </w:rPr>
-              <w:t xml:space="preserve">Update DQB. New possible questions: "How do I find the mirror line equation from object + image?" "Can the mirror line be any line, like y = 2x?" Add these for Lesson 5.</w:t>
-            </w:r>
-          </w:p>
-        </w:tc>
-        <w:tc>
-          <w:tcPr>
-            <w:tcW w:type="dxa" w:w="2556"/>
-            <w:shd w:fill="F2F2F2" w:color="auto" w:val="clear"/>
-            <w:tcMar>
-              <w:top w:type="dxa" w:w="60"/>
-              <w:left w:type="dxa" w:w="120"/>
-              <w:bottom w:type="dxa" w:w="60"/>
-              <w:right w:type="dxa" w:w="120"/>
-            </w:tcMar>
-            <w:vAlign w:val="top"/>
-          </w:tcPr>
           <w:p>
             <w:pPr>
               <w:spacing w:after="20" w:before="0"/>
@@ -14169,7 +13758,7 @@
             <w:pPr>
               <w:spacing w:after="20" w:before="0"/>
             </w:pPr>
-            <w:hyperlink w:history="1" r:id="rIddd9zb2ojofplowuvs1daj">
+            <w:hyperlink w:history="1" r:id="rId3b-_vnctnxqtmopxb-pwf">
               <w:r>
                 <w:rPr>
                   <w:rFonts w:ascii="Arial" w:cs="Arial" w:eastAsia="Arial" w:hAnsi="Arial"/>
@@ -14202,7 +13791,7 @@
               <w:spacing w:after="10" w:before="0"/>
               <w:ind w:left="120"/>
             </w:pPr>
-            <w:hyperlink w:history="1" r:id="rIdrwa4qfpa8rmth3jl5qigz">
+            <w:hyperlink w:history="1" r:id="rIdv6rgsrxb_pn71mvsaxkng">
               <w:r>
                 <w:rPr>
                   <w:rFonts w:ascii="Arial" w:cs="Arial" w:eastAsia="Arial" w:hAnsi="Arial"/>
@@ -14247,7 +13836,7 @@
             <w:pPr>
               <w:spacing w:after="20" w:before="0"/>
             </w:pPr>
-            <w:hyperlink w:history="1" r:id="rIdxoylenwibqcngvqxrk4lp">
+            <w:hyperlink w:history="1" r:id="rIdnnmk6ot-n93q3jrl9yn0p">
               <w:r>
                 <w:rPr>
                   <w:rFonts w:ascii="Arial" w:cs="Arial" w:eastAsia="Arial" w:hAnsi="Arial"/>
@@ -14280,7 +13869,7 @@
               <w:spacing w:after="10" w:before="0"/>
               <w:ind w:left="120"/>
             </w:pPr>
-            <w:hyperlink w:history="1" r:id="rIdsda4duw5mf-bu8dzqbsnz">
+            <w:hyperlink w:history="1" r:id="rIdckd1afvnbzwsbeksxowtf">
               <w:r>
                 <w:rPr>
                   <w:rFonts w:ascii="Arial" w:cs="Arial" w:eastAsia="Arial" w:hAnsi="Arial"/>
@@ -14296,7 +13885,7 @@
         </w:tc>
         <w:tc>
           <w:tcPr>
-            <w:tcW w:type="dxa" w:w="3324"/>
+            <w:tcW w:type="dxa" w:w="3040"/>
             <w:shd w:fill="FFFFFF" w:color="auto" w:val="clear"/>
             <w:tcMar>
               <w:top w:type="dxa" w:w="60"/>
@@ -14322,46 +13911,78 @@
                 <w:sz w:val="18"/>
                 <w:szCs w:val="18"/>
               </w:rPr>
+              <w:t xml:space="preserve">Update DQB. New possible questions: "How do I find the mirror line equation from object + image?" "Can the mirror line be any line, like y = 2x?" Add these for Lesson 5.</w:t>
+            </w:r>
+          </w:p>
+        </w:tc>
+        <w:tc>
+          <w:tcPr>
+            <w:tcW w:type="dxa" w:w="3040"/>
+            <w:shd w:fill="F2F2F2" w:color="auto" w:val="clear"/>
+            <w:tcMar>
+              <w:top w:type="dxa" w:w="60"/>
+              <w:left w:type="dxa" w:w="120"/>
+              <w:bottom w:type="dxa" w:w="60"/>
+              <w:right w:type="dxa" w:w="120"/>
+            </w:tcMar>
+            <w:vAlign w:val="top"/>
+          </w:tcPr>
+          <w:p>
+            <w:pPr>
+              <w:spacing w:after="40" w:before="0"/>
+              <w:jc w:val="left"/>
+            </w:pPr>
+            <w:r>
+              <w:rPr>
+                <w:rFonts w:ascii="Arial" w:cs="Arial" w:eastAsia="Arial" w:hAnsi="Arial"/>
+                <w:b w:val="false"/>
+                <w:bCs w:val="false"/>
+                <w:i w:val="false"/>
+                <w:iCs w:val="false"/>
+                <w:color w:val="000000"/>
+                <w:sz w:val="18"/>
+                <w:szCs w:val="18"/>
+              </w:rPr>
               <w:t xml:space="preserve">"Lesson 5 answers the 'find the mirror line' questions."</w:t>
             </w:r>
           </w:p>
         </w:tc>
         <w:tc>
           <w:tcPr>
-            <w:tcW w:type="dxa" w:w="2300"/>
+            <w:tcW w:type="dxa" w:w="3040"/>
+            <w:shd w:fill="FFFFFF" w:color="auto" w:val="clear"/>
+            <w:tcMar>
+              <w:top w:type="dxa" w:w="60"/>
+              <w:left w:type="dxa" w:w="120"/>
+              <w:bottom w:type="dxa" w:w="60"/>
+              <w:right w:type="dxa" w:w="120"/>
+            </w:tcMar>
+            <w:vAlign w:val="top"/>
+          </w:tcPr>
+          <w:p>
+            <w:pPr>
+              <w:spacing w:after="40" w:before="0"/>
+              <w:jc w:val="left"/>
+            </w:pPr>
+            <w:r>
+              <w:rPr>
+                <w:rFonts w:ascii="Arial" w:cs="Arial" w:eastAsia="Arial" w:hAnsi="Arial"/>
+                <w:b w:val="false"/>
+                <w:bCs w:val="false"/>
+                <w:i w:val="false"/>
+                <w:iCs w:val="false"/>
+                <w:color w:val="000000"/>
+                <w:sz w:val="18"/>
+                <w:szCs w:val="18"/>
+              </w:rPr>
+              <w:t xml:space="preserve">DQB continues to drive curiosity forward.</w:t>
+            </w:r>
+          </w:p>
+        </w:tc>
+        <w:tc>
+          <w:tcPr>
+            <w:tcW w:type="dxa" w:w="3040"/>
             <w:shd w:fill="F2F2F2" w:color="auto" w:val="clear"/>
-            <w:tcMar>
-              <w:top w:type="dxa" w:w="60"/>
-              <w:left w:type="dxa" w:w="120"/>
-              <w:bottom w:type="dxa" w:w="60"/>
-              <w:right w:type="dxa" w:w="120"/>
-            </w:tcMar>
-            <w:vAlign w:val="top"/>
-          </w:tcPr>
-          <w:p>
-            <w:pPr>
-              <w:spacing w:after="40" w:before="0"/>
-              <w:jc w:val="left"/>
-            </w:pPr>
-            <w:r>
-              <w:rPr>
-                <w:rFonts w:ascii="Arial" w:cs="Arial" w:eastAsia="Arial" w:hAnsi="Arial"/>
-                <w:b w:val="false"/>
-                <w:bCs w:val="false"/>
-                <w:i w:val="false"/>
-                <w:iCs w:val="false"/>
-                <w:color w:val="000000"/>
-                <w:sz w:val="18"/>
-                <w:szCs w:val="18"/>
-              </w:rPr>
-              <w:t xml:space="preserve">DQB continues to drive curiosity forward.</w:t>
-            </w:r>
-          </w:p>
-        </w:tc>
-        <w:tc>
-          <w:tcPr>
-            <w:tcW w:type="dxa" w:w="2300"/>
-            <w:shd w:fill="FFFFFF" w:color="auto" w:val="clear"/>
             <w:tcMar>
               <w:top w:type="dxa" w:w="60"/>
               <w:left w:type="dxa" w:w="120"/>
@@ -14394,7 +14015,7 @@
       <w:tr>
         <w:tc>
           <w:tcPr>
-            <w:tcW w:type="dxa" w:w="900"/>
+            <w:tcW w:type="dxa" w:w="1520"/>
             <w:shd w:fill="D5E8F0" w:color="auto" w:val="clear"/>
             <w:tcMar>
               <w:top w:type="dxa" w:w="60"/>
@@ -14423,51 +14044,6 @@
               <w:t xml:space="preserve">Model Building Phase</w:t>
             </w:r>
           </w:p>
-        </w:tc>
-        <w:tc>
-          <w:tcPr>
-            <w:tcW w:type="dxa" w:w="2300"/>
-            <w:shd w:fill="FFFFFF" w:color="auto" w:val="clear"/>
-            <w:tcMar>
-              <w:top w:type="dxa" w:w="60"/>
-              <w:left w:type="dxa" w:w="120"/>
-              <w:bottom w:type="dxa" w:w="60"/>
-              <w:right w:type="dxa" w:w="120"/>
-            </w:tcMar>
-            <w:vAlign w:val="top"/>
-          </w:tcPr>
-          <w:p>
-            <w:pPr>
-              <w:spacing w:after="40" w:before="0"/>
-              <w:jc w:val="left"/>
-            </w:pPr>
-            <w:r>
-              <w:rPr>
-                <w:rFonts w:ascii="Arial" w:cs="Arial" w:eastAsia="Arial" w:hAnsi="Arial"/>
-                <w:b w:val="false"/>
-                <w:bCs w:val="false"/>
-                <w:i w:val="false"/>
-                <w:iCs w:val="false"/>
-                <w:color w:val="000000"/>
-                <w:sz w:val="18"/>
-                <w:szCs w:val="18"/>
-              </w:rPr>
-              <w:t xml:space="preserve">Update Reflection Model: add the four coordinate rules as a table. Show a worked example using coordinates.</w:t>
-            </w:r>
-          </w:p>
-        </w:tc>
-        <w:tc>
-          <w:tcPr>
-            <w:tcW w:type="dxa" w:w="2556"/>
-            <w:shd w:fill="F2F2F2" w:color="auto" w:val="clear"/>
-            <w:tcMar>
-              <w:top w:type="dxa" w:w="60"/>
-              <w:left w:type="dxa" w:w="120"/>
-              <w:bottom w:type="dxa" w:w="60"/>
-              <w:right w:type="dxa" w:w="120"/>
-            </w:tcMar>
-            <w:vAlign w:val="top"/>
-          </w:tcPr>
           <w:p>
             <w:pPr>
               <w:spacing w:after="20" w:before="0"/>
@@ -14488,7 +14064,7 @@
             <w:pPr>
               <w:spacing w:after="20" w:before="0"/>
             </w:pPr>
-            <w:hyperlink w:history="1" r:id="rIdviwfwu7mik_1kkvar4veq">
+            <w:hyperlink w:history="1" r:id="rId2qt9jlhmght1owzi0nr5-">
               <w:r>
                 <w:rPr>
                   <w:rFonts w:ascii="Arial" w:cs="Arial" w:eastAsia="Arial" w:hAnsi="Arial"/>
@@ -14521,7 +14097,7 @@
               <w:spacing w:after="10" w:before="0"/>
               <w:ind w:left="120"/>
             </w:pPr>
-            <w:hyperlink w:history="1" r:id="rIdy8mt1euafssloxiqrkewh">
+            <w:hyperlink w:history="1" r:id="rIdfxs7kgheip4zoyxdpnw9u">
               <w:r>
                 <w:rPr>
                   <w:rFonts w:ascii="Arial" w:cs="Arial" w:eastAsia="Arial" w:hAnsi="Arial"/>
@@ -14566,7 +14142,7 @@
             <w:pPr>
               <w:spacing w:after="20" w:before="0"/>
             </w:pPr>
-            <w:hyperlink w:history="1" r:id="rIdp1br6bgim7cqgneed5fyj">
+            <w:hyperlink w:history="1" r:id="rId0evlx8xwvrbz_dvhgncur">
               <w:r>
                 <w:rPr>
                   <w:rFonts w:ascii="Arial" w:cs="Arial" w:eastAsia="Arial" w:hAnsi="Arial"/>
@@ -14599,7 +14175,7 @@
               <w:spacing w:after="10" w:before="0"/>
               <w:ind w:left="120"/>
             </w:pPr>
-            <w:hyperlink w:history="1" r:id="rId8-_c3vl8g1d7o2ysuhiq5">
+            <w:hyperlink w:history="1" r:id="rIdjlo1kou7znladl5qflf0d">
               <w:r>
                 <w:rPr>
                   <w:rFonts w:ascii="Arial" w:cs="Arial" w:eastAsia="Arial" w:hAnsi="Arial"/>
@@ -14615,7 +14191,7 @@
         </w:tc>
         <w:tc>
           <w:tcPr>
-            <w:tcW w:type="dxa" w:w="3324"/>
+            <w:tcW w:type="dxa" w:w="3040"/>
             <w:shd w:fill="FFFFFF" w:color="auto" w:val="clear"/>
             <w:tcMar>
               <w:top w:type="dxa" w:w="60"/>
@@ -14641,46 +14217,78 @@
                 <w:sz w:val="18"/>
                 <w:szCs w:val="18"/>
               </w:rPr>
+              <w:t xml:space="preserve">Update Reflection Model: add the four coordinate rules as a table. Show a worked example using coordinates.</w:t>
+            </w:r>
+          </w:p>
+        </w:tc>
+        <w:tc>
+          <w:tcPr>
+            <w:tcW w:type="dxa" w:w="3040"/>
+            <w:shd w:fill="F2F2F2" w:color="auto" w:val="clear"/>
+            <w:tcMar>
+              <w:top w:type="dxa" w:w="60"/>
+              <w:left w:type="dxa" w:w="120"/>
+              <w:bottom w:type="dxa" w:w="60"/>
+              <w:right w:type="dxa" w:w="120"/>
+            </w:tcMar>
+            <w:vAlign w:val="top"/>
+          </w:tcPr>
+          <w:p>
+            <w:pPr>
+              <w:spacing w:after="40" w:before="0"/>
+              <w:jc w:val="left"/>
+            </w:pPr>
+            <w:r>
+              <w:rPr>
+                <w:rFonts w:ascii="Arial" w:cs="Arial" w:eastAsia="Arial" w:hAnsi="Arial"/>
+                <w:b w:val="false"/>
+                <w:bCs w:val="false"/>
+                <w:i w:val="false"/>
+                <w:iCs w:val="false"/>
+                <w:color w:val="000000"/>
+                <w:sz w:val="18"/>
+                <w:szCs w:val="18"/>
+              </w:rPr>
               <w:t xml:space="preserve">"Your model is now algebraic AND geometric. That is powerful."</w:t>
             </w:r>
           </w:p>
         </w:tc>
         <w:tc>
           <w:tcPr>
-            <w:tcW w:type="dxa" w:w="2300"/>
+            <w:tcW w:type="dxa" w:w="3040"/>
+            <w:shd w:fill="FFFFFF" w:color="auto" w:val="clear"/>
+            <w:tcMar>
+              <w:top w:type="dxa" w:w="60"/>
+              <w:left w:type="dxa" w:w="120"/>
+              <w:bottom w:type="dxa" w:w="60"/>
+              <w:right w:type="dxa" w:w="120"/>
+            </w:tcMar>
+            <w:vAlign w:val="top"/>
+          </w:tcPr>
+          <w:p>
+            <w:pPr>
+              <w:spacing w:after="40" w:before="0"/>
+              <w:jc w:val="left"/>
+            </w:pPr>
+            <w:r>
+              <w:rPr>
+                <w:rFonts w:ascii="Arial" w:cs="Arial" w:eastAsia="Arial" w:hAnsi="Arial"/>
+                <w:b w:val="false"/>
+                <w:bCs w:val="false"/>
+                <w:i w:val="false"/>
+                <w:iCs w:val="false"/>
+                <w:color w:val="000000"/>
+                <w:sz w:val="18"/>
+                <w:szCs w:val="18"/>
+              </w:rPr>
+              <w:t xml:space="preserve">Model integrates geometric and algebraic representations.</w:t>
+            </w:r>
+          </w:p>
+        </w:tc>
+        <w:tc>
+          <w:tcPr>
+            <w:tcW w:type="dxa" w:w="3040"/>
             <w:shd w:fill="F2F2F2" w:color="auto" w:val="clear"/>
-            <w:tcMar>
-              <w:top w:type="dxa" w:w="60"/>
-              <w:left w:type="dxa" w:w="120"/>
-              <w:bottom w:type="dxa" w:w="60"/>
-              <w:right w:type="dxa" w:w="120"/>
-            </w:tcMar>
-            <w:vAlign w:val="top"/>
-          </w:tcPr>
-          <w:p>
-            <w:pPr>
-              <w:spacing w:after="40" w:before="0"/>
-              <w:jc w:val="left"/>
-            </w:pPr>
-            <w:r>
-              <w:rPr>
-                <w:rFonts w:ascii="Arial" w:cs="Arial" w:eastAsia="Arial" w:hAnsi="Arial"/>
-                <w:b w:val="false"/>
-                <w:bCs w:val="false"/>
-                <w:i w:val="false"/>
-                <w:iCs w:val="false"/>
-                <w:color w:val="000000"/>
-                <w:sz w:val="18"/>
-                <w:szCs w:val="18"/>
-              </w:rPr>
-              <w:t xml:space="preserve">Model integrates geometric and algebraic representations.</w:t>
-            </w:r>
-          </w:p>
-        </w:tc>
-        <w:tc>
-          <w:tcPr>
-            <w:tcW w:type="dxa" w:w="2300"/>
-            <w:shd w:fill="FFFFFF" w:color="auto" w:val="clear"/>
             <w:tcMar>
               <w:top w:type="dxa" w:w="60"/>
               <w:left w:type="dxa" w:w="120"/>
@@ -16159,18 +15767,17 @@
         <w:tblLayout w:type="fixed"/>
       </w:tblPr>
       <w:tblGrid>
-        <w:gridCol w:w="900"/>
-        <w:gridCol w:w="2300"/>
-        <w:gridCol w:w="2556"/>
-        <w:gridCol w:w="3324"/>
-        <w:gridCol w:w="2300"/>
-        <w:gridCol w:w="2300"/>
+        <w:gridCol w:w="1520"/>
+        <w:gridCol w:w="3040"/>
+        <w:gridCol w:w="3040"/>
+        <w:gridCol w:w="3040"/>
+        <w:gridCol w:w="3040"/>
       </w:tblGrid>
       <w:tr>
         <w:tc>
           <w:tcPr>
             <w:tcW w:type="dxa" w:w="13680"/>
-            <w:gridSpan w:val="6"/>
+            <w:gridSpan w:val="5"/>
             <w:shd w:fill="1F6B75" w:color="auto" w:val="clear"/>
             <w:tcMar>
               <w:top w:type="dxa" w:w="60"/>
@@ -16204,7 +15811,7 @@
       <w:tr>
         <w:tc>
           <w:tcPr>
-            <w:tcW w:type="dxa" w:w="900"/>
+            <w:tcW w:type="dxa" w:w="1520"/>
             <w:shd w:fill="1F3864" w:color="auto" w:val="clear"/>
             <w:tcMar>
               <w:top w:type="dxa" w:w="60"/>
@@ -16236,7 +15843,7 @@
         </w:tc>
         <w:tc>
           <w:tcPr>
-            <w:tcW w:type="dxa" w:w="2300"/>
+            <w:tcW w:type="dxa" w:w="3040"/>
             <w:shd w:fill="2E75B6" w:color="auto" w:val="clear"/>
             <w:tcMar>
               <w:top w:type="dxa" w:w="60"/>
@@ -16268,7 +15875,39 @@
         </w:tc>
         <w:tc>
           <w:tcPr>
-            <w:tcW w:type="dxa" w:w="2556"/>
+            <w:tcW w:type="dxa" w:w="3040"/>
+            <w:shd w:fill="2E75B6" w:color="auto" w:val="clear"/>
+            <w:tcMar>
+              <w:top w:type="dxa" w:w="60"/>
+              <w:left w:type="dxa" w:w="120"/>
+              <w:bottom w:type="dxa" w:w="60"/>
+              <w:right w:type="dxa" w:w="120"/>
+            </w:tcMar>
+            <w:vAlign w:val="top"/>
+          </w:tcPr>
+          <w:p>
+            <w:pPr>
+              <w:spacing w:after="40" w:before="0"/>
+              <w:jc w:val="left"/>
+            </w:pPr>
+            <w:r>
+              <w:rPr>
+                <w:rFonts w:ascii="Arial" w:cs="Arial" w:eastAsia="Arial" w:hAnsi="Arial"/>
+                <w:b/>
+                <w:bCs/>
+                <w:i w:val="false"/>
+                <w:iCs w:val="false"/>
+                <w:color w:val="FFFFFF"/>
+                <w:sz w:val="18"/>
+                <w:szCs w:val="18"/>
+              </w:rPr>
+              <w:t xml:space="preserve">Teacher Actions</w:t>
+            </w:r>
+          </w:p>
+        </w:tc>
+        <w:tc>
+          <w:tcPr>
+            <w:tcW w:type="dxa" w:w="3040"/>
             <w:shd w:fill="1F6B75" w:color="auto" w:val="clear"/>
             <w:tcMar>
               <w:top w:type="dxa" w:w="60"/>
@@ -16294,77 +15933,13 @@
                 <w:sz w:val="18"/>
                 <w:szCs w:val="18"/>
               </w:rPr>
-              <w:t xml:space="preserve">Resource</w:t>
-            </w:r>
-          </w:p>
-        </w:tc>
-        <w:tc>
-          <w:tcPr>
-            <w:tcW w:type="dxa" w:w="3324"/>
-            <w:shd w:fill="2E75B6" w:color="auto" w:val="clear"/>
-            <w:tcMar>
-              <w:top w:type="dxa" w:w="60"/>
-              <w:left w:type="dxa" w:w="120"/>
-              <w:bottom w:type="dxa" w:w="60"/>
-              <w:right w:type="dxa" w:w="120"/>
-            </w:tcMar>
-            <w:vAlign w:val="top"/>
-          </w:tcPr>
-          <w:p>
-            <w:pPr>
-              <w:spacing w:after="40" w:before="0"/>
-              <w:jc w:val="left"/>
-            </w:pPr>
-            <w:r>
-              <w:rPr>
-                <w:rFonts w:ascii="Arial" w:cs="Arial" w:eastAsia="Arial" w:hAnsi="Arial"/>
-                <w:b/>
-                <w:bCs/>
-                <w:i w:val="false"/>
-                <w:iCs w:val="false"/>
-                <w:color w:val="FFFFFF"/>
-                <w:sz w:val="18"/>
-                <w:szCs w:val="18"/>
-              </w:rPr>
-              <w:t xml:space="preserve">Teacher Actions</w:t>
-            </w:r>
-          </w:p>
-        </w:tc>
-        <w:tc>
-          <w:tcPr>
-            <w:tcW w:type="dxa" w:w="2300"/>
-            <w:shd w:fill="1F6B75" w:color="auto" w:val="clear"/>
-            <w:tcMar>
-              <w:top w:type="dxa" w:w="60"/>
-              <w:left w:type="dxa" w:w="120"/>
-              <w:bottom w:type="dxa" w:w="60"/>
-              <w:right w:type="dxa" w:w="120"/>
-            </w:tcMar>
-            <w:vAlign w:val="top"/>
-          </w:tcPr>
-          <w:p>
-            <w:pPr>
-              <w:spacing w:after="40" w:before="0"/>
-              <w:jc w:val="left"/>
-            </w:pPr>
-            <w:r>
-              <w:rPr>
-                <w:rFonts w:ascii="Arial" w:cs="Arial" w:eastAsia="Arial" w:hAnsi="Arial"/>
-                <w:b/>
-                <w:bCs/>
-                <w:i w:val="false"/>
-                <w:iCs w:val="false"/>
-                <w:color w:val="FFFFFF"/>
-                <w:sz w:val="18"/>
-                <w:szCs w:val="18"/>
-              </w:rPr>
               <w:t xml:space="preserve">Sensemaking Strategy</w:t>
             </w:r>
           </w:p>
         </w:tc>
         <w:tc>
           <w:tcPr>
-            <w:tcW w:type="dxa" w:w="2300"/>
+            <w:tcW w:type="dxa" w:w="3040"/>
             <w:shd w:fill="2E75B6" w:color="auto" w:val="clear"/>
             <w:tcMar>
               <w:top w:type="dxa" w:w="60"/>
@@ -16398,7 +15973,7 @@
       <w:tr>
         <w:tc>
           <w:tcPr>
-            <w:tcW w:type="dxa" w:w="900"/>
+            <w:tcW w:type="dxa" w:w="1520"/>
             <w:shd w:fill="EAD1F5" w:color="auto" w:val="clear"/>
             <w:tcMar>
               <w:top w:type="dxa" w:w="60"/>
@@ -16427,51 +16002,6 @@
               <w:t xml:space="preserve">Predict Phase</w:t>
             </w:r>
           </w:p>
-        </w:tc>
-        <w:tc>
-          <w:tcPr>
-            <w:tcW w:type="dxa" w:w="2300"/>
-            <w:shd w:fill="FFFFFF" w:color="auto" w:val="clear"/>
-            <w:tcMar>
-              <w:top w:type="dxa" w:w="60"/>
-              <w:left w:type="dxa" w:w="120"/>
-              <w:bottom w:type="dxa" w:w="60"/>
-              <w:right w:type="dxa" w:w="120"/>
-            </w:tcMar>
-            <w:vAlign w:val="top"/>
-          </w:tcPr>
-          <w:p>
-            <w:pPr>
-              <w:spacing w:after="40" w:before="0"/>
-              <w:jc w:val="left"/>
-            </w:pPr>
-            <w:r>
-              <w:rPr>
-                <w:rFonts w:ascii="Arial" w:cs="Arial" w:eastAsia="Arial" w:hAnsi="Arial"/>
-                <w:b w:val="false"/>
-                <w:bCs w:val="false"/>
-                <w:i w:val="false"/>
-                <w:iCs w:val="false"/>
-                <w:color w:val="000000"/>
-                <w:sz w:val="18"/>
-                <w:szCs w:val="18"/>
-              </w:rPr>
-              <w:t xml:space="preserve">Shown: point P(1,2) and its image P'(5,4). "Where is the mirror line? Predict its equation." No construction tools yet — just reasoning from the properties.</w:t>
-            </w:r>
-          </w:p>
-        </w:tc>
-        <w:tc>
-          <w:tcPr>
-            <w:tcW w:type="dxa" w:w="2556"/>
-            <w:shd w:fill="F2F2F2" w:color="auto" w:val="clear"/>
-            <w:tcMar>
-              <w:top w:type="dxa" w:w="60"/>
-              <w:left w:type="dxa" w:w="120"/>
-              <w:bottom w:type="dxa" w:w="60"/>
-              <w:right w:type="dxa" w:w="120"/>
-            </w:tcMar>
-            <w:vAlign w:val="top"/>
-          </w:tcPr>
           <w:p>
             <w:pPr>
               <w:spacing w:after="20" w:before="0"/>
@@ -16492,7 +16022,7 @@
             <w:pPr>
               <w:spacing w:after="20" w:before="0"/>
             </w:pPr>
-            <w:hyperlink w:history="1" r:id="rIdg-w5dvkrmpzge-pibh9-w">
+            <w:hyperlink w:history="1" r:id="rId0che824q05dta25ewlsgm">
               <w:r>
                 <w:rPr>
                   <w:rFonts w:ascii="Arial" w:cs="Arial" w:eastAsia="Arial" w:hAnsi="Arial"/>
@@ -16525,7 +16055,7 @@
               <w:spacing w:after="10" w:before="0"/>
               <w:ind w:left="120"/>
             </w:pPr>
-            <w:hyperlink w:history="1" r:id="rIdt3ayk3nj6kdnopdn9g8hj">
+            <w:hyperlink w:history="1" r:id="rIda6vsh4zdjbqkhs6pzkgso">
               <w:r>
                 <w:rPr>
                   <w:rFonts w:ascii="Arial" w:cs="Arial" w:eastAsia="Arial" w:hAnsi="Arial"/>
@@ -16570,7 +16100,7 @@
             <w:pPr>
               <w:spacing w:after="20" w:before="0"/>
             </w:pPr>
-            <w:hyperlink w:history="1" r:id="rIdzknf_dc_gnmgbpc-_rrz2">
+            <w:hyperlink w:history="1" r:id="rIdzzn8sosbpzupdhrreysk5">
               <w:r>
                 <w:rPr>
                   <w:rFonts w:ascii="Arial" w:cs="Arial" w:eastAsia="Arial" w:hAnsi="Arial"/>
@@ -16603,7 +16133,7 @@
               <w:spacing w:after="10" w:before="0"/>
               <w:ind w:left="120"/>
             </w:pPr>
-            <w:hyperlink w:history="1" r:id="rIduiblxip8b2syenpyipj0-">
+            <w:hyperlink w:history="1" r:id="rIdo58_0nw506v9mkbcnkpaa">
               <w:r>
                 <w:rPr>
                   <w:rFonts w:ascii="Arial" w:cs="Arial" w:eastAsia="Arial" w:hAnsi="Arial"/>
@@ -16619,7 +16149,7 @@
         </w:tc>
         <w:tc>
           <w:tcPr>
-            <w:tcW w:type="dxa" w:w="3324"/>
+            <w:tcW w:type="dxa" w:w="3040"/>
             <w:shd w:fill="FFFFFF" w:color="auto" w:val="clear"/>
             <w:tcMar>
               <w:top w:type="dxa" w:w="60"/>
@@ -16645,6 +16175,38 @@
                 <w:sz w:val="18"/>
                 <w:szCs w:val="18"/>
               </w:rPr>
+              <w:t xml:space="preserve">Shown: point P(1,2) and its image P'(5,4). "Where is the mirror line? Predict its equation." No construction tools yet — just reasoning from the properties.</w:t>
+            </w:r>
+          </w:p>
+        </w:tc>
+        <w:tc>
+          <w:tcPr>
+            <w:tcW w:type="dxa" w:w="3040"/>
+            <w:shd w:fill="F2F2F2" w:color="auto" w:val="clear"/>
+            <w:tcMar>
+              <w:top w:type="dxa" w:w="60"/>
+              <w:left w:type="dxa" w:w="120"/>
+              <w:bottom w:type="dxa" w:w="60"/>
+              <w:right w:type="dxa" w:w="120"/>
+            </w:tcMar>
+            <w:vAlign w:val="top"/>
+          </w:tcPr>
+          <w:p>
+            <w:pPr>
+              <w:spacing w:after="40" w:before="0"/>
+              <w:jc w:val="left"/>
+            </w:pPr>
+            <w:r>
+              <w:rPr>
+                <w:rFonts w:ascii="Arial" w:cs="Arial" w:eastAsia="Arial" w:hAnsi="Arial"/>
+                <w:b w:val="false"/>
+                <w:bCs w:val="false"/>
+                <w:i w:val="false"/>
+                <w:iCs w:val="false"/>
+                <w:color w:val="000000"/>
+                <w:sz w:val="18"/>
+                <w:szCs w:val="18"/>
+              </w:rPr>
               <w:t xml:space="preserve">"What do you know about the relationship between PP' and the mirror line?"</w:t>
             </w:r>
           </w:p>
@@ -16670,40 +16232,40 @@
         </w:tc>
         <w:tc>
           <w:tcPr>
-            <w:tcW w:type="dxa" w:w="2300"/>
+            <w:tcW w:type="dxa" w:w="3040"/>
+            <w:shd w:fill="FFFFFF" w:color="auto" w:val="clear"/>
+            <w:tcMar>
+              <w:top w:type="dxa" w:w="60"/>
+              <w:left w:type="dxa" w:w="120"/>
+              <w:bottom w:type="dxa" w:w="60"/>
+              <w:right w:type="dxa" w:w="120"/>
+            </w:tcMar>
+            <w:vAlign w:val="top"/>
+          </w:tcPr>
+          <w:p>
+            <w:pPr>
+              <w:spacing w:after="40" w:before="0"/>
+              <w:jc w:val="left"/>
+            </w:pPr>
+            <w:r>
+              <w:rPr>
+                <w:rFonts w:ascii="Arial" w:cs="Arial" w:eastAsia="Arial" w:hAnsi="Arial"/>
+                <w:b w:val="false"/>
+                <w:bCs w:val="false"/>
+                <w:i w:val="false"/>
+                <w:iCs w:val="false"/>
+                <w:color w:val="000000"/>
+                <w:sz w:val="18"/>
+                <w:szCs w:val="18"/>
+              </w:rPr>
+              <w:t xml:space="preserve">Problem-posing from inverse context. Students apply Lesson 2 properties in reverse.</w:t>
+            </w:r>
+          </w:p>
+        </w:tc>
+        <w:tc>
+          <w:tcPr>
+            <w:tcW w:type="dxa" w:w="3040"/>
             <w:shd w:fill="F2F2F2" w:color="auto" w:val="clear"/>
-            <w:tcMar>
-              <w:top w:type="dxa" w:w="60"/>
-              <w:left w:type="dxa" w:w="120"/>
-              <w:bottom w:type="dxa" w:w="60"/>
-              <w:right w:type="dxa" w:w="120"/>
-            </w:tcMar>
-            <w:vAlign w:val="top"/>
-          </w:tcPr>
-          <w:p>
-            <w:pPr>
-              <w:spacing w:after="40" w:before="0"/>
-              <w:jc w:val="left"/>
-            </w:pPr>
-            <w:r>
-              <w:rPr>
-                <w:rFonts w:ascii="Arial" w:cs="Arial" w:eastAsia="Arial" w:hAnsi="Arial"/>
-                <w:b w:val="false"/>
-                <w:bCs w:val="false"/>
-                <w:i w:val="false"/>
-                <w:iCs w:val="false"/>
-                <w:color w:val="000000"/>
-                <w:sz w:val="18"/>
-                <w:szCs w:val="18"/>
-              </w:rPr>
-              <w:t xml:space="preserve">Problem-posing from inverse context. Students apply Lesson 2 properties in reverse.</w:t>
-            </w:r>
-          </w:p>
-        </w:tc>
-        <w:tc>
-          <w:tcPr>
-            <w:tcW w:type="dxa" w:w="2300"/>
-            <w:shd w:fill="FFFFFF" w:color="auto" w:val="clear"/>
             <w:tcMar>
               <w:top w:type="dxa" w:w="60"/>
               <w:left w:type="dxa" w:w="120"/>
@@ -16736,7 +16298,7 @@
       <w:tr>
         <w:tc>
           <w:tcPr>
-            <w:tcW w:type="dxa" w:w="900"/>
+            <w:tcW w:type="dxa" w:w="1520"/>
             <w:shd w:fill="D9EEF1" w:color="auto" w:val="clear"/>
             <w:tcMar>
               <w:top w:type="dxa" w:w="60"/>
@@ -16765,165 +16327,6 @@
               <w:t xml:space="preserve">Observe Phase</w:t>
             </w:r>
           </w:p>
-        </w:tc>
-        <w:tc>
-          <w:tcPr>
-            <w:tcW w:type="dxa" w:w="2300"/>
-            <w:shd w:fill="FFFFFF" w:color="auto" w:val="clear"/>
-            <w:tcMar>
-              <w:top w:type="dxa" w:w="60"/>
-              <w:left w:type="dxa" w:w="120"/>
-              <w:bottom w:type="dxa" w:w="60"/>
-              <w:right w:type="dxa" w:w="120"/>
-            </w:tcMar>
-            <w:vAlign w:val="top"/>
-          </w:tcPr>
-          <w:p>
-            <w:pPr>
-              <w:spacing w:after="40" w:before="0"/>
-              <w:jc w:val="left"/>
-            </w:pPr>
-            <w:r>
-              <w:rPr>
-                <w:rFonts w:ascii="Arial" w:cs="Arial" w:eastAsia="Arial" w:hAnsi="Arial"/>
-                <w:b w:val="false"/>
-                <w:bCs w:val="false"/>
-                <w:i w:val="false"/>
-                <w:iCs w:val="false"/>
-                <w:color w:val="000000"/>
-                <w:sz w:val="18"/>
-                <w:szCs w:val="18"/>
-              </w:rPr>
-              <w:t xml:space="preserve">Worked investigation:</w:t>
-            </w:r>
-          </w:p>
-          <w:p>
-            <w:pPr>
-              <w:spacing w:after="40" w:before="0"/>
-              <w:jc w:val="left"/>
-            </w:pPr>
-            <w:r>
-              <w:rPr>
-                <w:rFonts w:ascii="Arial" w:cs="Arial" w:eastAsia="Arial" w:hAnsi="Arial"/>
-                <w:b w:val="false"/>
-                <w:bCs w:val="false"/>
-                <w:i w:val="false"/>
-                <w:iCs w:val="false"/>
-                <w:color w:val="000000"/>
-                <w:sz w:val="18"/>
-                <w:szCs w:val="18"/>
-              </w:rPr>
-              <w:t xml:space="preserve">1. Find midpoint M of PP' (M = midpoint formula)</w:t>
-            </w:r>
-          </w:p>
-          <w:p>
-            <w:pPr>
-              <w:spacing w:after="40" w:before="0"/>
-              <w:jc w:val="left"/>
-            </w:pPr>
-            <w:r>
-              <w:rPr>
-                <w:rFonts w:ascii="Arial" w:cs="Arial" w:eastAsia="Arial" w:hAnsi="Arial"/>
-                <w:b w:val="false"/>
-                <w:bCs w:val="false"/>
-                <w:i w:val="false"/>
-                <w:iCs w:val="false"/>
-                <w:color w:val="000000"/>
-                <w:sz w:val="18"/>
-                <w:szCs w:val="18"/>
-              </w:rPr>
-              <w:t xml:space="preserve">2. Find gradient of PP' (m₁)</w:t>
-            </w:r>
-          </w:p>
-          <w:p>
-            <w:pPr>
-              <w:spacing w:after="40" w:before="0"/>
-              <w:jc w:val="left"/>
-            </w:pPr>
-            <w:r>
-              <w:rPr>
-                <w:rFonts w:ascii="Arial" w:cs="Arial" w:eastAsia="Arial" w:hAnsi="Arial"/>
-                <w:b w:val="false"/>
-                <w:bCs w:val="false"/>
-                <w:i w:val="false"/>
-                <w:iCs w:val="false"/>
-                <w:color w:val="000000"/>
-                <w:sz w:val="18"/>
-                <w:szCs w:val="18"/>
-              </w:rPr>
-              <w:t xml:space="preserve">3. Mirror line gradient = −1/m₁ (perpendicular)</w:t>
-            </w:r>
-          </w:p>
-          <w:p>
-            <w:pPr>
-              <w:spacing w:after="40" w:before="0"/>
-              <w:jc w:val="left"/>
-            </w:pPr>
-            <w:r>
-              <w:rPr>
-                <w:rFonts w:ascii="Arial" w:cs="Arial" w:eastAsia="Arial" w:hAnsi="Arial"/>
-                <w:b w:val="false"/>
-                <w:bCs w:val="false"/>
-                <w:i w:val="false"/>
-                <w:iCs w:val="false"/>
-                <w:color w:val="000000"/>
-                <w:sz w:val="18"/>
-                <w:szCs w:val="18"/>
-              </w:rPr>
-              <w:t xml:space="preserve">4. Use point-slope form with M to write the equation</w:t>
-            </w:r>
-          </w:p>
-          <w:p>
-            <w:pPr>
-              <w:spacing w:after="40" w:before="0"/>
-              <w:jc w:val="left"/>
-            </w:pPr>
-            <w:r>
-              <w:rPr>
-                <w:rFonts w:ascii="Arial" w:cs="Arial" w:eastAsia="Arial" w:hAnsi="Arial"/>
-                <w:b w:val="false"/>
-                <w:bCs w:val="false"/>
-                <w:i w:val="false"/>
-                <w:iCs w:val="false"/>
-                <w:color w:val="000000"/>
-                <w:sz w:val="18"/>
-                <w:szCs w:val="18"/>
-              </w:rPr>
-              <w:t xml:space="preserve">5. Verify: reflect P over the equation found — do you get P'?</w:t>
-            </w:r>
-          </w:p>
-          <w:p>
-            <w:pPr>
-              <w:spacing w:after="40" w:before="0"/>
-              <w:jc w:val="left"/>
-            </w:pPr>
-            <w:r>
-              <w:rPr>
-                <w:rFonts w:ascii="Arial" w:cs="Arial" w:eastAsia="Arial" w:hAnsi="Arial"/>
-                <w:b w:val="false"/>
-                <w:bCs w:val="false"/>
-                <w:i w:val="false"/>
-                <w:iCs w:val="false"/>
-                <w:color w:val="000000"/>
-                <w:sz w:val="18"/>
-                <w:szCs w:val="18"/>
-              </w:rPr>
-              <w:t xml:space="preserve">Repeat with a second pair of points to confirm.</w:t>
-            </w:r>
-          </w:p>
-        </w:tc>
-        <w:tc>
-          <w:tcPr>
-            <w:tcW w:type="dxa" w:w="2556"/>
-            <w:shd w:fill="F2F2F2" w:color="auto" w:val="clear"/>
-            <w:tcMar>
-              <w:top w:type="dxa" w:w="60"/>
-              <w:left w:type="dxa" w:w="120"/>
-              <w:bottom w:type="dxa" w:w="60"/>
-              <w:right w:type="dxa" w:w="120"/>
-            </w:tcMar>
-            <w:vAlign w:val="top"/>
-          </w:tcPr>
           <w:p>
             <w:pPr>
               <w:spacing w:after="20" w:before="0"/>
@@ -16944,7 +16347,7 @@
             <w:pPr>
               <w:spacing w:after="20" w:before="0"/>
             </w:pPr>
-            <w:hyperlink w:history="1" r:id="rIdy2haxbud-5z98dp_xuser">
+            <w:hyperlink w:history="1" r:id="rIdhuejiaul6rmimkh4hrvin">
               <w:r>
                 <w:rPr>
                   <w:rFonts w:ascii="Arial" w:cs="Arial" w:eastAsia="Arial" w:hAnsi="Arial"/>
@@ -16977,7 +16380,7 @@
               <w:spacing w:after="10" w:before="0"/>
               <w:ind w:left="120"/>
             </w:pPr>
-            <w:hyperlink w:history="1" r:id="rId7pu6cvb_fvhgfjzjurkik">
+            <w:hyperlink w:history="1" r:id="rId_abougcj5p3y1ynb4pyml">
               <w:r>
                 <w:rPr>
                   <w:rFonts w:ascii="Arial" w:cs="Arial" w:eastAsia="Arial" w:hAnsi="Arial"/>
@@ -17022,7 +16425,7 @@
             <w:pPr>
               <w:spacing w:after="20" w:before="0"/>
             </w:pPr>
-            <w:hyperlink w:history="1" r:id="rIdtvjapailuttgtvvaey6zz">
+            <w:hyperlink w:history="1" r:id="rIdbk823qrjyifbhpoucfyiw">
               <w:r>
                 <w:rPr>
                   <w:rFonts w:ascii="Arial" w:cs="Arial" w:eastAsia="Arial" w:hAnsi="Arial"/>
@@ -17055,7 +16458,7 @@
               <w:spacing w:after="10" w:before="0"/>
               <w:ind w:left="120"/>
             </w:pPr>
-            <w:hyperlink w:history="1" r:id="rIdu7m033hymn6g_xhup5r2z">
+            <w:hyperlink w:history="1" r:id="rIdsbhizdkeoftcpnoegboav">
               <w:r>
                 <w:rPr>
                   <w:rFonts w:ascii="Arial" w:cs="Arial" w:eastAsia="Arial" w:hAnsi="Arial"/>
@@ -17071,7 +16474,7 @@
         </w:tc>
         <w:tc>
           <w:tcPr>
-            <w:tcW w:type="dxa" w:w="3324"/>
+            <w:tcW w:type="dxa" w:w="3040"/>
             <w:shd w:fill="FFFFFF" w:color="auto" w:val="clear"/>
             <w:tcMar>
               <w:top w:type="dxa" w:w="60"/>
@@ -17097,6 +16500,152 @@
                 <w:sz w:val="18"/>
                 <w:szCs w:val="18"/>
               </w:rPr>
+              <w:t xml:space="preserve">Worked investigation:</w:t>
+            </w:r>
+          </w:p>
+          <w:p>
+            <w:pPr>
+              <w:spacing w:after="40" w:before="0"/>
+              <w:jc w:val="left"/>
+            </w:pPr>
+            <w:r>
+              <w:rPr>
+                <w:rFonts w:ascii="Arial" w:cs="Arial" w:eastAsia="Arial" w:hAnsi="Arial"/>
+                <w:b w:val="false"/>
+                <w:bCs w:val="false"/>
+                <w:i w:val="false"/>
+                <w:iCs w:val="false"/>
+                <w:color w:val="000000"/>
+                <w:sz w:val="18"/>
+                <w:szCs w:val="18"/>
+              </w:rPr>
+              <w:t xml:space="preserve">1. Find midpoint M of PP' (M = midpoint formula)</w:t>
+            </w:r>
+          </w:p>
+          <w:p>
+            <w:pPr>
+              <w:spacing w:after="40" w:before="0"/>
+              <w:jc w:val="left"/>
+            </w:pPr>
+            <w:r>
+              <w:rPr>
+                <w:rFonts w:ascii="Arial" w:cs="Arial" w:eastAsia="Arial" w:hAnsi="Arial"/>
+                <w:b w:val="false"/>
+                <w:bCs w:val="false"/>
+                <w:i w:val="false"/>
+                <w:iCs w:val="false"/>
+                <w:color w:val="000000"/>
+                <w:sz w:val="18"/>
+                <w:szCs w:val="18"/>
+              </w:rPr>
+              <w:t xml:space="preserve">2. Find gradient of PP' (m₁)</w:t>
+            </w:r>
+          </w:p>
+          <w:p>
+            <w:pPr>
+              <w:spacing w:after="40" w:before="0"/>
+              <w:jc w:val="left"/>
+            </w:pPr>
+            <w:r>
+              <w:rPr>
+                <w:rFonts w:ascii="Arial" w:cs="Arial" w:eastAsia="Arial" w:hAnsi="Arial"/>
+                <w:b w:val="false"/>
+                <w:bCs w:val="false"/>
+                <w:i w:val="false"/>
+                <w:iCs w:val="false"/>
+                <w:color w:val="000000"/>
+                <w:sz w:val="18"/>
+                <w:szCs w:val="18"/>
+              </w:rPr>
+              <w:t xml:space="preserve">3. Mirror line gradient = −1/m₁ (perpendicular)</w:t>
+            </w:r>
+          </w:p>
+          <w:p>
+            <w:pPr>
+              <w:spacing w:after="40" w:before="0"/>
+              <w:jc w:val="left"/>
+            </w:pPr>
+            <w:r>
+              <w:rPr>
+                <w:rFonts w:ascii="Arial" w:cs="Arial" w:eastAsia="Arial" w:hAnsi="Arial"/>
+                <w:b w:val="false"/>
+                <w:bCs w:val="false"/>
+                <w:i w:val="false"/>
+                <w:iCs w:val="false"/>
+                <w:color w:val="000000"/>
+                <w:sz w:val="18"/>
+                <w:szCs w:val="18"/>
+              </w:rPr>
+              <w:t xml:space="preserve">4. Use point-slope form with M to write the equation</w:t>
+            </w:r>
+          </w:p>
+          <w:p>
+            <w:pPr>
+              <w:spacing w:after="40" w:before="0"/>
+              <w:jc w:val="left"/>
+            </w:pPr>
+            <w:r>
+              <w:rPr>
+                <w:rFonts w:ascii="Arial" w:cs="Arial" w:eastAsia="Arial" w:hAnsi="Arial"/>
+                <w:b w:val="false"/>
+                <w:bCs w:val="false"/>
+                <w:i w:val="false"/>
+                <w:iCs w:val="false"/>
+                <w:color w:val="000000"/>
+                <w:sz w:val="18"/>
+                <w:szCs w:val="18"/>
+              </w:rPr>
+              <w:t xml:space="preserve">5. Verify: reflect P over the equation found — do you get P'?</w:t>
+            </w:r>
+          </w:p>
+          <w:p>
+            <w:pPr>
+              <w:spacing w:after="40" w:before="0"/>
+              <w:jc w:val="left"/>
+            </w:pPr>
+            <w:r>
+              <w:rPr>
+                <w:rFonts w:ascii="Arial" w:cs="Arial" w:eastAsia="Arial" w:hAnsi="Arial"/>
+                <w:b w:val="false"/>
+                <w:bCs w:val="false"/>
+                <w:i w:val="false"/>
+                <w:iCs w:val="false"/>
+                <w:color w:val="000000"/>
+                <w:sz w:val="18"/>
+                <w:szCs w:val="18"/>
+              </w:rPr>
+              <w:t xml:space="preserve">Repeat with a second pair of points to confirm.</w:t>
+            </w:r>
+          </w:p>
+        </w:tc>
+        <w:tc>
+          <w:tcPr>
+            <w:tcW w:type="dxa" w:w="3040"/>
+            <w:shd w:fill="F2F2F2" w:color="auto" w:val="clear"/>
+            <w:tcMar>
+              <w:top w:type="dxa" w:w="60"/>
+              <w:left w:type="dxa" w:w="120"/>
+              <w:bottom w:type="dxa" w:w="60"/>
+              <w:right w:type="dxa" w:w="120"/>
+            </w:tcMar>
+            <w:vAlign w:val="top"/>
+          </w:tcPr>
+          <w:p>
+            <w:pPr>
+              <w:spacing w:after="40" w:before="0"/>
+              <w:jc w:val="left"/>
+            </w:pPr>
+            <w:r>
+              <w:rPr>
+                <w:rFonts w:ascii="Arial" w:cs="Arial" w:eastAsia="Arial" w:hAnsi="Arial"/>
+                <w:b w:val="false"/>
+                <w:bCs w:val="false"/>
+                <w:i w:val="false"/>
+                <w:iCs w:val="false"/>
+                <w:color w:val="000000"/>
+                <w:sz w:val="18"/>
+                <w:szCs w:val="18"/>
+              </w:rPr>
               <w:t xml:space="preserve">"Step 3 is the key — you learned perpendicular gradients in Strand 1. Use that now."</w:t>
             </w:r>
           </w:p>
@@ -17122,40 +16671,40 @@
         </w:tc>
         <w:tc>
           <w:tcPr>
-            <w:tcW w:type="dxa" w:w="2300"/>
+            <w:tcW w:type="dxa" w:w="3040"/>
+            <w:shd w:fill="FFFFFF" w:color="auto" w:val="clear"/>
+            <w:tcMar>
+              <w:top w:type="dxa" w:w="60"/>
+              <w:left w:type="dxa" w:w="120"/>
+              <w:bottom w:type="dxa" w:w="60"/>
+              <w:right w:type="dxa" w:w="120"/>
+            </w:tcMar>
+            <w:vAlign w:val="top"/>
+          </w:tcPr>
+          <w:p>
+            <w:pPr>
+              <w:spacing w:after="40" w:before="0"/>
+              <w:jc w:val="left"/>
+            </w:pPr>
+            <w:r>
+              <w:rPr>
+                <w:rFonts w:ascii="Arial" w:cs="Arial" w:eastAsia="Arial" w:hAnsi="Arial"/>
+                <w:b w:val="false"/>
+                <w:bCs w:val="false"/>
+                <w:i w:val="false"/>
+                <w:iCs w:val="false"/>
+                <w:color w:val="000000"/>
+                <w:sz w:val="18"/>
+                <w:szCs w:val="18"/>
+              </w:rPr>
+              <w:t xml:space="preserve">Multi-step problem with explicit connection to prior algebra knowledge (gradients, midpoint, perpendicular lines).</w:t>
+            </w:r>
+          </w:p>
+        </w:tc>
+        <w:tc>
+          <w:tcPr>
+            <w:tcW w:type="dxa" w:w="3040"/>
             <w:shd w:fill="F2F2F2" w:color="auto" w:val="clear"/>
-            <w:tcMar>
-              <w:top w:type="dxa" w:w="60"/>
-              <w:left w:type="dxa" w:w="120"/>
-              <w:bottom w:type="dxa" w:w="60"/>
-              <w:right w:type="dxa" w:w="120"/>
-            </w:tcMar>
-            <w:vAlign w:val="top"/>
-          </w:tcPr>
-          <w:p>
-            <w:pPr>
-              <w:spacing w:after="40" w:before="0"/>
-              <w:jc w:val="left"/>
-            </w:pPr>
-            <w:r>
-              <w:rPr>
-                <w:rFonts w:ascii="Arial" w:cs="Arial" w:eastAsia="Arial" w:hAnsi="Arial"/>
-                <w:b w:val="false"/>
-                <w:bCs w:val="false"/>
-                <w:i w:val="false"/>
-                <w:iCs w:val="false"/>
-                <w:color w:val="000000"/>
-                <w:sz w:val="18"/>
-                <w:szCs w:val="18"/>
-              </w:rPr>
-              <w:t xml:space="preserve">Multi-step problem with explicit connection to prior algebra knowledge (gradients, midpoint, perpendicular lines).</w:t>
-            </w:r>
-          </w:p>
-        </w:tc>
-        <w:tc>
-          <w:tcPr>
-            <w:tcW w:type="dxa" w:w="2300"/>
-            <w:shd w:fill="FFFFFF" w:color="auto" w:val="clear"/>
             <w:tcMar>
               <w:top w:type="dxa" w:w="60"/>
               <w:left w:type="dxa" w:w="120"/>
@@ -17188,7 +16737,7 @@
       <w:tr>
         <w:tc>
           <w:tcPr>
-            <w:tcW w:type="dxa" w:w="900"/>
+            <w:tcW w:type="dxa" w:w="1520"/>
             <w:shd w:fill="E2EFDA" w:color="auto" w:val="clear"/>
             <w:tcMar>
               <w:top w:type="dxa" w:w="60"/>
@@ -17217,110 +16766,6 @@
               <w:t xml:space="preserve">Explain Phase</w:t>
             </w:r>
           </w:p>
-        </w:tc>
-        <w:tc>
-          <w:tcPr>
-            <w:tcW w:type="dxa" w:w="2300"/>
-            <w:shd w:fill="FFFFFF" w:color="auto" w:val="clear"/>
-            <w:tcMar>
-              <w:top w:type="dxa" w:w="60"/>
-              <w:left w:type="dxa" w:w="120"/>
-              <w:bottom w:type="dxa" w:w="60"/>
-              <w:right w:type="dxa" w:w="120"/>
-            </w:tcMar>
-            <w:vAlign w:val="top"/>
-          </w:tcPr>
-          <w:p>
-            <w:pPr>
-              <w:spacing w:after="40" w:before="0"/>
-              <w:jc w:val="left"/>
-            </w:pPr>
-            <w:r>
-              <w:rPr>
-                <w:rFonts w:ascii="Arial" w:cs="Arial" w:eastAsia="Arial" w:hAnsi="Arial"/>
-                <w:b w:val="false"/>
-                <w:bCs w:val="false"/>
-                <w:i w:val="false"/>
-                <w:iCs w:val="false"/>
-                <w:color w:val="000000"/>
-                <w:sz w:val="18"/>
-                <w:szCs w:val="18"/>
-              </w:rPr>
-              <w:t xml:space="preserve">Students present solutions to two challenge problems:</w:t>
-            </w:r>
-          </w:p>
-          <w:p>
-            <w:pPr>
-              <w:spacing w:after="30" w:before="0"/>
-              <w:ind w:left="360" w:hanging="180"/>
-              <w:jc w:val="left"/>
-            </w:pPr>
-            <w:r>
-              <w:rPr>
-                <w:rFonts w:ascii="Arial" w:cs="Arial" w:eastAsia="Arial" w:hAnsi="Arial"/>
-                <w:b w:val="false"/>
-                <w:bCs w:val="false"/>
-                <w:i w:val="false"/>
-                <w:iCs w:val="false"/>
-                <w:color w:val="000000"/>
-                <w:sz w:val="18"/>
-                <w:szCs w:val="18"/>
-              </w:rPr>
-              <w:t xml:space="preserve">–  Problem A: Object A(−2,1), B(0,4), C(3,2) and image A'(4,1), B'(2,4), C'(−1,2) — find the mirror line</w:t>
-            </w:r>
-          </w:p>
-          <w:p>
-            <w:pPr>
-              <w:spacing w:after="30" w:before="0"/>
-              <w:ind w:left="360" w:hanging="180"/>
-              <w:jc w:val="left"/>
-            </w:pPr>
-            <w:r>
-              <w:rPr>
-                <w:rFonts w:ascii="Arial" w:cs="Arial" w:eastAsia="Arial" w:hAnsi="Arial"/>
-                <w:b w:val="false"/>
-                <w:bCs w:val="false"/>
-                <w:i w:val="false"/>
-                <w:iCs w:val="false"/>
-                <w:color w:val="000000"/>
-                <w:sz w:val="18"/>
-                <w:szCs w:val="18"/>
-              </w:rPr>
-              <w:t xml:space="preserve">–  Problem B: Object and image given on a Cartesian grid — identify mirror line from the graph</w:t>
-            </w:r>
-          </w:p>
-          <w:p>
-            <w:pPr>
-              <w:spacing w:after="40" w:before="0"/>
-              <w:jc w:val="left"/>
-            </w:pPr>
-            <w:r>
-              <w:rPr>
-                <w:rFonts w:ascii="Arial" w:cs="Arial" w:eastAsia="Arial" w:hAnsi="Arial"/>
-                <w:b w:val="false"/>
-                <w:bCs w:val="false"/>
-                <w:i w:val="false"/>
-                <w:iCs w:val="false"/>
-                <w:color w:val="000000"/>
-                <w:sz w:val="18"/>
-                <w:szCs w:val="18"/>
-              </w:rPr>
-              <w:t xml:space="preserve">Class discussion: Is the mirror line y = x? y = 1? Some other line?</w:t>
-            </w:r>
-          </w:p>
-        </w:tc>
-        <w:tc>
-          <w:tcPr>
-            <w:tcW w:type="dxa" w:w="2556"/>
-            <w:shd w:fill="F2F2F2" w:color="auto" w:val="clear"/>
-            <w:tcMar>
-              <w:top w:type="dxa" w:w="60"/>
-              <w:left w:type="dxa" w:w="120"/>
-              <w:bottom w:type="dxa" w:w="60"/>
-              <w:right w:type="dxa" w:w="120"/>
-            </w:tcMar>
-            <w:vAlign w:val="top"/>
-          </w:tcPr>
           <w:p>
             <w:pPr>
               <w:spacing w:after="20" w:before="0"/>
@@ -17341,7 +16786,7 @@
             <w:pPr>
               <w:spacing w:after="20" w:before="0"/>
             </w:pPr>
-            <w:hyperlink w:history="1" r:id="rIdxbl0h4aewzr1kj9iuahnm">
+            <w:hyperlink w:history="1" r:id="rIdthexd0ddhnu8fjfg8oyiu">
               <w:r>
                 <w:rPr>
                   <w:rFonts w:ascii="Arial" w:cs="Arial" w:eastAsia="Arial" w:hAnsi="Arial"/>
@@ -17374,7 +16819,7 @@
               <w:spacing w:after="10" w:before="0"/>
               <w:ind w:left="120"/>
             </w:pPr>
-            <w:hyperlink w:history="1" r:id="rIdcfqvzz8ibz6swox07xj1q">
+            <w:hyperlink w:history="1" r:id="rIdiitpe4rl5ulsvvn3khdt_">
               <w:r>
                 <w:rPr>
                   <w:rFonts w:ascii="Arial" w:cs="Arial" w:eastAsia="Arial" w:hAnsi="Arial"/>
@@ -17419,7 +16864,7 @@
             <w:pPr>
               <w:spacing w:after="20" w:before="0"/>
             </w:pPr>
-            <w:hyperlink w:history="1" r:id="rIdyrnibq1szrw1dnmf4eycp">
+            <w:hyperlink w:history="1" r:id="rIdopw9zbade_a-cfv8jbcl-">
               <w:r>
                 <w:rPr>
                   <w:rFonts w:ascii="Arial" w:cs="Arial" w:eastAsia="Arial" w:hAnsi="Arial"/>
@@ -17452,7 +16897,7 @@
               <w:spacing w:after="10" w:before="0"/>
               <w:ind w:left="120"/>
             </w:pPr>
-            <w:hyperlink w:history="1" r:id="rIddlbxnla0jiyeeifv69vqf">
+            <w:hyperlink w:history="1" r:id="rIdilwjmkcknh3zlnc-xgglk">
               <w:r>
                 <w:rPr>
                   <w:rFonts w:ascii="Arial" w:cs="Arial" w:eastAsia="Arial" w:hAnsi="Arial"/>
@@ -17468,7 +16913,7 @@
         </w:tc>
         <w:tc>
           <w:tcPr>
-            <w:tcW w:type="dxa" w:w="3324"/>
+            <w:tcW w:type="dxa" w:w="3040"/>
             <w:shd w:fill="FFFFFF" w:color="auto" w:val="clear"/>
             <w:tcMar>
               <w:top w:type="dxa" w:w="60"/>
@@ -17494,6 +16939,97 @@
                 <w:sz w:val="18"/>
                 <w:szCs w:val="18"/>
               </w:rPr>
+              <w:t xml:space="preserve">Students present solutions to two challenge problems:</w:t>
+            </w:r>
+          </w:p>
+          <w:p>
+            <w:pPr>
+              <w:spacing w:after="30" w:before="0"/>
+              <w:ind w:left="360" w:hanging="180"/>
+              <w:jc w:val="left"/>
+            </w:pPr>
+            <w:r>
+              <w:rPr>
+                <w:rFonts w:ascii="Arial" w:cs="Arial" w:eastAsia="Arial" w:hAnsi="Arial"/>
+                <w:b w:val="false"/>
+                <w:bCs w:val="false"/>
+                <w:i w:val="false"/>
+                <w:iCs w:val="false"/>
+                <w:color w:val="000000"/>
+                <w:sz w:val="18"/>
+                <w:szCs w:val="18"/>
+              </w:rPr>
+              <w:t xml:space="preserve">–  Problem A: Object A(−2,1), B(0,4), C(3,2) and image A'(4,1), B'(2,4), C'(−1,2) — find the mirror line</w:t>
+            </w:r>
+          </w:p>
+          <w:p>
+            <w:pPr>
+              <w:spacing w:after="30" w:before="0"/>
+              <w:ind w:left="360" w:hanging="180"/>
+              <w:jc w:val="left"/>
+            </w:pPr>
+            <w:r>
+              <w:rPr>
+                <w:rFonts w:ascii="Arial" w:cs="Arial" w:eastAsia="Arial" w:hAnsi="Arial"/>
+                <w:b w:val="false"/>
+                <w:bCs w:val="false"/>
+                <w:i w:val="false"/>
+                <w:iCs w:val="false"/>
+                <w:color w:val="000000"/>
+                <w:sz w:val="18"/>
+                <w:szCs w:val="18"/>
+              </w:rPr>
+              <w:t xml:space="preserve">–  Problem B: Object and image given on a Cartesian grid — identify mirror line from the graph</w:t>
+            </w:r>
+          </w:p>
+          <w:p>
+            <w:pPr>
+              <w:spacing w:after="40" w:before="0"/>
+              <w:jc w:val="left"/>
+            </w:pPr>
+            <w:r>
+              <w:rPr>
+                <w:rFonts w:ascii="Arial" w:cs="Arial" w:eastAsia="Arial" w:hAnsi="Arial"/>
+                <w:b w:val="false"/>
+                <w:bCs w:val="false"/>
+                <w:i w:val="false"/>
+                <w:iCs w:val="false"/>
+                <w:color w:val="000000"/>
+                <w:sz w:val="18"/>
+                <w:szCs w:val="18"/>
+              </w:rPr>
+              <w:t xml:space="preserve">Class discussion: Is the mirror line y = x? y = 1? Some other line?</w:t>
+            </w:r>
+          </w:p>
+        </w:tc>
+        <w:tc>
+          <w:tcPr>
+            <w:tcW w:type="dxa" w:w="3040"/>
+            <w:shd w:fill="F2F2F2" w:color="auto" w:val="clear"/>
+            <w:tcMar>
+              <w:top w:type="dxa" w:w="60"/>
+              <w:left w:type="dxa" w:w="120"/>
+              <w:bottom w:type="dxa" w:w="60"/>
+              <w:right w:type="dxa" w:w="120"/>
+            </w:tcMar>
+            <w:vAlign w:val="top"/>
+          </w:tcPr>
+          <w:p>
+            <w:pPr>
+              <w:spacing w:after="40" w:before="0"/>
+              <w:jc w:val="left"/>
+            </w:pPr>
+            <w:r>
+              <w:rPr>
+                <w:rFonts w:ascii="Arial" w:cs="Arial" w:eastAsia="Arial" w:hAnsi="Arial"/>
+                <w:b w:val="false"/>
+                <w:bCs w:val="false"/>
+                <w:i w:val="false"/>
+                <w:iCs w:val="false"/>
+                <w:color w:val="000000"/>
+                <w:sz w:val="18"/>
+                <w:szCs w:val="18"/>
+              </w:rPr>
               <w:t xml:space="preserve">"Explain your method step by step — not just your answer."</w:t>
             </w:r>
           </w:p>
@@ -17519,40 +17055,40 @@
         </w:tc>
         <w:tc>
           <w:tcPr>
-            <w:tcW w:type="dxa" w:w="2300"/>
+            <w:tcW w:type="dxa" w:w="3040"/>
+            <w:shd w:fill="FFFFFF" w:color="auto" w:val="clear"/>
+            <w:tcMar>
+              <w:top w:type="dxa" w:w="60"/>
+              <w:left w:type="dxa" w:w="120"/>
+              <w:bottom w:type="dxa" w:w="60"/>
+              <w:right w:type="dxa" w:w="120"/>
+            </w:tcMar>
+            <w:vAlign w:val="top"/>
+          </w:tcPr>
+          <w:p>
+            <w:pPr>
+              <w:spacing w:after="40" w:before="0"/>
+              <w:jc w:val="left"/>
+            </w:pPr>
+            <w:r>
+              <w:rPr>
+                <w:rFonts w:ascii="Arial" w:cs="Arial" w:eastAsia="Arial" w:hAnsi="Arial"/>
+                <w:b w:val="false"/>
+                <w:bCs w:val="false"/>
+                <w:i w:val="false"/>
+                <w:iCs w:val="false"/>
+                <w:color w:val="000000"/>
+                <w:sz w:val="18"/>
+                <w:szCs w:val="18"/>
+              </w:rPr>
+              <w:t xml:space="preserve">Worked problems in authentic context. Students apply multi-step algebraic reasoning.</w:t>
+            </w:r>
+          </w:p>
+        </w:tc>
+        <w:tc>
+          <w:tcPr>
+            <w:tcW w:type="dxa" w:w="3040"/>
             <w:shd w:fill="F2F2F2" w:color="auto" w:val="clear"/>
-            <w:tcMar>
-              <w:top w:type="dxa" w:w="60"/>
-              <w:left w:type="dxa" w:w="120"/>
-              <w:bottom w:type="dxa" w:w="60"/>
-              <w:right w:type="dxa" w:w="120"/>
-            </w:tcMar>
-            <w:vAlign w:val="top"/>
-          </w:tcPr>
-          <w:p>
-            <w:pPr>
-              <w:spacing w:after="40" w:before="0"/>
-              <w:jc w:val="left"/>
-            </w:pPr>
-            <w:r>
-              <w:rPr>
-                <w:rFonts w:ascii="Arial" w:cs="Arial" w:eastAsia="Arial" w:hAnsi="Arial"/>
-                <w:b w:val="false"/>
-                <w:bCs w:val="false"/>
-                <w:i w:val="false"/>
-                <w:iCs w:val="false"/>
-                <w:color w:val="000000"/>
-                <w:sz w:val="18"/>
-                <w:szCs w:val="18"/>
-              </w:rPr>
-              <w:t xml:space="preserve">Worked problems in authentic context. Students apply multi-step algebraic reasoning.</w:t>
-            </w:r>
-          </w:p>
-        </w:tc>
-        <w:tc>
-          <w:tcPr>
-            <w:tcW w:type="dxa" w:w="2300"/>
-            <w:shd w:fill="FFFFFF" w:color="auto" w:val="clear"/>
             <w:tcMar>
               <w:top w:type="dxa" w:w="60"/>
               <w:left w:type="dxa" w:w="120"/>
@@ -17585,7 +17121,7 @@
       <w:tr>
         <w:tc>
           <w:tcPr>
-            <w:tcW w:type="dxa" w:w="900"/>
+            <w:tcW w:type="dxa" w:w="1520"/>
             <w:shd w:fill="FCE4D6" w:color="auto" w:val="clear"/>
             <w:tcMar>
               <w:top w:type="dxa" w:w="60"/>
@@ -17614,51 +17150,6 @@
               <w:t xml:space="preserve">Driving Question Board (DQB) Creation</w:t>
             </w:r>
           </w:p>
-        </w:tc>
-        <w:tc>
-          <w:tcPr>
-            <w:tcW w:type="dxa" w:w="2300"/>
-            <w:shd w:fill="FFFFFF" w:color="auto" w:val="clear"/>
-            <w:tcMar>
-              <w:top w:type="dxa" w:w="60"/>
-              <w:left w:type="dxa" w:w="120"/>
-              <w:bottom w:type="dxa" w:w="60"/>
-              <w:right w:type="dxa" w:w="120"/>
-            </w:tcMar>
-            <w:vAlign w:val="top"/>
-          </w:tcPr>
-          <w:p>
-            <w:pPr>
-              <w:spacing w:after="40" w:before="0"/>
-              <w:jc w:val="left"/>
-            </w:pPr>
-            <w:r>
-              <w:rPr>
-                <w:rFonts w:ascii="Arial" w:cs="Arial" w:eastAsia="Arial" w:hAnsi="Arial"/>
-                <w:b w:val="false"/>
-                <w:bCs w:val="false"/>
-                <w:i w:val="false"/>
-                <w:iCs w:val="false"/>
-                <w:color w:val="000000"/>
-                <w:sz w:val="18"/>
-                <w:szCs w:val="18"/>
-              </w:rPr>
-              <w:t xml:space="preserve">Almost all DQB questions should now be answerable. Class works through DQB systematically. Remaining questions (if any) are posted for Lesson 6 to answer.</w:t>
-            </w:r>
-          </w:p>
-        </w:tc>
-        <w:tc>
-          <w:tcPr>
-            <w:tcW w:type="dxa" w:w="2556"/>
-            <w:shd w:fill="F2F2F2" w:color="auto" w:val="clear"/>
-            <w:tcMar>
-              <w:top w:type="dxa" w:w="60"/>
-              <w:left w:type="dxa" w:w="120"/>
-              <w:bottom w:type="dxa" w:w="60"/>
-              <w:right w:type="dxa" w:w="120"/>
-            </w:tcMar>
-            <w:vAlign w:val="top"/>
-          </w:tcPr>
           <w:p>
             <w:pPr>
               <w:spacing w:after="20" w:before="0"/>
@@ -17679,7 +17170,7 @@
             <w:pPr>
               <w:spacing w:after="20" w:before="0"/>
             </w:pPr>
-            <w:hyperlink w:history="1" r:id="rIdil-pwxcpiokxugql7ocye">
+            <w:hyperlink w:history="1" r:id="rIdyg1zu1unvt1nt4lrln8de">
               <w:r>
                 <w:rPr>
                   <w:rFonts w:ascii="Arial" w:cs="Arial" w:eastAsia="Arial" w:hAnsi="Arial"/>
@@ -17712,7 +17203,7 @@
               <w:spacing w:after="10" w:before="0"/>
               <w:ind w:left="120"/>
             </w:pPr>
-            <w:hyperlink w:history="1" r:id="rIdw_40mm0hojmxpbna3ao2h">
+            <w:hyperlink w:history="1" r:id="rId4m0mlsk8vjeqyjfh0oipp">
               <w:r>
                 <w:rPr>
                   <w:rFonts w:ascii="Arial" w:cs="Arial" w:eastAsia="Arial" w:hAnsi="Arial"/>
@@ -17757,7 +17248,7 @@
             <w:pPr>
               <w:spacing w:after="20" w:before="0"/>
             </w:pPr>
-            <w:hyperlink w:history="1" r:id="rIdn3enzgbbnh7s9sbcqxkre">
+            <w:hyperlink w:history="1" r:id="rIdixhfbhxgz6pbs-d9yuhyl">
               <w:r>
                 <w:rPr>
                   <w:rFonts w:ascii="Arial" w:cs="Arial" w:eastAsia="Arial" w:hAnsi="Arial"/>
@@ -17790,7 +17281,7 @@
               <w:spacing w:after="10" w:before="0"/>
               <w:ind w:left="120"/>
             </w:pPr>
-            <w:hyperlink w:history="1" r:id="rIduqxnxwjiexxxrwfwwdvx3">
+            <w:hyperlink w:history="1" r:id="rId1dubssgame7nhmbmd_mba">
               <w:r>
                 <w:rPr>
                   <w:rFonts w:ascii="Arial" w:cs="Arial" w:eastAsia="Arial" w:hAnsi="Arial"/>
@@ -17806,7 +17297,7 @@
         </w:tc>
         <w:tc>
           <w:tcPr>
-            <w:tcW w:type="dxa" w:w="3324"/>
+            <w:tcW w:type="dxa" w:w="3040"/>
             <w:shd w:fill="FFFFFF" w:color="auto" w:val="clear"/>
             <w:tcMar>
               <w:top w:type="dxa" w:w="60"/>
@@ -17832,46 +17323,78 @@
                 <w:sz w:val="18"/>
                 <w:szCs w:val="18"/>
               </w:rPr>
+              <w:t xml:space="preserve">Almost all DQB questions should now be answerable. Class works through DQB systematically. Remaining questions (if any) are posted for Lesson 6 to answer.</w:t>
+            </w:r>
+          </w:p>
+        </w:tc>
+        <w:tc>
+          <w:tcPr>
+            <w:tcW w:type="dxa" w:w="3040"/>
+            <w:shd w:fill="F2F2F2" w:color="auto" w:val="clear"/>
+            <w:tcMar>
+              <w:top w:type="dxa" w:w="60"/>
+              <w:left w:type="dxa" w:w="120"/>
+              <w:bottom w:type="dxa" w:w="60"/>
+              <w:right w:type="dxa" w:w="120"/>
+            </w:tcMar>
+            <w:vAlign w:val="top"/>
+          </w:tcPr>
+          <w:p>
+            <w:pPr>
+              <w:spacing w:after="40" w:before="0"/>
+              <w:jc w:val="left"/>
+            </w:pPr>
+            <w:r>
+              <w:rPr>
+                <w:rFonts w:ascii="Arial" w:cs="Arial" w:eastAsia="Arial" w:hAnsi="Arial"/>
+                <w:b w:val="false"/>
+                <w:bCs w:val="false"/>
+                <w:i w:val="false"/>
+                <w:iCs w:val="false"/>
+                <w:color w:val="000000"/>
+                <w:sz w:val="18"/>
+                <w:szCs w:val="18"/>
+              </w:rPr>
               <w:t xml:space="preserve">"Which questions from Lesson 1 can FINALLY be answered now?"</w:t>
             </w:r>
           </w:p>
         </w:tc>
         <w:tc>
           <w:tcPr>
-            <w:tcW w:type="dxa" w:w="2300"/>
+            <w:tcW w:type="dxa" w:w="3040"/>
+            <w:shd w:fill="FFFFFF" w:color="auto" w:val="clear"/>
+            <w:tcMar>
+              <w:top w:type="dxa" w:w="60"/>
+              <w:left w:type="dxa" w:w="120"/>
+              <w:bottom w:type="dxa" w:w="60"/>
+              <w:right w:type="dxa" w:w="120"/>
+            </w:tcMar>
+            <w:vAlign w:val="top"/>
+          </w:tcPr>
+          <w:p>
+            <w:pPr>
+              <w:spacing w:after="40" w:before="0"/>
+              <w:jc w:val="left"/>
+            </w:pPr>
+            <w:r>
+              <w:rPr>
+                <w:rFonts w:ascii="Arial" w:cs="Arial" w:eastAsia="Arial" w:hAnsi="Arial"/>
+                <w:b w:val="false"/>
+                <w:bCs w:val="false"/>
+                <w:i w:val="false"/>
+                <w:iCs w:val="false"/>
+                <w:color w:val="000000"/>
+                <w:sz w:val="18"/>
+                <w:szCs w:val="18"/>
+              </w:rPr>
+              <w:t xml:space="preserve">DQB completion creates a sense of intellectual closure and motivates the final lesson.</w:t>
+            </w:r>
+          </w:p>
+        </w:tc>
+        <w:tc>
+          <w:tcPr>
+            <w:tcW w:type="dxa" w:w="3040"/>
             <w:shd w:fill="F2F2F2" w:color="auto" w:val="clear"/>
-            <w:tcMar>
-              <w:top w:type="dxa" w:w="60"/>
-              <w:left w:type="dxa" w:w="120"/>
-              <w:bottom w:type="dxa" w:w="60"/>
-              <w:right w:type="dxa" w:w="120"/>
-            </w:tcMar>
-            <w:vAlign w:val="top"/>
-          </w:tcPr>
-          <w:p>
-            <w:pPr>
-              <w:spacing w:after="40" w:before="0"/>
-              <w:jc w:val="left"/>
-            </w:pPr>
-            <w:r>
-              <w:rPr>
-                <w:rFonts w:ascii="Arial" w:cs="Arial" w:eastAsia="Arial" w:hAnsi="Arial"/>
-                <w:b w:val="false"/>
-                <w:bCs w:val="false"/>
-                <w:i w:val="false"/>
-                <w:iCs w:val="false"/>
-                <w:color w:val="000000"/>
-                <w:sz w:val="18"/>
-                <w:szCs w:val="18"/>
-              </w:rPr>
-              <w:t xml:space="preserve">DQB completion creates a sense of intellectual closure and motivates the final lesson.</w:t>
-            </w:r>
-          </w:p>
-        </w:tc>
-        <w:tc>
-          <w:tcPr>
-            <w:tcW w:type="dxa" w:w="2300"/>
-            <w:shd w:fill="FFFFFF" w:color="auto" w:val="clear"/>
             <w:tcMar>
               <w:top w:type="dxa" w:w="60"/>
               <w:left w:type="dxa" w:w="120"/>
@@ -17904,7 +17427,7 @@
       <w:tr>
         <w:tc>
           <w:tcPr>
-            <w:tcW w:type="dxa" w:w="900"/>
+            <w:tcW w:type="dxa" w:w="1520"/>
             <w:shd w:fill="D5E8F0" w:color="auto" w:val="clear"/>
             <w:tcMar>
               <w:top w:type="dxa" w:w="60"/>
@@ -17933,51 +17456,6 @@
               <w:t xml:space="preserve">Model Building Phase</w:t>
             </w:r>
           </w:p>
-        </w:tc>
-        <w:tc>
-          <w:tcPr>
-            <w:tcW w:type="dxa" w:w="2300"/>
-            <w:shd w:fill="FFFFFF" w:color="auto" w:val="clear"/>
-            <w:tcMar>
-              <w:top w:type="dxa" w:w="60"/>
-              <w:left w:type="dxa" w:w="120"/>
-              <w:bottom w:type="dxa" w:w="60"/>
-              <w:right w:type="dxa" w:w="120"/>
-            </w:tcMar>
-            <w:vAlign w:val="top"/>
-          </w:tcPr>
-          <w:p>
-            <w:pPr>
-              <w:spacing w:after="40" w:before="0"/>
-              <w:jc w:val="left"/>
-            </w:pPr>
-            <w:r>
-              <w:rPr>
-                <w:rFonts w:ascii="Arial" w:cs="Arial" w:eastAsia="Arial" w:hAnsi="Arial"/>
-                <w:b w:val="false"/>
-                <w:bCs w:val="false"/>
-                <w:i w:val="false"/>
-                <w:iCs w:val="false"/>
-                <w:color w:val="000000"/>
-                <w:sz w:val="18"/>
-                <w:szCs w:val="18"/>
-              </w:rPr>
-              <w:t xml:space="preserve">Major model revision: add the inverse procedure (finding the mirror line) to the model. Model should now show both directions: Object + Mirror → Image AND Object + Image → Mirror.</w:t>
-            </w:r>
-          </w:p>
-        </w:tc>
-        <w:tc>
-          <w:tcPr>
-            <w:tcW w:type="dxa" w:w="2556"/>
-            <w:shd w:fill="F2F2F2" w:color="auto" w:val="clear"/>
-            <w:tcMar>
-              <w:top w:type="dxa" w:w="60"/>
-              <w:left w:type="dxa" w:w="120"/>
-              <w:bottom w:type="dxa" w:w="60"/>
-              <w:right w:type="dxa" w:w="120"/>
-            </w:tcMar>
-            <w:vAlign w:val="top"/>
-          </w:tcPr>
           <w:p>
             <w:pPr>
               <w:spacing w:after="20" w:before="0"/>
@@ -17998,7 +17476,7 @@
             <w:pPr>
               <w:spacing w:after="20" w:before="0"/>
             </w:pPr>
-            <w:hyperlink w:history="1" r:id="rIdsro5hi35zmtugck-9o99-">
+            <w:hyperlink w:history="1" r:id="rId0ejxdpfz8ailfoblhtgvs">
               <w:r>
                 <w:rPr>
                   <w:rFonts w:ascii="Arial" w:cs="Arial" w:eastAsia="Arial" w:hAnsi="Arial"/>
@@ -18031,7 +17509,7 @@
               <w:spacing w:after="10" w:before="0"/>
               <w:ind w:left="120"/>
             </w:pPr>
-            <w:hyperlink w:history="1" r:id="rId5qyolbpadw7-vh8vh47ai">
+            <w:hyperlink w:history="1" r:id="rId8jcqgigcyevaxugn0x_4v">
               <w:r>
                 <w:rPr>
                   <w:rFonts w:ascii="Arial" w:cs="Arial" w:eastAsia="Arial" w:hAnsi="Arial"/>
@@ -18076,7 +17554,7 @@
             <w:pPr>
               <w:spacing w:after="20" w:before="0"/>
             </w:pPr>
-            <w:hyperlink w:history="1" r:id="rIdlsiycdydmawjf4mthgxpn">
+            <w:hyperlink w:history="1" r:id="rIdlrbqjfyu41d18rojo5p6h">
               <w:r>
                 <w:rPr>
                   <w:rFonts w:ascii="Arial" w:cs="Arial" w:eastAsia="Arial" w:hAnsi="Arial"/>
@@ -18109,7 +17587,7 @@
               <w:spacing w:after="10" w:before="0"/>
               <w:ind w:left="120"/>
             </w:pPr>
-            <w:hyperlink w:history="1" r:id="rId11letsqzx2k4ymmu1-_fn">
+            <w:hyperlink w:history="1" r:id="rIddbkxb_a2tdky9lshnf18h">
               <w:r>
                 <w:rPr>
                   <w:rFonts w:ascii="Arial" w:cs="Arial" w:eastAsia="Arial" w:hAnsi="Arial"/>
@@ -18125,7 +17603,7 @@
         </w:tc>
         <w:tc>
           <w:tcPr>
-            <w:tcW w:type="dxa" w:w="3324"/>
+            <w:tcW w:type="dxa" w:w="3040"/>
             <w:shd w:fill="FFFFFF" w:color="auto" w:val="clear"/>
             <w:tcMar>
               <w:top w:type="dxa" w:w="60"/>
@@ -18151,46 +17629,78 @@
                 <w:sz w:val="18"/>
                 <w:szCs w:val="18"/>
               </w:rPr>
+              <w:t xml:space="preserve">Major model revision: add the inverse procedure (finding the mirror line) to the model. Model should now show both directions: Object + Mirror → Image AND Object + Image → Mirror.</w:t>
+            </w:r>
+          </w:p>
+        </w:tc>
+        <w:tc>
+          <w:tcPr>
+            <w:tcW w:type="dxa" w:w="3040"/>
+            <w:shd w:fill="F2F2F2" w:color="auto" w:val="clear"/>
+            <w:tcMar>
+              <w:top w:type="dxa" w:w="60"/>
+              <w:left w:type="dxa" w:w="120"/>
+              <w:bottom w:type="dxa" w:w="60"/>
+              <w:right w:type="dxa" w:w="120"/>
+            </w:tcMar>
+            <w:vAlign w:val="top"/>
+          </w:tcPr>
+          <w:p>
+            <w:pPr>
+              <w:spacing w:after="40" w:before="0"/>
+              <w:jc w:val="left"/>
+            </w:pPr>
+            <w:r>
+              <w:rPr>
+                <w:rFonts w:ascii="Arial" w:cs="Arial" w:eastAsia="Arial" w:hAnsi="Arial"/>
+                <w:b w:val="false"/>
+                <w:bCs w:val="false"/>
+                <w:i w:val="false"/>
+                <w:iCs w:val="false"/>
+                <w:color w:val="000000"/>
+                <w:sz w:val="18"/>
+                <w:szCs w:val="18"/>
+              </w:rPr>
               <w:t xml:space="preserve">"Your model is now complete in BOTH directions. That is real mathematical understanding."</w:t>
             </w:r>
           </w:p>
         </w:tc>
         <w:tc>
           <w:tcPr>
-            <w:tcW w:type="dxa" w:w="2300"/>
+            <w:tcW w:type="dxa" w:w="3040"/>
+            <w:shd w:fill="FFFFFF" w:color="auto" w:val="clear"/>
+            <w:tcMar>
+              <w:top w:type="dxa" w:w="60"/>
+              <w:left w:type="dxa" w:w="120"/>
+              <w:bottom w:type="dxa" w:w="60"/>
+              <w:right w:type="dxa" w:w="120"/>
+            </w:tcMar>
+            <w:vAlign w:val="top"/>
+          </w:tcPr>
+          <w:p>
+            <w:pPr>
+              <w:spacing w:after="40" w:before="0"/>
+              <w:jc w:val="left"/>
+            </w:pPr>
+            <w:r>
+              <w:rPr>
+                <w:rFonts w:ascii="Arial" w:cs="Arial" w:eastAsia="Arial" w:hAnsi="Arial"/>
+                <w:b w:val="false"/>
+                <w:bCs w:val="false"/>
+                <w:i w:val="false"/>
+                <w:iCs w:val="false"/>
+                <w:color w:val="000000"/>
+                <w:sz w:val="18"/>
+                <w:szCs w:val="18"/>
+              </w:rPr>
+              <w:t xml:space="preserve">Bidirectional model represents full conceptual mastery.</w:t>
+            </w:r>
+          </w:p>
+        </w:tc>
+        <w:tc>
+          <w:tcPr>
+            <w:tcW w:type="dxa" w:w="3040"/>
             <w:shd w:fill="F2F2F2" w:color="auto" w:val="clear"/>
-            <w:tcMar>
-              <w:top w:type="dxa" w:w="60"/>
-              <w:left w:type="dxa" w:w="120"/>
-              <w:bottom w:type="dxa" w:w="60"/>
-              <w:right w:type="dxa" w:w="120"/>
-            </w:tcMar>
-            <w:vAlign w:val="top"/>
-          </w:tcPr>
-          <w:p>
-            <w:pPr>
-              <w:spacing w:after="40" w:before="0"/>
-              <w:jc w:val="left"/>
-            </w:pPr>
-            <w:r>
-              <w:rPr>
-                <w:rFonts w:ascii="Arial" w:cs="Arial" w:eastAsia="Arial" w:hAnsi="Arial"/>
-                <w:b w:val="false"/>
-                <w:bCs w:val="false"/>
-                <w:i w:val="false"/>
-                <w:iCs w:val="false"/>
-                <w:color w:val="000000"/>
-                <w:sz w:val="18"/>
-                <w:szCs w:val="18"/>
-              </w:rPr>
-              <w:t xml:space="preserve">Bidirectional model represents full conceptual mastery.</w:t>
-            </w:r>
-          </w:p>
-        </w:tc>
-        <w:tc>
-          <w:tcPr>
-            <w:tcW w:type="dxa" w:w="2300"/>
-            <w:shd w:fill="FFFFFF" w:color="auto" w:val="clear"/>
             <w:tcMar>
               <w:top w:type="dxa" w:w="60"/>
               <w:left w:type="dxa" w:w="120"/>
@@ -19689,18 +19199,17 @@
         <w:tblLayout w:type="fixed"/>
       </w:tblPr>
       <w:tblGrid>
-        <w:gridCol w:w="900"/>
-        <w:gridCol w:w="2300"/>
-        <w:gridCol w:w="2556"/>
-        <w:gridCol w:w="3324"/>
-        <w:gridCol w:w="2300"/>
-        <w:gridCol w:w="2300"/>
+        <w:gridCol w:w="1520"/>
+        <w:gridCol w:w="3040"/>
+        <w:gridCol w:w="3040"/>
+        <w:gridCol w:w="3040"/>
+        <w:gridCol w:w="3040"/>
       </w:tblGrid>
       <w:tr>
         <w:tc>
           <w:tcPr>
             <w:tcW w:type="dxa" w:w="13680"/>
-            <w:gridSpan w:val="6"/>
+            <w:gridSpan w:val="5"/>
             <w:shd w:fill="1F6B75" w:color="auto" w:val="clear"/>
             <w:tcMar>
               <w:top w:type="dxa" w:w="60"/>
@@ -19734,7 +19243,7 @@
       <w:tr>
         <w:tc>
           <w:tcPr>
-            <w:tcW w:type="dxa" w:w="900"/>
+            <w:tcW w:type="dxa" w:w="1520"/>
             <w:shd w:fill="1F3864" w:color="auto" w:val="clear"/>
             <w:tcMar>
               <w:top w:type="dxa" w:w="60"/>
@@ -19766,7 +19275,7 @@
         </w:tc>
         <w:tc>
           <w:tcPr>
-            <w:tcW w:type="dxa" w:w="2300"/>
+            <w:tcW w:type="dxa" w:w="3040"/>
             <w:shd w:fill="2E75B6" w:color="auto" w:val="clear"/>
             <w:tcMar>
               <w:top w:type="dxa" w:w="60"/>
@@ -19798,7 +19307,39 @@
         </w:tc>
         <w:tc>
           <w:tcPr>
-            <w:tcW w:type="dxa" w:w="2556"/>
+            <w:tcW w:type="dxa" w:w="3040"/>
+            <w:shd w:fill="2E75B6" w:color="auto" w:val="clear"/>
+            <w:tcMar>
+              <w:top w:type="dxa" w:w="60"/>
+              <w:left w:type="dxa" w:w="120"/>
+              <w:bottom w:type="dxa" w:w="60"/>
+              <w:right w:type="dxa" w:w="120"/>
+            </w:tcMar>
+            <w:vAlign w:val="top"/>
+          </w:tcPr>
+          <w:p>
+            <w:pPr>
+              <w:spacing w:after="40" w:before="0"/>
+              <w:jc w:val="left"/>
+            </w:pPr>
+            <w:r>
+              <w:rPr>
+                <w:rFonts w:ascii="Arial" w:cs="Arial" w:eastAsia="Arial" w:hAnsi="Arial"/>
+                <w:b/>
+                <w:bCs/>
+                <w:i w:val="false"/>
+                <w:iCs w:val="false"/>
+                <w:color w:val="FFFFFF"/>
+                <w:sz w:val="18"/>
+                <w:szCs w:val="18"/>
+              </w:rPr>
+              <w:t xml:space="preserve">Teacher Actions</w:t>
+            </w:r>
+          </w:p>
+        </w:tc>
+        <w:tc>
+          <w:tcPr>
+            <w:tcW w:type="dxa" w:w="3040"/>
             <w:shd w:fill="1F6B75" w:color="auto" w:val="clear"/>
             <w:tcMar>
               <w:top w:type="dxa" w:w="60"/>
@@ -19824,77 +19365,13 @@
                 <w:sz w:val="18"/>
                 <w:szCs w:val="18"/>
               </w:rPr>
-              <w:t xml:space="preserve">Resource</w:t>
-            </w:r>
-          </w:p>
-        </w:tc>
-        <w:tc>
-          <w:tcPr>
-            <w:tcW w:type="dxa" w:w="3324"/>
-            <w:shd w:fill="2E75B6" w:color="auto" w:val="clear"/>
-            <w:tcMar>
-              <w:top w:type="dxa" w:w="60"/>
-              <w:left w:type="dxa" w:w="120"/>
-              <w:bottom w:type="dxa" w:w="60"/>
-              <w:right w:type="dxa" w:w="120"/>
-            </w:tcMar>
-            <w:vAlign w:val="top"/>
-          </w:tcPr>
-          <w:p>
-            <w:pPr>
-              <w:spacing w:after="40" w:before="0"/>
-              <w:jc w:val="left"/>
-            </w:pPr>
-            <w:r>
-              <w:rPr>
-                <w:rFonts w:ascii="Arial" w:cs="Arial" w:eastAsia="Arial" w:hAnsi="Arial"/>
-                <w:b/>
-                <w:bCs/>
-                <w:i w:val="false"/>
-                <w:iCs w:val="false"/>
-                <w:color w:val="FFFFFF"/>
-                <w:sz w:val="18"/>
-                <w:szCs w:val="18"/>
-              </w:rPr>
-              <w:t xml:space="preserve">Teacher Actions</w:t>
-            </w:r>
-          </w:p>
-        </w:tc>
-        <w:tc>
-          <w:tcPr>
-            <w:tcW w:type="dxa" w:w="2300"/>
-            <w:shd w:fill="1F6B75" w:color="auto" w:val="clear"/>
-            <w:tcMar>
-              <w:top w:type="dxa" w:w="60"/>
-              <w:left w:type="dxa" w:w="120"/>
-              <w:bottom w:type="dxa" w:w="60"/>
-              <w:right w:type="dxa" w:w="120"/>
-            </w:tcMar>
-            <w:vAlign w:val="top"/>
-          </w:tcPr>
-          <w:p>
-            <w:pPr>
-              <w:spacing w:after="40" w:before="0"/>
-              <w:jc w:val="left"/>
-            </w:pPr>
-            <w:r>
-              <w:rPr>
-                <w:rFonts w:ascii="Arial" w:cs="Arial" w:eastAsia="Arial" w:hAnsi="Arial"/>
-                <w:b/>
-                <w:bCs/>
-                <w:i w:val="false"/>
-                <w:iCs w:val="false"/>
-                <w:color w:val="FFFFFF"/>
-                <w:sz w:val="18"/>
-                <w:szCs w:val="18"/>
-              </w:rPr>
               <w:t xml:space="preserve">Sensemaking Strategy</w:t>
             </w:r>
           </w:p>
         </w:tc>
         <w:tc>
           <w:tcPr>
-            <w:tcW w:type="dxa" w:w="2300"/>
+            <w:tcW w:type="dxa" w:w="3040"/>
             <w:shd w:fill="2E75B6" w:color="auto" w:val="clear"/>
             <w:tcMar>
               <w:top w:type="dxa" w:w="60"/>
@@ -19928,7 +19405,7 @@
       <w:tr>
         <w:tc>
           <w:tcPr>
-            <w:tcW w:type="dxa" w:w="900"/>
+            <w:tcW w:type="dxa" w:w="1520"/>
             <w:shd w:fill="EAD1F5" w:color="auto" w:val="clear"/>
             <w:tcMar>
               <w:top w:type="dxa" w:w="60"/>
@@ -19957,51 +19434,6 @@
               <w:t xml:space="preserve">Predict Phase</w:t>
             </w:r>
           </w:p>
-        </w:tc>
-        <w:tc>
-          <w:tcPr>
-            <w:tcW w:type="dxa" w:w="2300"/>
-            <w:shd w:fill="FFFFFF" w:color="auto" w:val="clear"/>
-            <w:tcMar>
-              <w:top w:type="dxa" w:w="60"/>
-              <w:left w:type="dxa" w:w="120"/>
-              <w:bottom w:type="dxa" w:w="60"/>
-              <w:right w:type="dxa" w:w="120"/>
-            </w:tcMar>
-            <w:vAlign w:val="top"/>
-          </w:tcPr>
-          <w:p>
-            <w:pPr>
-              <w:spacing w:after="40" w:before="0"/>
-              <w:jc w:val="left"/>
-            </w:pPr>
-            <w:r>
-              <w:rPr>
-                <w:rFonts w:ascii="Arial" w:cs="Arial" w:eastAsia="Arial" w:hAnsi="Arial"/>
-                <w:b w:val="false"/>
-                <w:bCs w:val="false"/>
-                <w:i w:val="false"/>
-                <w:iCs w:val="false"/>
-                <w:color w:val="000000"/>
-                <w:sz w:val="18"/>
-                <w:szCs w:val="18"/>
-              </w:rPr>
-              <w:t xml:space="preserve">Shown two triangles: "Are these congruent? How do you know?" Students write a justification before any instruction. Cases shown: (a) clearly congruent by SSS, (b) same angles but different sizes (similar but not congruent), (c) ambiguous — same two sides and an angle (SSA is NOT a congruence test).</w:t>
-            </w:r>
-          </w:p>
-        </w:tc>
-        <w:tc>
-          <w:tcPr>
-            <w:tcW w:type="dxa" w:w="2556"/>
-            <w:shd w:fill="F2F2F2" w:color="auto" w:val="clear"/>
-            <w:tcMar>
-              <w:top w:type="dxa" w:w="60"/>
-              <w:left w:type="dxa" w:w="120"/>
-              <w:bottom w:type="dxa" w:w="60"/>
-              <w:right w:type="dxa" w:w="120"/>
-            </w:tcMar>
-            <w:vAlign w:val="top"/>
-          </w:tcPr>
           <w:p>
             <w:pPr>
               <w:spacing w:after="20" w:before="0"/>
@@ -20022,7 +19454,7 @@
             <w:pPr>
               <w:spacing w:after="20" w:before="0"/>
             </w:pPr>
-            <w:hyperlink w:history="1" r:id="rIdlrfubyjsyaijgimkuajmx">
+            <w:hyperlink w:history="1" r:id="rIdgmsjiiiddonhbzy2yd5oo">
               <w:r>
                 <w:rPr>
                   <w:rFonts w:ascii="Arial" w:cs="Arial" w:eastAsia="Arial" w:hAnsi="Arial"/>
@@ -20055,7 +19487,7 @@
               <w:spacing w:after="10" w:before="0"/>
               <w:ind w:left="120"/>
             </w:pPr>
-            <w:hyperlink w:history="1" r:id="rIdwdmajworkqjpdphwgg9ej">
+            <w:hyperlink w:history="1" r:id="rIdr1ewqzs6bplugnplilpfp">
               <w:r>
                 <w:rPr>
                   <w:rFonts w:ascii="Arial" w:cs="Arial" w:eastAsia="Arial" w:hAnsi="Arial"/>
@@ -20100,7 +19532,7 @@
             <w:pPr>
               <w:spacing w:after="20" w:before="0"/>
             </w:pPr>
-            <w:hyperlink w:history="1" r:id="rIdgc2gdntt5al508mr3yrdn">
+            <w:hyperlink w:history="1" r:id="rIdvbiwrqqegekcgonufk97-">
               <w:r>
                 <w:rPr>
                   <w:rFonts w:ascii="Arial" w:cs="Arial" w:eastAsia="Arial" w:hAnsi="Arial"/>
@@ -20133,7 +19565,7 @@
               <w:spacing w:after="10" w:before="0"/>
               <w:ind w:left="120"/>
             </w:pPr>
-            <w:hyperlink w:history="1" r:id="rIdvbib33qvzibofyjwxko5q">
+            <w:hyperlink w:history="1" r:id="rId8wf9c8tpq9z1eyhbwvy6s">
               <w:r>
                 <w:rPr>
                   <w:rFonts w:ascii="Arial" w:cs="Arial" w:eastAsia="Arial" w:hAnsi="Arial"/>
@@ -20149,7 +19581,7 @@
         </w:tc>
         <w:tc>
           <w:tcPr>
-            <w:tcW w:type="dxa" w:w="3324"/>
+            <w:tcW w:type="dxa" w:w="3040"/>
             <w:shd w:fill="FFFFFF" w:color="auto" w:val="clear"/>
             <w:tcMar>
               <w:top w:type="dxa" w:w="60"/>
@@ -20175,6 +19607,38 @@
                 <w:sz w:val="18"/>
                 <w:szCs w:val="18"/>
               </w:rPr>
+              <w:t xml:space="preserve">Shown two triangles: "Are these congruent? How do you know?" Students write a justification before any instruction. Cases shown: (a) clearly congruent by SSS, (b) same angles but different sizes (similar but not congruent), (c) ambiguous — same two sides and an angle (SSA is NOT a congruence test).</w:t>
+            </w:r>
+          </w:p>
+        </w:tc>
+        <w:tc>
+          <w:tcPr>
+            <w:tcW w:type="dxa" w:w="3040"/>
+            <w:shd w:fill="F2F2F2" w:color="auto" w:val="clear"/>
+            <w:tcMar>
+              <w:top w:type="dxa" w:w="60"/>
+              <w:left w:type="dxa" w:w="120"/>
+              <w:bottom w:type="dxa" w:w="60"/>
+              <w:right w:type="dxa" w:w="120"/>
+            </w:tcMar>
+            <w:vAlign w:val="top"/>
+          </w:tcPr>
+          <w:p>
+            <w:pPr>
+              <w:spacing w:after="40" w:before="0"/>
+              <w:jc w:val="left"/>
+            </w:pPr>
+            <w:r>
+              <w:rPr>
+                <w:rFonts w:ascii="Arial" w:cs="Arial" w:eastAsia="Arial" w:hAnsi="Arial"/>
+                <w:b w:val="false"/>
+                <w:bCs w:val="false"/>
+                <w:i w:val="false"/>
+                <w:iCs w:val="false"/>
+                <w:color w:val="000000"/>
+                <w:sz w:val="18"/>
+                <w:szCs w:val="18"/>
+              </w:rPr>
               <w:t xml:space="preserve">"What information do you need to be CERTAIN two triangles are congruent?"</w:t>
             </w:r>
           </w:p>
@@ -20200,40 +19664,40 @@
         </w:tc>
         <w:tc>
           <w:tcPr>
-            <w:tcW w:type="dxa" w:w="2300"/>
+            <w:tcW w:type="dxa" w:w="3040"/>
+            <w:shd w:fill="FFFFFF" w:color="auto" w:val="clear"/>
+            <w:tcMar>
+              <w:top w:type="dxa" w:w="60"/>
+              <w:left w:type="dxa" w:w="120"/>
+              <w:bottom w:type="dxa" w:w="60"/>
+              <w:right w:type="dxa" w:w="120"/>
+            </w:tcMar>
+            <w:vAlign w:val="top"/>
+          </w:tcPr>
+          <w:p>
+            <w:pPr>
+              <w:spacing w:after="40" w:before="0"/>
+              <w:jc w:val="left"/>
+            </w:pPr>
+            <w:r>
+              <w:rPr>
+                <w:rFonts w:ascii="Arial" w:cs="Arial" w:eastAsia="Arial" w:hAnsi="Arial"/>
+                <w:b w:val="false"/>
+                <w:bCs w:val="false"/>
+                <w:i w:val="false"/>
+                <w:iCs w:val="false"/>
+                <w:color w:val="000000"/>
+                <w:sz w:val="18"/>
+                <w:szCs w:val="18"/>
+              </w:rPr>
+              <w:t xml:space="preserve">Counterexample (SSA) creates productive cognitive conflict — why is SSA not sufficient?</w:t>
+            </w:r>
+          </w:p>
+        </w:tc>
+        <w:tc>
+          <w:tcPr>
+            <w:tcW w:type="dxa" w:w="3040"/>
             <w:shd w:fill="F2F2F2" w:color="auto" w:val="clear"/>
-            <w:tcMar>
-              <w:top w:type="dxa" w:w="60"/>
-              <w:left w:type="dxa" w:w="120"/>
-              <w:bottom w:type="dxa" w:w="60"/>
-              <w:right w:type="dxa" w:w="120"/>
-            </w:tcMar>
-            <w:vAlign w:val="top"/>
-          </w:tcPr>
-          <w:p>
-            <w:pPr>
-              <w:spacing w:after="40" w:before="0"/>
-              <w:jc w:val="left"/>
-            </w:pPr>
-            <w:r>
-              <w:rPr>
-                <w:rFonts w:ascii="Arial" w:cs="Arial" w:eastAsia="Arial" w:hAnsi="Arial"/>
-                <w:b w:val="false"/>
-                <w:bCs w:val="false"/>
-                <w:i w:val="false"/>
-                <w:iCs w:val="false"/>
-                <w:color w:val="000000"/>
-                <w:sz w:val="18"/>
-                <w:szCs w:val="18"/>
-              </w:rPr>
-              <w:t xml:space="preserve">Counterexample (SSA) creates productive cognitive conflict — why is SSA not sufficient?</w:t>
-            </w:r>
-          </w:p>
-        </w:tc>
-        <w:tc>
-          <w:tcPr>
-            <w:tcW w:type="dxa" w:w="2300"/>
-            <w:shd w:fill="FFFFFF" w:color="auto" w:val="clear"/>
             <w:tcMar>
               <w:top w:type="dxa" w:w="60"/>
               <w:left w:type="dxa" w:w="120"/>
@@ -20266,7 +19730,7 @@
       <w:tr>
         <w:tc>
           <w:tcPr>
-            <w:tcW w:type="dxa" w:w="900"/>
+            <w:tcW w:type="dxa" w:w="1520"/>
             <w:shd w:fill="D9EEF1" w:color="auto" w:val="clear"/>
             <w:tcMar>
               <w:top w:type="dxa" w:w="60"/>
@@ -20295,51 +19759,6 @@
               <w:t xml:space="preserve">Observe Phase</w:t>
             </w:r>
           </w:p>
-        </w:tc>
-        <w:tc>
-          <w:tcPr>
-            <w:tcW w:type="dxa" w:w="2300"/>
-            <w:shd w:fill="FFFFFF" w:color="auto" w:val="clear"/>
-            <w:tcMar>
-              <w:top w:type="dxa" w:w="60"/>
-              <w:left w:type="dxa" w:w="120"/>
-              <w:bottom w:type="dxa" w:w="60"/>
-              <w:right w:type="dxa" w:w="120"/>
-            </w:tcMar>
-            <w:vAlign w:val="top"/>
-          </w:tcPr>
-          <w:p>
-            <w:pPr>
-              <w:spacing w:after="40" w:before="0"/>
-              <w:jc w:val="left"/>
-            </w:pPr>
-            <w:r>
-              <w:rPr>
-                <w:rFonts w:ascii="Arial" w:cs="Arial" w:eastAsia="Arial" w:hAnsi="Arial"/>
-                <w:b w:val="false"/>
-                <w:bCs w:val="false"/>
-                <w:i w:val="false"/>
-                <w:iCs w:val="false"/>
-                <w:color w:val="000000"/>
-                <w:sz w:val="18"/>
-                <w:szCs w:val="18"/>
-              </w:rPr>
-              <w:t xml:space="preserve">Triangle card sort: 12 triangle cards with measurements. Sort into congruent pairs and identify the test used. SSS: all three sides equal. SAS: two sides and included angle. ASA: two angles and included side. AAS: two angles and non-included side.</w:t>
-            </w:r>
-          </w:p>
-        </w:tc>
-        <w:tc>
-          <w:tcPr>
-            <w:tcW w:type="dxa" w:w="2556"/>
-            <w:shd w:fill="F2F2F2" w:color="auto" w:val="clear"/>
-            <w:tcMar>
-              <w:top w:type="dxa" w:w="60"/>
-              <w:left w:type="dxa" w:w="120"/>
-              <w:bottom w:type="dxa" w:w="60"/>
-              <w:right w:type="dxa" w:w="120"/>
-            </w:tcMar>
-            <w:vAlign w:val="top"/>
-          </w:tcPr>
           <w:p>
             <w:pPr>
               <w:spacing w:after="20" w:before="0"/>
@@ -20360,7 +19779,7 @@
             <w:pPr>
               <w:spacing w:after="20" w:before="0"/>
             </w:pPr>
-            <w:hyperlink w:history="1" r:id="rIde5gekqnvkihmuke83gq_q">
+            <w:hyperlink w:history="1" r:id="rIdjmgt02i7c3xbq7dgvosyo">
               <w:r>
                 <w:rPr>
                   <w:rFonts w:ascii="Arial" w:cs="Arial" w:eastAsia="Arial" w:hAnsi="Arial"/>
@@ -20393,7 +19812,7 @@
               <w:spacing w:after="10" w:before="0"/>
               <w:ind w:left="120"/>
             </w:pPr>
-            <w:hyperlink w:history="1" r:id="rIdmswfkhfxdub5imrpplua2">
+            <w:hyperlink w:history="1" r:id="rIdmp_ecbftdczo5tygb-cpq">
               <w:r>
                 <w:rPr>
                   <w:rFonts w:ascii="Arial" w:cs="Arial" w:eastAsia="Arial" w:hAnsi="Arial"/>
@@ -20438,7 +19857,7 @@
             <w:pPr>
               <w:spacing w:after="20" w:before="0"/>
             </w:pPr>
-            <w:hyperlink w:history="1" r:id="rIdfwnr8ofggjv4vuwzuh24b">
+            <w:hyperlink w:history="1" r:id="rId4-zgdrqdmdrasplsgvr8h">
               <w:r>
                 <w:rPr>
                   <w:rFonts w:ascii="Arial" w:cs="Arial" w:eastAsia="Arial" w:hAnsi="Arial"/>
@@ -20471,7 +19890,7 @@
               <w:spacing w:after="10" w:before="0"/>
               <w:ind w:left="120"/>
             </w:pPr>
-            <w:hyperlink w:history="1" r:id="rId8tpkp5alxpuubylprp6se">
+            <w:hyperlink w:history="1" r:id="rIdgvmnsbpyuxwx7ir8ariy2">
               <w:r>
                 <w:rPr>
                   <w:rFonts w:ascii="Arial" w:cs="Arial" w:eastAsia="Arial" w:hAnsi="Arial"/>
@@ -20487,7 +19906,7 @@
         </w:tc>
         <w:tc>
           <w:tcPr>
-            <w:tcW w:type="dxa" w:w="3324"/>
+            <w:tcW w:type="dxa" w:w="3040"/>
             <w:shd w:fill="FFFFFF" w:color="auto" w:val="clear"/>
             <w:tcMar>
               <w:top w:type="dxa" w:w="60"/>
@@ -20513,6 +19932,38 @@
                 <w:sz w:val="18"/>
                 <w:szCs w:val="18"/>
               </w:rPr>
+              <w:t xml:space="preserve">Triangle card sort: 12 triangle cards with measurements. Sort into congruent pairs and identify the test used. SSS: all three sides equal. SAS: two sides and included angle. ASA: two angles and included side. AAS: two angles and non-included side.</w:t>
+            </w:r>
+          </w:p>
+        </w:tc>
+        <w:tc>
+          <w:tcPr>
+            <w:tcW w:type="dxa" w:w="3040"/>
+            <w:shd w:fill="F2F2F2" w:color="auto" w:val="clear"/>
+            <w:tcMar>
+              <w:top w:type="dxa" w:w="60"/>
+              <w:left w:type="dxa" w:w="120"/>
+              <w:bottom w:type="dxa" w:w="60"/>
+              <w:right w:type="dxa" w:w="120"/>
+            </w:tcMar>
+            <w:vAlign w:val="top"/>
+          </w:tcPr>
+          <w:p>
+            <w:pPr>
+              <w:spacing w:after="40" w:before="0"/>
+              <w:jc w:val="left"/>
+            </w:pPr>
+            <w:r>
+              <w:rPr>
+                <w:rFonts w:ascii="Arial" w:cs="Arial" w:eastAsia="Arial" w:hAnsi="Arial"/>
+                <w:b w:val="false"/>
+                <w:bCs w:val="false"/>
+                <w:i w:val="false"/>
+                <w:iCs w:val="false"/>
+                <w:color w:val="000000"/>
+                <w:sz w:val="18"/>
+                <w:szCs w:val="18"/>
+              </w:rPr>
               <w:t xml:space="preserve">"Included angle means the angle BETWEEN the two sides. Which card pairs match each test?"</w:t>
             </w:r>
           </w:p>
@@ -20538,40 +19989,40 @@
         </w:tc>
         <w:tc>
           <w:tcPr>
-            <w:tcW w:type="dxa" w:w="2300"/>
+            <w:tcW w:type="dxa" w:w="3040"/>
+            <w:shd w:fill="FFFFFF" w:color="auto" w:val="clear"/>
+            <w:tcMar>
+              <w:top w:type="dxa" w:w="60"/>
+              <w:left w:type="dxa" w:w="120"/>
+              <w:bottom w:type="dxa" w:w="60"/>
+              <w:right w:type="dxa" w:w="120"/>
+            </w:tcMar>
+            <w:vAlign w:val="top"/>
+          </w:tcPr>
+          <w:p>
+            <w:pPr>
+              <w:spacing w:after="40" w:before="0"/>
+              <w:jc w:val="left"/>
+            </w:pPr>
+            <w:r>
+              <w:rPr>
+                <w:rFonts w:ascii="Arial" w:cs="Arial" w:eastAsia="Arial" w:hAnsi="Arial"/>
+                <w:b w:val="false"/>
+                <w:bCs w:val="false"/>
+                <w:i w:val="false"/>
+                <w:iCs w:val="false"/>
+                <w:color w:val="000000"/>
+                <w:sz w:val="18"/>
+                <w:szCs w:val="18"/>
+              </w:rPr>
+              <w:t xml:space="preserve">Card sort is hands-on classification. Students discover the tests through sorting rather than memorising.</w:t>
+            </w:r>
+          </w:p>
+        </w:tc>
+        <w:tc>
+          <w:tcPr>
+            <w:tcW w:type="dxa" w:w="3040"/>
             <w:shd w:fill="F2F2F2" w:color="auto" w:val="clear"/>
-            <w:tcMar>
-              <w:top w:type="dxa" w:w="60"/>
-              <w:left w:type="dxa" w:w="120"/>
-              <w:bottom w:type="dxa" w:w="60"/>
-              <w:right w:type="dxa" w:w="120"/>
-            </w:tcMar>
-            <w:vAlign w:val="top"/>
-          </w:tcPr>
-          <w:p>
-            <w:pPr>
-              <w:spacing w:after="40" w:before="0"/>
-              <w:jc w:val="left"/>
-            </w:pPr>
-            <w:r>
-              <w:rPr>
-                <w:rFonts w:ascii="Arial" w:cs="Arial" w:eastAsia="Arial" w:hAnsi="Arial"/>
-                <w:b w:val="false"/>
-                <w:bCs w:val="false"/>
-                <w:i w:val="false"/>
-                <w:iCs w:val="false"/>
-                <w:color w:val="000000"/>
-                <w:sz w:val="18"/>
-                <w:szCs w:val="18"/>
-              </w:rPr>
-              <w:t xml:space="preserve">Card sort is hands-on classification. Students discover the tests through sorting rather than memorising.</w:t>
-            </w:r>
-          </w:p>
-        </w:tc>
-        <w:tc>
-          <w:tcPr>
-            <w:tcW w:type="dxa" w:w="2300"/>
-            <w:shd w:fill="FFFFFF" w:color="auto" w:val="clear"/>
             <w:tcMar>
               <w:top w:type="dxa" w:w="60"/>
               <w:left w:type="dxa" w:w="120"/>
@@ -20604,7 +20055,7 @@
       <w:tr>
         <w:tc>
           <w:tcPr>
-            <w:tcW w:type="dxa" w:w="900"/>
+            <w:tcW w:type="dxa" w:w="1520"/>
             <w:shd w:fill="E2EFDA" w:color="auto" w:val="clear"/>
             <w:tcMar>
               <w:top w:type="dxa" w:w="60"/>
@@ -20633,165 +20084,6 @@
               <w:t xml:space="preserve">Explain Phase</w:t>
             </w:r>
           </w:p>
-        </w:tc>
-        <w:tc>
-          <w:tcPr>
-            <w:tcW w:type="dxa" w:w="2300"/>
-            <w:shd w:fill="FFFFFF" w:color="auto" w:val="clear"/>
-            <w:tcMar>
-              <w:top w:type="dxa" w:w="60"/>
-              <w:left w:type="dxa" w:w="120"/>
-              <w:bottom w:type="dxa" w:w="60"/>
-              <w:right w:type="dxa" w:w="120"/>
-            </w:tcMar>
-            <w:vAlign w:val="top"/>
-          </w:tcPr>
-          <w:p>
-            <w:pPr>
-              <w:spacing w:after="40" w:before="0"/>
-              <w:jc w:val="left"/>
-            </w:pPr>
-            <w:r>
-              <w:rPr>
-                <w:rFonts w:ascii="Arial" w:cs="Arial" w:eastAsia="Arial" w:hAnsi="Arial"/>
-                <w:b w:val="false"/>
-                <w:bCs w:val="false"/>
-                <w:i w:val="false"/>
-                <w:iCs w:val="false"/>
-                <w:color w:val="000000"/>
-                <w:sz w:val="18"/>
-                <w:szCs w:val="18"/>
-              </w:rPr>
-              <w:t xml:space="preserve">Design challenge:</w:t>
-            </w:r>
-          </w:p>
-          <w:p>
-            <w:pPr>
-              <w:spacing w:after="40" w:before="0"/>
-              <w:jc w:val="left"/>
-            </w:pPr>
-            <w:r>
-              <w:rPr>
-                <w:rFonts w:ascii="Arial" w:cs="Arial" w:eastAsia="Arial" w:hAnsi="Arial"/>
-                <w:b w:val="false"/>
-                <w:bCs w:val="false"/>
-                <w:i w:val="false"/>
-                <w:iCs w:val="false"/>
-                <w:color w:val="000000"/>
-                <w:sz w:val="18"/>
-                <w:szCs w:val="18"/>
-              </w:rPr>
-              <w:t xml:space="preserve">1. Design a base shape (triangle or quadrilateral) on a 4×4 grid</w:t>
-            </w:r>
-          </w:p>
-          <w:p>
-            <w:pPr>
-              <w:spacing w:after="40" w:before="0"/>
-              <w:jc w:val="left"/>
-            </w:pPr>
-            <w:r>
-              <w:rPr>
-                <w:rFonts w:ascii="Arial" w:cs="Arial" w:eastAsia="Arial" w:hAnsi="Arial"/>
-                <w:b w:val="false"/>
-                <w:bCs w:val="false"/>
-                <w:i w:val="false"/>
-                <w:iCs w:val="false"/>
-                <w:color w:val="000000"/>
-                <w:sz w:val="18"/>
-                <w:szCs w:val="18"/>
-              </w:rPr>
-              <w:t xml:space="preserve">2. Reflect over the y-axis to create the right half</w:t>
-            </w:r>
-          </w:p>
-          <w:p>
-            <w:pPr>
-              <w:spacing w:after="40" w:before="0"/>
-              <w:jc w:val="left"/>
-            </w:pPr>
-            <w:r>
-              <w:rPr>
-                <w:rFonts w:ascii="Arial" w:cs="Arial" w:eastAsia="Arial" w:hAnsi="Arial"/>
-                <w:b w:val="false"/>
-                <w:bCs w:val="false"/>
-                <w:i w:val="false"/>
-                <w:iCs w:val="false"/>
-                <w:color w:val="000000"/>
-                <w:sz w:val="18"/>
-                <w:szCs w:val="18"/>
-              </w:rPr>
-              <w:t xml:space="preserve">3. Reflect the top half over the x-axis to create the bottom half</w:t>
-            </w:r>
-          </w:p>
-          <w:p>
-            <w:pPr>
-              <w:spacing w:after="40" w:before="0"/>
-              <w:jc w:val="left"/>
-            </w:pPr>
-            <w:r>
-              <w:rPr>
-                <w:rFonts w:ascii="Arial" w:cs="Arial" w:eastAsia="Arial" w:hAnsi="Arial"/>
-                <w:b w:val="false"/>
-                <w:bCs w:val="false"/>
-                <w:i w:val="false"/>
-                <w:iCs w:val="false"/>
-                <w:color w:val="000000"/>
-                <w:sz w:val="18"/>
-                <w:szCs w:val="18"/>
-              </w:rPr>
-              <w:t xml:space="preserve">4. Label all four congruent tiles, identifying the test that proves congruence</w:t>
-            </w:r>
-          </w:p>
-          <w:p>
-            <w:pPr>
-              <w:spacing w:after="40" w:before="0"/>
-              <w:jc w:val="left"/>
-            </w:pPr>
-            <w:r>
-              <w:rPr>
-                <w:rFonts w:ascii="Arial" w:cs="Arial" w:eastAsia="Arial" w:hAnsi="Arial"/>
-                <w:b w:val="false"/>
-                <w:bCs w:val="false"/>
-                <w:i w:val="false"/>
-                <w:iCs w:val="false"/>
-                <w:color w:val="000000"/>
-                <w:sz w:val="18"/>
-                <w:szCs w:val="18"/>
-              </w:rPr>
-              <w:t xml:space="preserve">5. Colour and name the design</w:t>
-            </w:r>
-          </w:p>
-          <w:p>
-            <w:pPr>
-              <w:spacing w:after="40" w:before="0"/>
-              <w:jc w:val="left"/>
-            </w:pPr>
-            <w:r>
-              <w:rPr>
-                <w:rFonts w:ascii="Arial" w:cs="Arial" w:eastAsia="Arial" w:hAnsi="Arial"/>
-                <w:b w:val="false"/>
-                <w:bCs w:val="false"/>
-                <w:i w:val="false"/>
-                <w:iCs w:val="false"/>
-                <w:color w:val="000000"/>
-                <w:sz w:val="18"/>
-                <w:szCs w:val="18"/>
-              </w:rPr>
-              <w:t xml:space="preserve">Display designs on the class wall.</w:t>
-            </w:r>
-          </w:p>
-        </w:tc>
-        <w:tc>
-          <w:tcPr>
-            <w:tcW w:type="dxa" w:w="2556"/>
-            <w:shd w:fill="F2F2F2" w:color="auto" w:val="clear"/>
-            <w:tcMar>
-              <w:top w:type="dxa" w:w="60"/>
-              <w:left w:type="dxa" w:w="120"/>
-              <w:bottom w:type="dxa" w:w="60"/>
-              <w:right w:type="dxa" w:w="120"/>
-            </w:tcMar>
-            <w:vAlign w:val="top"/>
-          </w:tcPr>
           <w:p>
             <w:pPr>
               <w:spacing w:after="20" w:before="0"/>
@@ -20812,7 +20104,7 @@
             <w:pPr>
               <w:spacing w:after="20" w:before="0"/>
             </w:pPr>
-            <w:hyperlink w:history="1" r:id="rIdmp9zeknlbksnx2ahbu-x5">
+            <w:hyperlink w:history="1" r:id="rIdvluqn7v5ocwahircahxcv">
               <w:r>
                 <w:rPr>
                   <w:rFonts w:ascii="Arial" w:cs="Arial" w:eastAsia="Arial" w:hAnsi="Arial"/>
@@ -20845,7 +20137,7 @@
               <w:spacing w:after="10" w:before="0"/>
               <w:ind w:left="120"/>
             </w:pPr>
-            <w:hyperlink w:history="1" r:id="rIdyerhf5vg9cumkl95vla6e">
+            <w:hyperlink w:history="1" r:id="rIdzcbmzrwiygq6_08yojgh8">
               <w:r>
                 <w:rPr>
                   <w:rFonts w:ascii="Arial" w:cs="Arial" w:eastAsia="Arial" w:hAnsi="Arial"/>
@@ -20890,7 +20182,7 @@
             <w:pPr>
               <w:spacing w:after="20" w:before="0"/>
             </w:pPr>
-            <w:hyperlink w:history="1" r:id="rIdrzmbuwzrgrg8x8aohse0i">
+            <w:hyperlink w:history="1" r:id="rIdyfsmnkr5e08xtfmjasyll">
               <w:r>
                 <w:rPr>
                   <w:rFonts w:ascii="Arial" w:cs="Arial" w:eastAsia="Arial" w:hAnsi="Arial"/>
@@ -20923,7 +20215,7 @@
               <w:spacing w:after="10" w:before="0"/>
               <w:ind w:left="120"/>
             </w:pPr>
-            <w:hyperlink w:history="1" r:id="rIdcygrakxumften05tespco">
+            <w:hyperlink w:history="1" r:id="rIdkwnikd7m4illesl_aurkj">
               <w:r>
                 <w:rPr>
                   <w:rFonts w:ascii="Arial" w:cs="Arial" w:eastAsia="Arial" w:hAnsi="Arial"/>
@@ -20939,7 +20231,7 @@
         </w:tc>
         <w:tc>
           <w:tcPr>
-            <w:tcW w:type="dxa" w:w="3324"/>
+            <w:tcW w:type="dxa" w:w="3040"/>
             <w:shd w:fill="FFFFFF" w:color="auto" w:val="clear"/>
             <w:tcMar>
               <w:top w:type="dxa" w:w="60"/>
@@ -20965,6 +20257,152 @@
                 <w:sz w:val="18"/>
                 <w:szCs w:val="18"/>
               </w:rPr>
+              <w:t xml:space="preserve">Design challenge:</w:t>
+            </w:r>
+          </w:p>
+          <w:p>
+            <w:pPr>
+              <w:spacing w:after="40" w:before="0"/>
+              <w:jc w:val="left"/>
+            </w:pPr>
+            <w:r>
+              <w:rPr>
+                <w:rFonts w:ascii="Arial" w:cs="Arial" w:eastAsia="Arial" w:hAnsi="Arial"/>
+                <w:b w:val="false"/>
+                <w:bCs w:val="false"/>
+                <w:i w:val="false"/>
+                <w:iCs w:val="false"/>
+                <w:color w:val="000000"/>
+                <w:sz w:val="18"/>
+                <w:szCs w:val="18"/>
+              </w:rPr>
+              <w:t xml:space="preserve">1. Design a base shape (triangle or quadrilateral) on a 4×4 grid</w:t>
+            </w:r>
+          </w:p>
+          <w:p>
+            <w:pPr>
+              <w:spacing w:after="40" w:before="0"/>
+              <w:jc w:val="left"/>
+            </w:pPr>
+            <w:r>
+              <w:rPr>
+                <w:rFonts w:ascii="Arial" w:cs="Arial" w:eastAsia="Arial" w:hAnsi="Arial"/>
+                <w:b w:val="false"/>
+                <w:bCs w:val="false"/>
+                <w:i w:val="false"/>
+                <w:iCs w:val="false"/>
+                <w:color w:val="000000"/>
+                <w:sz w:val="18"/>
+                <w:szCs w:val="18"/>
+              </w:rPr>
+              <w:t xml:space="preserve">2. Reflect over the y-axis to create the right half</w:t>
+            </w:r>
+          </w:p>
+          <w:p>
+            <w:pPr>
+              <w:spacing w:after="40" w:before="0"/>
+              <w:jc w:val="left"/>
+            </w:pPr>
+            <w:r>
+              <w:rPr>
+                <w:rFonts w:ascii="Arial" w:cs="Arial" w:eastAsia="Arial" w:hAnsi="Arial"/>
+                <w:b w:val="false"/>
+                <w:bCs w:val="false"/>
+                <w:i w:val="false"/>
+                <w:iCs w:val="false"/>
+                <w:color w:val="000000"/>
+                <w:sz w:val="18"/>
+                <w:szCs w:val="18"/>
+              </w:rPr>
+              <w:t xml:space="preserve">3. Reflect the top half over the x-axis to create the bottom half</w:t>
+            </w:r>
+          </w:p>
+          <w:p>
+            <w:pPr>
+              <w:spacing w:after="40" w:before="0"/>
+              <w:jc w:val="left"/>
+            </w:pPr>
+            <w:r>
+              <w:rPr>
+                <w:rFonts w:ascii="Arial" w:cs="Arial" w:eastAsia="Arial" w:hAnsi="Arial"/>
+                <w:b w:val="false"/>
+                <w:bCs w:val="false"/>
+                <w:i w:val="false"/>
+                <w:iCs w:val="false"/>
+                <w:color w:val="000000"/>
+                <w:sz w:val="18"/>
+                <w:szCs w:val="18"/>
+              </w:rPr>
+              <w:t xml:space="preserve">4. Label all four congruent tiles, identifying the test that proves congruence</w:t>
+            </w:r>
+          </w:p>
+          <w:p>
+            <w:pPr>
+              <w:spacing w:after="40" w:before="0"/>
+              <w:jc w:val="left"/>
+            </w:pPr>
+            <w:r>
+              <w:rPr>
+                <w:rFonts w:ascii="Arial" w:cs="Arial" w:eastAsia="Arial" w:hAnsi="Arial"/>
+                <w:b w:val="false"/>
+                <w:bCs w:val="false"/>
+                <w:i w:val="false"/>
+                <w:iCs w:val="false"/>
+                <w:color w:val="000000"/>
+                <w:sz w:val="18"/>
+                <w:szCs w:val="18"/>
+              </w:rPr>
+              <w:t xml:space="preserve">5. Colour and name the design</w:t>
+            </w:r>
+          </w:p>
+          <w:p>
+            <w:pPr>
+              <w:spacing w:after="40" w:before="0"/>
+              <w:jc w:val="left"/>
+            </w:pPr>
+            <w:r>
+              <w:rPr>
+                <w:rFonts w:ascii="Arial" w:cs="Arial" w:eastAsia="Arial" w:hAnsi="Arial"/>
+                <w:b w:val="false"/>
+                <w:bCs w:val="false"/>
+                <w:i w:val="false"/>
+                <w:iCs w:val="false"/>
+                <w:color w:val="000000"/>
+                <w:sz w:val="18"/>
+                <w:szCs w:val="18"/>
+              </w:rPr>
+              <w:t xml:space="preserve">Display designs on the class wall.</w:t>
+            </w:r>
+          </w:p>
+        </w:tc>
+        <w:tc>
+          <w:tcPr>
+            <w:tcW w:type="dxa" w:w="3040"/>
+            <w:shd w:fill="F2F2F2" w:color="auto" w:val="clear"/>
+            <w:tcMar>
+              <w:top w:type="dxa" w:w="60"/>
+              <w:left w:type="dxa" w:w="120"/>
+              <w:bottom w:type="dxa" w:w="60"/>
+              <w:right w:type="dxa" w:w="120"/>
+            </w:tcMar>
+            <w:vAlign w:val="top"/>
+          </w:tcPr>
+          <w:p>
+            <w:pPr>
+              <w:spacing w:after="40" w:before="0"/>
+              <w:jc w:val="left"/>
+            </w:pPr>
+            <w:r>
+              <w:rPr>
+                <w:rFonts w:ascii="Arial" w:cs="Arial" w:eastAsia="Arial" w:hAnsi="Arial"/>
+                <w:b w:val="false"/>
+                <w:bCs w:val="false"/>
+                <w:i w:val="false"/>
+                <w:iCs w:val="false"/>
+                <w:color w:val="000000"/>
+                <w:sz w:val="18"/>
+                <w:szCs w:val="18"/>
+              </w:rPr>
               <w:t xml:space="preserve">"Your design must prove congruence — label the matching sides and angles."</w:t>
             </w:r>
           </w:p>
@@ -20990,40 +20428,40 @@
         </w:tc>
         <w:tc>
           <w:tcPr>
-            <w:tcW w:type="dxa" w:w="2300"/>
+            <w:tcW w:type="dxa" w:w="3040"/>
+            <w:shd w:fill="FFFFFF" w:color="auto" w:val="clear"/>
+            <w:tcMar>
+              <w:top w:type="dxa" w:w="60"/>
+              <w:left w:type="dxa" w:w="120"/>
+              <w:bottom w:type="dxa" w:w="60"/>
+              <w:right w:type="dxa" w:w="120"/>
+            </w:tcMar>
+            <w:vAlign w:val="top"/>
+          </w:tcPr>
+          <w:p>
+            <w:pPr>
+              <w:spacing w:after="40" w:before="0"/>
+              <w:jc w:val="left"/>
+            </w:pPr>
+            <w:r>
+              <w:rPr>
+                <w:rFonts w:ascii="Arial" w:cs="Arial" w:eastAsia="Arial" w:hAnsi="Arial"/>
+                <w:b w:val="false"/>
+                <w:bCs w:val="false"/>
+                <w:i w:val="false"/>
+                <w:iCs w:val="false"/>
+                <w:color w:val="000000"/>
+                <w:sz w:val="18"/>
+                <w:szCs w:val="18"/>
+              </w:rPr>
+              <w:t xml:space="preserve">Creative application integrates all unit content. Making something beautiful with mathematics is intrinsically motivating.</w:t>
+            </w:r>
+          </w:p>
+        </w:tc>
+        <w:tc>
+          <w:tcPr>
+            <w:tcW w:type="dxa" w:w="3040"/>
             <w:shd w:fill="F2F2F2" w:color="auto" w:val="clear"/>
-            <w:tcMar>
-              <w:top w:type="dxa" w:w="60"/>
-              <w:left w:type="dxa" w:w="120"/>
-              <w:bottom w:type="dxa" w:w="60"/>
-              <w:right w:type="dxa" w:w="120"/>
-            </w:tcMar>
-            <w:vAlign w:val="top"/>
-          </w:tcPr>
-          <w:p>
-            <w:pPr>
-              <w:spacing w:after="40" w:before="0"/>
-              <w:jc w:val="left"/>
-            </w:pPr>
-            <w:r>
-              <w:rPr>
-                <w:rFonts w:ascii="Arial" w:cs="Arial" w:eastAsia="Arial" w:hAnsi="Arial"/>
-                <w:b w:val="false"/>
-                <w:bCs w:val="false"/>
-                <w:i w:val="false"/>
-                <w:iCs w:val="false"/>
-                <w:color w:val="000000"/>
-                <w:sz w:val="18"/>
-                <w:szCs w:val="18"/>
-              </w:rPr>
-              <w:t xml:space="preserve">Creative application integrates all unit content. Making something beautiful with mathematics is intrinsically motivating.</w:t>
-            </w:r>
-          </w:p>
-        </w:tc>
-        <w:tc>
-          <w:tcPr>
-            <w:tcW w:type="dxa" w:w="2300"/>
-            <w:shd w:fill="FFFFFF" w:color="auto" w:val="clear"/>
             <w:tcMar>
               <w:top w:type="dxa" w:w="60"/>
               <w:left w:type="dxa" w:w="120"/>
@@ -21056,7 +20494,7 @@
       <w:tr>
         <w:tc>
           <w:tcPr>
-            <w:tcW w:type="dxa" w:w="900"/>
+            <w:tcW w:type="dxa" w:w="1520"/>
             <w:shd w:fill="FCE4D6" w:color="auto" w:val="clear"/>
             <w:tcMar>
               <w:top w:type="dxa" w:w="60"/>
@@ -21085,51 +20523,6 @@
               <w:t xml:space="preserve">Driving Question Board (DQB) Creation</w:t>
             </w:r>
           </w:p>
-        </w:tc>
-        <w:tc>
-          <w:tcPr>
-            <w:tcW w:type="dxa" w:w="2300"/>
-            <w:shd w:fill="FFFFFF" w:color="auto" w:val="clear"/>
-            <w:tcMar>
-              <w:top w:type="dxa" w:w="60"/>
-              <w:left w:type="dxa" w:w="120"/>
-              <w:bottom w:type="dxa" w:w="60"/>
-              <w:right w:type="dxa" w:w="120"/>
-            </w:tcMar>
-            <w:vAlign w:val="top"/>
-          </w:tcPr>
-          <w:p>
-            <w:pPr>
-              <w:spacing w:after="40" w:before="0"/>
-              <w:jc w:val="left"/>
-            </w:pPr>
-            <w:r>
-              <w:rPr>
-                <w:rFonts w:ascii="Arial" w:cs="Arial" w:eastAsia="Arial" w:hAnsi="Arial"/>
-                <w:b w:val="false"/>
-                <w:bCs w:val="false"/>
-                <w:i w:val="false"/>
-                <w:iCs w:val="false"/>
-                <w:color w:val="000000"/>
-                <w:sz w:val="18"/>
-                <w:szCs w:val="18"/>
-              </w:rPr>
-              <w:t xml:space="preserve">Final DQB review: all questions should be answered. Celebration activity — students physically move all remaining questions to ANSWERED. Class writes one-sentence answers to the driving question on the board.</w:t>
-            </w:r>
-          </w:p>
-        </w:tc>
-        <w:tc>
-          <w:tcPr>
-            <w:tcW w:type="dxa" w:w="2556"/>
-            <w:shd w:fill="F2F2F2" w:color="auto" w:val="clear"/>
-            <w:tcMar>
-              <w:top w:type="dxa" w:w="60"/>
-              <w:left w:type="dxa" w:w="120"/>
-              <w:bottom w:type="dxa" w:w="60"/>
-              <w:right w:type="dxa" w:w="120"/>
-            </w:tcMar>
-            <w:vAlign w:val="top"/>
-          </w:tcPr>
           <w:p>
             <w:pPr>
               <w:spacing w:after="20" w:before="0"/>
@@ -21150,7 +20543,7 @@
             <w:pPr>
               <w:spacing w:after="20" w:before="0"/>
             </w:pPr>
-            <w:hyperlink w:history="1" r:id="rIdlgbnn8m8h8dbe25_cztnu">
+            <w:hyperlink w:history="1" r:id="rIdvhtqqfdtky4w3v6dgyxc4">
               <w:r>
                 <w:rPr>
                   <w:rFonts w:ascii="Arial" w:cs="Arial" w:eastAsia="Arial" w:hAnsi="Arial"/>
@@ -21183,7 +20576,7 @@
               <w:spacing w:after="10" w:before="0"/>
               <w:ind w:left="120"/>
             </w:pPr>
-            <w:hyperlink w:history="1" r:id="rIdn_fn9w3kaxwwohvqromjs">
+            <w:hyperlink w:history="1" r:id="rIdr-ekje7wxnvvgldyo5pan">
               <w:r>
                 <w:rPr>
                   <w:rFonts w:ascii="Arial" w:cs="Arial" w:eastAsia="Arial" w:hAnsi="Arial"/>
@@ -21228,7 +20621,7 @@
             <w:pPr>
               <w:spacing w:after="20" w:before="0"/>
             </w:pPr>
-            <w:hyperlink w:history="1" r:id="rId40znal46pzcz14q5fvkzd">
+            <w:hyperlink w:history="1" r:id="rIdtmdlyamdenvoxitjy6bke">
               <w:r>
                 <w:rPr>
                   <w:rFonts w:ascii="Arial" w:cs="Arial" w:eastAsia="Arial" w:hAnsi="Arial"/>
@@ -21261,7 +20654,7 @@
               <w:spacing w:after="10" w:before="0"/>
               <w:ind w:left="120"/>
             </w:pPr>
-            <w:hyperlink w:history="1" r:id="rIdalubolwv6yghgewsj7gsp">
+            <w:hyperlink w:history="1" r:id="rIdcuybq9lr_zam1tri4eco5">
               <w:r>
                 <w:rPr>
                   <w:rFonts w:ascii="Arial" w:cs="Arial" w:eastAsia="Arial" w:hAnsi="Arial"/>
@@ -21277,7 +20670,7 @@
         </w:tc>
         <w:tc>
           <w:tcPr>
-            <w:tcW w:type="dxa" w:w="3324"/>
+            <w:tcW w:type="dxa" w:w="3040"/>
             <w:shd w:fill="FFFFFF" w:color="auto" w:val="clear"/>
             <w:tcMar>
               <w:top w:type="dxa" w:w="60"/>
@@ -21303,46 +20696,78 @@
                 <w:sz w:val="18"/>
                 <w:szCs w:val="18"/>
               </w:rPr>
+              <w:t xml:space="preserve">Final DQB review: all questions should be answered. Celebration activity — students physically move all remaining questions to ANSWERED. Class writes one-sentence answers to the driving question on the board.</w:t>
+            </w:r>
+          </w:p>
+        </w:tc>
+        <w:tc>
+          <w:tcPr>
+            <w:tcW w:type="dxa" w:w="3040"/>
+            <w:shd w:fill="F2F2F2" w:color="auto" w:val="clear"/>
+            <w:tcMar>
+              <w:top w:type="dxa" w:w="60"/>
+              <w:left w:type="dxa" w:w="120"/>
+              <w:bottom w:type="dxa" w:w="60"/>
+              <w:right w:type="dxa" w:w="120"/>
+            </w:tcMar>
+            <w:vAlign w:val="top"/>
+          </w:tcPr>
+          <w:p>
+            <w:pPr>
+              <w:spacing w:after="40" w:before="0"/>
+              <w:jc w:val="left"/>
+            </w:pPr>
+            <w:r>
+              <w:rPr>
+                <w:rFonts w:ascii="Arial" w:cs="Arial" w:eastAsia="Arial" w:hAnsi="Arial"/>
+                <w:b w:val="false"/>
+                <w:bCs w:val="false"/>
+                <w:i w:val="false"/>
+                <w:iCs w:val="false"/>
+                <w:color w:val="000000"/>
+                <w:sz w:val="18"/>
+                <w:szCs w:val="18"/>
+              </w:rPr>
               <w:t xml:space="preserve">"What is your one-sentence answer to: How does reflection create balance, beauty, and precision?"</w:t>
             </w:r>
           </w:p>
         </w:tc>
         <w:tc>
           <w:tcPr>
-            <w:tcW w:type="dxa" w:w="2300"/>
+            <w:tcW w:type="dxa" w:w="3040"/>
+            <w:shd w:fill="FFFFFF" w:color="auto" w:val="clear"/>
+            <w:tcMar>
+              <w:top w:type="dxa" w:w="60"/>
+              <w:left w:type="dxa" w:w="120"/>
+              <w:bottom w:type="dxa" w:w="60"/>
+              <w:right w:type="dxa" w:w="120"/>
+            </w:tcMar>
+            <w:vAlign w:val="top"/>
+          </w:tcPr>
+          <w:p>
+            <w:pPr>
+              <w:spacing w:after="40" w:before="0"/>
+              <w:jc w:val="left"/>
+            </w:pPr>
+            <w:r>
+              <w:rPr>
+                <w:rFonts w:ascii="Arial" w:cs="Arial" w:eastAsia="Arial" w:hAnsi="Arial"/>
+                <w:b w:val="false"/>
+                <w:bCs w:val="false"/>
+                <w:i w:val="false"/>
+                <w:iCs w:val="false"/>
+                <w:color w:val="000000"/>
+                <w:sz w:val="18"/>
+                <w:szCs w:val="18"/>
+              </w:rPr>
+              <w:t xml:space="preserve">Unit closure through the DQB creates a sense of intellectual achievement.</w:t>
+            </w:r>
+          </w:p>
+        </w:tc>
+        <w:tc>
+          <w:tcPr>
+            <w:tcW w:type="dxa" w:w="3040"/>
             <w:shd w:fill="F2F2F2" w:color="auto" w:val="clear"/>
-            <w:tcMar>
-              <w:top w:type="dxa" w:w="60"/>
-              <w:left w:type="dxa" w:w="120"/>
-              <w:bottom w:type="dxa" w:w="60"/>
-              <w:right w:type="dxa" w:w="120"/>
-            </w:tcMar>
-            <w:vAlign w:val="top"/>
-          </w:tcPr>
-          <w:p>
-            <w:pPr>
-              <w:spacing w:after="40" w:before="0"/>
-              <w:jc w:val="left"/>
-            </w:pPr>
-            <w:r>
-              <w:rPr>
-                <w:rFonts w:ascii="Arial" w:cs="Arial" w:eastAsia="Arial" w:hAnsi="Arial"/>
-                <w:b w:val="false"/>
-                <w:bCs w:val="false"/>
-                <w:i w:val="false"/>
-                <w:iCs w:val="false"/>
-                <w:color w:val="000000"/>
-                <w:sz w:val="18"/>
-                <w:szCs w:val="18"/>
-              </w:rPr>
-              <w:t xml:space="preserve">Unit closure through the DQB creates a sense of intellectual achievement.</w:t>
-            </w:r>
-          </w:p>
-        </w:tc>
-        <w:tc>
-          <w:tcPr>
-            <w:tcW w:type="dxa" w:w="2300"/>
-            <w:shd w:fill="FFFFFF" w:color="auto" w:val="clear"/>
             <w:tcMar>
               <w:top w:type="dxa" w:w="60"/>
               <w:left w:type="dxa" w:w="120"/>
@@ -21375,7 +20800,7 @@
       <w:tr>
         <w:tc>
           <w:tcPr>
-            <w:tcW w:type="dxa" w:w="900"/>
+            <w:tcW w:type="dxa" w:w="1520"/>
             <w:shd w:fill="D5E8F0" w:color="auto" w:val="clear"/>
             <w:tcMar>
               <w:top w:type="dxa" w:w="60"/>
@@ -21404,111 +20829,6 @@
               <w:t xml:space="preserve">Model Building Phase</w:t>
             </w:r>
           </w:p>
-        </w:tc>
-        <w:tc>
-          <w:tcPr>
-            <w:tcW w:type="dxa" w:w="2300"/>
-            <w:shd w:fill="FFFFFF" w:color="auto" w:val="clear"/>
-            <w:tcMar>
-              <w:top w:type="dxa" w:w="60"/>
-              <w:left w:type="dxa" w:w="120"/>
-              <w:bottom w:type="dxa" w:w="60"/>
-              <w:right w:type="dxa" w:w="120"/>
-            </w:tcMar>
-            <w:vAlign w:val="top"/>
-          </w:tcPr>
-          <w:p>
-            <w:pPr>
-              <w:spacing w:after="40" w:before="0"/>
-              <w:jc w:val="left"/>
-            </w:pPr>
-            <w:r>
-              <w:rPr>
-                <w:rFonts w:ascii="Arial" w:cs="Arial" w:eastAsia="Arial" w:hAnsi="Arial"/>
-                <w:b w:val="false"/>
-                <w:bCs w:val="false"/>
-                <w:i w:val="false"/>
-                <w:iCs w:val="false"/>
-                <w:color w:val="000000"/>
-                <w:sz w:val="18"/>
-                <w:szCs w:val="18"/>
-              </w:rPr>
-              <w:t xml:space="preserve">Final model revision and comparison:</w:t>
-            </w:r>
-          </w:p>
-          <w:p>
-            <w:pPr>
-              <w:spacing w:after="30" w:before="0"/>
-              <w:ind w:left="360" w:hanging="180"/>
-              <w:jc w:val="left"/>
-            </w:pPr>
-            <w:r>
-              <w:rPr>
-                <w:rFonts w:ascii="Arial" w:cs="Arial" w:eastAsia="Arial" w:hAnsi="Arial"/>
-                <w:b w:val="false"/>
-                <w:bCs w:val="false"/>
-                <w:i w:val="false"/>
-                <w:iCs w:val="false"/>
-                <w:color w:val="000000"/>
-                <w:sz w:val="18"/>
-                <w:szCs w:val="18"/>
-              </w:rPr>
-              <w:t xml:space="preserve">–  Place Lesson 1 model and Lesson 6 model side by side</w:t>
-            </w:r>
-          </w:p>
-          <w:p>
-            <w:pPr>
-              <w:spacing w:after="30" w:before="0"/>
-              <w:ind w:left="360" w:hanging="180"/>
-              <w:jc w:val="left"/>
-            </w:pPr>
-            <w:r>
-              <w:rPr>
-                <w:rFonts w:ascii="Arial" w:cs="Arial" w:eastAsia="Arial" w:hAnsi="Arial"/>
-                <w:b w:val="false"/>
-                <w:bCs w:val="false"/>
-                <w:i w:val="false"/>
-                <w:iCs w:val="false"/>
-                <w:color w:val="000000"/>
-                <w:sz w:val="18"/>
-                <w:szCs w:val="18"/>
-              </w:rPr>
-              <w:t xml:space="preserve">–  Write: "What I thought before / What I know now / What changed"</w:t>
-            </w:r>
-          </w:p>
-          <w:p>
-            <w:pPr>
-              <w:spacing w:after="30" w:before="0"/>
-              <w:ind w:left="360" w:hanging="180"/>
-              <w:jc w:val="left"/>
-            </w:pPr>
-            <w:r>
-              <w:rPr>
-                <w:rFonts w:ascii="Arial" w:cs="Arial" w:eastAsia="Arial" w:hAnsi="Arial"/>
-                <w:b w:val="false"/>
-                <w:bCs w:val="false"/>
-                <w:i w:val="false"/>
-                <w:iCs w:val="false"/>
-                <w:color w:val="000000"/>
-                <w:sz w:val="18"/>
-                <w:szCs w:val="18"/>
-              </w:rPr>
-              <w:t xml:space="preserve">–  Begin Final Explanation draft (to be completed as homework or in next assessment session)</w:t>
-            </w:r>
-          </w:p>
-        </w:tc>
-        <w:tc>
-          <w:tcPr>
-            <w:tcW w:type="dxa" w:w="2556"/>
-            <w:shd w:fill="F2F2F2" w:color="auto" w:val="clear"/>
-            <w:tcMar>
-              <w:top w:type="dxa" w:w="60"/>
-              <w:left w:type="dxa" w:w="120"/>
-              <w:bottom w:type="dxa" w:w="60"/>
-              <w:right w:type="dxa" w:w="120"/>
-            </w:tcMar>
-            <w:vAlign w:val="top"/>
-          </w:tcPr>
           <w:p>
             <w:pPr>
               <w:spacing w:after="20" w:before="0"/>
@@ -21529,7 +20849,7 @@
             <w:pPr>
               <w:spacing w:after="20" w:before="0"/>
             </w:pPr>
-            <w:hyperlink w:history="1" r:id="rIdpnhh2w0knjdxxwsmbfv1y">
+            <w:hyperlink w:history="1" r:id="rIdeumdxlnruzv1i6iockzgf">
               <w:r>
                 <w:rPr>
                   <w:rFonts w:ascii="Arial" w:cs="Arial" w:eastAsia="Arial" w:hAnsi="Arial"/>
@@ -21562,7 +20882,7 @@
               <w:spacing w:after="10" w:before="0"/>
               <w:ind w:left="120"/>
             </w:pPr>
-            <w:hyperlink w:history="1" r:id="rId0soyhegd3a-jvzyhpqfkn">
+            <w:hyperlink w:history="1" r:id="rIdfa8ygonnnpcar1cqi1uww">
               <w:r>
                 <w:rPr>
                   <w:rFonts w:ascii="Arial" w:cs="Arial" w:eastAsia="Arial" w:hAnsi="Arial"/>
@@ -21607,7 +20927,7 @@
             <w:pPr>
               <w:spacing w:after="20" w:before="0"/>
             </w:pPr>
-            <w:hyperlink w:history="1" r:id="rIdyesomnwleukt-ahelanp7">
+            <w:hyperlink w:history="1" r:id="rIdl2jitf_oueefhmtuv7bss">
               <w:r>
                 <w:rPr>
                   <w:rFonts w:ascii="Arial" w:cs="Arial" w:eastAsia="Arial" w:hAnsi="Arial"/>
@@ -21640,7 +20960,7 @@
               <w:spacing w:after="10" w:before="0"/>
               <w:ind w:left="120"/>
             </w:pPr>
-            <w:hyperlink w:history="1" r:id="rId9vijfzlvrzs4in15c_xog">
+            <w:hyperlink w:history="1" r:id="rId7ynbwnr0rpzquhh9yd1lz">
               <w:r>
                 <w:rPr>
                   <w:rFonts w:ascii="Arial" w:cs="Arial" w:eastAsia="Arial" w:hAnsi="Arial"/>
@@ -21656,7 +20976,7 @@
         </w:tc>
         <w:tc>
           <w:tcPr>
-            <w:tcW w:type="dxa" w:w="3324"/>
+            <w:tcW w:type="dxa" w:w="3040"/>
             <w:shd w:fill="FFFFFF" w:color="auto" w:val="clear"/>
             <w:tcMar>
               <w:top w:type="dxa" w:w="60"/>
@@ -21682,6 +21002,98 @@
                 <w:sz w:val="18"/>
                 <w:szCs w:val="18"/>
               </w:rPr>
+              <w:t xml:space="preserve">Final model revision and comparison:</w:t>
+            </w:r>
+          </w:p>
+          <w:p>
+            <w:pPr>
+              <w:spacing w:after="30" w:before="0"/>
+              <w:ind w:left="360" w:hanging="180"/>
+              <w:jc w:val="left"/>
+            </w:pPr>
+            <w:r>
+              <w:rPr>
+                <w:rFonts w:ascii="Arial" w:cs="Arial" w:eastAsia="Arial" w:hAnsi="Arial"/>
+                <w:b w:val="false"/>
+                <w:bCs w:val="false"/>
+                <w:i w:val="false"/>
+                <w:iCs w:val="false"/>
+                <w:color w:val="000000"/>
+                <w:sz w:val="18"/>
+                <w:szCs w:val="18"/>
+              </w:rPr>
+              <w:t xml:space="preserve">–  Place Lesson 1 model and Lesson 6 model side by side</w:t>
+            </w:r>
+          </w:p>
+          <w:p>
+            <w:pPr>
+              <w:spacing w:after="30" w:before="0"/>
+              <w:ind w:left="360" w:hanging="180"/>
+              <w:jc w:val="left"/>
+            </w:pPr>
+            <w:r>
+              <w:rPr>
+                <w:rFonts w:ascii="Arial" w:cs="Arial" w:eastAsia="Arial" w:hAnsi="Arial"/>
+                <w:b w:val="false"/>
+                <w:bCs w:val="false"/>
+                <w:i w:val="false"/>
+                <w:iCs w:val="false"/>
+                <w:color w:val="000000"/>
+                <w:sz w:val="18"/>
+                <w:szCs w:val="18"/>
+              </w:rPr>
+              <w:t xml:space="preserve">–  Write: "What I thought before / What I know now / What changed"</w:t>
+            </w:r>
+          </w:p>
+          <w:p>
+            <w:pPr>
+              <w:spacing w:after="30" w:before="0"/>
+              <w:ind w:left="360" w:hanging="180"/>
+              <w:jc w:val="left"/>
+            </w:pPr>
+            <w:r>
+              <w:rPr>
+                <w:rFonts w:ascii="Arial" w:cs="Arial" w:eastAsia="Arial" w:hAnsi="Arial"/>
+                <w:b w:val="false"/>
+                <w:bCs w:val="false"/>
+                <w:i w:val="false"/>
+                <w:iCs w:val="false"/>
+                <w:color w:val="000000"/>
+                <w:sz w:val="18"/>
+                <w:szCs w:val="18"/>
+              </w:rPr>
+              <w:t xml:space="preserve">–  Begin Final Explanation draft (to be completed as homework or in next assessment session)</w:t>
+            </w:r>
+          </w:p>
+        </w:tc>
+        <w:tc>
+          <w:tcPr>
+            <w:tcW w:type="dxa" w:w="3040"/>
+            <w:shd w:fill="F2F2F2" w:color="auto" w:val="clear"/>
+            <w:tcMar>
+              <w:top w:type="dxa" w:w="60"/>
+              <w:left w:type="dxa" w:w="120"/>
+              <w:bottom w:type="dxa" w:w="60"/>
+              <w:right w:type="dxa" w:w="120"/>
+            </w:tcMar>
+            <w:vAlign w:val="top"/>
+          </w:tcPr>
+          <w:p>
+            <w:pPr>
+              <w:spacing w:after="40" w:before="0"/>
+              <w:jc w:val="left"/>
+            </w:pPr>
+            <w:r>
+              <w:rPr>
+                <w:rFonts w:ascii="Arial" w:cs="Arial" w:eastAsia="Arial" w:hAnsi="Arial"/>
+                <w:b w:val="false"/>
+                <w:bCs w:val="false"/>
+                <w:i w:val="false"/>
+                <w:iCs w:val="false"/>
+                <w:color w:val="000000"/>
+                <w:sz w:val="18"/>
+                <w:szCs w:val="18"/>
+              </w:rPr>
               <w:t xml:space="preserve">"Look at your Lesson 1 model. Were you right? What were you missing?"</w:t>
             </w:r>
           </w:p>
@@ -21707,40 +21119,40 @@
         </w:tc>
         <w:tc>
           <w:tcPr>
-            <w:tcW w:type="dxa" w:w="2300"/>
+            <w:tcW w:type="dxa" w:w="3040"/>
+            <w:shd w:fill="FFFFFF" w:color="auto" w:val="clear"/>
+            <w:tcMar>
+              <w:top w:type="dxa" w:w="60"/>
+              <w:left w:type="dxa" w:w="120"/>
+              <w:bottom w:type="dxa" w:w="60"/>
+              <w:right w:type="dxa" w:w="120"/>
+            </w:tcMar>
+            <w:vAlign w:val="top"/>
+          </w:tcPr>
+          <w:p>
+            <w:pPr>
+              <w:spacing w:after="40" w:before="0"/>
+              <w:jc w:val="left"/>
+            </w:pPr>
+            <w:r>
+              <w:rPr>
+                <w:rFonts w:ascii="Arial" w:cs="Arial" w:eastAsia="Arial" w:hAnsi="Arial"/>
+                <w:b w:val="false"/>
+                <w:bCs w:val="false"/>
+                <w:i w:val="false"/>
+                <w:iCs w:val="false"/>
+                <w:color w:val="000000"/>
+                <w:sz w:val="18"/>
+                <w:szCs w:val="18"/>
+              </w:rPr>
+              <w:t xml:space="preserve">Model comparison makes learning growth explicit and visible to the student.</w:t>
+            </w:r>
+          </w:p>
+        </w:tc>
+        <w:tc>
+          <w:tcPr>
+            <w:tcW w:type="dxa" w:w="3040"/>
             <w:shd w:fill="F2F2F2" w:color="auto" w:val="clear"/>
-            <w:tcMar>
-              <w:top w:type="dxa" w:w="60"/>
-              <w:left w:type="dxa" w:w="120"/>
-              <w:bottom w:type="dxa" w:w="60"/>
-              <w:right w:type="dxa" w:w="120"/>
-            </w:tcMar>
-            <w:vAlign w:val="top"/>
-          </w:tcPr>
-          <w:p>
-            <w:pPr>
-              <w:spacing w:after="40" w:before="0"/>
-              <w:jc w:val="left"/>
-            </w:pPr>
-            <w:r>
-              <w:rPr>
-                <w:rFonts w:ascii="Arial" w:cs="Arial" w:eastAsia="Arial" w:hAnsi="Arial"/>
-                <w:b w:val="false"/>
-                <w:bCs w:val="false"/>
-                <w:i w:val="false"/>
-                <w:iCs w:val="false"/>
-                <w:color w:val="000000"/>
-                <w:sz w:val="18"/>
-                <w:szCs w:val="18"/>
-              </w:rPr>
-              <w:t xml:space="preserve">Model comparison makes learning growth explicit and visible to the student.</w:t>
-            </w:r>
-          </w:p>
-        </w:tc>
-        <w:tc>
-          <w:tcPr>
-            <w:tcW w:type="dxa" w:w="2300"/>
-            <w:shd w:fill="FFFFFF" w:color="auto" w:val="clear"/>
             <w:tcMar>
               <w:top w:type="dxa" w:w="60"/>
               <w:left w:type="dxa" w:w="120"/>
